--- a/LAB4/11CNPM1-Lab4_1150080068-TranMinhNhat.docx
+++ b/LAB4/11CNPM1-Lab4_1150080068-TranMinhNhat.docx
@@ -3,8 +3,7746 @@
 <w:document xmlns:wpc="http://schemas.microsoft.com/office/word/2010/wordprocessingCanvas" xmlns:cx="http://schemas.microsoft.com/office/drawing/2014/chartex" xmlns:cx1="http://schemas.microsoft.com/office/drawing/2015/9/8/chartex" xmlns:cx2="http://schemas.microsoft.com/office/drawing/2015/10/21/chartex" xmlns:cx3="http://schemas.microsoft.com/office/drawing/2016/5/9/chartex" xmlns:cx4="http://schemas.microsoft.com/office/drawing/2016/5/10/chartex" xmlns:cx5="http://schemas.microsoft.com/office/drawing/2016/5/11/chartex" xmlns:cx6="http://schemas.microsoft.com/office/drawing/2016/5/12/chartex" xmlns:cx7="http://schemas.microsoft.com/office/drawing/2016/5/13/chartex" xmlns:cx8="http://schemas.microsoft.com/office/drawing/2016/5/14/chartex" xmlns:mc="http://schemas.openxmlformats.org/markup-compatibility/2006" xmlns:o="urn:schemas-microsoft-com:office:office" xmlns:r="http://schemas.openxmlformats.org/officeDocument/2006/relationships" xmlns:m="http://schemas.openxmlformats.org/officeDocument/2006/math" xmlns:v="urn:schemas-microsoft-com:vml" xmlns:wp14="http://schemas.microsoft.com/office/word/2010/wordprocessingDrawing" xmlns:wp="http://schemas.openxmlformats.org/drawingml/2006/wordprocessingDrawing" xmlns:w="http://schemas.openxmlformats.org/wordprocessingml/2006/main" xmlns:w14="http://schemas.microsoft.com/office/word/2010/wordml" xmlns:w10="urn:schemas-microsoft-com:office:word" xmlns:w15="http://schemas.microsoft.com/office/word/2012/wordml" xmlns:wpg="http://schemas.microsoft.com/office/word/2010/wordprocessingGroup" xmlns:wpi="http://schemas.microsoft.com/office/word/2010/wordprocessingInk" xmlns:wne="http://schemas.microsoft.com/office/word/2006/wordml" xmlns:wps="http://schemas.microsoft.com/office/word/2010/wordprocessingShape" xmlns:wpsCustomData="http://www.wps.cn/officeDocument/2013/wpsCustomData" mc:Ignorable="w14 w15 wp14">
   <w:body>
     <w:p>
+      <w:pPr>
+        <w:rPr>
+          <w:rFonts w:hint="default" w:ascii="Times New Roman" w:hAnsi="Times New Roman" w:cs="Times New Roman"/>
+          <w:b/>
+          <w:bCs/>
+          <w:sz w:val="26"/>
+          <w:szCs w:val="26"/>
+          <w:lang w:val="en-US"/>
+        </w:rPr>
+      </w:pPr>
+      <w:r>
+        <w:rPr>
+          <w:rFonts w:hint="default" w:ascii="Times New Roman" w:hAnsi="Times New Roman" w:cs="Times New Roman"/>
+          <w:b/>
+          <w:bCs/>
+          <w:sz w:val="26"/>
+          <w:szCs w:val="26"/>
+          <w:lang w:val="en-US"/>
+        </w:rPr>
+        <w:t xml:space="preserve">*Link youtube: </w:t>
+      </w:r>
+    </w:p>
+    <w:p>
+      <w:pPr>
+        <w:ind w:left="130" w:hanging="130" w:hangingChars="50"/>
+        <w:rPr>
+          <w:rFonts w:hint="default" w:ascii="Times New Roman" w:hAnsi="Times New Roman" w:cs="Times New Roman"/>
+          <w:sz w:val="26"/>
+          <w:szCs w:val="26"/>
+          <w:lang w:val="en-US"/>
+        </w:rPr>
+      </w:pPr>
+      <w:r>
+        <w:rPr>
+          <w:rFonts w:hint="default" w:ascii="Times New Roman" w:hAnsi="Times New Roman" w:cs="Times New Roman"/>
+          <w:sz w:val="26"/>
+          <w:szCs w:val="26"/>
+          <w:lang w:val="en-US"/>
+        </w:rPr>
+        <w:t xml:space="preserve">- Kênh youtube: </w:t>
+      </w:r>
+      <w:r>
+        <w:rPr>
+          <w:rFonts w:hint="default" w:ascii="Times New Roman" w:hAnsi="Times New Roman" w:cs="Times New Roman"/>
+          <w:sz w:val="26"/>
+          <w:szCs w:val="26"/>
+          <w:lang w:val="en-US"/>
+        </w:rPr>
+        <w:fldChar w:fldCharType="begin"/>
+      </w:r>
+      <w:r>
+        <w:rPr>
+          <w:rFonts w:hint="default" w:ascii="Times New Roman" w:hAnsi="Times New Roman" w:cs="Times New Roman"/>
+          <w:sz w:val="26"/>
+          <w:szCs w:val="26"/>
+          <w:lang w:val="en-US"/>
+        </w:rPr>
+        <w:instrText xml:space="preserve"> HYPERLINK "https://youtube.com/@thornofgrief?si=9Byi2HtUch2u2Z4l" </w:instrText>
+      </w:r>
+      <w:r>
+        <w:rPr>
+          <w:rFonts w:hint="default" w:ascii="Times New Roman" w:hAnsi="Times New Roman" w:cs="Times New Roman"/>
+          <w:sz w:val="26"/>
+          <w:szCs w:val="26"/>
+          <w:lang w:val="en-US"/>
+        </w:rPr>
+        <w:fldChar w:fldCharType="separate"/>
+      </w:r>
+      <w:r>
+        <w:rPr>
+          <w:rStyle w:val="4"/>
+          <w:rFonts w:hint="default" w:ascii="Times New Roman" w:hAnsi="Times New Roman" w:cs="Times New Roman"/>
+          <w:sz w:val="26"/>
+          <w:szCs w:val="26"/>
+          <w:lang w:val="en-US"/>
+        </w:rPr>
+        <w:t>https://youtube.com/@thornofgrief?si=9Byi2HtUch2u2Z4l</w:t>
+      </w:r>
+      <w:r>
+        <w:rPr>
+          <w:rFonts w:hint="default" w:ascii="Times New Roman" w:hAnsi="Times New Roman" w:cs="Times New Roman"/>
+          <w:sz w:val="26"/>
+          <w:szCs w:val="26"/>
+          <w:lang w:val="en-US"/>
+        </w:rPr>
+        <w:fldChar w:fldCharType="end"/>
+      </w:r>
+    </w:p>
+    <w:p>
+      <w:pPr>
+        <w:ind w:left="130" w:hanging="130" w:hangingChars="50"/>
+        <w:rPr>
+          <w:rFonts w:hint="default" w:ascii="Times New Roman" w:hAnsi="Times New Roman" w:cs="Times New Roman"/>
+          <w:b/>
+          <w:bCs/>
+          <w:sz w:val="26"/>
+          <w:szCs w:val="26"/>
+          <w:lang w:val="en-US"/>
+        </w:rPr>
+      </w:pPr>
+      <w:r>
+        <w:rPr>
+          <w:rFonts w:hint="default" w:ascii="Times New Roman" w:hAnsi="Times New Roman" w:cs="Times New Roman"/>
+          <w:sz w:val="26"/>
+          <w:szCs w:val="26"/>
+          <w:lang w:val="en-US"/>
+        </w:rPr>
+        <w:t xml:space="preserve">- Danh sách phát: </w:t>
+      </w:r>
+      <w:r>
+        <w:rPr>
+          <w:rFonts w:hint="default" w:ascii="Times New Roman" w:hAnsi="Times New Roman" w:cs="Times New Roman"/>
+          <w:sz w:val="26"/>
+          <w:szCs w:val="26"/>
+          <w:lang w:val="en-US"/>
+        </w:rPr>
+        <w:fldChar w:fldCharType="begin"/>
+      </w:r>
+      <w:r>
+        <w:rPr>
+          <w:rFonts w:hint="default" w:ascii="Times New Roman" w:hAnsi="Times New Roman" w:cs="Times New Roman"/>
+          <w:sz w:val="26"/>
+          <w:szCs w:val="26"/>
+          <w:lang w:val="en-US"/>
+        </w:rPr>
+        <w:instrText xml:space="preserve"> HYPERLINK "https://youtube.com/playlist?list=PLQh1Urylt75M&amp;si=zKUCIDb1Vj-BaIBL" </w:instrText>
+      </w:r>
+      <w:r>
+        <w:rPr>
+          <w:rFonts w:hint="default" w:ascii="Times New Roman" w:hAnsi="Times New Roman" w:cs="Times New Roman"/>
+          <w:sz w:val="26"/>
+          <w:szCs w:val="26"/>
+          <w:lang w:val="en-US"/>
+        </w:rPr>
+        <w:fldChar w:fldCharType="separate"/>
+      </w:r>
+      <w:r>
+        <w:rPr>
+          <w:rStyle w:val="4"/>
+          <w:rFonts w:hint="default" w:ascii="Times New Roman" w:hAnsi="Times New Roman" w:cs="Times New Roman"/>
+          <w:sz w:val="26"/>
+          <w:szCs w:val="26"/>
+          <w:lang w:val="en-US"/>
+        </w:rPr>
+        <w:t>https://youtube.com/playlist?list=PLQh1Urylt75M&amp;si=zKUCIDb1Vj-BaIBL</w:t>
+      </w:r>
+      <w:r>
+        <w:rPr>
+          <w:rFonts w:hint="default" w:ascii="Times New Roman" w:hAnsi="Times New Roman" w:cs="Times New Roman"/>
+          <w:sz w:val="26"/>
+          <w:szCs w:val="26"/>
+          <w:lang w:val="en-US"/>
+        </w:rPr>
+        <w:fldChar w:fldCharType="end"/>
+      </w:r>
+    </w:p>
+    <w:p>
+      <w:pPr>
+        <w:ind w:left="130" w:hanging="131" w:hangingChars="50"/>
+        <w:rPr>
+          <w:rFonts w:hint="default" w:ascii="Times New Roman" w:hAnsi="Times New Roman" w:cs="Times New Roman"/>
+          <w:b/>
+          <w:bCs/>
+          <w:sz w:val="26"/>
+          <w:szCs w:val="26"/>
+          <w:lang w:val="en-US"/>
+        </w:rPr>
+      </w:pPr>
+      <w:r>
+        <w:rPr>
+          <w:rFonts w:hint="default" w:ascii="Times New Roman" w:hAnsi="Times New Roman" w:cs="Times New Roman"/>
+          <w:b/>
+          <w:bCs/>
+          <w:sz w:val="26"/>
+          <w:szCs w:val="26"/>
+          <w:lang w:val="en-US"/>
+        </w:rPr>
+        <w:t>*Thực hành:</w:t>
+      </w:r>
+    </w:p>
+    <w:p>
+      <w:pPr>
+        <w:numPr>
+          <w:ilvl w:val="0"/>
+          <w:numId w:val="1"/>
+        </w:numPr>
+        <w:ind w:left="420" w:leftChars="0" w:hanging="420" w:firstLineChars="0"/>
+        <w:rPr>
+          <w:rFonts w:hint="default" w:ascii="Times New Roman" w:hAnsi="Times New Roman" w:cs="Times New Roman"/>
+          <w:sz w:val="26"/>
+          <w:szCs w:val="26"/>
+          <w:lang w:val="en-US"/>
+        </w:rPr>
+      </w:pPr>
+      <w:r>
+        <w:rPr>
+          <w:rFonts w:hint="default" w:ascii="Times New Roman" w:hAnsi="Times New Roman" w:cs="Times New Roman"/>
+          <w:sz w:val="26"/>
+          <w:szCs w:val="26"/>
+          <w:lang w:val="en-US"/>
+        </w:rPr>
+        <w:t>Cài Nmap trên windows 11</w:t>
+      </w:r>
+    </w:p>
+    <w:p>
+      <w:pPr>
+        <w:numPr>
+          <w:numId w:val="0"/>
+        </w:numPr>
+        <w:rPr>
+          <w:rFonts w:hint="default" w:ascii="Times New Roman" w:hAnsi="Times New Roman" w:cs="Times New Roman"/>
+          <w:sz w:val="26"/>
+          <w:szCs w:val="26"/>
+          <w:lang w:val="en-US"/>
+        </w:rPr>
+      </w:pPr>
+      <w:r>
+        <w:drawing>
+          <wp:inline distT="0" distB="0" distL="114300" distR="114300">
+            <wp:extent cx="5271135" cy="1186815"/>
+            <wp:effectExtent l="0" t="0" r="12065" b="6985"/>
+            <wp:docPr id="2" name="Picture 2"/>
+            <wp:cNvGraphicFramePr>
+              <a:graphicFrameLocks xmlns:a="http://schemas.openxmlformats.org/drawingml/2006/main" noChangeAspect="1"/>
+            </wp:cNvGraphicFramePr>
+            <a:graphic xmlns:a="http://schemas.openxmlformats.org/drawingml/2006/main">
+              <a:graphicData uri="http://schemas.openxmlformats.org/drawingml/2006/picture">
+                <pic:pic xmlns:pic="http://schemas.openxmlformats.org/drawingml/2006/picture">
+                  <pic:nvPicPr>
+                    <pic:cNvPr id="2" name="Picture 2"/>
+                    <pic:cNvPicPr>
+                      <a:picLocks noChangeAspect="1"/>
+                    </pic:cNvPicPr>
+                  </pic:nvPicPr>
+                  <pic:blipFill>
+                    <a:blip r:embed="rId4"/>
+                    <a:stretch>
+                      <a:fillRect/>
+                    </a:stretch>
+                  </pic:blipFill>
+                  <pic:spPr>
+                    <a:xfrm>
+                      <a:off x="0" y="0"/>
+                      <a:ext cx="5271135" cy="1186815"/>
+                    </a:xfrm>
+                    <a:prstGeom prst="rect">
+                      <a:avLst/>
+                    </a:prstGeom>
+                    <a:noFill/>
+                    <a:ln>
+                      <a:noFill/>
+                    </a:ln>
+                  </pic:spPr>
+                </pic:pic>
+              </a:graphicData>
+            </a:graphic>
+          </wp:inline>
+        </w:drawing>
+      </w:r>
+    </w:p>
+    <w:p>
+      <w:pPr>
+        <w:numPr>
+          <w:numId w:val="0"/>
+        </w:numPr>
+        <w:ind w:leftChars="0"/>
+        <w:rPr>
+          <w:rFonts w:hint="default" w:ascii="Times New Roman" w:hAnsi="Times New Roman" w:cs="Times New Roman"/>
+          <w:sz w:val="26"/>
+          <w:szCs w:val="26"/>
+          <w:lang w:val="en-US"/>
+        </w:rPr>
+      </w:pPr>
+    </w:p>
+    <w:p>
+      <w:pPr>
+        <w:numPr>
+          <w:ilvl w:val="0"/>
+          <w:numId w:val="1"/>
+        </w:numPr>
+        <w:ind w:left="420" w:leftChars="0" w:hanging="420" w:firstLineChars="0"/>
+        <w:rPr>
+          <w:rFonts w:hint="default" w:ascii="Times New Roman" w:hAnsi="Times New Roman" w:cs="Times New Roman"/>
+          <w:sz w:val="26"/>
+          <w:szCs w:val="26"/>
+          <w:lang w:val="en-US"/>
+        </w:rPr>
+      </w:pPr>
+      <w:r>
+        <w:rPr>
+          <w:rFonts w:hint="default" w:ascii="Times New Roman" w:hAnsi="Times New Roman" w:cs="Times New Roman"/>
+          <w:sz w:val="26"/>
+          <w:szCs w:val="26"/>
+          <w:lang w:val="en-US"/>
+        </w:rPr>
+        <w:t>Cài Nmap trên Kali Linux’</w:t>
+      </w:r>
+    </w:p>
+    <w:p>
+      <w:pPr>
+        <w:numPr>
+          <w:numId w:val="0"/>
+        </w:numPr>
+        <w:ind w:leftChars="0"/>
+      </w:pPr>
+      <w:r>
+        <w:drawing>
+          <wp:inline distT="0" distB="0" distL="114300" distR="114300">
+            <wp:extent cx="5266690" cy="3651250"/>
+            <wp:effectExtent l="0" t="0" r="3810" b="6350"/>
+            <wp:docPr id="3" name="Picture 3"/>
+            <wp:cNvGraphicFramePr>
+              <a:graphicFrameLocks xmlns:a="http://schemas.openxmlformats.org/drawingml/2006/main" noChangeAspect="1"/>
+            </wp:cNvGraphicFramePr>
+            <a:graphic xmlns:a="http://schemas.openxmlformats.org/drawingml/2006/main">
+              <a:graphicData uri="http://schemas.openxmlformats.org/drawingml/2006/picture">
+                <pic:pic xmlns:pic="http://schemas.openxmlformats.org/drawingml/2006/picture">
+                  <pic:nvPicPr>
+                    <pic:cNvPr id="3" name="Picture 3"/>
+                    <pic:cNvPicPr>
+                      <a:picLocks noChangeAspect="1"/>
+                    </pic:cNvPicPr>
+                  </pic:nvPicPr>
+                  <pic:blipFill>
+                    <a:blip r:embed="rId5"/>
+                    <a:stretch>
+                      <a:fillRect/>
+                    </a:stretch>
+                  </pic:blipFill>
+                  <pic:spPr>
+                    <a:xfrm>
+                      <a:off x="0" y="0"/>
+                      <a:ext cx="5266690" cy="3651250"/>
+                    </a:xfrm>
+                    <a:prstGeom prst="rect">
+                      <a:avLst/>
+                    </a:prstGeom>
+                    <a:noFill/>
+                    <a:ln>
+                      <a:noFill/>
+                    </a:ln>
+                  </pic:spPr>
+                </pic:pic>
+              </a:graphicData>
+            </a:graphic>
+          </wp:inline>
+        </w:drawing>
+      </w:r>
+    </w:p>
+    <w:p>
+      <w:pPr>
+        <w:numPr>
+          <w:numId w:val="0"/>
+        </w:numPr>
+        <w:ind w:leftChars="0"/>
+        <w:rPr>
+          <w:rFonts w:hint="default"/>
+          <w:lang w:val="en-US"/>
+        </w:rPr>
+      </w:pPr>
+    </w:p>
+    <w:p>
+      <w:pPr>
+        <w:numPr>
+          <w:ilvl w:val="0"/>
+          <w:numId w:val="1"/>
+        </w:numPr>
+        <w:ind w:left="420" w:leftChars="0" w:hanging="420" w:firstLineChars="0"/>
+        <w:rPr>
+          <w:rFonts w:hint="default"/>
+          <w:lang w:val="en-US"/>
+        </w:rPr>
+      </w:pPr>
+      <w:r>
+        <w:rPr>
+          <w:rFonts w:hint="default" w:ascii="Times New Roman" w:hAnsi="Times New Roman" w:cs="Times New Roman"/>
+          <w:sz w:val="26"/>
+          <w:szCs w:val="26"/>
+          <w:lang w:val="en-US"/>
+        </w:rPr>
+        <w:t>Dựng môi trường máy ảo</w:t>
+      </w:r>
+    </w:p>
+    <w:tbl>
+      <w:tblPr>
+        <w:tblStyle w:val="5"/>
+        <w:tblW w:w="0" w:type="auto"/>
+        <w:tblInd w:w="0" w:type="dxa"/>
+        <w:tblBorders>
+          <w:top w:val="single" w:color="auto" w:sz="4" w:space="0"/>
+          <w:left w:val="single" w:color="auto" w:sz="4" w:space="0"/>
+          <w:bottom w:val="single" w:color="auto" w:sz="4" w:space="0"/>
+          <w:right w:val="single" w:color="auto" w:sz="4" w:space="0"/>
+          <w:insideH w:val="single" w:color="auto" w:sz="4" w:space="0"/>
+          <w:insideV w:val="single" w:color="auto" w:sz="4" w:space="0"/>
+        </w:tblBorders>
+        <w:tblLayout w:type="autofit"/>
+        <w:tblCellMar>
+          <w:left w:w="108" w:type="dxa"/>
+          <w:right w:w="108" w:type="dxa"/>
+        </w:tblCellMar>
+      </w:tblPr>
+      <w:tblGrid>
+        <w:gridCol w:w="2130"/>
+        <w:gridCol w:w="2130"/>
+        <w:gridCol w:w="2131"/>
+        <w:gridCol w:w="2131"/>
+      </w:tblGrid>
+      <w:tr>
+        <w:tblPrEx>
+          <w:tblBorders>
+            <w:top w:val="single" w:color="auto" w:sz="4" w:space="0"/>
+            <w:left w:val="single" w:color="auto" w:sz="4" w:space="0"/>
+            <w:bottom w:val="single" w:color="auto" w:sz="4" w:space="0"/>
+            <w:right w:val="single" w:color="auto" w:sz="4" w:space="0"/>
+            <w:insideH w:val="single" w:color="auto" w:sz="4" w:space="0"/>
+            <w:insideV w:val="single" w:color="auto" w:sz="4" w:space="0"/>
+          </w:tblBorders>
+          <w:tblCellMar>
+            <w:left w:w="108" w:type="dxa"/>
+            <w:right w:w="108" w:type="dxa"/>
+          </w:tblCellMar>
+        </w:tblPrEx>
+        <w:tc>
+          <w:tcPr>
+            <w:tcW w:w="2130" w:type="dxa"/>
+          </w:tcPr>
+          <w:p>
+            <w:pPr>
+              <w:numPr>
+                <w:numId w:val="0"/>
+              </w:numPr>
+              <w:rPr>
+                <w:rFonts w:hint="default" w:ascii="Times New Roman" w:hAnsi="Times New Roman" w:cs="Times New Roman"/>
+                <w:sz w:val="26"/>
+                <w:szCs w:val="26"/>
+                <w:vertAlign w:val="baseline"/>
+                <w:lang w:val="en-US"/>
+              </w:rPr>
+            </w:pPr>
+            <w:r>
+              <w:rPr>
+                <w:rFonts w:hint="default" w:ascii="Times New Roman" w:hAnsi="Times New Roman" w:cs="Times New Roman"/>
+                <w:sz w:val="26"/>
+                <w:szCs w:val="26"/>
+                <w:vertAlign w:val="baseline"/>
+                <w:lang w:val="en-US"/>
+              </w:rPr>
+              <w:t>Thiết bị</w:t>
+            </w:r>
+          </w:p>
+        </w:tc>
+        <w:tc>
+          <w:tcPr>
+            <w:tcW w:w="2130" w:type="dxa"/>
+          </w:tcPr>
+          <w:p>
+            <w:pPr>
+              <w:numPr>
+                <w:numId w:val="0"/>
+              </w:numPr>
+              <w:rPr>
+                <w:rFonts w:hint="default" w:ascii="Times New Roman" w:hAnsi="Times New Roman" w:cs="Times New Roman"/>
+                <w:sz w:val="26"/>
+                <w:szCs w:val="26"/>
+                <w:vertAlign w:val="baseline"/>
+                <w:lang w:val="en-US"/>
+              </w:rPr>
+            </w:pPr>
+            <w:r>
+              <w:rPr>
+                <w:rFonts w:hint="default" w:ascii="Times New Roman" w:hAnsi="Times New Roman" w:cs="Times New Roman"/>
+                <w:sz w:val="26"/>
+                <w:szCs w:val="26"/>
+                <w:vertAlign w:val="baseline"/>
+                <w:lang w:val="en-US"/>
+              </w:rPr>
+              <w:t>IP thực tế</w:t>
+            </w:r>
+          </w:p>
+        </w:tc>
+        <w:tc>
+          <w:tcPr>
+            <w:tcW w:w="2131" w:type="dxa"/>
+          </w:tcPr>
+          <w:p>
+            <w:pPr>
+              <w:numPr>
+                <w:numId w:val="0"/>
+              </w:numPr>
+              <w:rPr>
+                <w:rFonts w:hint="default" w:ascii="Times New Roman" w:hAnsi="Times New Roman" w:cs="Times New Roman"/>
+                <w:sz w:val="26"/>
+                <w:szCs w:val="26"/>
+                <w:vertAlign w:val="baseline"/>
+                <w:lang w:val="en-US"/>
+              </w:rPr>
+            </w:pPr>
+            <w:r>
+              <w:rPr>
+                <w:rFonts w:hint="default" w:ascii="Times New Roman" w:hAnsi="Times New Roman" w:cs="Times New Roman"/>
+                <w:sz w:val="26"/>
+                <w:szCs w:val="26"/>
+                <w:vertAlign w:val="baseline"/>
+                <w:lang w:val="en-US"/>
+              </w:rPr>
+              <w:t>Subnet</w:t>
+            </w:r>
+          </w:p>
+        </w:tc>
+        <w:tc>
+          <w:tcPr>
+            <w:tcW w:w="2131" w:type="dxa"/>
+          </w:tcPr>
+          <w:p>
+            <w:pPr>
+              <w:numPr>
+                <w:numId w:val="0"/>
+              </w:numPr>
+              <w:rPr>
+                <w:rFonts w:hint="default" w:ascii="Times New Roman" w:hAnsi="Times New Roman" w:cs="Times New Roman"/>
+                <w:sz w:val="26"/>
+                <w:szCs w:val="26"/>
+                <w:vertAlign w:val="baseline"/>
+                <w:lang w:val="en-US"/>
+              </w:rPr>
+            </w:pPr>
+            <w:r>
+              <w:rPr>
+                <w:rFonts w:hint="default" w:ascii="Times New Roman" w:hAnsi="Times New Roman" w:cs="Times New Roman"/>
+                <w:sz w:val="26"/>
+                <w:szCs w:val="26"/>
+                <w:vertAlign w:val="baseline"/>
+                <w:lang w:val="en-US"/>
+              </w:rPr>
+              <w:t>Ghi chú</w:t>
+            </w:r>
+          </w:p>
+        </w:tc>
+      </w:tr>
+      <w:tr>
+        <w:tblPrEx>
+          <w:tblBorders>
+            <w:top w:val="single" w:color="auto" w:sz="4" w:space="0"/>
+            <w:left w:val="single" w:color="auto" w:sz="4" w:space="0"/>
+            <w:bottom w:val="single" w:color="auto" w:sz="4" w:space="0"/>
+            <w:right w:val="single" w:color="auto" w:sz="4" w:space="0"/>
+            <w:insideH w:val="single" w:color="auto" w:sz="4" w:space="0"/>
+            <w:insideV w:val="single" w:color="auto" w:sz="4" w:space="0"/>
+          </w:tblBorders>
+          <w:tblCellMar>
+            <w:left w:w="108" w:type="dxa"/>
+            <w:right w:w="108" w:type="dxa"/>
+          </w:tblCellMar>
+        </w:tblPrEx>
+        <w:tc>
+          <w:tcPr>
+            <w:tcW w:w="2130" w:type="dxa"/>
+          </w:tcPr>
+          <w:p>
+            <w:pPr>
+              <w:numPr>
+                <w:numId w:val="0"/>
+              </w:numPr>
+              <w:rPr>
+                <w:rFonts w:hint="default" w:ascii="Times New Roman" w:hAnsi="Times New Roman" w:cs="Times New Roman"/>
+                <w:sz w:val="26"/>
+                <w:szCs w:val="26"/>
+                <w:vertAlign w:val="baseline"/>
+                <w:lang w:val="en-US"/>
+              </w:rPr>
+            </w:pPr>
+            <w:r>
+              <w:rPr>
+                <w:rFonts w:hint="default" w:ascii="Times New Roman" w:hAnsi="Times New Roman" w:cs="Times New Roman"/>
+                <w:sz w:val="26"/>
+                <w:szCs w:val="26"/>
+                <w:vertAlign w:val="baseline"/>
+                <w:lang w:val="en-US"/>
+              </w:rPr>
+              <w:t>Windows Host</w:t>
+            </w:r>
+          </w:p>
+          <w:p>
+            <w:pPr>
+              <w:numPr>
+                <w:numId w:val="0"/>
+              </w:numPr>
+              <w:rPr>
+                <w:rFonts w:hint="default" w:ascii="Times New Roman" w:hAnsi="Times New Roman" w:cs="Times New Roman"/>
+                <w:sz w:val="26"/>
+                <w:szCs w:val="26"/>
+                <w:vertAlign w:val="baseline"/>
+                <w:lang w:val="en-US"/>
+              </w:rPr>
+            </w:pPr>
+          </w:p>
+        </w:tc>
+        <w:tc>
+          <w:tcPr>
+            <w:tcW w:w="2130" w:type="dxa"/>
+          </w:tcPr>
+          <w:p>
+            <w:pPr>
+              <w:numPr>
+                <w:numId w:val="0"/>
+              </w:numPr>
+              <w:rPr>
+                <w:rFonts w:hint="default" w:ascii="Times New Roman" w:hAnsi="Times New Roman" w:cs="Times New Roman"/>
+                <w:sz w:val="26"/>
+                <w:szCs w:val="26"/>
+                <w:vertAlign w:val="baseline"/>
+                <w:lang w:val="en-US"/>
+              </w:rPr>
+            </w:pPr>
+            <w:r>
+              <w:rPr>
+                <w:rFonts w:hint="default" w:ascii="Times New Roman" w:hAnsi="Times New Roman" w:cs="Times New Roman"/>
+                <w:sz w:val="26"/>
+                <w:szCs w:val="26"/>
+                <w:vertAlign w:val="baseline"/>
+                <w:lang w:val="en-US"/>
+              </w:rPr>
+              <w:t>192.168.40.1</w:t>
+            </w:r>
+          </w:p>
+        </w:tc>
+        <w:tc>
+          <w:tcPr>
+            <w:tcW w:w="2131" w:type="dxa"/>
+          </w:tcPr>
+          <w:p>
+            <w:pPr>
+              <w:numPr>
+                <w:numId w:val="0"/>
+              </w:numPr>
+              <w:rPr>
+                <w:rFonts w:hint="default" w:ascii="Times New Roman" w:hAnsi="Times New Roman" w:cs="Times New Roman"/>
+                <w:sz w:val="26"/>
+                <w:szCs w:val="26"/>
+                <w:vertAlign w:val="baseline"/>
+                <w:lang w:val="en-US"/>
+              </w:rPr>
+            </w:pPr>
+            <w:r>
+              <w:rPr>
+                <w:rFonts w:hint="default" w:ascii="Times New Roman" w:hAnsi="Times New Roman" w:cs="Times New Roman"/>
+                <w:sz w:val="26"/>
+                <w:szCs w:val="26"/>
+                <w:vertAlign w:val="baseline"/>
+                <w:lang w:val="en-US"/>
+              </w:rPr>
+              <w:t>255.255.255.0</w:t>
+            </w:r>
+          </w:p>
+        </w:tc>
+        <w:tc>
+          <w:tcPr>
+            <w:tcW w:w="2131" w:type="dxa"/>
+          </w:tcPr>
+          <w:p>
+            <w:pPr>
+              <w:keepNext w:val="0"/>
+              <w:keepLines w:val="0"/>
+              <w:widowControl/>
+              <w:suppressLineNumbers w:val="0"/>
+              <w:jc w:val="left"/>
+              <w:rPr>
+                <w:rFonts w:hint="default" w:ascii="Times New Roman" w:hAnsi="Times New Roman" w:cs="Times New Roman"/>
+                <w:sz w:val="26"/>
+                <w:szCs w:val="26"/>
+                <w:vertAlign w:val="baseline"/>
+                <w:lang w:val="en-US"/>
+              </w:rPr>
+            </w:pPr>
+            <w:r>
+              <w:rPr>
+                <w:rFonts w:hint="default" w:ascii="Times New Roman" w:hAnsi="Times New Roman" w:eastAsia="SimSun" w:cs="Times New Roman"/>
+                <w:color w:val="000000"/>
+                <w:kern w:val="0"/>
+                <w:sz w:val="28"/>
+                <w:szCs w:val="28"/>
+                <w:lang w:val="en-US" w:eastAsia="zh-CN" w:bidi="ar"/>
+              </w:rPr>
+              <w:t>VirtualBox Host-Only adapter</w:t>
+            </w:r>
+          </w:p>
+        </w:tc>
+      </w:tr>
+      <w:tr>
+        <w:tblPrEx>
+          <w:tblBorders>
+            <w:top w:val="single" w:color="auto" w:sz="4" w:space="0"/>
+            <w:left w:val="single" w:color="auto" w:sz="4" w:space="0"/>
+            <w:bottom w:val="single" w:color="auto" w:sz="4" w:space="0"/>
+            <w:right w:val="single" w:color="auto" w:sz="4" w:space="0"/>
+            <w:insideH w:val="single" w:color="auto" w:sz="4" w:space="0"/>
+            <w:insideV w:val="single" w:color="auto" w:sz="4" w:space="0"/>
+          </w:tblBorders>
+          <w:tblCellMar>
+            <w:left w:w="108" w:type="dxa"/>
+            <w:right w:w="108" w:type="dxa"/>
+          </w:tblCellMar>
+        </w:tblPrEx>
+        <w:trPr>
+          <w:trHeight w:val="248" w:hRule="atLeast"/>
+        </w:trPr>
+        <w:tc>
+          <w:tcPr>
+            <w:tcW w:w="2130" w:type="dxa"/>
+          </w:tcPr>
+          <w:p>
+            <w:pPr>
+              <w:numPr>
+                <w:numId w:val="0"/>
+              </w:numPr>
+              <w:rPr>
+                <w:rFonts w:hint="default" w:ascii="Times New Roman" w:hAnsi="Times New Roman" w:cs="Times New Roman"/>
+                <w:sz w:val="26"/>
+                <w:szCs w:val="26"/>
+                <w:vertAlign w:val="baseline"/>
+                <w:lang w:val="en-US"/>
+              </w:rPr>
+            </w:pPr>
+            <w:r>
+              <w:rPr>
+                <w:rFonts w:hint="default" w:ascii="Times New Roman" w:hAnsi="Times New Roman" w:cs="Times New Roman"/>
+                <w:sz w:val="26"/>
+                <w:szCs w:val="26"/>
+                <w:vertAlign w:val="baseline"/>
+                <w:lang w:val="en-US"/>
+              </w:rPr>
+              <w:t>Kali Linux</w:t>
+            </w:r>
+          </w:p>
+          <w:p>
+            <w:pPr>
+              <w:numPr>
+                <w:numId w:val="0"/>
+              </w:numPr>
+              <w:rPr>
+                <w:rFonts w:hint="default" w:ascii="Times New Roman" w:hAnsi="Times New Roman" w:cs="Times New Roman"/>
+                <w:sz w:val="26"/>
+                <w:szCs w:val="26"/>
+                <w:vertAlign w:val="baseline"/>
+                <w:lang w:val="en-US"/>
+              </w:rPr>
+            </w:pPr>
+          </w:p>
+        </w:tc>
+        <w:tc>
+          <w:tcPr>
+            <w:tcW w:w="2130" w:type="dxa"/>
+          </w:tcPr>
+          <w:p>
+            <w:pPr>
+              <w:numPr>
+                <w:numId w:val="0"/>
+              </w:numPr>
+              <w:rPr>
+                <w:rFonts w:hint="default" w:ascii="Times New Roman" w:hAnsi="Times New Roman" w:cs="Times New Roman"/>
+                <w:sz w:val="26"/>
+                <w:szCs w:val="26"/>
+                <w:vertAlign w:val="baseline"/>
+                <w:lang w:val="en-US"/>
+              </w:rPr>
+            </w:pPr>
+            <w:r>
+              <w:rPr>
+                <w:rFonts w:hint="default" w:ascii="Times New Roman" w:hAnsi="Times New Roman" w:cs="Times New Roman"/>
+                <w:sz w:val="26"/>
+                <w:szCs w:val="26"/>
+                <w:vertAlign w:val="baseline"/>
+                <w:lang w:val="en-US"/>
+              </w:rPr>
+              <w:t>192.168.40.129</w:t>
+            </w:r>
+          </w:p>
+        </w:tc>
+        <w:tc>
+          <w:tcPr>
+            <w:tcW w:w="2131" w:type="dxa"/>
+          </w:tcPr>
+          <w:p>
+            <w:pPr>
+              <w:numPr>
+                <w:numId w:val="0"/>
+              </w:numPr>
+              <w:rPr>
+                <w:rFonts w:hint="default" w:ascii="Times New Roman" w:hAnsi="Times New Roman" w:cs="Times New Roman"/>
+                <w:sz w:val="26"/>
+                <w:szCs w:val="26"/>
+                <w:vertAlign w:val="baseline"/>
+                <w:lang w:val="en-US"/>
+              </w:rPr>
+            </w:pPr>
+            <w:r>
+              <w:rPr>
+                <w:rFonts w:hint="default" w:ascii="Times New Roman" w:hAnsi="Times New Roman" w:cs="Times New Roman"/>
+                <w:sz w:val="26"/>
+                <w:szCs w:val="26"/>
+                <w:vertAlign w:val="baseline"/>
+                <w:lang w:val="en-US"/>
+              </w:rPr>
+              <w:t>255.255.255.0</w:t>
+            </w:r>
+          </w:p>
+        </w:tc>
+        <w:tc>
+          <w:tcPr>
+            <w:tcW w:w="2131" w:type="dxa"/>
+          </w:tcPr>
+          <w:p>
+            <w:pPr>
+              <w:numPr>
+                <w:numId w:val="0"/>
+              </w:numPr>
+              <w:rPr>
+                <w:rFonts w:hint="default" w:ascii="Times New Roman" w:hAnsi="Times New Roman" w:cs="Times New Roman"/>
+                <w:sz w:val="26"/>
+                <w:szCs w:val="26"/>
+                <w:vertAlign w:val="baseline"/>
+                <w:lang w:val="en-US"/>
+              </w:rPr>
+            </w:pPr>
+            <w:r>
+              <w:rPr>
+                <w:rFonts w:hint="default" w:ascii="Times New Roman" w:hAnsi="Times New Roman" w:cs="Times New Roman"/>
+                <w:sz w:val="26"/>
+                <w:szCs w:val="26"/>
+                <w:vertAlign w:val="baseline"/>
+                <w:lang w:val="en-US"/>
+              </w:rPr>
+              <w:t>Máy quét</w:t>
+            </w:r>
+          </w:p>
+        </w:tc>
+      </w:tr>
+      <w:tr>
+        <w:tblPrEx>
+          <w:tblBorders>
+            <w:top w:val="single" w:color="auto" w:sz="4" w:space="0"/>
+            <w:left w:val="single" w:color="auto" w:sz="4" w:space="0"/>
+            <w:bottom w:val="single" w:color="auto" w:sz="4" w:space="0"/>
+            <w:right w:val="single" w:color="auto" w:sz="4" w:space="0"/>
+            <w:insideH w:val="single" w:color="auto" w:sz="4" w:space="0"/>
+            <w:insideV w:val="single" w:color="auto" w:sz="4" w:space="0"/>
+          </w:tblBorders>
+          <w:tblCellMar>
+            <w:left w:w="108" w:type="dxa"/>
+            <w:right w:w="108" w:type="dxa"/>
+          </w:tblCellMar>
+        </w:tblPrEx>
+        <w:tc>
+          <w:tcPr>
+            <w:tcW w:w="2130" w:type="dxa"/>
+          </w:tcPr>
+          <w:p>
+            <w:pPr>
+              <w:numPr>
+                <w:numId w:val="0"/>
+              </w:numPr>
+              <w:rPr>
+                <w:rFonts w:hint="default" w:ascii="Times New Roman" w:hAnsi="Times New Roman" w:cs="Times New Roman"/>
+                <w:sz w:val="26"/>
+                <w:szCs w:val="26"/>
+                <w:vertAlign w:val="baseline"/>
+                <w:lang w:val="en-US"/>
+              </w:rPr>
+            </w:pPr>
+            <w:r>
+              <w:rPr>
+                <w:rFonts w:hint="default" w:ascii="Times New Roman" w:hAnsi="Times New Roman" w:cs="Times New Roman"/>
+                <w:sz w:val="26"/>
+                <w:szCs w:val="26"/>
+                <w:vertAlign w:val="baseline"/>
+                <w:lang w:val="en-US"/>
+              </w:rPr>
+              <w:t>Metasploitable 2</w:t>
+            </w:r>
+          </w:p>
+          <w:p>
+            <w:pPr>
+              <w:numPr>
+                <w:numId w:val="0"/>
+              </w:numPr>
+              <w:rPr>
+                <w:rFonts w:hint="default" w:ascii="Times New Roman" w:hAnsi="Times New Roman" w:cs="Times New Roman"/>
+                <w:sz w:val="26"/>
+                <w:szCs w:val="26"/>
+                <w:vertAlign w:val="baseline"/>
+                <w:lang w:val="en-US"/>
+              </w:rPr>
+            </w:pPr>
+          </w:p>
+        </w:tc>
+        <w:tc>
+          <w:tcPr>
+            <w:tcW w:w="2130" w:type="dxa"/>
+          </w:tcPr>
+          <w:p>
+            <w:pPr>
+              <w:numPr>
+                <w:numId w:val="0"/>
+              </w:numPr>
+              <w:rPr>
+                <w:rFonts w:hint="default" w:ascii="Times New Roman" w:hAnsi="Times New Roman" w:cs="Times New Roman"/>
+                <w:sz w:val="26"/>
+                <w:szCs w:val="26"/>
+                <w:vertAlign w:val="baseline"/>
+                <w:lang w:val="en-US"/>
+              </w:rPr>
+            </w:pPr>
+            <w:r>
+              <w:rPr>
+                <w:rFonts w:hint="default" w:ascii="Times New Roman" w:hAnsi="Times New Roman" w:cs="Times New Roman"/>
+                <w:sz w:val="26"/>
+                <w:szCs w:val="26"/>
+                <w:vertAlign w:val="baseline"/>
+                <w:lang w:val="en-US"/>
+              </w:rPr>
+              <w:t>192.168.40.130</w:t>
+            </w:r>
+          </w:p>
+        </w:tc>
+        <w:tc>
+          <w:tcPr>
+            <w:tcW w:w="2131" w:type="dxa"/>
+          </w:tcPr>
+          <w:p>
+            <w:pPr>
+              <w:numPr>
+                <w:numId w:val="0"/>
+              </w:numPr>
+              <w:rPr>
+                <w:rFonts w:hint="default" w:ascii="Times New Roman" w:hAnsi="Times New Roman" w:cs="Times New Roman"/>
+                <w:sz w:val="26"/>
+                <w:szCs w:val="26"/>
+                <w:vertAlign w:val="baseline"/>
+                <w:lang w:val="en-US"/>
+              </w:rPr>
+            </w:pPr>
+            <w:r>
+              <w:rPr>
+                <w:rFonts w:hint="default" w:ascii="Times New Roman" w:hAnsi="Times New Roman" w:cs="Times New Roman"/>
+                <w:sz w:val="26"/>
+                <w:szCs w:val="26"/>
+                <w:vertAlign w:val="baseline"/>
+                <w:lang w:val="en-US"/>
+              </w:rPr>
+              <w:t>255.255.255.0</w:t>
+            </w:r>
+          </w:p>
+        </w:tc>
+        <w:tc>
+          <w:tcPr>
+            <w:tcW w:w="2131" w:type="dxa"/>
+          </w:tcPr>
+          <w:p>
+            <w:pPr>
+              <w:numPr>
+                <w:numId w:val="0"/>
+              </w:numPr>
+              <w:rPr>
+                <w:rFonts w:hint="default" w:ascii="Times New Roman" w:hAnsi="Times New Roman" w:cs="Times New Roman"/>
+                <w:sz w:val="26"/>
+                <w:szCs w:val="26"/>
+                <w:vertAlign w:val="baseline"/>
+                <w:lang w:val="en-US"/>
+              </w:rPr>
+            </w:pPr>
+            <w:r>
+              <w:rPr>
+                <w:rFonts w:hint="default" w:ascii="Times New Roman" w:hAnsi="Times New Roman" w:cs="Times New Roman"/>
+                <w:sz w:val="26"/>
+                <w:szCs w:val="26"/>
+                <w:vertAlign w:val="baseline"/>
+                <w:lang w:val="en-US"/>
+              </w:rPr>
+              <w:t>Máy đích</w:t>
+            </w:r>
+          </w:p>
+        </w:tc>
+      </w:tr>
+      <w:tr>
+        <w:tblPrEx>
+          <w:tblBorders>
+            <w:top w:val="single" w:color="auto" w:sz="4" w:space="0"/>
+            <w:left w:val="single" w:color="auto" w:sz="4" w:space="0"/>
+            <w:bottom w:val="single" w:color="auto" w:sz="4" w:space="0"/>
+            <w:right w:val="single" w:color="auto" w:sz="4" w:space="0"/>
+            <w:insideH w:val="single" w:color="auto" w:sz="4" w:space="0"/>
+            <w:insideV w:val="single" w:color="auto" w:sz="4" w:space="0"/>
+          </w:tblBorders>
+          <w:tblCellMar>
+            <w:left w:w="108" w:type="dxa"/>
+            <w:right w:w="108" w:type="dxa"/>
+          </w:tblCellMar>
+        </w:tblPrEx>
+        <w:tc>
+          <w:tcPr>
+            <w:tcW w:w="2130" w:type="dxa"/>
+          </w:tcPr>
+          <w:p>
+            <w:pPr>
+              <w:numPr>
+                <w:numId w:val="0"/>
+              </w:numPr>
+              <w:rPr>
+                <w:rFonts w:hint="default" w:ascii="Times New Roman" w:hAnsi="Times New Roman" w:cs="Times New Roman"/>
+                <w:sz w:val="26"/>
+                <w:szCs w:val="26"/>
+                <w:vertAlign w:val="baseline"/>
+                <w:lang w:val="en-US"/>
+              </w:rPr>
+            </w:pPr>
+            <w:r>
+              <w:rPr>
+                <w:rFonts w:hint="default" w:ascii="Times New Roman" w:hAnsi="Times New Roman" w:cs="Times New Roman"/>
+                <w:sz w:val="26"/>
+                <w:szCs w:val="26"/>
+                <w:vertAlign w:val="baseline"/>
+                <w:lang w:val="en-US"/>
+              </w:rPr>
+              <w:t>Windows VM</w:t>
+            </w:r>
+          </w:p>
+        </w:tc>
+        <w:tc>
+          <w:tcPr>
+            <w:tcW w:w="2130" w:type="dxa"/>
+          </w:tcPr>
+          <w:p>
+            <w:pPr>
+              <w:numPr>
+                <w:numId w:val="0"/>
+              </w:numPr>
+              <w:rPr>
+                <w:rFonts w:hint="default" w:ascii="Times New Roman" w:hAnsi="Times New Roman" w:cs="Times New Roman"/>
+                <w:sz w:val="26"/>
+                <w:szCs w:val="26"/>
+                <w:vertAlign w:val="baseline"/>
+                <w:lang w:val="en-US"/>
+              </w:rPr>
+            </w:pPr>
+          </w:p>
+        </w:tc>
+        <w:tc>
+          <w:tcPr>
+            <w:tcW w:w="2131" w:type="dxa"/>
+          </w:tcPr>
+          <w:p>
+            <w:pPr>
+              <w:numPr>
+                <w:numId w:val="0"/>
+              </w:numPr>
+              <w:rPr>
+                <w:rFonts w:hint="default" w:ascii="Times New Roman" w:hAnsi="Times New Roman" w:cs="Times New Roman"/>
+                <w:sz w:val="26"/>
+                <w:szCs w:val="26"/>
+                <w:vertAlign w:val="baseline"/>
+                <w:lang w:val="en-US"/>
+              </w:rPr>
+            </w:pPr>
+          </w:p>
+        </w:tc>
+        <w:tc>
+          <w:tcPr>
+            <w:tcW w:w="2131" w:type="dxa"/>
+          </w:tcPr>
+          <w:p>
+            <w:pPr>
+              <w:numPr>
+                <w:numId w:val="0"/>
+              </w:numPr>
+              <w:rPr>
+                <w:rFonts w:hint="default" w:ascii="Times New Roman" w:hAnsi="Times New Roman" w:cs="Times New Roman"/>
+                <w:sz w:val="26"/>
+                <w:szCs w:val="26"/>
+                <w:vertAlign w:val="baseline"/>
+                <w:lang w:val="en-US"/>
+              </w:rPr>
+            </w:pPr>
+            <w:r>
+              <w:rPr>
+                <w:rFonts w:hint="default" w:ascii="Times New Roman" w:hAnsi="Times New Roman" w:cs="Times New Roman"/>
+                <w:sz w:val="26"/>
+                <w:szCs w:val="26"/>
+                <w:vertAlign w:val="baseline"/>
+                <w:lang w:val="en-US"/>
+              </w:rPr>
+              <w:t>Máy đích đối chiếu</w:t>
+            </w:r>
+          </w:p>
+        </w:tc>
+      </w:tr>
+    </w:tbl>
+    <w:p>
+      <w:pPr>
+        <w:numPr>
+          <w:numId w:val="0"/>
+        </w:numPr>
+        <w:ind w:leftChars="0"/>
+      </w:pPr>
+      <w:r>
+        <w:drawing>
+          <wp:inline distT="0" distB="0" distL="114300" distR="114300">
+            <wp:extent cx="4324350" cy="1892300"/>
+            <wp:effectExtent l="0" t="0" r="6350" b="0"/>
+            <wp:docPr id="5" name="Picture 5"/>
+            <wp:cNvGraphicFramePr>
+              <a:graphicFrameLocks xmlns:a="http://schemas.openxmlformats.org/drawingml/2006/main" noChangeAspect="1"/>
+            </wp:cNvGraphicFramePr>
+            <a:graphic xmlns:a="http://schemas.openxmlformats.org/drawingml/2006/main">
+              <a:graphicData uri="http://schemas.openxmlformats.org/drawingml/2006/picture">
+                <pic:pic xmlns:pic="http://schemas.openxmlformats.org/drawingml/2006/picture">
+                  <pic:nvPicPr>
+                    <pic:cNvPr id="5" name="Picture 5"/>
+                    <pic:cNvPicPr>
+                      <a:picLocks noChangeAspect="1"/>
+                    </pic:cNvPicPr>
+                  </pic:nvPicPr>
+                  <pic:blipFill>
+                    <a:blip r:embed="rId6"/>
+                    <a:stretch>
+                      <a:fillRect/>
+                    </a:stretch>
+                  </pic:blipFill>
+                  <pic:spPr>
+                    <a:xfrm>
+                      <a:off x="0" y="0"/>
+                      <a:ext cx="4324350" cy="1892300"/>
+                    </a:xfrm>
+                    <a:prstGeom prst="rect">
+                      <a:avLst/>
+                    </a:prstGeom>
+                    <a:noFill/>
+                    <a:ln>
+                      <a:noFill/>
+                    </a:ln>
+                  </pic:spPr>
+                </pic:pic>
+              </a:graphicData>
+            </a:graphic>
+          </wp:inline>
+        </w:drawing>
+      </w:r>
+    </w:p>
+    <w:p>
+      <w:pPr>
+        <w:numPr>
+          <w:numId w:val="0"/>
+        </w:numPr>
+        <w:ind w:leftChars="0"/>
+      </w:pPr>
+      <w:r>
+        <w:drawing>
+          <wp:inline distT="0" distB="0" distL="114300" distR="114300">
+            <wp:extent cx="5273675" cy="3687445"/>
+            <wp:effectExtent l="0" t="0" r="9525" b="8255"/>
+            <wp:docPr id="6" name="Picture 6"/>
+            <wp:cNvGraphicFramePr>
+              <a:graphicFrameLocks xmlns:a="http://schemas.openxmlformats.org/drawingml/2006/main" noChangeAspect="1"/>
+            </wp:cNvGraphicFramePr>
+            <a:graphic xmlns:a="http://schemas.openxmlformats.org/drawingml/2006/main">
+              <a:graphicData uri="http://schemas.openxmlformats.org/drawingml/2006/picture">
+                <pic:pic xmlns:pic="http://schemas.openxmlformats.org/drawingml/2006/picture">
+                  <pic:nvPicPr>
+                    <pic:cNvPr id="6" name="Picture 6"/>
+                    <pic:cNvPicPr>
+                      <a:picLocks noChangeAspect="1"/>
+                    </pic:cNvPicPr>
+                  </pic:nvPicPr>
+                  <pic:blipFill>
+                    <a:blip r:embed="rId7"/>
+                    <a:stretch>
+                      <a:fillRect/>
+                    </a:stretch>
+                  </pic:blipFill>
+                  <pic:spPr>
+                    <a:xfrm>
+                      <a:off x="0" y="0"/>
+                      <a:ext cx="5273675" cy="3687445"/>
+                    </a:xfrm>
+                    <a:prstGeom prst="rect">
+                      <a:avLst/>
+                    </a:prstGeom>
+                    <a:noFill/>
+                    <a:ln>
+                      <a:noFill/>
+                    </a:ln>
+                  </pic:spPr>
+                </pic:pic>
+              </a:graphicData>
+            </a:graphic>
+          </wp:inline>
+        </w:drawing>
+      </w:r>
+    </w:p>
+    <w:p>
+      <w:pPr>
+        <w:numPr>
+          <w:numId w:val="0"/>
+        </w:numPr>
+        <w:ind w:leftChars="0"/>
+        <w:rPr>
+          <w:rFonts w:hint="default"/>
+          <w:lang w:val="en-US"/>
+        </w:rPr>
+      </w:pPr>
+    </w:p>
+    <w:p>
+      <w:pPr>
+        <w:numPr>
+          <w:ilvl w:val="0"/>
+          <w:numId w:val="1"/>
+        </w:numPr>
+        <w:ind w:left="420" w:leftChars="0" w:hanging="420" w:firstLineChars="0"/>
+        <w:rPr>
+          <w:rFonts w:hint="default" w:ascii="Times New Roman" w:hAnsi="Times New Roman" w:cs="Times New Roman"/>
+          <w:sz w:val="26"/>
+          <w:szCs w:val="26"/>
+          <w:lang w:val="en-US"/>
+        </w:rPr>
+      </w:pPr>
+      <w:r>
+        <w:rPr>
+          <w:rFonts w:hint="default" w:ascii="Times New Roman" w:hAnsi="Times New Roman" w:cs="Times New Roman"/>
+          <w:sz w:val="26"/>
+          <w:szCs w:val="26"/>
+          <w:lang w:val="en-US"/>
+        </w:rPr>
+        <w:t>Kiểm tra kết nối từ kali tới metasploitable 2</w:t>
+      </w:r>
+    </w:p>
+    <w:p>
+      <w:pPr>
+        <w:numPr>
+          <w:numId w:val="0"/>
+        </w:numPr>
+        <w:ind w:leftChars="0"/>
+      </w:pPr>
+      <w:r>
+        <w:drawing>
+          <wp:inline distT="0" distB="0" distL="114300" distR="114300">
+            <wp:extent cx="4013200" cy="1403350"/>
+            <wp:effectExtent l="0" t="0" r="0" b="6350"/>
+            <wp:docPr id="4" name="Picture 4"/>
+            <wp:cNvGraphicFramePr>
+              <a:graphicFrameLocks xmlns:a="http://schemas.openxmlformats.org/drawingml/2006/main" noChangeAspect="1"/>
+            </wp:cNvGraphicFramePr>
+            <a:graphic xmlns:a="http://schemas.openxmlformats.org/drawingml/2006/main">
+              <a:graphicData uri="http://schemas.openxmlformats.org/drawingml/2006/picture">
+                <pic:pic xmlns:pic="http://schemas.openxmlformats.org/drawingml/2006/picture">
+                  <pic:nvPicPr>
+                    <pic:cNvPr id="4" name="Picture 4"/>
+                    <pic:cNvPicPr>
+                      <a:picLocks noChangeAspect="1"/>
+                    </pic:cNvPicPr>
+                  </pic:nvPicPr>
+                  <pic:blipFill>
+                    <a:blip r:embed="rId8"/>
+                    <a:stretch>
+                      <a:fillRect/>
+                    </a:stretch>
+                  </pic:blipFill>
+                  <pic:spPr>
+                    <a:xfrm>
+                      <a:off x="0" y="0"/>
+                      <a:ext cx="4013200" cy="1403350"/>
+                    </a:xfrm>
+                    <a:prstGeom prst="rect">
+                      <a:avLst/>
+                    </a:prstGeom>
+                    <a:noFill/>
+                    <a:ln>
+                      <a:noFill/>
+                    </a:ln>
+                  </pic:spPr>
+                </pic:pic>
+              </a:graphicData>
+            </a:graphic>
+          </wp:inline>
+        </w:drawing>
+      </w:r>
+    </w:p>
+    <w:p>
+      <w:pPr>
+        <w:numPr>
+          <w:numId w:val="0"/>
+        </w:numPr>
+        <w:ind w:leftChars="0"/>
+      </w:pPr>
+    </w:p>
+    <w:p>
+      <w:pPr>
+        <w:numPr>
+          <w:ilvl w:val="0"/>
+          <w:numId w:val="1"/>
+        </w:numPr>
+        <w:ind w:left="420" w:leftChars="0" w:hanging="420" w:firstLineChars="0"/>
+        <w:rPr>
+          <w:rFonts w:hint="default" w:ascii="Times New Roman" w:hAnsi="Times New Roman" w:cs="Times New Roman"/>
+          <w:sz w:val="26"/>
+          <w:szCs w:val="26"/>
+          <w:lang w:val="en-US"/>
+        </w:rPr>
+      </w:pPr>
+      <w:r>
+        <w:rPr>
+          <w:rFonts w:hint="default" w:ascii="Times New Roman" w:hAnsi="Times New Roman" w:cs="Times New Roman"/>
+          <w:sz w:val="26"/>
+          <w:szCs w:val="26"/>
+          <w:lang w:val="en-US"/>
+        </w:rPr>
+        <w:t>Tình huống giả lập: Rà soát an toàn mạng nội bộ:</w:t>
+      </w:r>
+    </w:p>
+    <w:p>
+      <w:pPr>
+        <w:numPr>
+          <w:numId w:val="0"/>
+        </w:numPr>
+        <w:rPr>
+          <w:rFonts w:hint="default" w:ascii="Times New Roman" w:hAnsi="Times New Roman" w:cs="Times New Roman"/>
+          <w:sz w:val="26"/>
+          <w:szCs w:val="26"/>
+          <w:lang w:val="en-US"/>
+        </w:rPr>
+      </w:pPr>
+      <w:r>
+        <w:rPr>
+          <w:rFonts w:hint="default" w:ascii="Times New Roman" w:hAnsi="Times New Roman" w:cs="Times New Roman"/>
+          <w:sz w:val="26"/>
+          <w:szCs w:val="26"/>
+          <w:lang w:val="en-US"/>
+        </w:rPr>
+        <w:t>+ Nhiệm vụ 1- Phát hiện các host đang hoạt động:</w:t>
+      </w:r>
+    </w:p>
+    <w:p>
+      <w:pPr>
+        <w:numPr>
+          <w:numId w:val="0"/>
+        </w:numPr>
+      </w:pPr>
+      <w:r>
+        <w:drawing>
+          <wp:inline distT="0" distB="0" distL="114300" distR="114300">
+            <wp:extent cx="5153660" cy="2757805"/>
+            <wp:effectExtent l="0" t="0" r="2540" b="10795"/>
+            <wp:docPr id="7" name="Picture 7"/>
+            <wp:cNvGraphicFramePr>
+              <a:graphicFrameLocks xmlns:a="http://schemas.openxmlformats.org/drawingml/2006/main" noChangeAspect="1"/>
+            </wp:cNvGraphicFramePr>
+            <a:graphic xmlns:a="http://schemas.openxmlformats.org/drawingml/2006/main">
+              <a:graphicData uri="http://schemas.openxmlformats.org/drawingml/2006/picture">
+                <pic:pic xmlns:pic="http://schemas.openxmlformats.org/drawingml/2006/picture">
+                  <pic:nvPicPr>
+                    <pic:cNvPr id="7" name="Picture 7"/>
+                    <pic:cNvPicPr>
+                      <a:picLocks noChangeAspect="1"/>
+                    </pic:cNvPicPr>
+                  </pic:nvPicPr>
+                  <pic:blipFill>
+                    <a:blip r:embed="rId9"/>
+                    <a:stretch>
+                      <a:fillRect/>
+                    </a:stretch>
+                  </pic:blipFill>
+                  <pic:spPr>
+                    <a:xfrm>
+                      <a:off x="0" y="0"/>
+                      <a:ext cx="5153660" cy="2757805"/>
+                    </a:xfrm>
+                    <a:prstGeom prst="rect">
+                      <a:avLst/>
+                    </a:prstGeom>
+                    <a:noFill/>
+                    <a:ln>
+                      <a:noFill/>
+                    </a:ln>
+                  </pic:spPr>
+                </pic:pic>
+              </a:graphicData>
+            </a:graphic>
+          </wp:inline>
+        </w:drawing>
+      </w:r>
+    </w:p>
+    <w:p>
+      <w:pPr>
+        <w:numPr>
+          <w:numId w:val="0"/>
+        </w:numPr>
+        <w:rPr>
+          <w:rFonts w:hint="default"/>
+          <w:lang w:val="en-US"/>
+        </w:rPr>
+      </w:pPr>
+    </w:p>
+    <w:tbl>
+      <w:tblPr>
+        <w:tblStyle w:val="5"/>
+        <w:tblW w:w="0" w:type="auto"/>
+        <w:tblInd w:w="0" w:type="dxa"/>
+        <w:tblBorders>
+          <w:top w:val="single" w:color="auto" w:sz="4" w:space="0"/>
+          <w:left w:val="single" w:color="auto" w:sz="4" w:space="0"/>
+          <w:bottom w:val="single" w:color="auto" w:sz="4" w:space="0"/>
+          <w:right w:val="single" w:color="auto" w:sz="4" w:space="0"/>
+          <w:insideH w:val="single" w:color="auto" w:sz="4" w:space="0"/>
+          <w:insideV w:val="single" w:color="auto" w:sz="4" w:space="0"/>
+        </w:tblBorders>
+        <w:tblLayout w:type="fixed"/>
+        <w:tblCellMar>
+          <w:left w:w="108" w:type="dxa"/>
+          <w:right w:w="108" w:type="dxa"/>
+        </w:tblCellMar>
+      </w:tblPr>
+      <w:tblGrid>
+        <w:gridCol w:w="788"/>
+        <w:gridCol w:w="1928"/>
+        <w:gridCol w:w="2472"/>
+        <w:gridCol w:w="1714"/>
+        <w:gridCol w:w="1620"/>
+      </w:tblGrid>
+      <w:tr>
+        <w:tblPrEx>
+          <w:tblBorders>
+            <w:top w:val="single" w:color="auto" w:sz="4" w:space="0"/>
+            <w:left w:val="single" w:color="auto" w:sz="4" w:space="0"/>
+            <w:bottom w:val="single" w:color="auto" w:sz="4" w:space="0"/>
+            <w:right w:val="single" w:color="auto" w:sz="4" w:space="0"/>
+            <w:insideH w:val="single" w:color="auto" w:sz="4" w:space="0"/>
+            <w:insideV w:val="single" w:color="auto" w:sz="4" w:space="0"/>
+          </w:tblBorders>
+          <w:tblCellMar>
+            <w:left w:w="108" w:type="dxa"/>
+            <w:right w:w="108" w:type="dxa"/>
+          </w:tblCellMar>
+        </w:tblPrEx>
+        <w:trPr>
+          <w:trHeight w:val="887" w:hRule="atLeast"/>
+        </w:trPr>
+        <w:tc>
+          <w:tcPr>
+            <w:tcW w:w="788" w:type="dxa"/>
+          </w:tcPr>
+          <w:p>
+            <w:pPr>
+              <w:numPr>
+                <w:numId w:val="0"/>
+              </w:numPr>
+              <w:rPr>
+                <w:rFonts w:hint="default" w:ascii="Times New Roman" w:hAnsi="Times New Roman" w:cs="Times New Roman"/>
+                <w:sz w:val="26"/>
+                <w:szCs w:val="26"/>
+                <w:vertAlign w:val="baseline"/>
+                <w:lang w:val="en-US"/>
+              </w:rPr>
+            </w:pPr>
+            <w:r>
+              <w:rPr>
+                <w:rFonts w:hint="default" w:ascii="Times New Roman" w:hAnsi="Times New Roman" w:cs="Times New Roman"/>
+                <w:sz w:val="26"/>
+                <w:szCs w:val="26"/>
+                <w:vertAlign w:val="baseline"/>
+                <w:lang w:val="en-US"/>
+              </w:rPr>
+              <w:t>STT</w:t>
+            </w:r>
+          </w:p>
+        </w:tc>
+        <w:tc>
+          <w:tcPr>
+            <w:tcW w:w="1928" w:type="dxa"/>
+          </w:tcPr>
+          <w:p>
+            <w:pPr>
+              <w:numPr>
+                <w:numId w:val="0"/>
+              </w:numPr>
+              <w:rPr>
+                <w:rFonts w:hint="default" w:ascii="Times New Roman" w:hAnsi="Times New Roman" w:cs="Times New Roman"/>
+                <w:sz w:val="26"/>
+                <w:szCs w:val="26"/>
+                <w:vertAlign w:val="baseline"/>
+                <w:lang w:val="en-US"/>
+              </w:rPr>
+            </w:pPr>
+            <w:r>
+              <w:rPr>
+                <w:rFonts w:hint="default" w:ascii="Times New Roman" w:hAnsi="Times New Roman" w:cs="Times New Roman"/>
+                <w:sz w:val="26"/>
+                <w:szCs w:val="26"/>
+                <w:vertAlign w:val="baseline"/>
+                <w:lang w:val="en-US"/>
+              </w:rPr>
+              <w:t xml:space="preserve">IP phát hiện </w:t>
+            </w:r>
+          </w:p>
+        </w:tc>
+        <w:tc>
+          <w:tcPr>
+            <w:tcW w:w="2472" w:type="dxa"/>
+          </w:tcPr>
+          <w:p>
+            <w:pPr>
+              <w:numPr>
+                <w:numId w:val="0"/>
+              </w:numPr>
+              <w:rPr>
+                <w:rFonts w:hint="default" w:ascii="Times New Roman" w:hAnsi="Times New Roman" w:cs="Times New Roman"/>
+                <w:sz w:val="26"/>
+                <w:szCs w:val="26"/>
+                <w:vertAlign w:val="baseline"/>
+                <w:lang w:val="en-US"/>
+              </w:rPr>
+            </w:pPr>
+            <w:r>
+              <w:rPr>
+                <w:rFonts w:hint="default" w:ascii="Times New Roman" w:hAnsi="Times New Roman" w:cs="Times New Roman"/>
+                <w:sz w:val="26"/>
+                <w:szCs w:val="26"/>
+                <w:vertAlign w:val="baseline"/>
+                <w:lang w:val="en-US"/>
+              </w:rPr>
+              <w:t>MAC/Vendor</w:t>
+            </w:r>
+          </w:p>
+        </w:tc>
+        <w:tc>
+          <w:tcPr>
+            <w:tcW w:w="1714" w:type="dxa"/>
+          </w:tcPr>
+          <w:p>
+            <w:pPr>
+              <w:numPr>
+                <w:numId w:val="0"/>
+              </w:numPr>
+              <w:rPr>
+                <w:rFonts w:hint="default" w:ascii="Times New Roman" w:hAnsi="Times New Roman" w:cs="Times New Roman"/>
+                <w:sz w:val="26"/>
+                <w:szCs w:val="26"/>
+                <w:vertAlign w:val="baseline"/>
+                <w:lang w:val="en-US"/>
+              </w:rPr>
+            </w:pPr>
+            <w:r>
+              <w:rPr>
+                <w:rFonts w:hint="default" w:ascii="Times New Roman" w:hAnsi="Times New Roman" w:cs="Times New Roman"/>
+                <w:sz w:val="26"/>
+                <w:szCs w:val="26"/>
+                <w:vertAlign w:val="baseline"/>
+                <w:lang w:val="en-US"/>
+              </w:rPr>
+              <w:t>Vai trò suy đoán</w:t>
+            </w:r>
+          </w:p>
+        </w:tc>
+        <w:tc>
+          <w:tcPr>
+            <w:tcW w:w="1620" w:type="dxa"/>
+          </w:tcPr>
+          <w:p>
+            <w:pPr>
+              <w:numPr>
+                <w:numId w:val="0"/>
+              </w:numPr>
+              <w:rPr>
+                <w:rFonts w:hint="default" w:ascii="Times New Roman" w:hAnsi="Times New Roman" w:cs="Times New Roman"/>
+                <w:sz w:val="26"/>
+                <w:szCs w:val="26"/>
+                <w:vertAlign w:val="baseline"/>
+                <w:lang w:val="en-US"/>
+              </w:rPr>
+            </w:pPr>
+            <w:r>
+              <w:rPr>
+                <w:rFonts w:hint="default" w:ascii="Times New Roman" w:hAnsi="Times New Roman" w:cs="Times New Roman"/>
+                <w:sz w:val="26"/>
+                <w:szCs w:val="26"/>
+                <w:vertAlign w:val="baseline"/>
+                <w:lang w:val="en-US"/>
+              </w:rPr>
+              <w:t>Bằng chứng</w:t>
+            </w:r>
+          </w:p>
+        </w:tc>
+      </w:tr>
+      <w:tr>
+        <w:tblPrEx>
+          <w:tblBorders>
+            <w:top w:val="single" w:color="auto" w:sz="4" w:space="0"/>
+            <w:left w:val="single" w:color="auto" w:sz="4" w:space="0"/>
+            <w:bottom w:val="single" w:color="auto" w:sz="4" w:space="0"/>
+            <w:right w:val="single" w:color="auto" w:sz="4" w:space="0"/>
+            <w:insideH w:val="single" w:color="auto" w:sz="4" w:space="0"/>
+            <w:insideV w:val="single" w:color="auto" w:sz="4" w:space="0"/>
+          </w:tblBorders>
+          <w:tblCellMar>
+            <w:left w:w="108" w:type="dxa"/>
+            <w:right w:w="108" w:type="dxa"/>
+          </w:tblCellMar>
+        </w:tblPrEx>
+        <w:tc>
+          <w:tcPr>
+            <w:tcW w:w="788" w:type="dxa"/>
+          </w:tcPr>
+          <w:p>
+            <w:pPr>
+              <w:numPr>
+                <w:numId w:val="0"/>
+              </w:numPr>
+              <w:rPr>
+                <w:rFonts w:hint="default" w:ascii="Times New Roman" w:hAnsi="Times New Roman" w:cs="Times New Roman"/>
+                <w:sz w:val="26"/>
+                <w:szCs w:val="26"/>
+                <w:vertAlign w:val="baseline"/>
+                <w:lang w:val="en-US"/>
+              </w:rPr>
+            </w:pPr>
+            <w:r>
+              <w:rPr>
+                <w:rFonts w:hint="default" w:ascii="Times New Roman" w:hAnsi="Times New Roman" w:cs="Times New Roman"/>
+                <w:sz w:val="26"/>
+                <w:szCs w:val="26"/>
+                <w:vertAlign w:val="baseline"/>
+                <w:lang w:val="en-US"/>
+              </w:rPr>
+              <w:t>1</w:t>
+            </w:r>
+          </w:p>
+        </w:tc>
+        <w:tc>
+          <w:tcPr>
+            <w:tcW w:w="1928" w:type="dxa"/>
+          </w:tcPr>
+          <w:p>
+            <w:pPr>
+              <w:numPr>
+                <w:numId w:val="0"/>
+              </w:numPr>
+              <w:rPr>
+                <w:rFonts w:hint="default" w:ascii="Times New Roman" w:hAnsi="Times New Roman" w:cs="Times New Roman"/>
+                <w:sz w:val="26"/>
+                <w:szCs w:val="26"/>
+                <w:vertAlign w:val="baseline"/>
+                <w:lang w:val="en-US"/>
+              </w:rPr>
+            </w:pPr>
+            <w:r>
+              <w:rPr>
+                <w:rFonts w:hint="default" w:ascii="Times New Roman" w:hAnsi="Times New Roman" w:cs="Times New Roman"/>
+                <w:sz w:val="26"/>
+                <w:szCs w:val="26"/>
+                <w:vertAlign w:val="baseline"/>
+                <w:lang w:val="en-US"/>
+              </w:rPr>
+              <w:t>192.168.40.1</w:t>
+            </w:r>
+          </w:p>
+        </w:tc>
+        <w:tc>
+          <w:tcPr>
+            <w:tcW w:w="2472" w:type="dxa"/>
+          </w:tcPr>
+          <w:p>
+            <w:pPr>
+              <w:numPr>
+                <w:numId w:val="0"/>
+              </w:numPr>
+              <w:rPr>
+                <w:rFonts w:hint="default" w:ascii="Times New Roman" w:hAnsi="Times New Roman" w:cs="Times New Roman"/>
+                <w:sz w:val="26"/>
+                <w:szCs w:val="26"/>
+                <w:vertAlign w:val="baseline"/>
+                <w:lang w:val="en-US"/>
+              </w:rPr>
+            </w:pPr>
+            <w:r>
+              <w:rPr>
+                <w:rFonts w:hint="default" w:ascii="Times New Roman" w:hAnsi="Times New Roman" w:cs="Times New Roman"/>
+                <w:sz w:val="26"/>
+                <w:szCs w:val="26"/>
+                <w:vertAlign w:val="baseline"/>
+                <w:lang w:val="en-US"/>
+              </w:rPr>
+              <w:t>00:50:56:C0:00:01 (VMWare)</w:t>
+            </w:r>
+          </w:p>
+        </w:tc>
+        <w:tc>
+          <w:tcPr>
+            <w:tcW w:w="1714" w:type="dxa"/>
+          </w:tcPr>
+          <w:p>
+            <w:pPr>
+              <w:numPr>
+                <w:numId w:val="0"/>
+              </w:numPr>
+              <w:rPr>
+                <w:rFonts w:hint="default" w:ascii="Times New Roman" w:hAnsi="Times New Roman" w:cs="Times New Roman"/>
+                <w:sz w:val="26"/>
+                <w:szCs w:val="26"/>
+                <w:vertAlign w:val="baseline"/>
+                <w:lang w:val="en-US"/>
+              </w:rPr>
+            </w:pPr>
+            <w:r>
+              <w:rPr>
+                <w:rFonts w:hint="default" w:ascii="Times New Roman" w:hAnsi="Times New Roman" w:cs="Times New Roman"/>
+                <w:sz w:val="26"/>
+                <w:szCs w:val="26"/>
+                <w:vertAlign w:val="baseline"/>
+                <w:lang w:val="en-US"/>
+              </w:rPr>
+              <w:t>Máy thật</w:t>
+            </w:r>
+          </w:p>
+        </w:tc>
+        <w:tc>
+          <w:tcPr>
+            <w:tcW w:w="1620" w:type="dxa"/>
+          </w:tcPr>
+          <w:p>
+            <w:pPr>
+              <w:numPr>
+                <w:numId w:val="0"/>
+              </w:numPr>
+              <w:rPr>
+                <w:rFonts w:hint="default" w:ascii="Times New Roman" w:hAnsi="Times New Roman" w:cs="Times New Roman"/>
+                <w:sz w:val="26"/>
+                <w:szCs w:val="26"/>
+                <w:vertAlign w:val="baseline"/>
+                <w:lang w:val="en-US"/>
+              </w:rPr>
+            </w:pPr>
+          </w:p>
+        </w:tc>
+      </w:tr>
+      <w:tr>
+        <w:tblPrEx>
+          <w:tblBorders>
+            <w:top w:val="single" w:color="auto" w:sz="4" w:space="0"/>
+            <w:left w:val="single" w:color="auto" w:sz="4" w:space="0"/>
+            <w:bottom w:val="single" w:color="auto" w:sz="4" w:space="0"/>
+            <w:right w:val="single" w:color="auto" w:sz="4" w:space="0"/>
+            <w:insideH w:val="single" w:color="auto" w:sz="4" w:space="0"/>
+            <w:insideV w:val="single" w:color="auto" w:sz="4" w:space="0"/>
+          </w:tblBorders>
+          <w:tblCellMar>
+            <w:left w:w="108" w:type="dxa"/>
+            <w:right w:w="108" w:type="dxa"/>
+          </w:tblCellMar>
+        </w:tblPrEx>
+        <w:tc>
+          <w:tcPr>
+            <w:tcW w:w="788" w:type="dxa"/>
+          </w:tcPr>
+          <w:p>
+            <w:pPr>
+              <w:numPr>
+                <w:numId w:val="0"/>
+              </w:numPr>
+              <w:rPr>
+                <w:rFonts w:hint="default" w:ascii="Times New Roman" w:hAnsi="Times New Roman" w:cs="Times New Roman"/>
+                <w:sz w:val="26"/>
+                <w:szCs w:val="26"/>
+                <w:vertAlign w:val="baseline"/>
+                <w:lang w:val="en-US"/>
+              </w:rPr>
+            </w:pPr>
+            <w:r>
+              <w:rPr>
+                <w:rFonts w:hint="default" w:ascii="Times New Roman" w:hAnsi="Times New Roman" w:cs="Times New Roman"/>
+                <w:sz w:val="26"/>
+                <w:szCs w:val="26"/>
+                <w:vertAlign w:val="baseline"/>
+                <w:lang w:val="en-US"/>
+              </w:rPr>
+              <w:t>2</w:t>
+            </w:r>
+          </w:p>
+        </w:tc>
+        <w:tc>
+          <w:tcPr>
+            <w:tcW w:w="1928" w:type="dxa"/>
+          </w:tcPr>
+          <w:p>
+            <w:pPr>
+              <w:numPr>
+                <w:numId w:val="0"/>
+              </w:numPr>
+              <w:rPr>
+                <w:rFonts w:hint="default" w:ascii="Times New Roman" w:hAnsi="Times New Roman" w:cs="Times New Roman"/>
+                <w:sz w:val="26"/>
+                <w:szCs w:val="26"/>
+                <w:vertAlign w:val="baseline"/>
+                <w:lang w:val="en-US"/>
+              </w:rPr>
+            </w:pPr>
+            <w:r>
+              <w:rPr>
+                <w:rFonts w:hint="default" w:ascii="Times New Roman" w:hAnsi="Times New Roman" w:cs="Times New Roman"/>
+                <w:sz w:val="26"/>
+                <w:szCs w:val="26"/>
+                <w:vertAlign w:val="baseline"/>
+                <w:lang w:val="en-US"/>
+              </w:rPr>
+              <w:t>192.168.40.130</w:t>
+            </w:r>
+          </w:p>
+        </w:tc>
+        <w:tc>
+          <w:tcPr>
+            <w:tcW w:w="2472" w:type="dxa"/>
+          </w:tcPr>
+          <w:p>
+            <w:pPr>
+              <w:numPr>
+                <w:numId w:val="0"/>
+              </w:numPr>
+              <w:rPr>
+                <w:rFonts w:hint="default" w:ascii="Times New Roman" w:hAnsi="Times New Roman" w:cs="Times New Roman"/>
+                <w:sz w:val="26"/>
+                <w:szCs w:val="26"/>
+                <w:vertAlign w:val="baseline"/>
+                <w:lang w:val="en-US"/>
+              </w:rPr>
+            </w:pPr>
+            <w:r>
+              <w:rPr>
+                <w:rFonts w:hint="default" w:ascii="Times New Roman" w:hAnsi="Times New Roman" w:cs="Times New Roman"/>
+                <w:sz w:val="26"/>
+                <w:szCs w:val="26"/>
+                <w:vertAlign w:val="baseline"/>
+                <w:lang w:val="en-US"/>
+              </w:rPr>
+              <w:t>00:0C:29:A4:AE:AF</w:t>
+            </w:r>
+            <w:r>
+              <w:rPr>
+                <w:rFonts w:hint="default" w:ascii="Times New Roman" w:hAnsi="Times New Roman" w:cs="Times New Roman"/>
+                <w:sz w:val="26"/>
+                <w:szCs w:val="26"/>
+                <w:vertAlign w:val="baseline"/>
+                <w:lang w:val="en-US"/>
+              </w:rPr>
+              <w:t>(VMWare)</w:t>
+            </w:r>
+          </w:p>
+        </w:tc>
+        <w:tc>
+          <w:tcPr>
+            <w:tcW w:w="1714" w:type="dxa"/>
+          </w:tcPr>
+          <w:p>
+            <w:pPr>
+              <w:numPr>
+                <w:numId w:val="0"/>
+              </w:numPr>
+              <w:rPr>
+                <w:rFonts w:hint="default" w:ascii="Times New Roman" w:hAnsi="Times New Roman" w:cs="Times New Roman"/>
+                <w:sz w:val="26"/>
+                <w:szCs w:val="26"/>
+                <w:vertAlign w:val="baseline"/>
+                <w:lang w:val="en-US"/>
+              </w:rPr>
+            </w:pPr>
+            <w:r>
+              <w:rPr>
+                <w:rFonts w:hint="default" w:ascii="Times New Roman" w:hAnsi="Times New Roman" w:cs="Times New Roman"/>
+                <w:sz w:val="26"/>
+                <w:szCs w:val="26"/>
+                <w:vertAlign w:val="baseline"/>
+                <w:lang w:val="en-US"/>
+              </w:rPr>
+              <w:t>Metasploitable</w:t>
+            </w:r>
+          </w:p>
+        </w:tc>
+        <w:tc>
+          <w:tcPr>
+            <w:tcW w:w="1620" w:type="dxa"/>
+          </w:tcPr>
+          <w:p>
+            <w:pPr>
+              <w:numPr>
+                <w:numId w:val="0"/>
+              </w:numPr>
+              <w:rPr>
+                <w:rFonts w:hint="default" w:ascii="Times New Roman" w:hAnsi="Times New Roman" w:cs="Times New Roman"/>
+                <w:sz w:val="26"/>
+                <w:szCs w:val="26"/>
+                <w:vertAlign w:val="baseline"/>
+                <w:lang w:val="en-US"/>
+              </w:rPr>
+            </w:pPr>
+          </w:p>
+        </w:tc>
+      </w:tr>
+      <w:tr>
+        <w:tblPrEx>
+          <w:tblBorders>
+            <w:top w:val="single" w:color="auto" w:sz="4" w:space="0"/>
+            <w:left w:val="single" w:color="auto" w:sz="4" w:space="0"/>
+            <w:bottom w:val="single" w:color="auto" w:sz="4" w:space="0"/>
+            <w:right w:val="single" w:color="auto" w:sz="4" w:space="0"/>
+            <w:insideH w:val="single" w:color="auto" w:sz="4" w:space="0"/>
+            <w:insideV w:val="single" w:color="auto" w:sz="4" w:space="0"/>
+          </w:tblBorders>
+          <w:tblCellMar>
+            <w:left w:w="108" w:type="dxa"/>
+            <w:right w:w="108" w:type="dxa"/>
+          </w:tblCellMar>
+        </w:tblPrEx>
+        <w:tc>
+          <w:tcPr>
+            <w:tcW w:w="788" w:type="dxa"/>
+          </w:tcPr>
+          <w:p>
+            <w:pPr>
+              <w:numPr>
+                <w:numId w:val="0"/>
+              </w:numPr>
+              <w:rPr>
+                <w:rFonts w:hint="default" w:ascii="Times New Roman" w:hAnsi="Times New Roman" w:cs="Times New Roman"/>
+                <w:sz w:val="26"/>
+                <w:szCs w:val="26"/>
+                <w:vertAlign w:val="baseline"/>
+                <w:lang w:val="en-US"/>
+              </w:rPr>
+            </w:pPr>
+            <w:r>
+              <w:rPr>
+                <w:rFonts w:hint="default" w:ascii="Times New Roman" w:hAnsi="Times New Roman" w:cs="Times New Roman"/>
+                <w:sz w:val="26"/>
+                <w:szCs w:val="26"/>
+                <w:vertAlign w:val="baseline"/>
+                <w:lang w:val="en-US"/>
+              </w:rPr>
+              <w:t>3</w:t>
+            </w:r>
+          </w:p>
+        </w:tc>
+        <w:tc>
+          <w:tcPr>
+            <w:tcW w:w="1928" w:type="dxa"/>
+          </w:tcPr>
+          <w:p>
+            <w:pPr>
+              <w:numPr>
+                <w:numId w:val="0"/>
+              </w:numPr>
+              <w:rPr>
+                <w:rFonts w:hint="default" w:ascii="Times New Roman" w:hAnsi="Times New Roman" w:cs="Times New Roman"/>
+                <w:sz w:val="26"/>
+                <w:szCs w:val="26"/>
+                <w:vertAlign w:val="baseline"/>
+                <w:lang w:val="en-US"/>
+              </w:rPr>
+            </w:pPr>
+            <w:r>
+              <w:rPr>
+                <w:rFonts w:hint="default" w:ascii="Times New Roman" w:hAnsi="Times New Roman" w:cs="Times New Roman"/>
+                <w:sz w:val="26"/>
+                <w:szCs w:val="26"/>
+                <w:vertAlign w:val="baseline"/>
+                <w:lang w:val="en-US"/>
+              </w:rPr>
+              <w:t>192.168.40.131</w:t>
+            </w:r>
+          </w:p>
+        </w:tc>
+        <w:tc>
+          <w:tcPr>
+            <w:tcW w:w="2472" w:type="dxa"/>
+          </w:tcPr>
+          <w:p>
+            <w:pPr>
+              <w:numPr>
+                <w:numId w:val="0"/>
+              </w:numPr>
+              <w:rPr>
+                <w:rFonts w:hint="default" w:ascii="Times New Roman" w:hAnsi="Times New Roman" w:cs="Times New Roman"/>
+                <w:sz w:val="26"/>
+                <w:szCs w:val="26"/>
+                <w:vertAlign w:val="baseline"/>
+                <w:lang w:val="en-US"/>
+              </w:rPr>
+            </w:pPr>
+            <w:r>
+              <w:rPr>
+                <w:rFonts w:hint="default" w:ascii="Times New Roman" w:hAnsi="Times New Roman" w:cs="Times New Roman"/>
+                <w:sz w:val="26"/>
+                <w:szCs w:val="26"/>
+                <w:vertAlign w:val="baseline"/>
+                <w:lang w:val="en-US"/>
+              </w:rPr>
+              <w:t xml:space="preserve">00:0C:29:E1:D6:84 </w:t>
+            </w:r>
+            <w:r>
+              <w:rPr>
+                <w:rFonts w:hint="default" w:ascii="Times New Roman" w:hAnsi="Times New Roman" w:cs="Times New Roman"/>
+                <w:sz w:val="26"/>
+                <w:szCs w:val="26"/>
+                <w:vertAlign w:val="baseline"/>
+                <w:lang w:val="en-US"/>
+              </w:rPr>
+              <w:t>(VMWare)</w:t>
+            </w:r>
+          </w:p>
+        </w:tc>
+        <w:tc>
+          <w:tcPr>
+            <w:tcW w:w="1714" w:type="dxa"/>
+          </w:tcPr>
+          <w:p>
+            <w:pPr>
+              <w:numPr>
+                <w:numId w:val="0"/>
+              </w:numPr>
+              <w:rPr>
+                <w:rFonts w:hint="default" w:ascii="Times New Roman" w:hAnsi="Times New Roman" w:cs="Times New Roman"/>
+                <w:sz w:val="26"/>
+                <w:szCs w:val="26"/>
+                <w:vertAlign w:val="baseline"/>
+                <w:lang w:val="en-US"/>
+              </w:rPr>
+            </w:pPr>
+            <w:r>
+              <w:rPr>
+                <w:rFonts w:hint="default" w:ascii="Times New Roman" w:hAnsi="Times New Roman" w:cs="Times New Roman"/>
+                <w:sz w:val="26"/>
+                <w:szCs w:val="26"/>
+                <w:vertAlign w:val="baseline"/>
+                <w:lang w:val="en-US"/>
+              </w:rPr>
+              <w:t>Máy ảo windows</w:t>
+            </w:r>
+          </w:p>
+        </w:tc>
+        <w:tc>
+          <w:tcPr>
+            <w:tcW w:w="1620" w:type="dxa"/>
+          </w:tcPr>
+          <w:p>
+            <w:pPr>
+              <w:numPr>
+                <w:numId w:val="0"/>
+              </w:numPr>
+              <w:rPr>
+                <w:rFonts w:hint="default" w:ascii="Times New Roman" w:hAnsi="Times New Roman" w:cs="Times New Roman"/>
+                <w:sz w:val="26"/>
+                <w:szCs w:val="26"/>
+                <w:vertAlign w:val="baseline"/>
+                <w:lang w:val="en-US"/>
+              </w:rPr>
+            </w:pPr>
+          </w:p>
+        </w:tc>
+      </w:tr>
+      <w:tr>
+        <w:tblPrEx>
+          <w:tblBorders>
+            <w:top w:val="single" w:color="auto" w:sz="4" w:space="0"/>
+            <w:left w:val="single" w:color="auto" w:sz="4" w:space="0"/>
+            <w:bottom w:val="single" w:color="auto" w:sz="4" w:space="0"/>
+            <w:right w:val="single" w:color="auto" w:sz="4" w:space="0"/>
+            <w:insideH w:val="single" w:color="auto" w:sz="4" w:space="0"/>
+            <w:insideV w:val="single" w:color="auto" w:sz="4" w:space="0"/>
+          </w:tblBorders>
+          <w:tblCellMar>
+            <w:left w:w="108" w:type="dxa"/>
+            <w:right w:w="108" w:type="dxa"/>
+          </w:tblCellMar>
+        </w:tblPrEx>
+        <w:tc>
+          <w:tcPr>
+            <w:tcW w:w="788" w:type="dxa"/>
+          </w:tcPr>
+          <w:p>
+            <w:pPr>
+              <w:numPr>
+                <w:numId w:val="0"/>
+              </w:numPr>
+              <w:rPr>
+                <w:rFonts w:hint="default" w:ascii="Times New Roman" w:hAnsi="Times New Roman" w:cs="Times New Roman"/>
+                <w:sz w:val="26"/>
+                <w:szCs w:val="26"/>
+                <w:vertAlign w:val="baseline"/>
+                <w:lang w:val="en-US"/>
+              </w:rPr>
+            </w:pPr>
+            <w:r>
+              <w:rPr>
+                <w:rFonts w:hint="default" w:ascii="Times New Roman" w:hAnsi="Times New Roman" w:cs="Times New Roman"/>
+                <w:sz w:val="26"/>
+                <w:szCs w:val="26"/>
+                <w:vertAlign w:val="baseline"/>
+                <w:lang w:val="en-US"/>
+              </w:rPr>
+              <w:t>4</w:t>
+            </w:r>
+          </w:p>
+        </w:tc>
+        <w:tc>
+          <w:tcPr>
+            <w:tcW w:w="1928" w:type="dxa"/>
+          </w:tcPr>
+          <w:p>
+            <w:pPr>
+              <w:numPr>
+                <w:numId w:val="0"/>
+              </w:numPr>
+              <w:rPr>
+                <w:rFonts w:hint="default" w:ascii="Times New Roman" w:hAnsi="Times New Roman" w:cs="Times New Roman"/>
+                <w:sz w:val="26"/>
+                <w:szCs w:val="26"/>
+                <w:vertAlign w:val="baseline"/>
+                <w:lang w:val="en-US"/>
+              </w:rPr>
+            </w:pPr>
+            <w:r>
+              <w:rPr>
+                <w:rFonts w:hint="default" w:ascii="Times New Roman" w:hAnsi="Times New Roman" w:cs="Times New Roman"/>
+                <w:sz w:val="26"/>
+                <w:szCs w:val="26"/>
+                <w:vertAlign w:val="baseline"/>
+                <w:lang w:val="en-US"/>
+              </w:rPr>
+              <w:t>192.168.40.254</w:t>
+            </w:r>
+          </w:p>
+        </w:tc>
+        <w:tc>
+          <w:tcPr>
+            <w:tcW w:w="2472" w:type="dxa"/>
+          </w:tcPr>
+          <w:p>
+            <w:pPr>
+              <w:numPr>
+                <w:numId w:val="0"/>
+              </w:numPr>
+              <w:rPr>
+                <w:rFonts w:hint="default" w:ascii="Times New Roman" w:hAnsi="Times New Roman" w:cs="Times New Roman"/>
+                <w:sz w:val="26"/>
+                <w:szCs w:val="26"/>
+                <w:vertAlign w:val="baseline"/>
+                <w:lang w:val="en-US"/>
+              </w:rPr>
+            </w:pPr>
+            <w:r>
+              <w:rPr>
+                <w:rFonts w:hint="default" w:ascii="Times New Roman" w:hAnsi="Times New Roman" w:cs="Times New Roman"/>
+                <w:sz w:val="26"/>
+                <w:szCs w:val="26"/>
+                <w:vertAlign w:val="baseline"/>
+                <w:lang w:val="en-US"/>
+              </w:rPr>
+              <w:t xml:space="preserve">00:50:56:E1:DE:A8 </w:t>
+            </w:r>
+            <w:r>
+              <w:rPr>
+                <w:rFonts w:hint="default" w:ascii="Times New Roman" w:hAnsi="Times New Roman" w:cs="Times New Roman"/>
+                <w:sz w:val="26"/>
+                <w:szCs w:val="26"/>
+                <w:vertAlign w:val="baseline"/>
+                <w:lang w:val="en-US"/>
+              </w:rPr>
+              <w:t>(VMWare)</w:t>
+            </w:r>
+          </w:p>
+        </w:tc>
+        <w:tc>
+          <w:tcPr>
+            <w:tcW w:w="1714" w:type="dxa"/>
+          </w:tcPr>
+          <w:p>
+            <w:pPr>
+              <w:numPr>
+                <w:numId w:val="0"/>
+              </w:numPr>
+              <w:rPr>
+                <w:rFonts w:hint="default" w:ascii="Times New Roman" w:hAnsi="Times New Roman" w:cs="Times New Roman"/>
+                <w:sz w:val="26"/>
+                <w:szCs w:val="26"/>
+                <w:vertAlign w:val="baseline"/>
+                <w:lang w:val="en-US"/>
+              </w:rPr>
+            </w:pPr>
+            <w:r>
+              <w:rPr>
+                <w:rFonts w:hint="default" w:ascii="Times New Roman" w:hAnsi="Times New Roman" w:cs="Times New Roman"/>
+                <w:sz w:val="26"/>
+                <w:szCs w:val="26"/>
+                <w:vertAlign w:val="baseline"/>
+                <w:lang w:val="en-US"/>
+              </w:rPr>
+              <w:t>DHCP</w:t>
+            </w:r>
+          </w:p>
+        </w:tc>
+        <w:tc>
+          <w:tcPr>
+            <w:tcW w:w="1620" w:type="dxa"/>
+          </w:tcPr>
+          <w:p>
+            <w:pPr>
+              <w:numPr>
+                <w:numId w:val="0"/>
+              </w:numPr>
+              <w:rPr>
+                <w:rFonts w:hint="default" w:ascii="Times New Roman" w:hAnsi="Times New Roman" w:cs="Times New Roman"/>
+                <w:sz w:val="26"/>
+                <w:szCs w:val="26"/>
+                <w:vertAlign w:val="baseline"/>
+                <w:lang w:val="en-US"/>
+              </w:rPr>
+            </w:pPr>
+          </w:p>
+        </w:tc>
+      </w:tr>
+    </w:tbl>
+    <w:p>
+      <w:pPr>
+        <w:numPr>
+          <w:numId w:val="0"/>
+        </w:numPr>
+        <w:rPr>
+          <w:rFonts w:hint="default" w:ascii="Times New Roman" w:hAnsi="Times New Roman" w:cs="Times New Roman"/>
+          <w:sz w:val="26"/>
+          <w:szCs w:val="26"/>
+          <w:lang w:val="en-US"/>
+        </w:rPr>
+      </w:pPr>
+    </w:p>
+    <w:p>
+      <w:pPr>
+        <w:numPr>
+          <w:ilvl w:val="0"/>
+          <w:numId w:val="1"/>
+        </w:numPr>
+        <w:ind w:left="420" w:leftChars="0" w:hanging="420" w:firstLineChars="0"/>
+        <w:rPr>
+          <w:rFonts w:hint="default" w:ascii="Times New Roman" w:hAnsi="Times New Roman" w:cs="Times New Roman"/>
+          <w:sz w:val="26"/>
+          <w:szCs w:val="26"/>
+          <w:lang w:val="en-US"/>
+        </w:rPr>
+      </w:pPr>
+      <w:r>
+        <w:rPr>
+          <w:rFonts w:hint="default" w:ascii="Times New Roman" w:hAnsi="Times New Roman" w:cs="Times New Roman"/>
+          <w:sz w:val="26"/>
+          <w:szCs w:val="26"/>
+          <w:lang w:val="en-US"/>
+        </w:rPr>
+        <w:t>Khảo sát cổng TCP và so sánh kỹ thuật quét</w:t>
+      </w:r>
+    </w:p>
+    <w:p>
+      <w:pPr>
+        <w:numPr>
+          <w:numId w:val="0"/>
+        </w:numPr>
+        <w:ind w:leftChars="0"/>
+        <w:rPr>
+          <w:rFonts w:hint="default" w:ascii="Times New Roman" w:hAnsi="Times New Roman" w:cs="Times New Roman"/>
+          <w:sz w:val="26"/>
+          <w:szCs w:val="26"/>
+          <w:lang w:val="en-US"/>
+        </w:rPr>
+      </w:pPr>
+      <w:r>
+        <w:rPr>
+          <w:rFonts w:hint="default" w:ascii="Times New Roman" w:hAnsi="Times New Roman" w:cs="Times New Roman"/>
+          <w:sz w:val="26"/>
+          <w:szCs w:val="26"/>
+          <w:lang w:val="en-US"/>
+        </w:rPr>
+        <w:t>+ TCP connect scan (-sT):</w:t>
+      </w:r>
+    </w:p>
+    <w:p>
+      <w:pPr>
+        <w:numPr>
+          <w:numId w:val="0"/>
+        </w:numPr>
+        <w:ind w:leftChars="0"/>
+        <w:rPr>
+          <w:rFonts w:hint="default" w:ascii="Times New Roman" w:hAnsi="Times New Roman" w:cs="Times New Roman"/>
+          <w:sz w:val="26"/>
+          <w:szCs w:val="26"/>
+          <w:lang w:val="en-US"/>
+        </w:rPr>
+      </w:pPr>
+      <w:r>
+        <w:drawing>
+          <wp:inline distT="0" distB="0" distL="114300" distR="114300">
+            <wp:extent cx="3708400" cy="3530600"/>
+            <wp:effectExtent l="0" t="0" r="0" b="0"/>
+            <wp:docPr id="10" name="Picture 10"/>
+            <wp:cNvGraphicFramePr>
+              <a:graphicFrameLocks xmlns:a="http://schemas.openxmlformats.org/drawingml/2006/main" noChangeAspect="1"/>
+            </wp:cNvGraphicFramePr>
+            <a:graphic xmlns:a="http://schemas.openxmlformats.org/drawingml/2006/main">
+              <a:graphicData uri="http://schemas.openxmlformats.org/drawingml/2006/picture">
+                <pic:pic xmlns:pic="http://schemas.openxmlformats.org/drawingml/2006/picture">
+                  <pic:nvPicPr>
+                    <pic:cNvPr id="10" name="Picture 10"/>
+                    <pic:cNvPicPr>
+                      <a:picLocks noChangeAspect="1"/>
+                    </pic:cNvPicPr>
+                  </pic:nvPicPr>
+                  <pic:blipFill>
+                    <a:blip r:embed="rId10"/>
+                    <a:stretch>
+                      <a:fillRect/>
+                    </a:stretch>
+                  </pic:blipFill>
+                  <pic:spPr>
+                    <a:xfrm>
+                      <a:off x="0" y="0"/>
+                      <a:ext cx="3708400" cy="3530600"/>
+                    </a:xfrm>
+                    <a:prstGeom prst="rect">
+                      <a:avLst/>
+                    </a:prstGeom>
+                    <a:noFill/>
+                    <a:ln>
+                      <a:noFill/>
+                    </a:ln>
+                  </pic:spPr>
+                </pic:pic>
+              </a:graphicData>
+            </a:graphic>
+          </wp:inline>
+        </w:drawing>
+      </w:r>
+    </w:p>
+    <w:p>
+      <w:pPr>
+        <w:numPr>
+          <w:numId w:val="0"/>
+        </w:numPr>
+        <w:ind w:leftChars="0"/>
+        <w:rPr>
+          <w:rFonts w:hint="default" w:ascii="Times New Roman" w:hAnsi="Times New Roman" w:cs="Times New Roman"/>
+          <w:sz w:val="26"/>
+          <w:szCs w:val="26"/>
+          <w:lang w:val="en-US"/>
+        </w:rPr>
+      </w:pPr>
+    </w:p>
+    <w:p>
+      <w:pPr>
+        <w:numPr>
+          <w:numId w:val="0"/>
+        </w:numPr>
+        <w:ind w:leftChars="0"/>
+        <w:rPr>
+          <w:rFonts w:hint="default" w:ascii="Times New Roman" w:hAnsi="Times New Roman" w:cs="Times New Roman"/>
+          <w:sz w:val="26"/>
+          <w:szCs w:val="26"/>
+          <w:lang w:val="en-US"/>
+        </w:rPr>
+      </w:pPr>
+      <w:r>
+        <w:rPr>
+          <w:rFonts w:hint="default" w:ascii="Times New Roman" w:hAnsi="Times New Roman" w:cs="Times New Roman"/>
+          <w:sz w:val="26"/>
+          <w:szCs w:val="26"/>
+          <w:lang w:val="en-US"/>
+        </w:rPr>
+        <w:t>+ SYN scan (-sS):</w:t>
+      </w:r>
+    </w:p>
+    <w:p>
+      <w:pPr>
+        <w:numPr>
+          <w:numId w:val="0"/>
+        </w:numPr>
+        <w:ind w:leftChars="0"/>
+        <w:rPr>
+          <w:rFonts w:hint="default" w:ascii="Times New Roman" w:hAnsi="Times New Roman" w:cs="Times New Roman"/>
+          <w:sz w:val="26"/>
+          <w:szCs w:val="26"/>
+          <w:lang w:val="en-US"/>
+        </w:rPr>
+      </w:pPr>
+      <w:r>
+        <w:drawing>
+          <wp:inline distT="0" distB="0" distL="114300" distR="114300">
+            <wp:extent cx="5424170" cy="4560570"/>
+            <wp:effectExtent l="0" t="0" r="11430" b="11430"/>
+            <wp:docPr id="9" name="Picture 9"/>
+            <wp:cNvGraphicFramePr>
+              <a:graphicFrameLocks xmlns:a="http://schemas.openxmlformats.org/drawingml/2006/main" noChangeAspect="1"/>
+            </wp:cNvGraphicFramePr>
+            <a:graphic xmlns:a="http://schemas.openxmlformats.org/drawingml/2006/main">
+              <a:graphicData uri="http://schemas.openxmlformats.org/drawingml/2006/picture">
+                <pic:pic xmlns:pic="http://schemas.openxmlformats.org/drawingml/2006/picture">
+                  <pic:nvPicPr>
+                    <pic:cNvPr id="9" name="Picture 9"/>
+                    <pic:cNvPicPr>
+                      <a:picLocks noChangeAspect="1"/>
+                    </pic:cNvPicPr>
+                  </pic:nvPicPr>
+                  <pic:blipFill>
+                    <a:blip r:embed="rId11"/>
+                    <a:stretch>
+                      <a:fillRect/>
+                    </a:stretch>
+                  </pic:blipFill>
+                  <pic:spPr>
+                    <a:xfrm>
+                      <a:off x="0" y="0"/>
+                      <a:ext cx="5424170" cy="4560570"/>
+                    </a:xfrm>
+                    <a:prstGeom prst="rect">
+                      <a:avLst/>
+                    </a:prstGeom>
+                    <a:noFill/>
+                    <a:ln>
+                      <a:noFill/>
+                    </a:ln>
+                  </pic:spPr>
+                </pic:pic>
+              </a:graphicData>
+            </a:graphic>
+          </wp:inline>
+        </w:drawing>
+      </w:r>
+    </w:p>
+    <w:p>
+      <w:pPr>
+        <w:numPr>
+          <w:numId w:val="0"/>
+        </w:numPr>
+        <w:rPr>
+          <w:rFonts w:hint="default"/>
+          <w:lang w:val="en-US"/>
+        </w:rPr>
+      </w:pPr>
+    </w:p>
+    <w:tbl>
+      <w:tblPr>
+        <w:tblStyle w:val="5"/>
+        <w:tblW w:w="0" w:type="auto"/>
+        <w:tblInd w:w="0" w:type="dxa"/>
+        <w:tblBorders>
+          <w:top w:val="single" w:color="auto" w:sz="4" w:space="0"/>
+          <w:left w:val="single" w:color="auto" w:sz="4" w:space="0"/>
+          <w:bottom w:val="single" w:color="auto" w:sz="4" w:space="0"/>
+          <w:right w:val="single" w:color="auto" w:sz="4" w:space="0"/>
+          <w:insideH w:val="single" w:color="auto" w:sz="4" w:space="0"/>
+          <w:insideV w:val="single" w:color="auto" w:sz="4" w:space="0"/>
+        </w:tblBorders>
+        <w:tblLayout w:type="autofit"/>
+        <w:tblCellMar>
+          <w:left w:w="108" w:type="dxa"/>
+          <w:right w:w="108" w:type="dxa"/>
+        </w:tblCellMar>
+      </w:tblPr>
+      <w:tblGrid>
+        <w:gridCol w:w="2130"/>
+        <w:gridCol w:w="2130"/>
+        <w:gridCol w:w="2131"/>
+        <w:gridCol w:w="2131"/>
+      </w:tblGrid>
+      <w:tr>
+        <w:tblPrEx>
+          <w:tblBorders>
+            <w:top w:val="single" w:color="auto" w:sz="4" w:space="0"/>
+            <w:left w:val="single" w:color="auto" w:sz="4" w:space="0"/>
+            <w:bottom w:val="single" w:color="auto" w:sz="4" w:space="0"/>
+            <w:right w:val="single" w:color="auto" w:sz="4" w:space="0"/>
+            <w:insideH w:val="single" w:color="auto" w:sz="4" w:space="0"/>
+            <w:insideV w:val="single" w:color="auto" w:sz="4" w:space="0"/>
+          </w:tblBorders>
+          <w:tblCellMar>
+            <w:left w:w="108" w:type="dxa"/>
+            <w:right w:w="108" w:type="dxa"/>
+          </w:tblCellMar>
+        </w:tblPrEx>
+        <w:tc>
+          <w:tcPr>
+            <w:tcW w:w="2130" w:type="dxa"/>
+          </w:tcPr>
+          <w:p>
+            <w:pPr>
+              <w:numPr>
+                <w:numId w:val="0"/>
+              </w:numPr>
+              <w:rPr>
+                <w:rFonts w:hint="default" w:ascii="Times New Roman" w:hAnsi="Times New Roman" w:cs="Times New Roman"/>
+                <w:sz w:val="26"/>
+                <w:szCs w:val="26"/>
+                <w:vertAlign w:val="baseline"/>
+                <w:lang w:val="en-US"/>
+              </w:rPr>
+            </w:pPr>
+            <w:r>
+              <w:rPr>
+                <w:rFonts w:hint="default" w:ascii="Times New Roman" w:hAnsi="Times New Roman" w:cs="Times New Roman"/>
+                <w:sz w:val="26"/>
+                <w:szCs w:val="26"/>
+                <w:vertAlign w:val="baseline"/>
+                <w:lang w:val="en-US"/>
+              </w:rPr>
+              <w:t>Tiêu chí</w:t>
+            </w:r>
+          </w:p>
+        </w:tc>
+        <w:tc>
+          <w:tcPr>
+            <w:tcW w:w="2130" w:type="dxa"/>
+          </w:tcPr>
+          <w:p>
+            <w:pPr>
+              <w:numPr>
+                <w:numId w:val="0"/>
+              </w:numPr>
+              <w:rPr>
+                <w:rFonts w:hint="default" w:ascii="Times New Roman" w:hAnsi="Times New Roman" w:cs="Times New Roman"/>
+                <w:sz w:val="26"/>
+                <w:szCs w:val="26"/>
+                <w:vertAlign w:val="baseline"/>
+                <w:lang w:val="en-US"/>
+              </w:rPr>
+            </w:pPr>
+            <w:r>
+              <w:rPr>
+                <w:rFonts w:hint="default" w:ascii="Times New Roman" w:hAnsi="Times New Roman" w:cs="Times New Roman"/>
+                <w:sz w:val="26"/>
+                <w:szCs w:val="26"/>
+                <w:vertAlign w:val="baseline"/>
+                <w:lang w:val="en-US"/>
+              </w:rPr>
+              <w:t>-sT</w:t>
+            </w:r>
+          </w:p>
+        </w:tc>
+        <w:tc>
+          <w:tcPr>
+            <w:tcW w:w="2131" w:type="dxa"/>
+          </w:tcPr>
+          <w:p>
+            <w:pPr>
+              <w:numPr>
+                <w:numId w:val="0"/>
+              </w:numPr>
+              <w:rPr>
+                <w:rFonts w:hint="default" w:ascii="Times New Roman" w:hAnsi="Times New Roman" w:cs="Times New Roman"/>
+                <w:sz w:val="26"/>
+                <w:szCs w:val="26"/>
+                <w:vertAlign w:val="baseline"/>
+                <w:lang w:val="en-US"/>
+              </w:rPr>
+            </w:pPr>
+            <w:r>
+              <w:rPr>
+                <w:rFonts w:hint="default" w:ascii="Times New Roman" w:hAnsi="Times New Roman" w:cs="Times New Roman"/>
+                <w:sz w:val="26"/>
+                <w:szCs w:val="26"/>
+                <w:vertAlign w:val="baseline"/>
+                <w:lang w:val="en-US"/>
+              </w:rPr>
+              <w:t>-sS</w:t>
+            </w:r>
+          </w:p>
+        </w:tc>
+        <w:tc>
+          <w:tcPr>
+            <w:tcW w:w="2131" w:type="dxa"/>
+          </w:tcPr>
+          <w:p>
+            <w:pPr>
+              <w:numPr>
+                <w:numId w:val="0"/>
+              </w:numPr>
+              <w:rPr>
+                <w:rFonts w:hint="default" w:ascii="Times New Roman" w:hAnsi="Times New Roman" w:cs="Times New Roman"/>
+                <w:sz w:val="26"/>
+                <w:szCs w:val="26"/>
+                <w:vertAlign w:val="baseline"/>
+                <w:lang w:val="en-US"/>
+              </w:rPr>
+            </w:pPr>
+            <w:r>
+              <w:rPr>
+                <w:rFonts w:hint="default" w:ascii="Times New Roman" w:hAnsi="Times New Roman" w:cs="Times New Roman"/>
+                <w:sz w:val="26"/>
+                <w:szCs w:val="26"/>
+                <w:vertAlign w:val="baseline"/>
+                <w:lang w:val="en-US"/>
+              </w:rPr>
+              <w:t>Nhận xét của sinh viên</w:t>
+            </w:r>
+          </w:p>
+        </w:tc>
+      </w:tr>
+      <w:tr>
+        <w:tblPrEx>
+          <w:tblBorders>
+            <w:top w:val="single" w:color="auto" w:sz="4" w:space="0"/>
+            <w:left w:val="single" w:color="auto" w:sz="4" w:space="0"/>
+            <w:bottom w:val="single" w:color="auto" w:sz="4" w:space="0"/>
+            <w:right w:val="single" w:color="auto" w:sz="4" w:space="0"/>
+            <w:insideH w:val="single" w:color="auto" w:sz="4" w:space="0"/>
+            <w:insideV w:val="single" w:color="auto" w:sz="4" w:space="0"/>
+          </w:tblBorders>
+          <w:tblCellMar>
+            <w:left w:w="108" w:type="dxa"/>
+            <w:right w:w="108" w:type="dxa"/>
+          </w:tblCellMar>
+        </w:tblPrEx>
+        <w:tc>
+          <w:tcPr>
+            <w:tcW w:w="2130" w:type="dxa"/>
+          </w:tcPr>
+          <w:p>
+            <w:pPr>
+              <w:numPr>
+                <w:numId w:val="0"/>
+              </w:numPr>
+              <w:rPr>
+                <w:rFonts w:hint="default" w:ascii="Times New Roman" w:hAnsi="Times New Roman" w:cs="Times New Roman"/>
+                <w:sz w:val="26"/>
+                <w:szCs w:val="26"/>
+                <w:vertAlign w:val="baseline"/>
+                <w:lang w:val="en-US"/>
+              </w:rPr>
+            </w:pPr>
+            <w:r>
+              <w:rPr>
+                <w:rFonts w:hint="default" w:ascii="Times New Roman" w:hAnsi="Times New Roman" w:cs="Times New Roman"/>
+                <w:sz w:val="26"/>
+                <w:szCs w:val="26"/>
+                <w:vertAlign w:val="baseline"/>
+                <w:lang w:val="en-US"/>
+              </w:rPr>
+              <w:t>Cổng open</w:t>
+            </w:r>
+          </w:p>
+        </w:tc>
+        <w:tc>
+          <w:tcPr>
+            <w:tcW w:w="2130" w:type="dxa"/>
+          </w:tcPr>
+          <w:p>
+            <w:pPr>
+              <w:numPr>
+                <w:numId w:val="0"/>
+              </w:numPr>
+              <w:rPr>
+                <w:rFonts w:hint="default" w:ascii="Times New Roman" w:hAnsi="Times New Roman" w:cs="Times New Roman"/>
+                <w:sz w:val="26"/>
+                <w:szCs w:val="26"/>
+                <w:vertAlign w:val="baseline"/>
+                <w:lang w:val="en-US"/>
+              </w:rPr>
+            </w:pPr>
+            <w:r>
+              <w:rPr>
+                <w:rFonts w:hint="default" w:ascii="Times New Roman" w:hAnsi="Times New Roman" w:cs="Times New Roman"/>
+                <w:sz w:val="26"/>
+                <w:szCs w:val="26"/>
+                <w:vertAlign w:val="baseline"/>
+                <w:lang w:val="en-US"/>
+              </w:rPr>
+              <w:t>23</w:t>
+            </w:r>
+          </w:p>
+        </w:tc>
+        <w:tc>
+          <w:tcPr>
+            <w:tcW w:w="2131" w:type="dxa"/>
+          </w:tcPr>
+          <w:p>
+            <w:pPr>
+              <w:numPr>
+                <w:numId w:val="0"/>
+              </w:numPr>
+              <w:rPr>
+                <w:rFonts w:hint="default" w:ascii="Times New Roman" w:hAnsi="Times New Roman" w:cs="Times New Roman"/>
+                <w:sz w:val="26"/>
+                <w:szCs w:val="26"/>
+                <w:vertAlign w:val="baseline"/>
+                <w:lang w:val="en-US"/>
+              </w:rPr>
+            </w:pPr>
+            <w:r>
+              <w:rPr>
+                <w:rFonts w:hint="default" w:ascii="Times New Roman" w:hAnsi="Times New Roman" w:cs="Times New Roman"/>
+                <w:sz w:val="26"/>
+                <w:szCs w:val="26"/>
+                <w:vertAlign w:val="baseline"/>
+                <w:lang w:val="en-US"/>
+              </w:rPr>
+              <w:t>23</w:t>
+            </w:r>
+          </w:p>
+        </w:tc>
+        <w:tc>
+          <w:tcPr>
+            <w:tcW w:w="2131" w:type="dxa"/>
+          </w:tcPr>
+          <w:p>
+            <w:pPr>
+              <w:numPr>
+                <w:numId w:val="0"/>
+              </w:numPr>
+              <w:rPr>
+                <w:rFonts w:hint="default" w:ascii="Times New Roman" w:hAnsi="Times New Roman" w:cs="Times New Roman"/>
+                <w:sz w:val="26"/>
+                <w:szCs w:val="26"/>
+                <w:vertAlign w:val="baseline"/>
+                <w:lang w:val="en-US"/>
+              </w:rPr>
+            </w:pPr>
+          </w:p>
+        </w:tc>
+      </w:tr>
+      <w:tr>
+        <w:tblPrEx>
+          <w:tblBorders>
+            <w:top w:val="single" w:color="auto" w:sz="4" w:space="0"/>
+            <w:left w:val="single" w:color="auto" w:sz="4" w:space="0"/>
+            <w:bottom w:val="single" w:color="auto" w:sz="4" w:space="0"/>
+            <w:right w:val="single" w:color="auto" w:sz="4" w:space="0"/>
+            <w:insideH w:val="single" w:color="auto" w:sz="4" w:space="0"/>
+            <w:insideV w:val="single" w:color="auto" w:sz="4" w:space="0"/>
+          </w:tblBorders>
+          <w:tblCellMar>
+            <w:left w:w="108" w:type="dxa"/>
+            <w:right w:w="108" w:type="dxa"/>
+          </w:tblCellMar>
+        </w:tblPrEx>
+        <w:tc>
+          <w:tcPr>
+            <w:tcW w:w="2130" w:type="dxa"/>
+          </w:tcPr>
+          <w:p>
+            <w:pPr>
+              <w:numPr>
+                <w:numId w:val="0"/>
+              </w:numPr>
+              <w:rPr>
+                <w:rFonts w:hint="default" w:ascii="Times New Roman" w:hAnsi="Times New Roman" w:cs="Times New Roman"/>
+                <w:sz w:val="26"/>
+                <w:szCs w:val="26"/>
+                <w:vertAlign w:val="baseline"/>
+                <w:lang w:val="en-US"/>
+              </w:rPr>
+            </w:pPr>
+            <w:r>
+              <w:rPr>
+                <w:rFonts w:hint="default" w:ascii="Times New Roman" w:hAnsi="Times New Roman" w:cs="Times New Roman"/>
+                <w:sz w:val="26"/>
+                <w:szCs w:val="26"/>
+                <w:vertAlign w:val="baseline"/>
+                <w:lang w:val="en-US"/>
+              </w:rPr>
+              <w:t>Cổng closed</w:t>
+            </w:r>
+          </w:p>
+        </w:tc>
+        <w:tc>
+          <w:tcPr>
+            <w:tcW w:w="2130" w:type="dxa"/>
+          </w:tcPr>
+          <w:p>
+            <w:pPr>
+              <w:numPr>
+                <w:numId w:val="0"/>
+              </w:numPr>
+              <w:rPr>
+                <w:rFonts w:hint="default" w:ascii="Times New Roman" w:hAnsi="Times New Roman" w:cs="Times New Roman"/>
+                <w:sz w:val="26"/>
+                <w:szCs w:val="26"/>
+                <w:vertAlign w:val="baseline"/>
+                <w:lang w:val="en-US"/>
+              </w:rPr>
+            </w:pPr>
+            <w:r>
+              <w:rPr>
+                <w:rFonts w:hint="default" w:ascii="Times New Roman" w:hAnsi="Times New Roman" w:cs="Times New Roman"/>
+                <w:sz w:val="26"/>
+                <w:szCs w:val="26"/>
+                <w:vertAlign w:val="baseline"/>
+                <w:lang w:val="en-US"/>
+              </w:rPr>
+              <w:t>977</w:t>
+            </w:r>
+          </w:p>
+        </w:tc>
+        <w:tc>
+          <w:tcPr>
+            <w:tcW w:w="2131" w:type="dxa"/>
+          </w:tcPr>
+          <w:p>
+            <w:pPr>
+              <w:numPr>
+                <w:numId w:val="0"/>
+              </w:numPr>
+              <w:rPr>
+                <w:rFonts w:hint="default" w:ascii="Times New Roman" w:hAnsi="Times New Roman" w:cs="Times New Roman"/>
+                <w:sz w:val="26"/>
+                <w:szCs w:val="26"/>
+                <w:vertAlign w:val="baseline"/>
+                <w:lang w:val="en-US"/>
+              </w:rPr>
+            </w:pPr>
+            <w:r>
+              <w:rPr>
+                <w:rFonts w:hint="default" w:ascii="Times New Roman" w:hAnsi="Times New Roman" w:cs="Times New Roman"/>
+                <w:sz w:val="26"/>
+                <w:szCs w:val="26"/>
+                <w:vertAlign w:val="baseline"/>
+                <w:lang w:val="en-US"/>
+              </w:rPr>
+              <w:t>977</w:t>
+            </w:r>
+          </w:p>
+        </w:tc>
+        <w:tc>
+          <w:tcPr>
+            <w:tcW w:w="2131" w:type="dxa"/>
+          </w:tcPr>
+          <w:p>
+            <w:pPr>
+              <w:numPr>
+                <w:numId w:val="0"/>
+              </w:numPr>
+              <w:rPr>
+                <w:rFonts w:hint="default" w:ascii="Times New Roman" w:hAnsi="Times New Roman" w:cs="Times New Roman"/>
+                <w:sz w:val="26"/>
+                <w:szCs w:val="26"/>
+                <w:vertAlign w:val="baseline"/>
+                <w:lang w:val="en-US"/>
+              </w:rPr>
+            </w:pPr>
+          </w:p>
+        </w:tc>
+      </w:tr>
+      <w:tr>
+        <w:tblPrEx>
+          <w:tblBorders>
+            <w:top w:val="single" w:color="auto" w:sz="4" w:space="0"/>
+            <w:left w:val="single" w:color="auto" w:sz="4" w:space="0"/>
+            <w:bottom w:val="single" w:color="auto" w:sz="4" w:space="0"/>
+            <w:right w:val="single" w:color="auto" w:sz="4" w:space="0"/>
+            <w:insideH w:val="single" w:color="auto" w:sz="4" w:space="0"/>
+            <w:insideV w:val="single" w:color="auto" w:sz="4" w:space="0"/>
+          </w:tblBorders>
+          <w:tblCellMar>
+            <w:left w:w="108" w:type="dxa"/>
+            <w:right w:w="108" w:type="dxa"/>
+          </w:tblCellMar>
+        </w:tblPrEx>
+        <w:tc>
+          <w:tcPr>
+            <w:tcW w:w="2130" w:type="dxa"/>
+          </w:tcPr>
+          <w:p>
+            <w:pPr>
+              <w:numPr>
+                <w:numId w:val="0"/>
+              </w:numPr>
+              <w:rPr>
+                <w:rFonts w:hint="default" w:ascii="Times New Roman" w:hAnsi="Times New Roman" w:cs="Times New Roman"/>
+                <w:sz w:val="26"/>
+                <w:szCs w:val="26"/>
+                <w:vertAlign w:val="baseline"/>
+                <w:lang w:val="en-US"/>
+              </w:rPr>
+            </w:pPr>
+            <w:r>
+              <w:rPr>
+                <w:rFonts w:hint="default" w:ascii="Times New Roman" w:hAnsi="Times New Roman" w:cs="Times New Roman"/>
+                <w:sz w:val="26"/>
+                <w:szCs w:val="26"/>
+                <w:vertAlign w:val="baseline"/>
+                <w:lang w:val="en-US"/>
+              </w:rPr>
+              <w:t>Cổng filtered</w:t>
+            </w:r>
+          </w:p>
+        </w:tc>
+        <w:tc>
+          <w:tcPr>
+            <w:tcW w:w="2130" w:type="dxa"/>
+          </w:tcPr>
+          <w:p>
+            <w:pPr>
+              <w:numPr>
+                <w:numId w:val="0"/>
+              </w:numPr>
+              <w:rPr>
+                <w:rFonts w:hint="default" w:ascii="Times New Roman" w:hAnsi="Times New Roman" w:cs="Times New Roman"/>
+                <w:sz w:val="26"/>
+                <w:szCs w:val="26"/>
+                <w:vertAlign w:val="baseline"/>
+                <w:lang w:val="en-US"/>
+              </w:rPr>
+            </w:pPr>
+            <w:r>
+              <w:rPr>
+                <w:rFonts w:hint="default" w:ascii="Times New Roman" w:hAnsi="Times New Roman" w:cs="Times New Roman"/>
+                <w:sz w:val="26"/>
+                <w:szCs w:val="26"/>
+                <w:vertAlign w:val="baseline"/>
+                <w:lang w:val="en-US"/>
+              </w:rPr>
+              <w:t>0</w:t>
+            </w:r>
+          </w:p>
+        </w:tc>
+        <w:tc>
+          <w:tcPr>
+            <w:tcW w:w="2131" w:type="dxa"/>
+          </w:tcPr>
+          <w:p>
+            <w:pPr>
+              <w:numPr>
+                <w:numId w:val="0"/>
+              </w:numPr>
+              <w:rPr>
+                <w:rFonts w:hint="default" w:ascii="Times New Roman" w:hAnsi="Times New Roman" w:cs="Times New Roman"/>
+                <w:sz w:val="26"/>
+                <w:szCs w:val="26"/>
+                <w:vertAlign w:val="baseline"/>
+                <w:lang w:val="en-US"/>
+              </w:rPr>
+            </w:pPr>
+            <w:r>
+              <w:rPr>
+                <w:rFonts w:hint="default" w:ascii="Times New Roman" w:hAnsi="Times New Roman" w:cs="Times New Roman"/>
+                <w:sz w:val="26"/>
+                <w:szCs w:val="26"/>
+                <w:vertAlign w:val="baseline"/>
+                <w:lang w:val="en-US"/>
+              </w:rPr>
+              <w:t>0</w:t>
+            </w:r>
+          </w:p>
+        </w:tc>
+        <w:tc>
+          <w:tcPr>
+            <w:tcW w:w="2131" w:type="dxa"/>
+          </w:tcPr>
+          <w:p>
+            <w:pPr>
+              <w:numPr>
+                <w:numId w:val="0"/>
+              </w:numPr>
+              <w:rPr>
+                <w:rFonts w:hint="default" w:ascii="Times New Roman" w:hAnsi="Times New Roman" w:cs="Times New Roman"/>
+                <w:sz w:val="26"/>
+                <w:szCs w:val="26"/>
+                <w:vertAlign w:val="baseline"/>
+                <w:lang w:val="en-US"/>
+              </w:rPr>
+            </w:pPr>
+          </w:p>
+        </w:tc>
+      </w:tr>
+      <w:tr>
+        <w:tblPrEx>
+          <w:tblBorders>
+            <w:top w:val="single" w:color="auto" w:sz="4" w:space="0"/>
+            <w:left w:val="single" w:color="auto" w:sz="4" w:space="0"/>
+            <w:bottom w:val="single" w:color="auto" w:sz="4" w:space="0"/>
+            <w:right w:val="single" w:color="auto" w:sz="4" w:space="0"/>
+            <w:insideH w:val="single" w:color="auto" w:sz="4" w:space="0"/>
+            <w:insideV w:val="single" w:color="auto" w:sz="4" w:space="0"/>
+          </w:tblBorders>
+          <w:tblCellMar>
+            <w:left w:w="108" w:type="dxa"/>
+            <w:right w:w="108" w:type="dxa"/>
+          </w:tblCellMar>
+        </w:tblPrEx>
+        <w:tc>
+          <w:tcPr>
+            <w:tcW w:w="2130" w:type="dxa"/>
+          </w:tcPr>
+          <w:p>
+            <w:pPr>
+              <w:numPr>
+                <w:numId w:val="0"/>
+              </w:numPr>
+              <w:rPr>
+                <w:rFonts w:hint="default" w:ascii="Times New Roman" w:hAnsi="Times New Roman" w:cs="Times New Roman"/>
+                <w:sz w:val="26"/>
+                <w:szCs w:val="26"/>
+                <w:vertAlign w:val="baseline"/>
+                <w:lang w:val="en-US"/>
+              </w:rPr>
+            </w:pPr>
+            <w:r>
+              <w:rPr>
+                <w:rFonts w:hint="default" w:ascii="Times New Roman" w:hAnsi="Times New Roman" w:cs="Times New Roman"/>
+                <w:sz w:val="26"/>
+                <w:szCs w:val="26"/>
+                <w:vertAlign w:val="baseline"/>
+                <w:lang w:val="en-US"/>
+              </w:rPr>
+              <w:t>Thời gian quét</w:t>
+            </w:r>
+          </w:p>
+        </w:tc>
+        <w:tc>
+          <w:tcPr>
+            <w:tcW w:w="2130" w:type="dxa"/>
+          </w:tcPr>
+          <w:p>
+            <w:pPr>
+              <w:numPr>
+                <w:numId w:val="0"/>
+              </w:numPr>
+              <w:rPr>
+                <w:rFonts w:hint="default" w:ascii="Times New Roman" w:hAnsi="Times New Roman" w:cs="Times New Roman"/>
+                <w:sz w:val="26"/>
+                <w:szCs w:val="26"/>
+                <w:vertAlign w:val="baseline"/>
+                <w:lang w:val="en-US"/>
+              </w:rPr>
+            </w:pPr>
+            <w:r>
+              <w:rPr>
+                <w:rFonts w:hint="default" w:ascii="Times New Roman" w:hAnsi="Times New Roman" w:cs="Times New Roman"/>
+                <w:sz w:val="26"/>
+                <w:szCs w:val="26"/>
+                <w:vertAlign w:val="baseline"/>
+                <w:lang w:val="en-US"/>
+              </w:rPr>
+              <w:t>5,39s</w:t>
+            </w:r>
+          </w:p>
+        </w:tc>
+        <w:tc>
+          <w:tcPr>
+            <w:tcW w:w="2131" w:type="dxa"/>
+          </w:tcPr>
+          <w:p>
+            <w:pPr>
+              <w:numPr>
+                <w:numId w:val="0"/>
+              </w:numPr>
+              <w:rPr>
+                <w:rFonts w:hint="default" w:ascii="Times New Roman" w:hAnsi="Times New Roman" w:cs="Times New Roman"/>
+                <w:sz w:val="26"/>
+                <w:szCs w:val="26"/>
+                <w:vertAlign w:val="baseline"/>
+                <w:lang w:val="en-US"/>
+              </w:rPr>
+            </w:pPr>
+            <w:r>
+              <w:rPr>
+                <w:rFonts w:hint="default" w:ascii="Times New Roman" w:hAnsi="Times New Roman" w:cs="Times New Roman"/>
+                <w:sz w:val="26"/>
+                <w:szCs w:val="26"/>
+                <w:vertAlign w:val="baseline"/>
+                <w:lang w:val="en-US"/>
+              </w:rPr>
+              <w:t>4,99s</w:t>
+            </w:r>
+          </w:p>
+        </w:tc>
+        <w:tc>
+          <w:tcPr>
+            <w:tcW w:w="2131" w:type="dxa"/>
+          </w:tcPr>
+          <w:p>
+            <w:pPr>
+              <w:numPr>
+                <w:numId w:val="0"/>
+              </w:numPr>
+              <w:rPr>
+                <w:rFonts w:hint="default" w:ascii="Times New Roman" w:hAnsi="Times New Roman" w:cs="Times New Roman"/>
+                <w:sz w:val="26"/>
+                <w:szCs w:val="26"/>
+                <w:vertAlign w:val="baseline"/>
+                <w:lang w:val="en-US"/>
+              </w:rPr>
+            </w:pPr>
+          </w:p>
+        </w:tc>
+      </w:tr>
+      <w:tr>
+        <w:tblPrEx>
+          <w:tblBorders>
+            <w:top w:val="single" w:color="auto" w:sz="4" w:space="0"/>
+            <w:left w:val="single" w:color="auto" w:sz="4" w:space="0"/>
+            <w:bottom w:val="single" w:color="auto" w:sz="4" w:space="0"/>
+            <w:right w:val="single" w:color="auto" w:sz="4" w:space="0"/>
+            <w:insideH w:val="single" w:color="auto" w:sz="4" w:space="0"/>
+            <w:insideV w:val="single" w:color="auto" w:sz="4" w:space="0"/>
+          </w:tblBorders>
+          <w:tblCellMar>
+            <w:left w:w="108" w:type="dxa"/>
+            <w:right w:w="108" w:type="dxa"/>
+          </w:tblCellMar>
+        </w:tblPrEx>
+        <w:tc>
+          <w:tcPr>
+            <w:tcW w:w="2130" w:type="dxa"/>
+          </w:tcPr>
+          <w:p>
+            <w:pPr>
+              <w:numPr>
+                <w:numId w:val="0"/>
+              </w:numPr>
+              <w:rPr>
+                <w:rFonts w:hint="default" w:ascii="Times New Roman" w:hAnsi="Times New Roman" w:cs="Times New Roman"/>
+                <w:sz w:val="26"/>
+                <w:szCs w:val="26"/>
+                <w:vertAlign w:val="baseline"/>
+                <w:lang w:val="en-US"/>
+              </w:rPr>
+            </w:pPr>
+            <w:r>
+              <w:rPr>
+                <w:rFonts w:hint="default" w:ascii="Times New Roman" w:hAnsi="Times New Roman" w:cs="Times New Roman"/>
+                <w:sz w:val="26"/>
+                <w:szCs w:val="26"/>
+                <w:vertAlign w:val="baseline"/>
+                <w:lang w:val="en-US"/>
+              </w:rPr>
+              <w:t>Quyền cần thiết</w:t>
+            </w:r>
+          </w:p>
+        </w:tc>
+        <w:tc>
+          <w:tcPr>
+            <w:tcW w:w="2130" w:type="dxa"/>
+          </w:tcPr>
+          <w:p>
+            <w:pPr>
+              <w:numPr>
+                <w:numId w:val="0"/>
+              </w:numPr>
+              <w:rPr>
+                <w:rFonts w:hint="default" w:ascii="Times New Roman" w:hAnsi="Times New Roman" w:cs="Times New Roman"/>
+                <w:sz w:val="26"/>
+                <w:szCs w:val="26"/>
+                <w:vertAlign w:val="baseline"/>
+                <w:lang w:val="en-US"/>
+              </w:rPr>
+            </w:pPr>
+            <w:r>
+              <w:rPr>
+                <w:rFonts w:hint="default" w:ascii="Times New Roman" w:hAnsi="Times New Roman" w:cs="Times New Roman"/>
+                <w:sz w:val="26"/>
+                <w:szCs w:val="26"/>
+                <w:vertAlign w:val="baseline"/>
+                <w:lang w:val="en-US"/>
+              </w:rPr>
+              <w:t>Không cần</w:t>
+            </w:r>
+          </w:p>
+        </w:tc>
+        <w:tc>
+          <w:tcPr>
+            <w:tcW w:w="2131" w:type="dxa"/>
+          </w:tcPr>
+          <w:p>
+            <w:pPr>
+              <w:numPr>
+                <w:numId w:val="0"/>
+              </w:numPr>
+              <w:rPr>
+                <w:rFonts w:hint="default" w:ascii="Times New Roman" w:hAnsi="Times New Roman" w:cs="Times New Roman"/>
+                <w:sz w:val="26"/>
+                <w:szCs w:val="26"/>
+                <w:vertAlign w:val="baseline"/>
+                <w:lang w:val="en-US"/>
+              </w:rPr>
+            </w:pPr>
+            <w:r>
+              <w:rPr>
+                <w:rFonts w:hint="default" w:ascii="Times New Roman" w:hAnsi="Times New Roman" w:cs="Times New Roman"/>
+                <w:sz w:val="26"/>
+                <w:szCs w:val="26"/>
+                <w:vertAlign w:val="baseline"/>
+                <w:lang w:val="en-US"/>
+              </w:rPr>
+              <w:t>Không cần</w:t>
+            </w:r>
+          </w:p>
+        </w:tc>
+        <w:tc>
+          <w:tcPr>
+            <w:tcW w:w="2131" w:type="dxa"/>
+          </w:tcPr>
+          <w:p>
+            <w:pPr>
+              <w:numPr>
+                <w:numId w:val="0"/>
+              </w:numPr>
+              <w:rPr>
+                <w:rFonts w:hint="default" w:ascii="Times New Roman" w:hAnsi="Times New Roman" w:cs="Times New Roman"/>
+                <w:sz w:val="26"/>
+                <w:szCs w:val="26"/>
+                <w:vertAlign w:val="baseline"/>
+                <w:lang w:val="en-US"/>
+              </w:rPr>
+            </w:pPr>
+          </w:p>
+        </w:tc>
+      </w:tr>
+    </w:tbl>
+    <w:p>
+      <w:pPr>
+        <w:numPr>
+          <w:numId w:val="0"/>
+        </w:numPr>
+        <w:rPr>
+          <w:rFonts w:hint="default"/>
+          <w:lang w:val="en-US"/>
+        </w:rPr>
+      </w:pPr>
+    </w:p>
+    <w:p>
+      <w:pPr>
+        <w:numPr>
+          <w:numId w:val="0"/>
+        </w:numPr>
+        <w:rPr>
+          <w:rFonts w:hint="default" w:ascii="Times New Roman" w:hAnsi="Times New Roman" w:cs="Times New Roman"/>
+          <w:sz w:val="26"/>
+          <w:szCs w:val="26"/>
+          <w:lang w:val="en-US"/>
+        </w:rPr>
+      </w:pPr>
+      <w:r>
+        <w:rPr>
+          <w:rFonts w:hint="default" w:ascii="Times New Roman" w:hAnsi="Times New Roman" w:cs="Times New Roman"/>
+          <w:sz w:val="26"/>
+          <w:szCs w:val="26"/>
+          <w:lang w:val="en-US"/>
+        </w:rPr>
+        <w:t>+ FIN/ Xmas/ NULL scan ( -sF/ -sX/ -sN):</w:t>
+      </w:r>
+    </w:p>
+    <w:p>
+      <w:pPr>
+        <w:numPr>
+          <w:numId w:val="0"/>
+        </w:numPr>
+        <w:ind w:leftChars="0"/>
+      </w:pPr>
+      <w:r>
+        <w:drawing>
+          <wp:inline distT="0" distB="0" distL="114300" distR="114300">
+            <wp:extent cx="4998720" cy="4483100"/>
+            <wp:effectExtent l="0" t="0" r="5080" b="0"/>
+            <wp:docPr id="11" name="Picture 11"/>
+            <wp:cNvGraphicFramePr>
+              <a:graphicFrameLocks xmlns:a="http://schemas.openxmlformats.org/drawingml/2006/main" noChangeAspect="1"/>
+            </wp:cNvGraphicFramePr>
+            <a:graphic xmlns:a="http://schemas.openxmlformats.org/drawingml/2006/main">
+              <a:graphicData uri="http://schemas.openxmlformats.org/drawingml/2006/picture">
+                <pic:pic xmlns:pic="http://schemas.openxmlformats.org/drawingml/2006/picture">
+                  <pic:nvPicPr>
+                    <pic:cNvPr id="11" name="Picture 11"/>
+                    <pic:cNvPicPr>
+                      <a:picLocks noChangeAspect="1"/>
+                    </pic:cNvPicPr>
+                  </pic:nvPicPr>
+                  <pic:blipFill>
+                    <a:blip r:embed="rId12"/>
+                    <a:stretch>
+                      <a:fillRect/>
+                    </a:stretch>
+                  </pic:blipFill>
+                  <pic:spPr>
+                    <a:xfrm>
+                      <a:off x="0" y="0"/>
+                      <a:ext cx="4998720" cy="4483100"/>
+                    </a:xfrm>
+                    <a:prstGeom prst="rect">
+                      <a:avLst/>
+                    </a:prstGeom>
+                    <a:noFill/>
+                    <a:ln>
+                      <a:noFill/>
+                    </a:ln>
+                  </pic:spPr>
+                </pic:pic>
+              </a:graphicData>
+            </a:graphic>
+          </wp:inline>
+        </w:drawing>
+      </w:r>
+    </w:p>
+    <w:p>
+      <w:pPr>
+        <w:numPr>
+          <w:numId w:val="0"/>
+        </w:numPr>
+        <w:ind w:leftChars="0"/>
+      </w:pPr>
+      <w:r>
+        <w:drawing>
+          <wp:inline distT="0" distB="0" distL="114300" distR="114300">
+            <wp:extent cx="5287010" cy="5054600"/>
+            <wp:effectExtent l="0" t="0" r="8890" b="0"/>
+            <wp:docPr id="12" name="Picture 12"/>
+            <wp:cNvGraphicFramePr>
+              <a:graphicFrameLocks xmlns:a="http://schemas.openxmlformats.org/drawingml/2006/main" noChangeAspect="1"/>
+            </wp:cNvGraphicFramePr>
+            <a:graphic xmlns:a="http://schemas.openxmlformats.org/drawingml/2006/main">
+              <a:graphicData uri="http://schemas.openxmlformats.org/drawingml/2006/picture">
+                <pic:pic xmlns:pic="http://schemas.openxmlformats.org/drawingml/2006/picture">
+                  <pic:nvPicPr>
+                    <pic:cNvPr id="12" name="Picture 12"/>
+                    <pic:cNvPicPr>
+                      <a:picLocks noChangeAspect="1"/>
+                    </pic:cNvPicPr>
+                  </pic:nvPicPr>
+                  <pic:blipFill>
+                    <a:blip r:embed="rId13"/>
+                    <a:stretch>
+                      <a:fillRect/>
+                    </a:stretch>
+                  </pic:blipFill>
+                  <pic:spPr>
+                    <a:xfrm>
+                      <a:off x="0" y="0"/>
+                      <a:ext cx="5287010" cy="5054600"/>
+                    </a:xfrm>
+                    <a:prstGeom prst="rect">
+                      <a:avLst/>
+                    </a:prstGeom>
+                    <a:noFill/>
+                    <a:ln>
+                      <a:noFill/>
+                    </a:ln>
+                  </pic:spPr>
+                </pic:pic>
+              </a:graphicData>
+            </a:graphic>
+          </wp:inline>
+        </w:drawing>
+      </w:r>
+    </w:p>
+    <w:p>
+      <w:pPr>
+        <w:numPr>
+          <w:numId w:val="0"/>
+        </w:numPr>
+        <w:ind w:leftChars="0"/>
+      </w:pPr>
+      <w:r>
+        <w:drawing>
+          <wp:inline distT="0" distB="0" distL="114300" distR="114300">
+            <wp:extent cx="5290185" cy="5014595"/>
+            <wp:effectExtent l="0" t="0" r="5715" b="1905"/>
+            <wp:docPr id="13" name="Picture 13"/>
+            <wp:cNvGraphicFramePr>
+              <a:graphicFrameLocks xmlns:a="http://schemas.openxmlformats.org/drawingml/2006/main" noChangeAspect="1"/>
+            </wp:cNvGraphicFramePr>
+            <a:graphic xmlns:a="http://schemas.openxmlformats.org/drawingml/2006/main">
+              <a:graphicData uri="http://schemas.openxmlformats.org/drawingml/2006/picture">
+                <pic:pic xmlns:pic="http://schemas.openxmlformats.org/drawingml/2006/picture">
+                  <pic:nvPicPr>
+                    <pic:cNvPr id="13" name="Picture 13"/>
+                    <pic:cNvPicPr>
+                      <a:picLocks noChangeAspect="1"/>
+                    </pic:cNvPicPr>
+                  </pic:nvPicPr>
+                  <pic:blipFill>
+                    <a:blip r:embed="rId14"/>
+                    <a:stretch>
+                      <a:fillRect/>
+                    </a:stretch>
+                  </pic:blipFill>
+                  <pic:spPr>
+                    <a:xfrm>
+                      <a:off x="0" y="0"/>
+                      <a:ext cx="5290185" cy="5014595"/>
+                    </a:xfrm>
+                    <a:prstGeom prst="rect">
+                      <a:avLst/>
+                    </a:prstGeom>
+                    <a:noFill/>
+                    <a:ln>
+                      <a:noFill/>
+                    </a:ln>
+                  </pic:spPr>
+                </pic:pic>
+              </a:graphicData>
+            </a:graphic>
+          </wp:inline>
+        </w:drawing>
+      </w:r>
+    </w:p>
+    <w:p>
+      <w:pPr>
+        <w:numPr>
+          <w:numId w:val="0"/>
+        </w:numPr>
+        <w:ind w:leftChars="0"/>
+      </w:pPr>
+    </w:p>
+    <w:p>
+      <w:pPr>
+        <w:numPr>
+          <w:numId w:val="0"/>
+        </w:numPr>
+        <w:ind w:leftChars="0"/>
+        <w:rPr>
+          <w:rFonts w:hint="default" w:ascii="Times New Roman" w:hAnsi="Times New Roman" w:cs="Times New Roman"/>
+          <w:sz w:val="26"/>
+          <w:szCs w:val="26"/>
+          <w:lang w:val="en-US"/>
+        </w:rPr>
+      </w:pPr>
+      <w:r>
+        <w:rPr>
+          <w:rFonts w:hint="default" w:ascii="Times New Roman" w:hAnsi="Times New Roman" w:cs="Times New Roman"/>
+          <w:sz w:val="26"/>
+          <w:szCs w:val="26"/>
+          <w:lang w:val="en-US"/>
+        </w:rPr>
+        <w:t>+ ACK scan ( -sA):</w:t>
+      </w:r>
+    </w:p>
+    <w:p>
+      <w:pPr>
+        <w:numPr>
+          <w:numId w:val="0"/>
+        </w:numPr>
+        <w:ind w:leftChars="0"/>
+      </w:pPr>
+      <w:r>
+        <w:drawing>
+          <wp:inline distT="0" distB="0" distL="114300" distR="114300">
+            <wp:extent cx="5383530" cy="1605915"/>
+            <wp:effectExtent l="0" t="0" r="1270" b="6985"/>
+            <wp:docPr id="14" name="Picture 14"/>
+            <wp:cNvGraphicFramePr>
+              <a:graphicFrameLocks xmlns:a="http://schemas.openxmlformats.org/drawingml/2006/main" noChangeAspect="1"/>
+            </wp:cNvGraphicFramePr>
+            <a:graphic xmlns:a="http://schemas.openxmlformats.org/drawingml/2006/main">
+              <a:graphicData uri="http://schemas.openxmlformats.org/drawingml/2006/picture">
+                <pic:pic xmlns:pic="http://schemas.openxmlformats.org/drawingml/2006/picture">
+                  <pic:nvPicPr>
+                    <pic:cNvPr id="14" name="Picture 14"/>
+                    <pic:cNvPicPr>
+                      <a:picLocks noChangeAspect="1"/>
+                    </pic:cNvPicPr>
+                  </pic:nvPicPr>
+                  <pic:blipFill>
+                    <a:blip r:embed="rId15"/>
+                    <a:stretch>
+                      <a:fillRect/>
+                    </a:stretch>
+                  </pic:blipFill>
+                  <pic:spPr>
+                    <a:xfrm>
+                      <a:off x="0" y="0"/>
+                      <a:ext cx="5383530" cy="1605915"/>
+                    </a:xfrm>
+                    <a:prstGeom prst="rect">
+                      <a:avLst/>
+                    </a:prstGeom>
+                    <a:noFill/>
+                    <a:ln>
+                      <a:noFill/>
+                    </a:ln>
+                  </pic:spPr>
+                </pic:pic>
+              </a:graphicData>
+            </a:graphic>
+          </wp:inline>
+        </w:drawing>
+      </w:r>
+    </w:p>
+    <w:p>
+      <w:pPr>
+        <w:numPr>
+          <w:numId w:val="0"/>
+        </w:numPr>
+        <w:ind w:leftChars="0"/>
+      </w:pPr>
+    </w:p>
+    <w:p>
+      <w:pPr>
+        <w:numPr>
+          <w:ilvl w:val="0"/>
+          <w:numId w:val="1"/>
+        </w:numPr>
+        <w:ind w:left="420" w:leftChars="0" w:hanging="420" w:firstLineChars="0"/>
+        <w:rPr>
+          <w:rFonts w:hint="default"/>
+          <w:lang w:val="en-US"/>
+        </w:rPr>
+      </w:pPr>
+      <w:r>
+        <w:rPr>
+          <w:rFonts w:hint="default" w:ascii="Times New Roman" w:hAnsi="Times New Roman" w:cs="Times New Roman"/>
+          <w:sz w:val="26"/>
+          <w:szCs w:val="26"/>
+          <w:lang w:val="en-US"/>
+        </w:rPr>
+        <w:t>Quét UDP có kiểm soát:</w:t>
+      </w:r>
+    </w:p>
+    <w:p>
+      <w:pPr>
+        <w:numPr>
+          <w:numId w:val="0"/>
+        </w:numPr>
+        <w:ind w:leftChars="0"/>
+        <w:rPr>
+          <w:rFonts w:hint="default"/>
+          <w:lang w:val="en-US"/>
+        </w:rPr>
+      </w:pPr>
+      <w:r>
+        <w:drawing>
+          <wp:inline distT="0" distB="0" distL="114300" distR="114300">
+            <wp:extent cx="5170170" cy="4598035"/>
+            <wp:effectExtent l="0" t="0" r="11430" b="12065"/>
+            <wp:docPr id="15" name="Picture 15"/>
+            <wp:cNvGraphicFramePr>
+              <a:graphicFrameLocks xmlns:a="http://schemas.openxmlformats.org/drawingml/2006/main" noChangeAspect="1"/>
+            </wp:cNvGraphicFramePr>
+            <a:graphic xmlns:a="http://schemas.openxmlformats.org/drawingml/2006/main">
+              <a:graphicData uri="http://schemas.openxmlformats.org/drawingml/2006/picture">
+                <pic:pic xmlns:pic="http://schemas.openxmlformats.org/drawingml/2006/picture">
+                  <pic:nvPicPr>
+                    <pic:cNvPr id="15" name="Picture 15"/>
+                    <pic:cNvPicPr>
+                      <a:picLocks noChangeAspect="1"/>
+                    </pic:cNvPicPr>
+                  </pic:nvPicPr>
+                  <pic:blipFill>
+                    <a:blip r:embed="rId16"/>
+                    <a:stretch>
+                      <a:fillRect/>
+                    </a:stretch>
+                  </pic:blipFill>
+                  <pic:spPr>
+                    <a:xfrm>
+                      <a:off x="0" y="0"/>
+                      <a:ext cx="5170170" cy="4598035"/>
+                    </a:xfrm>
+                    <a:prstGeom prst="rect">
+                      <a:avLst/>
+                    </a:prstGeom>
+                    <a:noFill/>
+                    <a:ln>
+                      <a:noFill/>
+                    </a:ln>
+                  </pic:spPr>
+                </pic:pic>
+              </a:graphicData>
+            </a:graphic>
+          </wp:inline>
+        </w:drawing>
+      </w:r>
+    </w:p>
+    <w:tbl>
+      <w:tblPr>
+        <w:tblStyle w:val="5"/>
+        <w:tblW w:w="0" w:type="auto"/>
+        <w:tblInd w:w="0" w:type="dxa"/>
+        <w:tblBorders>
+          <w:top w:val="single" w:color="auto" w:sz="4" w:space="0"/>
+          <w:left w:val="single" w:color="auto" w:sz="4" w:space="0"/>
+          <w:bottom w:val="single" w:color="auto" w:sz="4" w:space="0"/>
+          <w:right w:val="single" w:color="auto" w:sz="4" w:space="0"/>
+          <w:insideH w:val="single" w:color="auto" w:sz="4" w:space="0"/>
+          <w:insideV w:val="single" w:color="auto" w:sz="4" w:space="0"/>
+        </w:tblBorders>
+        <w:tblLayout w:type="autofit"/>
+        <w:tblCellMar>
+          <w:left w:w="108" w:type="dxa"/>
+          <w:right w:w="108" w:type="dxa"/>
+        </w:tblCellMar>
+      </w:tblPr>
+      <w:tblGrid>
+        <w:gridCol w:w="2130"/>
+        <w:gridCol w:w="2130"/>
+        <w:gridCol w:w="2131"/>
+        <w:gridCol w:w="2131"/>
+      </w:tblGrid>
+      <w:tr>
+        <w:tblPrEx>
+          <w:tblBorders>
+            <w:top w:val="single" w:color="auto" w:sz="4" w:space="0"/>
+            <w:left w:val="single" w:color="auto" w:sz="4" w:space="0"/>
+            <w:bottom w:val="single" w:color="auto" w:sz="4" w:space="0"/>
+            <w:right w:val="single" w:color="auto" w:sz="4" w:space="0"/>
+            <w:insideH w:val="single" w:color="auto" w:sz="4" w:space="0"/>
+            <w:insideV w:val="single" w:color="auto" w:sz="4" w:space="0"/>
+          </w:tblBorders>
+          <w:tblCellMar>
+            <w:left w:w="108" w:type="dxa"/>
+            <w:right w:w="108" w:type="dxa"/>
+          </w:tblCellMar>
+        </w:tblPrEx>
+        <w:tc>
+          <w:tcPr>
+            <w:tcW w:w="2130" w:type="dxa"/>
+          </w:tcPr>
+          <w:p>
+            <w:pPr>
+              <w:numPr>
+                <w:ilvl w:val="0"/>
+                <w:numId w:val="0"/>
+              </w:numPr>
+              <w:rPr>
+                <w:rFonts w:hint="default" w:ascii="Times New Roman" w:hAnsi="Times New Roman" w:cs="Times New Roman"/>
+                <w:sz w:val="26"/>
+                <w:szCs w:val="26"/>
+                <w:vertAlign w:val="baseline"/>
+                <w:lang w:val="en-US"/>
+              </w:rPr>
+            </w:pPr>
+            <w:r>
+              <w:rPr>
+                <w:rFonts w:hint="default" w:ascii="Times New Roman" w:hAnsi="Times New Roman" w:cs="Times New Roman"/>
+                <w:sz w:val="26"/>
+                <w:szCs w:val="26"/>
+                <w:vertAlign w:val="baseline"/>
+                <w:lang w:val="en-US"/>
+              </w:rPr>
+              <w:t>Cổng UDP</w:t>
+            </w:r>
+          </w:p>
+        </w:tc>
+        <w:tc>
+          <w:tcPr>
+            <w:tcW w:w="2130" w:type="dxa"/>
+          </w:tcPr>
+          <w:p>
+            <w:pPr>
+              <w:numPr>
+                <w:ilvl w:val="0"/>
+                <w:numId w:val="0"/>
+              </w:numPr>
+              <w:rPr>
+                <w:rFonts w:hint="default" w:ascii="Times New Roman" w:hAnsi="Times New Roman" w:cs="Times New Roman"/>
+                <w:sz w:val="26"/>
+                <w:szCs w:val="26"/>
+                <w:vertAlign w:val="baseline"/>
+                <w:lang w:val="en-US"/>
+              </w:rPr>
+            </w:pPr>
+            <w:r>
+              <w:rPr>
+                <w:rFonts w:hint="default" w:ascii="Times New Roman" w:hAnsi="Times New Roman" w:cs="Times New Roman"/>
+                <w:sz w:val="26"/>
+                <w:szCs w:val="26"/>
+                <w:vertAlign w:val="baseline"/>
+                <w:lang w:val="en-US"/>
+              </w:rPr>
+              <w:t>Trạng thái</w:t>
+            </w:r>
+          </w:p>
+        </w:tc>
+        <w:tc>
+          <w:tcPr>
+            <w:tcW w:w="2131" w:type="dxa"/>
+          </w:tcPr>
+          <w:p>
+            <w:pPr>
+              <w:numPr>
+                <w:ilvl w:val="0"/>
+                <w:numId w:val="0"/>
+              </w:numPr>
+              <w:rPr>
+                <w:rFonts w:hint="default" w:ascii="Times New Roman" w:hAnsi="Times New Roman" w:cs="Times New Roman"/>
+                <w:sz w:val="26"/>
+                <w:szCs w:val="26"/>
+                <w:vertAlign w:val="baseline"/>
+                <w:lang w:val="en-US"/>
+              </w:rPr>
+            </w:pPr>
+            <w:r>
+              <w:rPr>
+                <w:rFonts w:hint="default" w:ascii="Times New Roman" w:hAnsi="Times New Roman" w:cs="Times New Roman"/>
+                <w:sz w:val="26"/>
+                <w:szCs w:val="26"/>
+                <w:vertAlign w:val="baseline"/>
+                <w:lang w:val="en-US"/>
+              </w:rPr>
+              <w:t>Dịch vụ</w:t>
+            </w:r>
+          </w:p>
+        </w:tc>
+        <w:tc>
+          <w:tcPr>
+            <w:tcW w:w="2131" w:type="dxa"/>
+          </w:tcPr>
+          <w:p>
+            <w:pPr>
+              <w:numPr>
+                <w:ilvl w:val="0"/>
+                <w:numId w:val="0"/>
+              </w:numPr>
+              <w:rPr>
+                <w:rFonts w:hint="default" w:ascii="Times New Roman" w:hAnsi="Times New Roman" w:cs="Times New Roman"/>
+                <w:sz w:val="26"/>
+                <w:szCs w:val="26"/>
+                <w:vertAlign w:val="baseline"/>
+                <w:lang w:val="en-US"/>
+              </w:rPr>
+            </w:pPr>
+            <w:r>
+              <w:rPr>
+                <w:rFonts w:hint="default" w:ascii="Times New Roman" w:hAnsi="Times New Roman" w:cs="Times New Roman"/>
+                <w:sz w:val="26"/>
+                <w:szCs w:val="26"/>
+                <w:vertAlign w:val="baseline"/>
+                <w:lang w:val="en-US"/>
+              </w:rPr>
+              <w:t>Giải thích/ quan sát</w:t>
+            </w:r>
+          </w:p>
+        </w:tc>
+      </w:tr>
+      <w:tr>
+        <w:tblPrEx>
+          <w:tblBorders>
+            <w:top w:val="single" w:color="auto" w:sz="4" w:space="0"/>
+            <w:left w:val="single" w:color="auto" w:sz="4" w:space="0"/>
+            <w:bottom w:val="single" w:color="auto" w:sz="4" w:space="0"/>
+            <w:right w:val="single" w:color="auto" w:sz="4" w:space="0"/>
+            <w:insideH w:val="single" w:color="auto" w:sz="4" w:space="0"/>
+            <w:insideV w:val="single" w:color="auto" w:sz="4" w:space="0"/>
+          </w:tblBorders>
+          <w:tblCellMar>
+            <w:left w:w="108" w:type="dxa"/>
+            <w:right w:w="108" w:type="dxa"/>
+          </w:tblCellMar>
+        </w:tblPrEx>
+        <w:tc>
+          <w:tcPr>
+            <w:tcW w:w="2130" w:type="dxa"/>
+          </w:tcPr>
+          <w:p>
+            <w:pPr>
+              <w:numPr>
+                <w:ilvl w:val="0"/>
+                <w:numId w:val="0"/>
+              </w:numPr>
+              <w:rPr>
+                <w:rFonts w:hint="default" w:ascii="Times New Roman" w:hAnsi="Times New Roman" w:cs="Times New Roman"/>
+                <w:sz w:val="26"/>
+                <w:szCs w:val="26"/>
+                <w:vertAlign w:val="baseline"/>
+                <w:lang w:val="en-US"/>
+              </w:rPr>
+            </w:pPr>
+          </w:p>
+        </w:tc>
+        <w:tc>
+          <w:tcPr>
+            <w:tcW w:w="2130" w:type="dxa"/>
+          </w:tcPr>
+          <w:p>
+            <w:pPr>
+              <w:numPr>
+                <w:ilvl w:val="0"/>
+                <w:numId w:val="0"/>
+              </w:numPr>
+              <w:rPr>
+                <w:rFonts w:hint="default" w:ascii="Times New Roman" w:hAnsi="Times New Roman" w:cs="Times New Roman"/>
+                <w:sz w:val="26"/>
+                <w:szCs w:val="26"/>
+                <w:vertAlign w:val="baseline"/>
+                <w:lang w:val="en-US"/>
+              </w:rPr>
+            </w:pPr>
+          </w:p>
+        </w:tc>
+        <w:tc>
+          <w:tcPr>
+            <w:tcW w:w="2131" w:type="dxa"/>
+          </w:tcPr>
+          <w:p>
+            <w:pPr>
+              <w:numPr>
+                <w:ilvl w:val="0"/>
+                <w:numId w:val="0"/>
+              </w:numPr>
+              <w:rPr>
+                <w:rFonts w:hint="default" w:ascii="Times New Roman" w:hAnsi="Times New Roman" w:cs="Times New Roman"/>
+                <w:sz w:val="26"/>
+                <w:szCs w:val="26"/>
+                <w:vertAlign w:val="baseline"/>
+                <w:lang w:val="en-US"/>
+              </w:rPr>
+            </w:pPr>
+          </w:p>
+        </w:tc>
+        <w:tc>
+          <w:tcPr>
+            <w:tcW w:w="2131" w:type="dxa"/>
+          </w:tcPr>
+          <w:p>
+            <w:pPr>
+              <w:numPr>
+                <w:ilvl w:val="0"/>
+                <w:numId w:val="0"/>
+              </w:numPr>
+              <w:rPr>
+                <w:rFonts w:hint="default" w:ascii="Times New Roman" w:hAnsi="Times New Roman" w:cs="Times New Roman"/>
+                <w:sz w:val="26"/>
+                <w:szCs w:val="26"/>
+                <w:vertAlign w:val="baseline"/>
+                <w:lang w:val="en-US"/>
+              </w:rPr>
+            </w:pPr>
+          </w:p>
+        </w:tc>
+      </w:tr>
+      <w:tr>
+        <w:tblPrEx>
+          <w:tblBorders>
+            <w:top w:val="single" w:color="auto" w:sz="4" w:space="0"/>
+            <w:left w:val="single" w:color="auto" w:sz="4" w:space="0"/>
+            <w:bottom w:val="single" w:color="auto" w:sz="4" w:space="0"/>
+            <w:right w:val="single" w:color="auto" w:sz="4" w:space="0"/>
+            <w:insideH w:val="single" w:color="auto" w:sz="4" w:space="0"/>
+            <w:insideV w:val="single" w:color="auto" w:sz="4" w:space="0"/>
+          </w:tblBorders>
+          <w:tblCellMar>
+            <w:left w:w="108" w:type="dxa"/>
+            <w:right w:w="108" w:type="dxa"/>
+          </w:tblCellMar>
+        </w:tblPrEx>
+        <w:tc>
+          <w:tcPr>
+            <w:tcW w:w="2130" w:type="dxa"/>
+          </w:tcPr>
+          <w:p>
+            <w:pPr>
+              <w:numPr>
+                <w:ilvl w:val="0"/>
+                <w:numId w:val="0"/>
+              </w:numPr>
+              <w:rPr>
+                <w:rFonts w:hint="default" w:ascii="Times New Roman" w:hAnsi="Times New Roman" w:cs="Times New Roman"/>
+                <w:sz w:val="26"/>
+                <w:szCs w:val="26"/>
+                <w:vertAlign w:val="baseline"/>
+                <w:lang w:val="en-US"/>
+              </w:rPr>
+            </w:pPr>
+          </w:p>
+        </w:tc>
+        <w:tc>
+          <w:tcPr>
+            <w:tcW w:w="2130" w:type="dxa"/>
+          </w:tcPr>
+          <w:p>
+            <w:pPr>
+              <w:numPr>
+                <w:ilvl w:val="0"/>
+                <w:numId w:val="0"/>
+              </w:numPr>
+              <w:rPr>
+                <w:rFonts w:hint="default" w:ascii="Times New Roman" w:hAnsi="Times New Roman" w:cs="Times New Roman"/>
+                <w:sz w:val="26"/>
+                <w:szCs w:val="26"/>
+                <w:vertAlign w:val="baseline"/>
+                <w:lang w:val="en-US"/>
+              </w:rPr>
+            </w:pPr>
+          </w:p>
+        </w:tc>
+        <w:tc>
+          <w:tcPr>
+            <w:tcW w:w="2131" w:type="dxa"/>
+          </w:tcPr>
+          <w:p>
+            <w:pPr>
+              <w:numPr>
+                <w:ilvl w:val="0"/>
+                <w:numId w:val="0"/>
+              </w:numPr>
+              <w:rPr>
+                <w:rFonts w:hint="default" w:ascii="Times New Roman" w:hAnsi="Times New Roman" w:cs="Times New Roman"/>
+                <w:sz w:val="26"/>
+                <w:szCs w:val="26"/>
+                <w:vertAlign w:val="baseline"/>
+                <w:lang w:val="en-US"/>
+              </w:rPr>
+            </w:pPr>
+          </w:p>
+        </w:tc>
+        <w:tc>
+          <w:tcPr>
+            <w:tcW w:w="2131" w:type="dxa"/>
+          </w:tcPr>
+          <w:p>
+            <w:pPr>
+              <w:numPr>
+                <w:ilvl w:val="0"/>
+                <w:numId w:val="0"/>
+              </w:numPr>
+              <w:rPr>
+                <w:rFonts w:hint="default" w:ascii="Times New Roman" w:hAnsi="Times New Roman" w:cs="Times New Roman"/>
+                <w:sz w:val="26"/>
+                <w:szCs w:val="26"/>
+                <w:vertAlign w:val="baseline"/>
+                <w:lang w:val="en-US"/>
+              </w:rPr>
+            </w:pPr>
+          </w:p>
+        </w:tc>
+      </w:tr>
+      <w:tr>
+        <w:tblPrEx>
+          <w:tblBorders>
+            <w:top w:val="single" w:color="auto" w:sz="4" w:space="0"/>
+            <w:left w:val="single" w:color="auto" w:sz="4" w:space="0"/>
+            <w:bottom w:val="single" w:color="auto" w:sz="4" w:space="0"/>
+            <w:right w:val="single" w:color="auto" w:sz="4" w:space="0"/>
+            <w:insideH w:val="single" w:color="auto" w:sz="4" w:space="0"/>
+            <w:insideV w:val="single" w:color="auto" w:sz="4" w:space="0"/>
+          </w:tblBorders>
+          <w:tblCellMar>
+            <w:left w:w="108" w:type="dxa"/>
+            <w:right w:w="108" w:type="dxa"/>
+          </w:tblCellMar>
+        </w:tblPrEx>
+        <w:tc>
+          <w:tcPr>
+            <w:tcW w:w="2130" w:type="dxa"/>
+          </w:tcPr>
+          <w:p>
+            <w:pPr>
+              <w:numPr>
+                <w:ilvl w:val="0"/>
+                <w:numId w:val="0"/>
+              </w:numPr>
+              <w:rPr>
+                <w:rFonts w:hint="default" w:ascii="Times New Roman" w:hAnsi="Times New Roman" w:cs="Times New Roman"/>
+                <w:sz w:val="26"/>
+                <w:szCs w:val="26"/>
+                <w:vertAlign w:val="baseline"/>
+                <w:lang w:val="en-US"/>
+              </w:rPr>
+            </w:pPr>
+          </w:p>
+        </w:tc>
+        <w:tc>
+          <w:tcPr>
+            <w:tcW w:w="2130" w:type="dxa"/>
+          </w:tcPr>
+          <w:p>
+            <w:pPr>
+              <w:numPr>
+                <w:ilvl w:val="0"/>
+                <w:numId w:val="0"/>
+              </w:numPr>
+              <w:rPr>
+                <w:rFonts w:hint="default" w:ascii="Times New Roman" w:hAnsi="Times New Roman" w:cs="Times New Roman"/>
+                <w:sz w:val="26"/>
+                <w:szCs w:val="26"/>
+                <w:vertAlign w:val="baseline"/>
+                <w:lang w:val="en-US"/>
+              </w:rPr>
+            </w:pPr>
+          </w:p>
+        </w:tc>
+        <w:tc>
+          <w:tcPr>
+            <w:tcW w:w="2131" w:type="dxa"/>
+          </w:tcPr>
+          <w:p>
+            <w:pPr>
+              <w:numPr>
+                <w:ilvl w:val="0"/>
+                <w:numId w:val="0"/>
+              </w:numPr>
+              <w:rPr>
+                <w:rFonts w:hint="default" w:ascii="Times New Roman" w:hAnsi="Times New Roman" w:cs="Times New Roman"/>
+                <w:sz w:val="26"/>
+                <w:szCs w:val="26"/>
+                <w:vertAlign w:val="baseline"/>
+                <w:lang w:val="en-US"/>
+              </w:rPr>
+            </w:pPr>
+          </w:p>
+        </w:tc>
+        <w:tc>
+          <w:tcPr>
+            <w:tcW w:w="2131" w:type="dxa"/>
+          </w:tcPr>
+          <w:p>
+            <w:pPr>
+              <w:numPr>
+                <w:ilvl w:val="0"/>
+                <w:numId w:val="0"/>
+              </w:numPr>
+              <w:rPr>
+                <w:rFonts w:hint="default" w:ascii="Times New Roman" w:hAnsi="Times New Roman" w:cs="Times New Roman"/>
+                <w:sz w:val="26"/>
+                <w:szCs w:val="26"/>
+                <w:vertAlign w:val="baseline"/>
+                <w:lang w:val="en-US"/>
+              </w:rPr>
+            </w:pPr>
+          </w:p>
+        </w:tc>
+      </w:tr>
+      <w:tr>
+        <w:tblPrEx>
+          <w:tblBorders>
+            <w:top w:val="single" w:color="auto" w:sz="4" w:space="0"/>
+            <w:left w:val="single" w:color="auto" w:sz="4" w:space="0"/>
+            <w:bottom w:val="single" w:color="auto" w:sz="4" w:space="0"/>
+            <w:right w:val="single" w:color="auto" w:sz="4" w:space="0"/>
+            <w:insideH w:val="single" w:color="auto" w:sz="4" w:space="0"/>
+            <w:insideV w:val="single" w:color="auto" w:sz="4" w:space="0"/>
+          </w:tblBorders>
+          <w:tblCellMar>
+            <w:left w:w="108" w:type="dxa"/>
+            <w:right w:w="108" w:type="dxa"/>
+          </w:tblCellMar>
+        </w:tblPrEx>
+        <w:tc>
+          <w:tcPr>
+            <w:tcW w:w="2130" w:type="dxa"/>
+          </w:tcPr>
+          <w:p>
+            <w:pPr>
+              <w:numPr>
+                <w:ilvl w:val="0"/>
+                <w:numId w:val="0"/>
+              </w:numPr>
+              <w:rPr>
+                <w:rFonts w:hint="default" w:ascii="Times New Roman" w:hAnsi="Times New Roman" w:cs="Times New Roman"/>
+                <w:sz w:val="26"/>
+                <w:szCs w:val="26"/>
+                <w:vertAlign w:val="baseline"/>
+                <w:lang w:val="en-US"/>
+              </w:rPr>
+            </w:pPr>
+          </w:p>
+        </w:tc>
+        <w:tc>
+          <w:tcPr>
+            <w:tcW w:w="2130" w:type="dxa"/>
+          </w:tcPr>
+          <w:p>
+            <w:pPr>
+              <w:numPr>
+                <w:ilvl w:val="0"/>
+                <w:numId w:val="0"/>
+              </w:numPr>
+              <w:rPr>
+                <w:rFonts w:hint="default" w:ascii="Times New Roman" w:hAnsi="Times New Roman" w:cs="Times New Roman"/>
+                <w:sz w:val="26"/>
+                <w:szCs w:val="26"/>
+                <w:vertAlign w:val="baseline"/>
+                <w:lang w:val="en-US"/>
+              </w:rPr>
+            </w:pPr>
+          </w:p>
+        </w:tc>
+        <w:tc>
+          <w:tcPr>
+            <w:tcW w:w="2131" w:type="dxa"/>
+          </w:tcPr>
+          <w:p>
+            <w:pPr>
+              <w:numPr>
+                <w:ilvl w:val="0"/>
+                <w:numId w:val="0"/>
+              </w:numPr>
+              <w:rPr>
+                <w:rFonts w:hint="default" w:ascii="Times New Roman" w:hAnsi="Times New Roman" w:cs="Times New Roman"/>
+                <w:sz w:val="26"/>
+                <w:szCs w:val="26"/>
+                <w:vertAlign w:val="baseline"/>
+                <w:lang w:val="en-US"/>
+              </w:rPr>
+            </w:pPr>
+          </w:p>
+        </w:tc>
+        <w:tc>
+          <w:tcPr>
+            <w:tcW w:w="2131" w:type="dxa"/>
+          </w:tcPr>
+          <w:p>
+            <w:pPr>
+              <w:numPr>
+                <w:ilvl w:val="0"/>
+                <w:numId w:val="0"/>
+              </w:numPr>
+              <w:rPr>
+                <w:rFonts w:hint="default" w:ascii="Times New Roman" w:hAnsi="Times New Roman" w:cs="Times New Roman"/>
+                <w:sz w:val="26"/>
+                <w:szCs w:val="26"/>
+                <w:vertAlign w:val="baseline"/>
+                <w:lang w:val="en-US"/>
+              </w:rPr>
+            </w:pPr>
+          </w:p>
+        </w:tc>
+      </w:tr>
+      <w:tr>
+        <w:tblPrEx>
+          <w:tblBorders>
+            <w:top w:val="single" w:color="auto" w:sz="4" w:space="0"/>
+            <w:left w:val="single" w:color="auto" w:sz="4" w:space="0"/>
+            <w:bottom w:val="single" w:color="auto" w:sz="4" w:space="0"/>
+            <w:right w:val="single" w:color="auto" w:sz="4" w:space="0"/>
+            <w:insideH w:val="single" w:color="auto" w:sz="4" w:space="0"/>
+            <w:insideV w:val="single" w:color="auto" w:sz="4" w:space="0"/>
+          </w:tblBorders>
+          <w:tblCellMar>
+            <w:left w:w="108" w:type="dxa"/>
+            <w:right w:w="108" w:type="dxa"/>
+          </w:tblCellMar>
+        </w:tblPrEx>
+        <w:tc>
+          <w:tcPr>
+            <w:tcW w:w="2130" w:type="dxa"/>
+          </w:tcPr>
+          <w:p>
+            <w:pPr>
+              <w:numPr>
+                <w:ilvl w:val="0"/>
+                <w:numId w:val="0"/>
+              </w:numPr>
+              <w:rPr>
+                <w:rFonts w:hint="default" w:ascii="Times New Roman" w:hAnsi="Times New Roman" w:cs="Times New Roman"/>
+                <w:sz w:val="26"/>
+                <w:szCs w:val="26"/>
+                <w:vertAlign w:val="baseline"/>
+                <w:lang w:val="en-US"/>
+              </w:rPr>
+            </w:pPr>
+          </w:p>
+        </w:tc>
+        <w:tc>
+          <w:tcPr>
+            <w:tcW w:w="2130" w:type="dxa"/>
+          </w:tcPr>
+          <w:p>
+            <w:pPr>
+              <w:numPr>
+                <w:ilvl w:val="0"/>
+                <w:numId w:val="0"/>
+              </w:numPr>
+              <w:rPr>
+                <w:rFonts w:hint="default" w:ascii="Times New Roman" w:hAnsi="Times New Roman" w:cs="Times New Roman"/>
+                <w:sz w:val="26"/>
+                <w:szCs w:val="26"/>
+                <w:vertAlign w:val="baseline"/>
+                <w:lang w:val="en-US"/>
+              </w:rPr>
+            </w:pPr>
+          </w:p>
+        </w:tc>
+        <w:tc>
+          <w:tcPr>
+            <w:tcW w:w="2131" w:type="dxa"/>
+          </w:tcPr>
+          <w:p>
+            <w:pPr>
+              <w:numPr>
+                <w:ilvl w:val="0"/>
+                <w:numId w:val="0"/>
+              </w:numPr>
+              <w:rPr>
+                <w:rFonts w:hint="default" w:ascii="Times New Roman" w:hAnsi="Times New Roman" w:cs="Times New Roman"/>
+                <w:sz w:val="26"/>
+                <w:szCs w:val="26"/>
+                <w:vertAlign w:val="baseline"/>
+                <w:lang w:val="en-US"/>
+              </w:rPr>
+            </w:pPr>
+          </w:p>
+        </w:tc>
+        <w:tc>
+          <w:tcPr>
+            <w:tcW w:w="2131" w:type="dxa"/>
+          </w:tcPr>
+          <w:p>
+            <w:pPr>
+              <w:numPr>
+                <w:ilvl w:val="0"/>
+                <w:numId w:val="0"/>
+              </w:numPr>
+              <w:rPr>
+                <w:rFonts w:hint="default" w:ascii="Times New Roman" w:hAnsi="Times New Roman" w:cs="Times New Roman"/>
+                <w:sz w:val="26"/>
+                <w:szCs w:val="26"/>
+                <w:vertAlign w:val="baseline"/>
+                <w:lang w:val="en-US"/>
+              </w:rPr>
+            </w:pPr>
+          </w:p>
+        </w:tc>
+      </w:tr>
+      <w:tr>
+        <w:tblPrEx>
+          <w:tblBorders>
+            <w:top w:val="single" w:color="auto" w:sz="4" w:space="0"/>
+            <w:left w:val="single" w:color="auto" w:sz="4" w:space="0"/>
+            <w:bottom w:val="single" w:color="auto" w:sz="4" w:space="0"/>
+            <w:right w:val="single" w:color="auto" w:sz="4" w:space="0"/>
+            <w:insideH w:val="single" w:color="auto" w:sz="4" w:space="0"/>
+            <w:insideV w:val="single" w:color="auto" w:sz="4" w:space="0"/>
+          </w:tblBorders>
+          <w:tblCellMar>
+            <w:left w:w="108" w:type="dxa"/>
+            <w:right w:w="108" w:type="dxa"/>
+          </w:tblCellMar>
+        </w:tblPrEx>
+        <w:tc>
+          <w:tcPr>
+            <w:tcW w:w="2130" w:type="dxa"/>
+          </w:tcPr>
+          <w:p>
+            <w:pPr>
+              <w:numPr>
+                <w:ilvl w:val="0"/>
+                <w:numId w:val="0"/>
+              </w:numPr>
+              <w:rPr>
+                <w:rFonts w:hint="default" w:ascii="Times New Roman" w:hAnsi="Times New Roman" w:cs="Times New Roman"/>
+                <w:sz w:val="26"/>
+                <w:szCs w:val="26"/>
+                <w:vertAlign w:val="baseline"/>
+                <w:lang w:val="en-US"/>
+              </w:rPr>
+            </w:pPr>
+          </w:p>
+        </w:tc>
+        <w:tc>
+          <w:tcPr>
+            <w:tcW w:w="2130" w:type="dxa"/>
+          </w:tcPr>
+          <w:p>
+            <w:pPr>
+              <w:numPr>
+                <w:ilvl w:val="0"/>
+                <w:numId w:val="0"/>
+              </w:numPr>
+              <w:rPr>
+                <w:rFonts w:hint="default" w:ascii="Times New Roman" w:hAnsi="Times New Roman" w:cs="Times New Roman"/>
+                <w:sz w:val="26"/>
+                <w:szCs w:val="26"/>
+                <w:vertAlign w:val="baseline"/>
+                <w:lang w:val="en-US"/>
+              </w:rPr>
+            </w:pPr>
+          </w:p>
+        </w:tc>
+        <w:tc>
+          <w:tcPr>
+            <w:tcW w:w="2131" w:type="dxa"/>
+          </w:tcPr>
+          <w:p>
+            <w:pPr>
+              <w:numPr>
+                <w:ilvl w:val="0"/>
+                <w:numId w:val="0"/>
+              </w:numPr>
+              <w:rPr>
+                <w:rFonts w:hint="default" w:ascii="Times New Roman" w:hAnsi="Times New Roman" w:cs="Times New Roman"/>
+                <w:sz w:val="26"/>
+                <w:szCs w:val="26"/>
+                <w:vertAlign w:val="baseline"/>
+                <w:lang w:val="en-US"/>
+              </w:rPr>
+            </w:pPr>
+          </w:p>
+        </w:tc>
+        <w:tc>
+          <w:tcPr>
+            <w:tcW w:w="2131" w:type="dxa"/>
+          </w:tcPr>
+          <w:p>
+            <w:pPr>
+              <w:numPr>
+                <w:ilvl w:val="0"/>
+                <w:numId w:val="0"/>
+              </w:numPr>
+              <w:rPr>
+                <w:rFonts w:hint="default" w:ascii="Times New Roman" w:hAnsi="Times New Roman" w:cs="Times New Roman"/>
+                <w:sz w:val="26"/>
+                <w:szCs w:val="26"/>
+                <w:vertAlign w:val="baseline"/>
+                <w:lang w:val="en-US"/>
+              </w:rPr>
+            </w:pPr>
+          </w:p>
+        </w:tc>
+      </w:tr>
+      <w:tr>
+        <w:tblPrEx>
+          <w:tblBorders>
+            <w:top w:val="single" w:color="auto" w:sz="4" w:space="0"/>
+            <w:left w:val="single" w:color="auto" w:sz="4" w:space="0"/>
+            <w:bottom w:val="single" w:color="auto" w:sz="4" w:space="0"/>
+            <w:right w:val="single" w:color="auto" w:sz="4" w:space="0"/>
+            <w:insideH w:val="single" w:color="auto" w:sz="4" w:space="0"/>
+            <w:insideV w:val="single" w:color="auto" w:sz="4" w:space="0"/>
+          </w:tblBorders>
+          <w:tblCellMar>
+            <w:left w:w="108" w:type="dxa"/>
+            <w:right w:w="108" w:type="dxa"/>
+          </w:tblCellMar>
+        </w:tblPrEx>
+        <w:tc>
+          <w:tcPr>
+            <w:tcW w:w="2130" w:type="dxa"/>
+          </w:tcPr>
+          <w:p>
+            <w:pPr>
+              <w:numPr>
+                <w:ilvl w:val="0"/>
+                <w:numId w:val="0"/>
+              </w:numPr>
+              <w:rPr>
+                <w:rFonts w:hint="default" w:ascii="Times New Roman" w:hAnsi="Times New Roman" w:cs="Times New Roman"/>
+                <w:sz w:val="26"/>
+                <w:szCs w:val="26"/>
+                <w:vertAlign w:val="baseline"/>
+                <w:lang w:val="en-US"/>
+              </w:rPr>
+            </w:pPr>
+          </w:p>
+        </w:tc>
+        <w:tc>
+          <w:tcPr>
+            <w:tcW w:w="2130" w:type="dxa"/>
+          </w:tcPr>
+          <w:p>
+            <w:pPr>
+              <w:numPr>
+                <w:ilvl w:val="0"/>
+                <w:numId w:val="0"/>
+              </w:numPr>
+              <w:rPr>
+                <w:rFonts w:hint="default" w:ascii="Times New Roman" w:hAnsi="Times New Roman" w:cs="Times New Roman"/>
+                <w:sz w:val="26"/>
+                <w:szCs w:val="26"/>
+                <w:vertAlign w:val="baseline"/>
+                <w:lang w:val="en-US"/>
+              </w:rPr>
+            </w:pPr>
+          </w:p>
+        </w:tc>
+        <w:tc>
+          <w:tcPr>
+            <w:tcW w:w="2131" w:type="dxa"/>
+          </w:tcPr>
+          <w:p>
+            <w:pPr>
+              <w:numPr>
+                <w:ilvl w:val="0"/>
+                <w:numId w:val="0"/>
+              </w:numPr>
+              <w:rPr>
+                <w:rFonts w:hint="default" w:ascii="Times New Roman" w:hAnsi="Times New Roman" w:cs="Times New Roman"/>
+                <w:sz w:val="26"/>
+                <w:szCs w:val="26"/>
+                <w:vertAlign w:val="baseline"/>
+                <w:lang w:val="en-US"/>
+              </w:rPr>
+            </w:pPr>
+          </w:p>
+        </w:tc>
+        <w:tc>
+          <w:tcPr>
+            <w:tcW w:w="2131" w:type="dxa"/>
+          </w:tcPr>
+          <w:p>
+            <w:pPr>
+              <w:numPr>
+                <w:ilvl w:val="0"/>
+                <w:numId w:val="0"/>
+              </w:numPr>
+              <w:rPr>
+                <w:rFonts w:hint="default" w:ascii="Times New Roman" w:hAnsi="Times New Roman" w:cs="Times New Roman"/>
+                <w:sz w:val="26"/>
+                <w:szCs w:val="26"/>
+                <w:vertAlign w:val="baseline"/>
+                <w:lang w:val="en-US"/>
+              </w:rPr>
+            </w:pPr>
+          </w:p>
+        </w:tc>
+      </w:tr>
+      <w:tr>
+        <w:tblPrEx>
+          <w:tblBorders>
+            <w:top w:val="single" w:color="auto" w:sz="4" w:space="0"/>
+            <w:left w:val="single" w:color="auto" w:sz="4" w:space="0"/>
+            <w:bottom w:val="single" w:color="auto" w:sz="4" w:space="0"/>
+            <w:right w:val="single" w:color="auto" w:sz="4" w:space="0"/>
+            <w:insideH w:val="single" w:color="auto" w:sz="4" w:space="0"/>
+            <w:insideV w:val="single" w:color="auto" w:sz="4" w:space="0"/>
+          </w:tblBorders>
+          <w:tblCellMar>
+            <w:left w:w="108" w:type="dxa"/>
+            <w:right w:w="108" w:type="dxa"/>
+          </w:tblCellMar>
+        </w:tblPrEx>
+        <w:tc>
+          <w:tcPr>
+            <w:tcW w:w="2130" w:type="dxa"/>
+          </w:tcPr>
+          <w:p>
+            <w:pPr>
+              <w:numPr>
+                <w:ilvl w:val="0"/>
+                <w:numId w:val="0"/>
+              </w:numPr>
+              <w:rPr>
+                <w:rFonts w:hint="default" w:ascii="Times New Roman" w:hAnsi="Times New Roman" w:cs="Times New Roman"/>
+                <w:sz w:val="26"/>
+                <w:szCs w:val="26"/>
+                <w:vertAlign w:val="baseline"/>
+                <w:lang w:val="en-US"/>
+              </w:rPr>
+            </w:pPr>
+          </w:p>
+        </w:tc>
+        <w:tc>
+          <w:tcPr>
+            <w:tcW w:w="2130" w:type="dxa"/>
+          </w:tcPr>
+          <w:p>
+            <w:pPr>
+              <w:numPr>
+                <w:ilvl w:val="0"/>
+                <w:numId w:val="0"/>
+              </w:numPr>
+              <w:rPr>
+                <w:rFonts w:hint="default" w:ascii="Times New Roman" w:hAnsi="Times New Roman" w:cs="Times New Roman"/>
+                <w:sz w:val="26"/>
+                <w:szCs w:val="26"/>
+                <w:vertAlign w:val="baseline"/>
+                <w:lang w:val="en-US"/>
+              </w:rPr>
+            </w:pPr>
+          </w:p>
+        </w:tc>
+        <w:tc>
+          <w:tcPr>
+            <w:tcW w:w="2131" w:type="dxa"/>
+          </w:tcPr>
+          <w:p>
+            <w:pPr>
+              <w:numPr>
+                <w:ilvl w:val="0"/>
+                <w:numId w:val="0"/>
+              </w:numPr>
+              <w:rPr>
+                <w:rFonts w:hint="default" w:ascii="Times New Roman" w:hAnsi="Times New Roman" w:cs="Times New Roman"/>
+                <w:sz w:val="26"/>
+                <w:szCs w:val="26"/>
+                <w:vertAlign w:val="baseline"/>
+                <w:lang w:val="en-US"/>
+              </w:rPr>
+            </w:pPr>
+          </w:p>
+        </w:tc>
+        <w:tc>
+          <w:tcPr>
+            <w:tcW w:w="2131" w:type="dxa"/>
+          </w:tcPr>
+          <w:p>
+            <w:pPr>
+              <w:numPr>
+                <w:ilvl w:val="0"/>
+                <w:numId w:val="0"/>
+              </w:numPr>
+              <w:rPr>
+                <w:rFonts w:hint="default" w:ascii="Times New Roman" w:hAnsi="Times New Roman" w:cs="Times New Roman"/>
+                <w:sz w:val="26"/>
+                <w:szCs w:val="26"/>
+                <w:vertAlign w:val="baseline"/>
+                <w:lang w:val="en-US"/>
+              </w:rPr>
+            </w:pPr>
+          </w:p>
+        </w:tc>
+      </w:tr>
+      <w:tr>
+        <w:tblPrEx>
+          <w:tblBorders>
+            <w:top w:val="single" w:color="auto" w:sz="4" w:space="0"/>
+            <w:left w:val="single" w:color="auto" w:sz="4" w:space="0"/>
+            <w:bottom w:val="single" w:color="auto" w:sz="4" w:space="0"/>
+            <w:right w:val="single" w:color="auto" w:sz="4" w:space="0"/>
+            <w:insideH w:val="single" w:color="auto" w:sz="4" w:space="0"/>
+            <w:insideV w:val="single" w:color="auto" w:sz="4" w:space="0"/>
+          </w:tblBorders>
+          <w:tblCellMar>
+            <w:left w:w="108" w:type="dxa"/>
+            <w:right w:w="108" w:type="dxa"/>
+          </w:tblCellMar>
+        </w:tblPrEx>
+        <w:tc>
+          <w:tcPr>
+            <w:tcW w:w="2130" w:type="dxa"/>
+          </w:tcPr>
+          <w:p>
+            <w:pPr>
+              <w:numPr>
+                <w:ilvl w:val="0"/>
+                <w:numId w:val="0"/>
+              </w:numPr>
+              <w:rPr>
+                <w:rFonts w:hint="default" w:ascii="Times New Roman" w:hAnsi="Times New Roman" w:cs="Times New Roman"/>
+                <w:sz w:val="26"/>
+                <w:szCs w:val="26"/>
+                <w:vertAlign w:val="baseline"/>
+                <w:lang w:val="en-US"/>
+              </w:rPr>
+            </w:pPr>
+          </w:p>
+        </w:tc>
+        <w:tc>
+          <w:tcPr>
+            <w:tcW w:w="2130" w:type="dxa"/>
+          </w:tcPr>
+          <w:p>
+            <w:pPr>
+              <w:numPr>
+                <w:ilvl w:val="0"/>
+                <w:numId w:val="0"/>
+              </w:numPr>
+              <w:rPr>
+                <w:rFonts w:hint="default" w:ascii="Times New Roman" w:hAnsi="Times New Roman" w:cs="Times New Roman"/>
+                <w:sz w:val="26"/>
+                <w:szCs w:val="26"/>
+                <w:vertAlign w:val="baseline"/>
+                <w:lang w:val="en-US"/>
+              </w:rPr>
+            </w:pPr>
+          </w:p>
+        </w:tc>
+        <w:tc>
+          <w:tcPr>
+            <w:tcW w:w="2131" w:type="dxa"/>
+          </w:tcPr>
+          <w:p>
+            <w:pPr>
+              <w:numPr>
+                <w:ilvl w:val="0"/>
+                <w:numId w:val="0"/>
+              </w:numPr>
+              <w:rPr>
+                <w:rFonts w:hint="default" w:ascii="Times New Roman" w:hAnsi="Times New Roman" w:cs="Times New Roman"/>
+                <w:sz w:val="26"/>
+                <w:szCs w:val="26"/>
+                <w:vertAlign w:val="baseline"/>
+                <w:lang w:val="en-US"/>
+              </w:rPr>
+            </w:pPr>
+          </w:p>
+        </w:tc>
+        <w:tc>
+          <w:tcPr>
+            <w:tcW w:w="2131" w:type="dxa"/>
+          </w:tcPr>
+          <w:p>
+            <w:pPr>
+              <w:numPr>
+                <w:ilvl w:val="0"/>
+                <w:numId w:val="0"/>
+              </w:numPr>
+              <w:rPr>
+                <w:rFonts w:hint="default" w:ascii="Times New Roman" w:hAnsi="Times New Roman" w:cs="Times New Roman"/>
+                <w:sz w:val="26"/>
+                <w:szCs w:val="26"/>
+                <w:vertAlign w:val="baseline"/>
+                <w:lang w:val="en-US"/>
+              </w:rPr>
+            </w:pPr>
+          </w:p>
+        </w:tc>
+      </w:tr>
+      <w:tr>
+        <w:tblPrEx>
+          <w:tblBorders>
+            <w:top w:val="single" w:color="auto" w:sz="4" w:space="0"/>
+            <w:left w:val="single" w:color="auto" w:sz="4" w:space="0"/>
+            <w:bottom w:val="single" w:color="auto" w:sz="4" w:space="0"/>
+            <w:right w:val="single" w:color="auto" w:sz="4" w:space="0"/>
+            <w:insideH w:val="single" w:color="auto" w:sz="4" w:space="0"/>
+            <w:insideV w:val="single" w:color="auto" w:sz="4" w:space="0"/>
+          </w:tblBorders>
+          <w:tblCellMar>
+            <w:left w:w="108" w:type="dxa"/>
+            <w:right w:w="108" w:type="dxa"/>
+          </w:tblCellMar>
+        </w:tblPrEx>
+        <w:tc>
+          <w:tcPr>
+            <w:tcW w:w="2130" w:type="dxa"/>
+          </w:tcPr>
+          <w:p>
+            <w:pPr>
+              <w:numPr>
+                <w:ilvl w:val="0"/>
+                <w:numId w:val="0"/>
+              </w:numPr>
+              <w:rPr>
+                <w:rFonts w:hint="default" w:ascii="Times New Roman" w:hAnsi="Times New Roman" w:cs="Times New Roman"/>
+                <w:sz w:val="26"/>
+                <w:szCs w:val="26"/>
+                <w:vertAlign w:val="baseline"/>
+                <w:lang w:val="en-US"/>
+              </w:rPr>
+            </w:pPr>
+          </w:p>
+        </w:tc>
+        <w:tc>
+          <w:tcPr>
+            <w:tcW w:w="2130" w:type="dxa"/>
+          </w:tcPr>
+          <w:p>
+            <w:pPr>
+              <w:numPr>
+                <w:ilvl w:val="0"/>
+                <w:numId w:val="0"/>
+              </w:numPr>
+              <w:rPr>
+                <w:rFonts w:hint="default" w:ascii="Times New Roman" w:hAnsi="Times New Roman" w:cs="Times New Roman"/>
+                <w:sz w:val="26"/>
+                <w:szCs w:val="26"/>
+                <w:vertAlign w:val="baseline"/>
+                <w:lang w:val="en-US"/>
+              </w:rPr>
+            </w:pPr>
+          </w:p>
+        </w:tc>
+        <w:tc>
+          <w:tcPr>
+            <w:tcW w:w="2131" w:type="dxa"/>
+          </w:tcPr>
+          <w:p>
+            <w:pPr>
+              <w:numPr>
+                <w:ilvl w:val="0"/>
+                <w:numId w:val="0"/>
+              </w:numPr>
+              <w:rPr>
+                <w:rFonts w:hint="default" w:ascii="Times New Roman" w:hAnsi="Times New Roman" w:cs="Times New Roman"/>
+                <w:sz w:val="26"/>
+                <w:szCs w:val="26"/>
+                <w:vertAlign w:val="baseline"/>
+                <w:lang w:val="en-US"/>
+              </w:rPr>
+            </w:pPr>
+          </w:p>
+        </w:tc>
+        <w:tc>
+          <w:tcPr>
+            <w:tcW w:w="2131" w:type="dxa"/>
+          </w:tcPr>
+          <w:p>
+            <w:pPr>
+              <w:numPr>
+                <w:ilvl w:val="0"/>
+                <w:numId w:val="0"/>
+              </w:numPr>
+              <w:rPr>
+                <w:rFonts w:hint="default" w:ascii="Times New Roman" w:hAnsi="Times New Roman" w:cs="Times New Roman"/>
+                <w:sz w:val="26"/>
+                <w:szCs w:val="26"/>
+                <w:vertAlign w:val="baseline"/>
+                <w:lang w:val="en-US"/>
+              </w:rPr>
+            </w:pPr>
+          </w:p>
+        </w:tc>
+      </w:tr>
+      <w:tr>
+        <w:tblPrEx>
+          <w:tblBorders>
+            <w:top w:val="single" w:color="auto" w:sz="4" w:space="0"/>
+            <w:left w:val="single" w:color="auto" w:sz="4" w:space="0"/>
+            <w:bottom w:val="single" w:color="auto" w:sz="4" w:space="0"/>
+            <w:right w:val="single" w:color="auto" w:sz="4" w:space="0"/>
+            <w:insideH w:val="single" w:color="auto" w:sz="4" w:space="0"/>
+            <w:insideV w:val="single" w:color="auto" w:sz="4" w:space="0"/>
+          </w:tblBorders>
+          <w:tblCellMar>
+            <w:left w:w="108" w:type="dxa"/>
+            <w:right w:w="108" w:type="dxa"/>
+          </w:tblCellMar>
+        </w:tblPrEx>
+        <w:tc>
+          <w:tcPr>
+            <w:tcW w:w="2130" w:type="dxa"/>
+          </w:tcPr>
+          <w:p>
+            <w:pPr>
+              <w:numPr>
+                <w:ilvl w:val="0"/>
+                <w:numId w:val="0"/>
+              </w:numPr>
+              <w:rPr>
+                <w:rFonts w:hint="default" w:ascii="Times New Roman" w:hAnsi="Times New Roman" w:cs="Times New Roman"/>
+                <w:sz w:val="26"/>
+                <w:szCs w:val="26"/>
+                <w:vertAlign w:val="baseline"/>
+                <w:lang w:val="en-US"/>
+              </w:rPr>
+            </w:pPr>
+          </w:p>
+        </w:tc>
+        <w:tc>
+          <w:tcPr>
+            <w:tcW w:w="2130" w:type="dxa"/>
+          </w:tcPr>
+          <w:p>
+            <w:pPr>
+              <w:numPr>
+                <w:ilvl w:val="0"/>
+                <w:numId w:val="0"/>
+              </w:numPr>
+              <w:rPr>
+                <w:rFonts w:hint="default" w:ascii="Times New Roman" w:hAnsi="Times New Roman" w:cs="Times New Roman"/>
+                <w:sz w:val="26"/>
+                <w:szCs w:val="26"/>
+                <w:vertAlign w:val="baseline"/>
+                <w:lang w:val="en-US"/>
+              </w:rPr>
+            </w:pPr>
+          </w:p>
+        </w:tc>
+        <w:tc>
+          <w:tcPr>
+            <w:tcW w:w="2131" w:type="dxa"/>
+          </w:tcPr>
+          <w:p>
+            <w:pPr>
+              <w:numPr>
+                <w:ilvl w:val="0"/>
+                <w:numId w:val="0"/>
+              </w:numPr>
+              <w:rPr>
+                <w:rFonts w:hint="default" w:ascii="Times New Roman" w:hAnsi="Times New Roman" w:cs="Times New Roman"/>
+                <w:sz w:val="26"/>
+                <w:szCs w:val="26"/>
+                <w:vertAlign w:val="baseline"/>
+                <w:lang w:val="en-US"/>
+              </w:rPr>
+            </w:pPr>
+          </w:p>
+        </w:tc>
+        <w:tc>
+          <w:tcPr>
+            <w:tcW w:w="2131" w:type="dxa"/>
+          </w:tcPr>
+          <w:p>
+            <w:pPr>
+              <w:numPr>
+                <w:ilvl w:val="0"/>
+                <w:numId w:val="0"/>
+              </w:numPr>
+              <w:rPr>
+                <w:rFonts w:hint="default" w:ascii="Times New Roman" w:hAnsi="Times New Roman" w:cs="Times New Roman"/>
+                <w:sz w:val="26"/>
+                <w:szCs w:val="26"/>
+                <w:vertAlign w:val="baseline"/>
+                <w:lang w:val="en-US"/>
+              </w:rPr>
+            </w:pPr>
+          </w:p>
+        </w:tc>
+      </w:tr>
+      <w:tr>
+        <w:tblPrEx>
+          <w:tblBorders>
+            <w:top w:val="single" w:color="auto" w:sz="4" w:space="0"/>
+            <w:left w:val="single" w:color="auto" w:sz="4" w:space="0"/>
+            <w:bottom w:val="single" w:color="auto" w:sz="4" w:space="0"/>
+            <w:right w:val="single" w:color="auto" w:sz="4" w:space="0"/>
+            <w:insideH w:val="single" w:color="auto" w:sz="4" w:space="0"/>
+            <w:insideV w:val="single" w:color="auto" w:sz="4" w:space="0"/>
+          </w:tblBorders>
+          <w:tblCellMar>
+            <w:left w:w="108" w:type="dxa"/>
+            <w:right w:w="108" w:type="dxa"/>
+          </w:tblCellMar>
+        </w:tblPrEx>
+        <w:tc>
+          <w:tcPr>
+            <w:tcW w:w="2130" w:type="dxa"/>
+          </w:tcPr>
+          <w:p>
+            <w:pPr>
+              <w:numPr>
+                <w:ilvl w:val="0"/>
+                <w:numId w:val="0"/>
+              </w:numPr>
+              <w:rPr>
+                <w:rFonts w:hint="default" w:ascii="Times New Roman" w:hAnsi="Times New Roman" w:cs="Times New Roman"/>
+                <w:sz w:val="26"/>
+                <w:szCs w:val="26"/>
+                <w:vertAlign w:val="baseline"/>
+                <w:lang w:val="en-US"/>
+              </w:rPr>
+            </w:pPr>
+          </w:p>
+        </w:tc>
+        <w:tc>
+          <w:tcPr>
+            <w:tcW w:w="2130" w:type="dxa"/>
+          </w:tcPr>
+          <w:p>
+            <w:pPr>
+              <w:numPr>
+                <w:ilvl w:val="0"/>
+                <w:numId w:val="0"/>
+              </w:numPr>
+              <w:rPr>
+                <w:rFonts w:hint="default" w:ascii="Times New Roman" w:hAnsi="Times New Roman" w:cs="Times New Roman"/>
+                <w:sz w:val="26"/>
+                <w:szCs w:val="26"/>
+                <w:vertAlign w:val="baseline"/>
+                <w:lang w:val="en-US"/>
+              </w:rPr>
+            </w:pPr>
+          </w:p>
+        </w:tc>
+        <w:tc>
+          <w:tcPr>
+            <w:tcW w:w="2131" w:type="dxa"/>
+          </w:tcPr>
+          <w:p>
+            <w:pPr>
+              <w:numPr>
+                <w:ilvl w:val="0"/>
+                <w:numId w:val="0"/>
+              </w:numPr>
+              <w:rPr>
+                <w:rFonts w:hint="default" w:ascii="Times New Roman" w:hAnsi="Times New Roman" w:cs="Times New Roman"/>
+                <w:sz w:val="26"/>
+                <w:szCs w:val="26"/>
+                <w:vertAlign w:val="baseline"/>
+                <w:lang w:val="en-US"/>
+              </w:rPr>
+            </w:pPr>
+          </w:p>
+        </w:tc>
+        <w:tc>
+          <w:tcPr>
+            <w:tcW w:w="2131" w:type="dxa"/>
+          </w:tcPr>
+          <w:p>
+            <w:pPr>
+              <w:numPr>
+                <w:ilvl w:val="0"/>
+                <w:numId w:val="0"/>
+              </w:numPr>
+              <w:rPr>
+                <w:rFonts w:hint="default" w:ascii="Times New Roman" w:hAnsi="Times New Roman" w:cs="Times New Roman"/>
+                <w:sz w:val="26"/>
+                <w:szCs w:val="26"/>
+                <w:vertAlign w:val="baseline"/>
+                <w:lang w:val="en-US"/>
+              </w:rPr>
+            </w:pPr>
+          </w:p>
+        </w:tc>
+      </w:tr>
+      <w:tr>
+        <w:tblPrEx>
+          <w:tblBorders>
+            <w:top w:val="single" w:color="auto" w:sz="4" w:space="0"/>
+            <w:left w:val="single" w:color="auto" w:sz="4" w:space="0"/>
+            <w:bottom w:val="single" w:color="auto" w:sz="4" w:space="0"/>
+            <w:right w:val="single" w:color="auto" w:sz="4" w:space="0"/>
+            <w:insideH w:val="single" w:color="auto" w:sz="4" w:space="0"/>
+            <w:insideV w:val="single" w:color="auto" w:sz="4" w:space="0"/>
+          </w:tblBorders>
+          <w:tblCellMar>
+            <w:left w:w="108" w:type="dxa"/>
+            <w:right w:w="108" w:type="dxa"/>
+          </w:tblCellMar>
+        </w:tblPrEx>
+        <w:tc>
+          <w:tcPr>
+            <w:tcW w:w="2130" w:type="dxa"/>
+          </w:tcPr>
+          <w:p>
+            <w:pPr>
+              <w:numPr>
+                <w:ilvl w:val="0"/>
+                <w:numId w:val="0"/>
+              </w:numPr>
+              <w:rPr>
+                <w:rFonts w:hint="default" w:ascii="Times New Roman" w:hAnsi="Times New Roman" w:cs="Times New Roman"/>
+                <w:sz w:val="26"/>
+                <w:szCs w:val="26"/>
+                <w:vertAlign w:val="baseline"/>
+                <w:lang w:val="en-US"/>
+              </w:rPr>
+            </w:pPr>
+          </w:p>
+        </w:tc>
+        <w:tc>
+          <w:tcPr>
+            <w:tcW w:w="2130" w:type="dxa"/>
+          </w:tcPr>
+          <w:p>
+            <w:pPr>
+              <w:numPr>
+                <w:ilvl w:val="0"/>
+                <w:numId w:val="0"/>
+              </w:numPr>
+              <w:rPr>
+                <w:rFonts w:hint="default" w:ascii="Times New Roman" w:hAnsi="Times New Roman" w:cs="Times New Roman"/>
+                <w:sz w:val="26"/>
+                <w:szCs w:val="26"/>
+                <w:vertAlign w:val="baseline"/>
+                <w:lang w:val="en-US"/>
+              </w:rPr>
+            </w:pPr>
+          </w:p>
+        </w:tc>
+        <w:tc>
+          <w:tcPr>
+            <w:tcW w:w="2131" w:type="dxa"/>
+          </w:tcPr>
+          <w:p>
+            <w:pPr>
+              <w:numPr>
+                <w:ilvl w:val="0"/>
+                <w:numId w:val="0"/>
+              </w:numPr>
+              <w:rPr>
+                <w:rFonts w:hint="default" w:ascii="Times New Roman" w:hAnsi="Times New Roman" w:cs="Times New Roman"/>
+                <w:sz w:val="26"/>
+                <w:szCs w:val="26"/>
+                <w:vertAlign w:val="baseline"/>
+                <w:lang w:val="en-US"/>
+              </w:rPr>
+            </w:pPr>
+          </w:p>
+        </w:tc>
+        <w:tc>
+          <w:tcPr>
+            <w:tcW w:w="2131" w:type="dxa"/>
+          </w:tcPr>
+          <w:p>
+            <w:pPr>
+              <w:numPr>
+                <w:ilvl w:val="0"/>
+                <w:numId w:val="0"/>
+              </w:numPr>
+              <w:rPr>
+                <w:rFonts w:hint="default" w:ascii="Times New Roman" w:hAnsi="Times New Roman" w:cs="Times New Roman"/>
+                <w:sz w:val="26"/>
+                <w:szCs w:val="26"/>
+                <w:vertAlign w:val="baseline"/>
+                <w:lang w:val="en-US"/>
+              </w:rPr>
+            </w:pPr>
+          </w:p>
+        </w:tc>
+      </w:tr>
+      <w:tr>
+        <w:tblPrEx>
+          <w:tblBorders>
+            <w:top w:val="single" w:color="auto" w:sz="4" w:space="0"/>
+            <w:left w:val="single" w:color="auto" w:sz="4" w:space="0"/>
+            <w:bottom w:val="single" w:color="auto" w:sz="4" w:space="0"/>
+            <w:right w:val="single" w:color="auto" w:sz="4" w:space="0"/>
+            <w:insideH w:val="single" w:color="auto" w:sz="4" w:space="0"/>
+            <w:insideV w:val="single" w:color="auto" w:sz="4" w:space="0"/>
+          </w:tblBorders>
+          <w:tblCellMar>
+            <w:left w:w="108" w:type="dxa"/>
+            <w:right w:w="108" w:type="dxa"/>
+          </w:tblCellMar>
+        </w:tblPrEx>
+        <w:tc>
+          <w:tcPr>
+            <w:tcW w:w="2130" w:type="dxa"/>
+          </w:tcPr>
+          <w:p>
+            <w:pPr>
+              <w:numPr>
+                <w:ilvl w:val="0"/>
+                <w:numId w:val="0"/>
+              </w:numPr>
+              <w:rPr>
+                <w:rFonts w:hint="default" w:ascii="Times New Roman" w:hAnsi="Times New Roman" w:cs="Times New Roman"/>
+                <w:sz w:val="26"/>
+                <w:szCs w:val="26"/>
+                <w:vertAlign w:val="baseline"/>
+                <w:lang w:val="en-US"/>
+              </w:rPr>
+            </w:pPr>
+          </w:p>
+        </w:tc>
+        <w:tc>
+          <w:tcPr>
+            <w:tcW w:w="2130" w:type="dxa"/>
+          </w:tcPr>
+          <w:p>
+            <w:pPr>
+              <w:numPr>
+                <w:ilvl w:val="0"/>
+                <w:numId w:val="0"/>
+              </w:numPr>
+              <w:rPr>
+                <w:rFonts w:hint="default" w:ascii="Times New Roman" w:hAnsi="Times New Roman" w:cs="Times New Roman"/>
+                <w:sz w:val="26"/>
+                <w:szCs w:val="26"/>
+                <w:vertAlign w:val="baseline"/>
+                <w:lang w:val="en-US"/>
+              </w:rPr>
+            </w:pPr>
+          </w:p>
+        </w:tc>
+        <w:tc>
+          <w:tcPr>
+            <w:tcW w:w="2131" w:type="dxa"/>
+          </w:tcPr>
+          <w:p>
+            <w:pPr>
+              <w:numPr>
+                <w:ilvl w:val="0"/>
+                <w:numId w:val="0"/>
+              </w:numPr>
+              <w:rPr>
+                <w:rFonts w:hint="default" w:ascii="Times New Roman" w:hAnsi="Times New Roman" w:cs="Times New Roman"/>
+                <w:sz w:val="26"/>
+                <w:szCs w:val="26"/>
+                <w:vertAlign w:val="baseline"/>
+                <w:lang w:val="en-US"/>
+              </w:rPr>
+            </w:pPr>
+          </w:p>
+        </w:tc>
+        <w:tc>
+          <w:tcPr>
+            <w:tcW w:w="2131" w:type="dxa"/>
+          </w:tcPr>
+          <w:p>
+            <w:pPr>
+              <w:numPr>
+                <w:ilvl w:val="0"/>
+                <w:numId w:val="0"/>
+              </w:numPr>
+              <w:rPr>
+                <w:rFonts w:hint="default" w:ascii="Times New Roman" w:hAnsi="Times New Roman" w:cs="Times New Roman"/>
+                <w:sz w:val="26"/>
+                <w:szCs w:val="26"/>
+                <w:vertAlign w:val="baseline"/>
+                <w:lang w:val="en-US"/>
+              </w:rPr>
+            </w:pPr>
+          </w:p>
+        </w:tc>
+      </w:tr>
+      <w:tr>
+        <w:tblPrEx>
+          <w:tblBorders>
+            <w:top w:val="single" w:color="auto" w:sz="4" w:space="0"/>
+            <w:left w:val="single" w:color="auto" w:sz="4" w:space="0"/>
+            <w:bottom w:val="single" w:color="auto" w:sz="4" w:space="0"/>
+            <w:right w:val="single" w:color="auto" w:sz="4" w:space="0"/>
+            <w:insideH w:val="single" w:color="auto" w:sz="4" w:space="0"/>
+            <w:insideV w:val="single" w:color="auto" w:sz="4" w:space="0"/>
+          </w:tblBorders>
+          <w:tblCellMar>
+            <w:left w:w="108" w:type="dxa"/>
+            <w:right w:w="108" w:type="dxa"/>
+          </w:tblCellMar>
+        </w:tblPrEx>
+        <w:tc>
+          <w:tcPr>
+            <w:tcW w:w="2130" w:type="dxa"/>
+          </w:tcPr>
+          <w:p>
+            <w:pPr>
+              <w:numPr>
+                <w:ilvl w:val="0"/>
+                <w:numId w:val="0"/>
+              </w:numPr>
+              <w:rPr>
+                <w:rFonts w:hint="default" w:ascii="Times New Roman" w:hAnsi="Times New Roman" w:cs="Times New Roman"/>
+                <w:sz w:val="26"/>
+                <w:szCs w:val="26"/>
+                <w:vertAlign w:val="baseline"/>
+                <w:lang w:val="en-US"/>
+              </w:rPr>
+            </w:pPr>
+          </w:p>
+        </w:tc>
+        <w:tc>
+          <w:tcPr>
+            <w:tcW w:w="2130" w:type="dxa"/>
+          </w:tcPr>
+          <w:p>
+            <w:pPr>
+              <w:numPr>
+                <w:ilvl w:val="0"/>
+                <w:numId w:val="0"/>
+              </w:numPr>
+              <w:rPr>
+                <w:rFonts w:hint="default" w:ascii="Times New Roman" w:hAnsi="Times New Roman" w:cs="Times New Roman"/>
+                <w:sz w:val="26"/>
+                <w:szCs w:val="26"/>
+                <w:vertAlign w:val="baseline"/>
+                <w:lang w:val="en-US"/>
+              </w:rPr>
+            </w:pPr>
+          </w:p>
+        </w:tc>
+        <w:tc>
+          <w:tcPr>
+            <w:tcW w:w="2131" w:type="dxa"/>
+          </w:tcPr>
+          <w:p>
+            <w:pPr>
+              <w:numPr>
+                <w:ilvl w:val="0"/>
+                <w:numId w:val="0"/>
+              </w:numPr>
+              <w:rPr>
+                <w:rFonts w:hint="default" w:ascii="Times New Roman" w:hAnsi="Times New Roman" w:cs="Times New Roman"/>
+                <w:sz w:val="26"/>
+                <w:szCs w:val="26"/>
+                <w:vertAlign w:val="baseline"/>
+                <w:lang w:val="en-US"/>
+              </w:rPr>
+            </w:pPr>
+          </w:p>
+        </w:tc>
+        <w:tc>
+          <w:tcPr>
+            <w:tcW w:w="2131" w:type="dxa"/>
+          </w:tcPr>
+          <w:p>
+            <w:pPr>
+              <w:numPr>
+                <w:ilvl w:val="0"/>
+                <w:numId w:val="0"/>
+              </w:numPr>
+              <w:rPr>
+                <w:rFonts w:hint="default" w:ascii="Times New Roman" w:hAnsi="Times New Roman" w:cs="Times New Roman"/>
+                <w:sz w:val="26"/>
+                <w:szCs w:val="26"/>
+                <w:vertAlign w:val="baseline"/>
+                <w:lang w:val="en-US"/>
+              </w:rPr>
+            </w:pPr>
+          </w:p>
+        </w:tc>
+      </w:tr>
+      <w:tr>
+        <w:tblPrEx>
+          <w:tblBorders>
+            <w:top w:val="single" w:color="auto" w:sz="4" w:space="0"/>
+            <w:left w:val="single" w:color="auto" w:sz="4" w:space="0"/>
+            <w:bottom w:val="single" w:color="auto" w:sz="4" w:space="0"/>
+            <w:right w:val="single" w:color="auto" w:sz="4" w:space="0"/>
+            <w:insideH w:val="single" w:color="auto" w:sz="4" w:space="0"/>
+            <w:insideV w:val="single" w:color="auto" w:sz="4" w:space="0"/>
+          </w:tblBorders>
+          <w:tblCellMar>
+            <w:left w:w="108" w:type="dxa"/>
+            <w:right w:w="108" w:type="dxa"/>
+          </w:tblCellMar>
+        </w:tblPrEx>
+        <w:tc>
+          <w:tcPr>
+            <w:tcW w:w="2130" w:type="dxa"/>
+          </w:tcPr>
+          <w:p>
+            <w:pPr>
+              <w:numPr>
+                <w:ilvl w:val="0"/>
+                <w:numId w:val="0"/>
+              </w:numPr>
+              <w:rPr>
+                <w:rFonts w:hint="default" w:ascii="Times New Roman" w:hAnsi="Times New Roman" w:cs="Times New Roman"/>
+                <w:sz w:val="26"/>
+                <w:szCs w:val="26"/>
+                <w:vertAlign w:val="baseline"/>
+                <w:lang w:val="en-US"/>
+              </w:rPr>
+            </w:pPr>
+          </w:p>
+        </w:tc>
+        <w:tc>
+          <w:tcPr>
+            <w:tcW w:w="2130" w:type="dxa"/>
+          </w:tcPr>
+          <w:p>
+            <w:pPr>
+              <w:numPr>
+                <w:ilvl w:val="0"/>
+                <w:numId w:val="0"/>
+              </w:numPr>
+              <w:rPr>
+                <w:rFonts w:hint="default" w:ascii="Times New Roman" w:hAnsi="Times New Roman" w:cs="Times New Roman"/>
+                <w:sz w:val="26"/>
+                <w:szCs w:val="26"/>
+                <w:vertAlign w:val="baseline"/>
+                <w:lang w:val="en-US"/>
+              </w:rPr>
+            </w:pPr>
+          </w:p>
+        </w:tc>
+        <w:tc>
+          <w:tcPr>
+            <w:tcW w:w="2131" w:type="dxa"/>
+          </w:tcPr>
+          <w:p>
+            <w:pPr>
+              <w:numPr>
+                <w:ilvl w:val="0"/>
+                <w:numId w:val="0"/>
+              </w:numPr>
+              <w:rPr>
+                <w:rFonts w:hint="default" w:ascii="Times New Roman" w:hAnsi="Times New Roman" w:cs="Times New Roman"/>
+                <w:sz w:val="26"/>
+                <w:szCs w:val="26"/>
+                <w:vertAlign w:val="baseline"/>
+                <w:lang w:val="en-US"/>
+              </w:rPr>
+            </w:pPr>
+          </w:p>
+        </w:tc>
+        <w:tc>
+          <w:tcPr>
+            <w:tcW w:w="2131" w:type="dxa"/>
+          </w:tcPr>
+          <w:p>
+            <w:pPr>
+              <w:numPr>
+                <w:ilvl w:val="0"/>
+                <w:numId w:val="0"/>
+              </w:numPr>
+              <w:rPr>
+                <w:rFonts w:hint="default" w:ascii="Times New Roman" w:hAnsi="Times New Roman" w:cs="Times New Roman"/>
+                <w:sz w:val="26"/>
+                <w:szCs w:val="26"/>
+                <w:vertAlign w:val="baseline"/>
+                <w:lang w:val="en-US"/>
+              </w:rPr>
+            </w:pPr>
+          </w:p>
+        </w:tc>
+      </w:tr>
+      <w:tr>
+        <w:tblPrEx>
+          <w:tblBorders>
+            <w:top w:val="single" w:color="auto" w:sz="4" w:space="0"/>
+            <w:left w:val="single" w:color="auto" w:sz="4" w:space="0"/>
+            <w:bottom w:val="single" w:color="auto" w:sz="4" w:space="0"/>
+            <w:right w:val="single" w:color="auto" w:sz="4" w:space="0"/>
+            <w:insideH w:val="single" w:color="auto" w:sz="4" w:space="0"/>
+            <w:insideV w:val="single" w:color="auto" w:sz="4" w:space="0"/>
+          </w:tblBorders>
+          <w:tblCellMar>
+            <w:left w:w="108" w:type="dxa"/>
+            <w:right w:w="108" w:type="dxa"/>
+          </w:tblCellMar>
+        </w:tblPrEx>
+        <w:tc>
+          <w:tcPr>
+            <w:tcW w:w="2130" w:type="dxa"/>
+          </w:tcPr>
+          <w:p>
+            <w:pPr>
+              <w:numPr>
+                <w:ilvl w:val="0"/>
+                <w:numId w:val="0"/>
+              </w:numPr>
+              <w:rPr>
+                <w:rFonts w:hint="default" w:ascii="Times New Roman" w:hAnsi="Times New Roman" w:cs="Times New Roman"/>
+                <w:sz w:val="26"/>
+                <w:szCs w:val="26"/>
+                <w:vertAlign w:val="baseline"/>
+                <w:lang w:val="en-US"/>
+              </w:rPr>
+            </w:pPr>
+          </w:p>
+        </w:tc>
+        <w:tc>
+          <w:tcPr>
+            <w:tcW w:w="2130" w:type="dxa"/>
+          </w:tcPr>
+          <w:p>
+            <w:pPr>
+              <w:numPr>
+                <w:ilvl w:val="0"/>
+                <w:numId w:val="0"/>
+              </w:numPr>
+              <w:rPr>
+                <w:rFonts w:hint="default" w:ascii="Times New Roman" w:hAnsi="Times New Roman" w:cs="Times New Roman"/>
+                <w:sz w:val="26"/>
+                <w:szCs w:val="26"/>
+                <w:vertAlign w:val="baseline"/>
+                <w:lang w:val="en-US"/>
+              </w:rPr>
+            </w:pPr>
+          </w:p>
+        </w:tc>
+        <w:tc>
+          <w:tcPr>
+            <w:tcW w:w="2131" w:type="dxa"/>
+          </w:tcPr>
+          <w:p>
+            <w:pPr>
+              <w:numPr>
+                <w:ilvl w:val="0"/>
+                <w:numId w:val="0"/>
+              </w:numPr>
+              <w:rPr>
+                <w:rFonts w:hint="default" w:ascii="Times New Roman" w:hAnsi="Times New Roman" w:cs="Times New Roman"/>
+                <w:sz w:val="26"/>
+                <w:szCs w:val="26"/>
+                <w:vertAlign w:val="baseline"/>
+                <w:lang w:val="en-US"/>
+              </w:rPr>
+            </w:pPr>
+          </w:p>
+        </w:tc>
+        <w:tc>
+          <w:tcPr>
+            <w:tcW w:w="2131" w:type="dxa"/>
+          </w:tcPr>
+          <w:p>
+            <w:pPr>
+              <w:numPr>
+                <w:ilvl w:val="0"/>
+                <w:numId w:val="0"/>
+              </w:numPr>
+              <w:rPr>
+                <w:rFonts w:hint="default" w:ascii="Times New Roman" w:hAnsi="Times New Roman" w:cs="Times New Roman"/>
+                <w:sz w:val="26"/>
+                <w:szCs w:val="26"/>
+                <w:vertAlign w:val="baseline"/>
+                <w:lang w:val="en-US"/>
+              </w:rPr>
+            </w:pPr>
+          </w:p>
+        </w:tc>
+      </w:tr>
+      <w:tr>
+        <w:tblPrEx>
+          <w:tblBorders>
+            <w:top w:val="single" w:color="auto" w:sz="4" w:space="0"/>
+            <w:left w:val="single" w:color="auto" w:sz="4" w:space="0"/>
+            <w:bottom w:val="single" w:color="auto" w:sz="4" w:space="0"/>
+            <w:right w:val="single" w:color="auto" w:sz="4" w:space="0"/>
+            <w:insideH w:val="single" w:color="auto" w:sz="4" w:space="0"/>
+            <w:insideV w:val="single" w:color="auto" w:sz="4" w:space="0"/>
+          </w:tblBorders>
+          <w:tblCellMar>
+            <w:left w:w="108" w:type="dxa"/>
+            <w:right w:w="108" w:type="dxa"/>
+          </w:tblCellMar>
+        </w:tblPrEx>
+        <w:tc>
+          <w:tcPr>
+            <w:tcW w:w="2130" w:type="dxa"/>
+          </w:tcPr>
+          <w:p>
+            <w:pPr>
+              <w:numPr>
+                <w:ilvl w:val="0"/>
+                <w:numId w:val="0"/>
+              </w:numPr>
+              <w:rPr>
+                <w:rFonts w:hint="default" w:ascii="Times New Roman" w:hAnsi="Times New Roman" w:cs="Times New Roman"/>
+                <w:sz w:val="26"/>
+                <w:szCs w:val="26"/>
+                <w:vertAlign w:val="baseline"/>
+                <w:lang w:val="en-US"/>
+              </w:rPr>
+            </w:pPr>
+          </w:p>
+        </w:tc>
+        <w:tc>
+          <w:tcPr>
+            <w:tcW w:w="2130" w:type="dxa"/>
+          </w:tcPr>
+          <w:p>
+            <w:pPr>
+              <w:numPr>
+                <w:ilvl w:val="0"/>
+                <w:numId w:val="0"/>
+              </w:numPr>
+              <w:rPr>
+                <w:rFonts w:hint="default" w:ascii="Times New Roman" w:hAnsi="Times New Roman" w:cs="Times New Roman"/>
+                <w:sz w:val="26"/>
+                <w:szCs w:val="26"/>
+                <w:vertAlign w:val="baseline"/>
+                <w:lang w:val="en-US"/>
+              </w:rPr>
+            </w:pPr>
+          </w:p>
+        </w:tc>
+        <w:tc>
+          <w:tcPr>
+            <w:tcW w:w="2131" w:type="dxa"/>
+          </w:tcPr>
+          <w:p>
+            <w:pPr>
+              <w:numPr>
+                <w:ilvl w:val="0"/>
+                <w:numId w:val="0"/>
+              </w:numPr>
+              <w:rPr>
+                <w:rFonts w:hint="default" w:ascii="Times New Roman" w:hAnsi="Times New Roman" w:cs="Times New Roman"/>
+                <w:sz w:val="26"/>
+                <w:szCs w:val="26"/>
+                <w:vertAlign w:val="baseline"/>
+                <w:lang w:val="en-US"/>
+              </w:rPr>
+            </w:pPr>
+          </w:p>
+        </w:tc>
+        <w:tc>
+          <w:tcPr>
+            <w:tcW w:w="2131" w:type="dxa"/>
+          </w:tcPr>
+          <w:p>
+            <w:pPr>
+              <w:numPr>
+                <w:ilvl w:val="0"/>
+                <w:numId w:val="0"/>
+              </w:numPr>
+              <w:rPr>
+                <w:rFonts w:hint="default" w:ascii="Times New Roman" w:hAnsi="Times New Roman" w:cs="Times New Roman"/>
+                <w:sz w:val="26"/>
+                <w:szCs w:val="26"/>
+                <w:vertAlign w:val="baseline"/>
+                <w:lang w:val="en-US"/>
+              </w:rPr>
+            </w:pPr>
+          </w:p>
+        </w:tc>
+      </w:tr>
+      <w:tr>
+        <w:tblPrEx>
+          <w:tblBorders>
+            <w:top w:val="single" w:color="auto" w:sz="4" w:space="0"/>
+            <w:left w:val="single" w:color="auto" w:sz="4" w:space="0"/>
+            <w:bottom w:val="single" w:color="auto" w:sz="4" w:space="0"/>
+            <w:right w:val="single" w:color="auto" w:sz="4" w:space="0"/>
+            <w:insideH w:val="single" w:color="auto" w:sz="4" w:space="0"/>
+            <w:insideV w:val="single" w:color="auto" w:sz="4" w:space="0"/>
+          </w:tblBorders>
+          <w:tblCellMar>
+            <w:left w:w="108" w:type="dxa"/>
+            <w:right w:w="108" w:type="dxa"/>
+          </w:tblCellMar>
+        </w:tblPrEx>
+        <w:tc>
+          <w:tcPr>
+            <w:tcW w:w="2130" w:type="dxa"/>
+          </w:tcPr>
+          <w:p>
+            <w:pPr>
+              <w:numPr>
+                <w:ilvl w:val="0"/>
+                <w:numId w:val="0"/>
+              </w:numPr>
+              <w:rPr>
+                <w:rFonts w:hint="default" w:ascii="Times New Roman" w:hAnsi="Times New Roman" w:cs="Times New Roman"/>
+                <w:sz w:val="26"/>
+                <w:szCs w:val="26"/>
+                <w:vertAlign w:val="baseline"/>
+                <w:lang w:val="en-US"/>
+              </w:rPr>
+            </w:pPr>
+          </w:p>
+        </w:tc>
+        <w:tc>
+          <w:tcPr>
+            <w:tcW w:w="2130" w:type="dxa"/>
+          </w:tcPr>
+          <w:p>
+            <w:pPr>
+              <w:numPr>
+                <w:ilvl w:val="0"/>
+                <w:numId w:val="0"/>
+              </w:numPr>
+              <w:rPr>
+                <w:rFonts w:hint="default" w:ascii="Times New Roman" w:hAnsi="Times New Roman" w:cs="Times New Roman"/>
+                <w:sz w:val="26"/>
+                <w:szCs w:val="26"/>
+                <w:vertAlign w:val="baseline"/>
+                <w:lang w:val="en-US"/>
+              </w:rPr>
+            </w:pPr>
+          </w:p>
+        </w:tc>
+        <w:tc>
+          <w:tcPr>
+            <w:tcW w:w="2131" w:type="dxa"/>
+          </w:tcPr>
+          <w:p>
+            <w:pPr>
+              <w:numPr>
+                <w:ilvl w:val="0"/>
+                <w:numId w:val="0"/>
+              </w:numPr>
+              <w:rPr>
+                <w:rFonts w:hint="default" w:ascii="Times New Roman" w:hAnsi="Times New Roman" w:cs="Times New Roman"/>
+                <w:sz w:val="26"/>
+                <w:szCs w:val="26"/>
+                <w:vertAlign w:val="baseline"/>
+                <w:lang w:val="en-US"/>
+              </w:rPr>
+            </w:pPr>
+          </w:p>
+        </w:tc>
+        <w:tc>
+          <w:tcPr>
+            <w:tcW w:w="2131" w:type="dxa"/>
+          </w:tcPr>
+          <w:p>
+            <w:pPr>
+              <w:numPr>
+                <w:ilvl w:val="0"/>
+                <w:numId w:val="0"/>
+              </w:numPr>
+              <w:rPr>
+                <w:rFonts w:hint="default" w:ascii="Times New Roman" w:hAnsi="Times New Roman" w:cs="Times New Roman"/>
+                <w:sz w:val="26"/>
+                <w:szCs w:val="26"/>
+                <w:vertAlign w:val="baseline"/>
+                <w:lang w:val="en-US"/>
+              </w:rPr>
+            </w:pPr>
+          </w:p>
+        </w:tc>
+      </w:tr>
+      <w:tr>
+        <w:tblPrEx>
+          <w:tblBorders>
+            <w:top w:val="single" w:color="auto" w:sz="4" w:space="0"/>
+            <w:left w:val="single" w:color="auto" w:sz="4" w:space="0"/>
+            <w:bottom w:val="single" w:color="auto" w:sz="4" w:space="0"/>
+            <w:right w:val="single" w:color="auto" w:sz="4" w:space="0"/>
+            <w:insideH w:val="single" w:color="auto" w:sz="4" w:space="0"/>
+            <w:insideV w:val="single" w:color="auto" w:sz="4" w:space="0"/>
+          </w:tblBorders>
+          <w:tblCellMar>
+            <w:left w:w="108" w:type="dxa"/>
+            <w:right w:w="108" w:type="dxa"/>
+          </w:tblCellMar>
+        </w:tblPrEx>
+        <w:tc>
+          <w:tcPr>
+            <w:tcW w:w="2130" w:type="dxa"/>
+          </w:tcPr>
+          <w:p>
+            <w:pPr>
+              <w:numPr>
+                <w:ilvl w:val="0"/>
+                <w:numId w:val="0"/>
+              </w:numPr>
+              <w:rPr>
+                <w:rFonts w:hint="default" w:ascii="Times New Roman" w:hAnsi="Times New Roman" w:cs="Times New Roman"/>
+                <w:sz w:val="26"/>
+                <w:szCs w:val="26"/>
+                <w:vertAlign w:val="baseline"/>
+                <w:lang w:val="en-US"/>
+              </w:rPr>
+            </w:pPr>
+          </w:p>
+        </w:tc>
+        <w:tc>
+          <w:tcPr>
+            <w:tcW w:w="2130" w:type="dxa"/>
+          </w:tcPr>
+          <w:p>
+            <w:pPr>
+              <w:numPr>
+                <w:ilvl w:val="0"/>
+                <w:numId w:val="0"/>
+              </w:numPr>
+              <w:rPr>
+                <w:rFonts w:hint="default" w:ascii="Times New Roman" w:hAnsi="Times New Roman" w:cs="Times New Roman"/>
+                <w:sz w:val="26"/>
+                <w:szCs w:val="26"/>
+                <w:vertAlign w:val="baseline"/>
+                <w:lang w:val="en-US"/>
+              </w:rPr>
+            </w:pPr>
+          </w:p>
+        </w:tc>
+        <w:tc>
+          <w:tcPr>
+            <w:tcW w:w="2131" w:type="dxa"/>
+          </w:tcPr>
+          <w:p>
+            <w:pPr>
+              <w:numPr>
+                <w:ilvl w:val="0"/>
+                <w:numId w:val="0"/>
+              </w:numPr>
+              <w:rPr>
+                <w:rFonts w:hint="default" w:ascii="Times New Roman" w:hAnsi="Times New Roman" w:cs="Times New Roman"/>
+                <w:sz w:val="26"/>
+                <w:szCs w:val="26"/>
+                <w:vertAlign w:val="baseline"/>
+                <w:lang w:val="en-US"/>
+              </w:rPr>
+            </w:pPr>
+          </w:p>
+        </w:tc>
+        <w:tc>
+          <w:tcPr>
+            <w:tcW w:w="2131" w:type="dxa"/>
+          </w:tcPr>
+          <w:p>
+            <w:pPr>
+              <w:numPr>
+                <w:ilvl w:val="0"/>
+                <w:numId w:val="0"/>
+              </w:numPr>
+              <w:rPr>
+                <w:rFonts w:hint="default" w:ascii="Times New Roman" w:hAnsi="Times New Roman" w:cs="Times New Roman"/>
+                <w:sz w:val="26"/>
+                <w:szCs w:val="26"/>
+                <w:vertAlign w:val="baseline"/>
+                <w:lang w:val="en-US"/>
+              </w:rPr>
+            </w:pPr>
+          </w:p>
+        </w:tc>
+      </w:tr>
+    </w:tbl>
+    <w:p>
+      <w:pPr>
+        <w:numPr>
+          <w:numId w:val="0"/>
+        </w:numPr>
+        <w:ind w:leftChars="0"/>
+        <w:rPr>
+          <w:rFonts w:hint="default"/>
+          <w:lang w:val="en-US"/>
+        </w:rPr>
+      </w:pPr>
+    </w:p>
+    <w:p>
+      <w:pPr>
+        <w:numPr>
+          <w:ilvl w:val="0"/>
+          <w:numId w:val="1"/>
+        </w:numPr>
+        <w:ind w:left="420" w:leftChars="0" w:hanging="420" w:firstLineChars="0"/>
+        <w:rPr>
+          <w:rFonts w:hint="default"/>
+          <w:lang w:val="en-US"/>
+        </w:rPr>
+      </w:pPr>
+      <w:r>
+        <w:rPr>
+          <w:rFonts w:hint="default" w:ascii="Times New Roman" w:hAnsi="Times New Roman" w:cs="Times New Roman"/>
+          <w:sz w:val="26"/>
+          <w:szCs w:val="26"/>
+          <w:lang w:val="en-US"/>
+        </w:rPr>
+        <w:t>Nhận diện dịch vụ hệ điều hành:</w:t>
+      </w:r>
+    </w:p>
+    <w:p>
+      <w:pPr>
+        <w:numPr>
+          <w:numId w:val="0"/>
+        </w:numPr>
+        <w:ind w:leftChars="0"/>
+        <w:rPr>
+          <w:rFonts w:hint="default" w:ascii="Times New Roman" w:hAnsi="Times New Roman" w:cs="Times New Roman"/>
+          <w:sz w:val="26"/>
+          <w:szCs w:val="26"/>
+          <w:lang w:val="en-US"/>
+        </w:rPr>
+      </w:pPr>
+      <w:r>
+        <w:rPr>
+          <w:rFonts w:hint="default" w:ascii="Times New Roman" w:hAnsi="Times New Roman" w:cs="Times New Roman"/>
+          <w:sz w:val="26"/>
+          <w:szCs w:val="26"/>
+          <w:lang w:val="en-US"/>
+        </w:rPr>
+        <w:t>+ Version Detection( -sV):</w:t>
+      </w:r>
       <w:bookmarkStart w:id="0" w:name="_GoBack"/>
       <w:bookmarkEnd w:id="0"/>
+    </w:p>
+    <w:tbl>
+      <w:tblPr>
+        <w:tblStyle w:val="5"/>
+        <w:tblW w:w="0" w:type="auto"/>
+        <w:tblInd w:w="0" w:type="dxa"/>
+        <w:tblBorders>
+          <w:top w:val="single" w:color="auto" w:sz="4" w:space="0"/>
+          <w:left w:val="single" w:color="auto" w:sz="4" w:space="0"/>
+          <w:bottom w:val="single" w:color="auto" w:sz="4" w:space="0"/>
+          <w:right w:val="single" w:color="auto" w:sz="4" w:space="0"/>
+          <w:insideH w:val="single" w:color="auto" w:sz="4" w:space="0"/>
+          <w:insideV w:val="single" w:color="auto" w:sz="4" w:space="0"/>
+        </w:tblBorders>
+        <w:tblLayout w:type="autofit"/>
+        <w:tblCellMar>
+          <w:left w:w="108" w:type="dxa"/>
+          <w:right w:w="108" w:type="dxa"/>
+        </w:tblCellMar>
+      </w:tblPr>
+      <w:tblGrid>
+        <w:gridCol w:w="1704"/>
+        <w:gridCol w:w="1704"/>
+        <w:gridCol w:w="1704"/>
+        <w:gridCol w:w="1705"/>
+        <w:gridCol w:w="1705"/>
+      </w:tblGrid>
+      <w:tr>
+        <w:tblPrEx>
+          <w:tblBorders>
+            <w:top w:val="single" w:color="auto" w:sz="4" w:space="0"/>
+            <w:left w:val="single" w:color="auto" w:sz="4" w:space="0"/>
+            <w:bottom w:val="single" w:color="auto" w:sz="4" w:space="0"/>
+            <w:right w:val="single" w:color="auto" w:sz="4" w:space="0"/>
+            <w:insideH w:val="single" w:color="auto" w:sz="4" w:space="0"/>
+            <w:insideV w:val="single" w:color="auto" w:sz="4" w:space="0"/>
+          </w:tblBorders>
+          <w:tblCellMar>
+            <w:left w:w="108" w:type="dxa"/>
+            <w:right w:w="108" w:type="dxa"/>
+          </w:tblCellMar>
+        </w:tblPrEx>
+        <w:trPr>
+          <w:trHeight w:val="259" w:hRule="atLeast"/>
+        </w:trPr>
+        <w:tc>
+          <w:tcPr>
+            <w:tcW w:w="1704" w:type="dxa"/>
+          </w:tcPr>
+          <w:p>
+            <w:pPr>
+              <w:numPr>
+                <w:numId w:val="0"/>
+              </w:numPr>
+              <w:rPr>
+                <w:rFonts w:hint="default" w:ascii="Times New Roman" w:hAnsi="Times New Roman" w:cs="Times New Roman"/>
+                <w:sz w:val="26"/>
+                <w:szCs w:val="26"/>
+                <w:vertAlign w:val="baseline"/>
+                <w:lang w:val="en-US"/>
+              </w:rPr>
+            </w:pPr>
+            <w:r>
+              <w:rPr>
+                <w:rFonts w:hint="default" w:ascii="Times New Roman" w:hAnsi="Times New Roman" w:cs="Times New Roman"/>
+                <w:sz w:val="26"/>
+                <w:szCs w:val="26"/>
+                <w:vertAlign w:val="baseline"/>
+                <w:lang w:val="en-US"/>
+              </w:rPr>
+              <w:t>Port</w:t>
+            </w:r>
+          </w:p>
+        </w:tc>
+        <w:tc>
+          <w:tcPr>
+            <w:tcW w:w="1704" w:type="dxa"/>
+          </w:tcPr>
+          <w:p>
+            <w:pPr>
+              <w:numPr>
+                <w:numId w:val="0"/>
+              </w:numPr>
+              <w:rPr>
+                <w:rFonts w:hint="default" w:ascii="Times New Roman" w:hAnsi="Times New Roman" w:cs="Times New Roman"/>
+                <w:sz w:val="26"/>
+                <w:szCs w:val="26"/>
+                <w:vertAlign w:val="baseline"/>
+                <w:lang w:val="en-US"/>
+              </w:rPr>
+            </w:pPr>
+            <w:r>
+              <w:rPr>
+                <w:rFonts w:hint="default" w:ascii="Times New Roman" w:hAnsi="Times New Roman" w:cs="Times New Roman"/>
+                <w:sz w:val="26"/>
+                <w:szCs w:val="26"/>
+                <w:vertAlign w:val="baseline"/>
+                <w:lang w:val="en-US"/>
+              </w:rPr>
+              <w:t>Protocol</w:t>
+            </w:r>
+          </w:p>
+        </w:tc>
+        <w:tc>
+          <w:tcPr>
+            <w:tcW w:w="1704" w:type="dxa"/>
+          </w:tcPr>
+          <w:p>
+            <w:pPr>
+              <w:numPr>
+                <w:numId w:val="0"/>
+              </w:numPr>
+              <w:rPr>
+                <w:rFonts w:hint="default" w:ascii="Times New Roman" w:hAnsi="Times New Roman" w:cs="Times New Roman"/>
+                <w:sz w:val="26"/>
+                <w:szCs w:val="26"/>
+                <w:vertAlign w:val="baseline"/>
+                <w:lang w:val="en-US"/>
+              </w:rPr>
+            </w:pPr>
+            <w:r>
+              <w:rPr>
+                <w:rFonts w:hint="default" w:ascii="Times New Roman" w:hAnsi="Times New Roman" w:cs="Times New Roman"/>
+                <w:sz w:val="26"/>
+                <w:szCs w:val="26"/>
+                <w:vertAlign w:val="baseline"/>
+                <w:lang w:val="en-US"/>
+              </w:rPr>
+              <w:t>Service</w:t>
+            </w:r>
+          </w:p>
+        </w:tc>
+        <w:tc>
+          <w:tcPr>
+            <w:tcW w:w="1705" w:type="dxa"/>
+          </w:tcPr>
+          <w:p>
+            <w:pPr>
+              <w:numPr>
+                <w:numId w:val="0"/>
+              </w:numPr>
+              <w:rPr>
+                <w:rFonts w:hint="default" w:ascii="Times New Roman" w:hAnsi="Times New Roman" w:cs="Times New Roman"/>
+                <w:sz w:val="26"/>
+                <w:szCs w:val="26"/>
+                <w:vertAlign w:val="baseline"/>
+                <w:lang w:val="en-US"/>
+              </w:rPr>
+            </w:pPr>
+            <w:r>
+              <w:rPr>
+                <w:rFonts w:hint="default" w:ascii="Times New Roman" w:hAnsi="Times New Roman" w:cs="Times New Roman"/>
+                <w:sz w:val="26"/>
+                <w:szCs w:val="26"/>
+                <w:vertAlign w:val="baseline"/>
+                <w:lang w:val="en-US"/>
+              </w:rPr>
+              <w:t>Version Nmap phát hiện</w:t>
+            </w:r>
+          </w:p>
+        </w:tc>
+        <w:tc>
+          <w:tcPr>
+            <w:tcW w:w="1705" w:type="dxa"/>
+          </w:tcPr>
+          <w:p>
+            <w:pPr>
+              <w:numPr>
+                <w:numId w:val="0"/>
+              </w:numPr>
+              <w:rPr>
+                <w:rFonts w:hint="default" w:ascii="Times New Roman" w:hAnsi="Times New Roman" w:cs="Times New Roman"/>
+                <w:sz w:val="26"/>
+                <w:szCs w:val="26"/>
+                <w:vertAlign w:val="baseline"/>
+                <w:lang w:val="en-US"/>
+              </w:rPr>
+            </w:pPr>
+            <w:r>
+              <w:rPr>
+                <w:rFonts w:hint="default" w:ascii="Times New Roman" w:hAnsi="Times New Roman" w:cs="Times New Roman"/>
+                <w:sz w:val="26"/>
+                <w:szCs w:val="26"/>
+                <w:vertAlign w:val="baseline"/>
+                <w:lang w:val="en-US"/>
+              </w:rPr>
+              <w:t>Ghi chú rủi ro</w:t>
+            </w:r>
+          </w:p>
+        </w:tc>
+      </w:tr>
+      <w:tr>
+        <w:tblPrEx>
+          <w:tblBorders>
+            <w:top w:val="single" w:color="auto" w:sz="4" w:space="0"/>
+            <w:left w:val="single" w:color="auto" w:sz="4" w:space="0"/>
+            <w:bottom w:val="single" w:color="auto" w:sz="4" w:space="0"/>
+            <w:right w:val="single" w:color="auto" w:sz="4" w:space="0"/>
+            <w:insideH w:val="single" w:color="auto" w:sz="4" w:space="0"/>
+            <w:insideV w:val="single" w:color="auto" w:sz="4" w:space="0"/>
+          </w:tblBorders>
+          <w:tblCellMar>
+            <w:left w:w="108" w:type="dxa"/>
+            <w:right w:w="108" w:type="dxa"/>
+          </w:tblCellMar>
+        </w:tblPrEx>
+        <w:tc>
+          <w:tcPr>
+            <w:tcW w:w="1704" w:type="dxa"/>
+          </w:tcPr>
+          <w:p>
+            <w:pPr>
+              <w:numPr>
+                <w:numId w:val="0"/>
+              </w:numPr>
+              <w:rPr>
+                <w:rFonts w:hint="default" w:ascii="Times New Roman" w:hAnsi="Times New Roman" w:cs="Times New Roman"/>
+                <w:sz w:val="26"/>
+                <w:szCs w:val="26"/>
+                <w:vertAlign w:val="baseline"/>
+                <w:lang w:val="en-US"/>
+              </w:rPr>
+            </w:pPr>
+            <w:r>
+              <w:rPr>
+                <w:rFonts w:hint="default" w:ascii="Times New Roman" w:hAnsi="Times New Roman" w:cs="Times New Roman"/>
+                <w:sz w:val="26"/>
+                <w:szCs w:val="26"/>
+                <w:vertAlign w:val="baseline"/>
+                <w:lang w:val="en-US"/>
+              </w:rPr>
+              <w:t>21</w:t>
+            </w:r>
+          </w:p>
+        </w:tc>
+        <w:tc>
+          <w:tcPr>
+            <w:tcW w:w="1704" w:type="dxa"/>
+          </w:tcPr>
+          <w:p>
+            <w:pPr>
+              <w:numPr>
+                <w:numId w:val="0"/>
+              </w:numPr>
+              <w:rPr>
+                <w:rFonts w:hint="default" w:ascii="Times New Roman" w:hAnsi="Times New Roman" w:cs="Times New Roman"/>
+                <w:sz w:val="26"/>
+                <w:szCs w:val="26"/>
+                <w:vertAlign w:val="baseline"/>
+                <w:lang w:val="en-US"/>
+              </w:rPr>
+            </w:pPr>
+            <w:r>
+              <w:rPr>
+                <w:rFonts w:hint="default" w:ascii="Times New Roman" w:hAnsi="Times New Roman" w:cs="Times New Roman"/>
+                <w:sz w:val="26"/>
+                <w:szCs w:val="26"/>
+                <w:vertAlign w:val="baseline"/>
+                <w:lang w:val="en-US"/>
+              </w:rPr>
+              <w:t>tcp</w:t>
+            </w:r>
+          </w:p>
+        </w:tc>
+        <w:tc>
+          <w:tcPr>
+            <w:tcW w:w="1704" w:type="dxa"/>
+          </w:tcPr>
+          <w:p>
+            <w:pPr>
+              <w:numPr>
+                <w:numId w:val="0"/>
+              </w:numPr>
+              <w:rPr>
+                <w:rFonts w:hint="default" w:ascii="Times New Roman" w:hAnsi="Times New Roman" w:cs="Times New Roman"/>
+                <w:sz w:val="26"/>
+                <w:szCs w:val="26"/>
+                <w:vertAlign w:val="baseline"/>
+                <w:lang w:val="en-US"/>
+              </w:rPr>
+            </w:pPr>
+            <w:r>
+              <w:rPr>
+                <w:rFonts w:hint="default" w:ascii="Times New Roman" w:hAnsi="Times New Roman" w:cs="Times New Roman"/>
+                <w:sz w:val="26"/>
+                <w:szCs w:val="26"/>
+                <w:vertAlign w:val="baseline"/>
+                <w:lang w:val="en-US"/>
+              </w:rPr>
+              <w:t>ftp</w:t>
+            </w:r>
+          </w:p>
+        </w:tc>
+        <w:tc>
+          <w:tcPr>
+            <w:tcW w:w="1705" w:type="dxa"/>
+          </w:tcPr>
+          <w:p>
+            <w:pPr>
+              <w:numPr>
+                <w:numId w:val="0"/>
+              </w:numPr>
+              <w:rPr>
+                <w:rFonts w:hint="default" w:ascii="Times New Roman" w:hAnsi="Times New Roman" w:cs="Times New Roman"/>
+                <w:sz w:val="26"/>
+                <w:szCs w:val="26"/>
+                <w:vertAlign w:val="baseline"/>
+                <w:lang w:val="en-US"/>
+              </w:rPr>
+            </w:pPr>
+          </w:p>
+        </w:tc>
+        <w:tc>
+          <w:tcPr>
+            <w:tcW w:w="1705" w:type="dxa"/>
+          </w:tcPr>
+          <w:p>
+            <w:pPr>
+              <w:numPr>
+                <w:numId w:val="0"/>
+              </w:numPr>
+              <w:rPr>
+                <w:rFonts w:hint="default" w:ascii="Times New Roman" w:hAnsi="Times New Roman" w:cs="Times New Roman"/>
+                <w:sz w:val="26"/>
+                <w:szCs w:val="26"/>
+                <w:vertAlign w:val="baseline"/>
+                <w:lang w:val="en-US"/>
+              </w:rPr>
+            </w:pPr>
+          </w:p>
+        </w:tc>
+      </w:tr>
+      <w:tr>
+        <w:tblPrEx>
+          <w:tblBorders>
+            <w:top w:val="single" w:color="auto" w:sz="4" w:space="0"/>
+            <w:left w:val="single" w:color="auto" w:sz="4" w:space="0"/>
+            <w:bottom w:val="single" w:color="auto" w:sz="4" w:space="0"/>
+            <w:right w:val="single" w:color="auto" w:sz="4" w:space="0"/>
+            <w:insideH w:val="single" w:color="auto" w:sz="4" w:space="0"/>
+            <w:insideV w:val="single" w:color="auto" w:sz="4" w:space="0"/>
+          </w:tblBorders>
+          <w:tblCellMar>
+            <w:left w:w="108" w:type="dxa"/>
+            <w:right w:w="108" w:type="dxa"/>
+          </w:tblCellMar>
+        </w:tblPrEx>
+        <w:tc>
+          <w:tcPr>
+            <w:tcW w:w="1704" w:type="dxa"/>
+          </w:tcPr>
+          <w:p>
+            <w:pPr>
+              <w:numPr>
+                <w:numId w:val="0"/>
+              </w:numPr>
+              <w:rPr>
+                <w:rFonts w:hint="default" w:ascii="Times New Roman" w:hAnsi="Times New Roman" w:cs="Times New Roman"/>
+                <w:sz w:val="26"/>
+                <w:szCs w:val="26"/>
+                <w:vertAlign w:val="baseline"/>
+                <w:lang w:val="en-US"/>
+              </w:rPr>
+            </w:pPr>
+            <w:r>
+              <w:rPr>
+                <w:rFonts w:hint="default" w:ascii="Times New Roman" w:hAnsi="Times New Roman" w:cs="Times New Roman"/>
+                <w:sz w:val="26"/>
+                <w:szCs w:val="26"/>
+                <w:vertAlign w:val="baseline"/>
+                <w:lang w:val="en-US"/>
+              </w:rPr>
+              <w:t>22</w:t>
+            </w:r>
+          </w:p>
+        </w:tc>
+        <w:tc>
+          <w:tcPr>
+            <w:tcW w:w="1704" w:type="dxa"/>
+            <w:shd w:val="clear"/>
+            <w:vAlign w:val="top"/>
+          </w:tcPr>
+          <w:p>
+            <w:pPr>
+              <w:numPr>
+                <w:ilvl w:val="0"/>
+                <w:numId w:val="0"/>
+              </w:numPr>
+              <w:ind w:left="0" w:leftChars="0" w:firstLine="0" w:firstLineChars="0"/>
+              <w:rPr>
+                <w:rFonts w:hint="default" w:ascii="Times New Roman" w:hAnsi="Times New Roman" w:cs="Times New Roman" w:eastAsiaTheme="minorEastAsia"/>
+                <w:sz w:val="26"/>
+                <w:szCs w:val="26"/>
+                <w:vertAlign w:val="baseline"/>
+                <w:lang w:val="en-US" w:eastAsia="zh-CN" w:bidi="ar-SA"/>
+              </w:rPr>
+            </w:pPr>
+            <w:r>
+              <w:rPr>
+                <w:rFonts w:hint="default" w:ascii="Times New Roman" w:hAnsi="Times New Roman" w:cs="Times New Roman"/>
+                <w:sz w:val="26"/>
+                <w:szCs w:val="26"/>
+                <w:vertAlign w:val="baseline"/>
+                <w:lang w:val="en-US"/>
+              </w:rPr>
+              <w:t>tcp</w:t>
+            </w:r>
+          </w:p>
+        </w:tc>
+        <w:tc>
+          <w:tcPr>
+            <w:tcW w:w="1704" w:type="dxa"/>
+          </w:tcPr>
+          <w:p>
+            <w:pPr>
+              <w:numPr>
+                <w:numId w:val="0"/>
+              </w:numPr>
+              <w:rPr>
+                <w:rFonts w:hint="default" w:ascii="Times New Roman" w:hAnsi="Times New Roman" w:cs="Times New Roman"/>
+                <w:sz w:val="26"/>
+                <w:szCs w:val="26"/>
+                <w:vertAlign w:val="baseline"/>
+                <w:lang w:val="en-US"/>
+              </w:rPr>
+            </w:pPr>
+            <w:r>
+              <w:rPr>
+                <w:rFonts w:hint="default" w:ascii="Times New Roman" w:hAnsi="Times New Roman" w:cs="Times New Roman"/>
+                <w:sz w:val="26"/>
+                <w:szCs w:val="26"/>
+                <w:vertAlign w:val="baseline"/>
+                <w:lang w:val="en-US"/>
+              </w:rPr>
+              <w:t>ssh</w:t>
+            </w:r>
+          </w:p>
+        </w:tc>
+        <w:tc>
+          <w:tcPr>
+            <w:tcW w:w="1705" w:type="dxa"/>
+          </w:tcPr>
+          <w:p>
+            <w:pPr>
+              <w:numPr>
+                <w:numId w:val="0"/>
+              </w:numPr>
+              <w:rPr>
+                <w:rFonts w:hint="default" w:ascii="Times New Roman" w:hAnsi="Times New Roman" w:cs="Times New Roman"/>
+                <w:sz w:val="26"/>
+                <w:szCs w:val="26"/>
+                <w:vertAlign w:val="baseline"/>
+                <w:lang w:val="en-US"/>
+              </w:rPr>
+            </w:pPr>
+          </w:p>
+        </w:tc>
+        <w:tc>
+          <w:tcPr>
+            <w:tcW w:w="1705" w:type="dxa"/>
+          </w:tcPr>
+          <w:p>
+            <w:pPr>
+              <w:numPr>
+                <w:numId w:val="0"/>
+              </w:numPr>
+              <w:rPr>
+                <w:rFonts w:hint="default" w:ascii="Times New Roman" w:hAnsi="Times New Roman" w:cs="Times New Roman"/>
+                <w:sz w:val="26"/>
+                <w:szCs w:val="26"/>
+                <w:vertAlign w:val="baseline"/>
+                <w:lang w:val="en-US"/>
+              </w:rPr>
+            </w:pPr>
+          </w:p>
+        </w:tc>
+      </w:tr>
+      <w:tr>
+        <w:tblPrEx>
+          <w:tblBorders>
+            <w:top w:val="single" w:color="auto" w:sz="4" w:space="0"/>
+            <w:left w:val="single" w:color="auto" w:sz="4" w:space="0"/>
+            <w:bottom w:val="single" w:color="auto" w:sz="4" w:space="0"/>
+            <w:right w:val="single" w:color="auto" w:sz="4" w:space="0"/>
+            <w:insideH w:val="single" w:color="auto" w:sz="4" w:space="0"/>
+            <w:insideV w:val="single" w:color="auto" w:sz="4" w:space="0"/>
+          </w:tblBorders>
+          <w:tblCellMar>
+            <w:left w:w="108" w:type="dxa"/>
+            <w:right w:w="108" w:type="dxa"/>
+          </w:tblCellMar>
+        </w:tblPrEx>
+        <w:tc>
+          <w:tcPr>
+            <w:tcW w:w="1704" w:type="dxa"/>
+          </w:tcPr>
+          <w:p>
+            <w:pPr>
+              <w:numPr>
+                <w:numId w:val="0"/>
+              </w:numPr>
+              <w:rPr>
+                <w:rFonts w:hint="default" w:ascii="Times New Roman" w:hAnsi="Times New Roman" w:cs="Times New Roman"/>
+                <w:sz w:val="26"/>
+                <w:szCs w:val="26"/>
+                <w:vertAlign w:val="baseline"/>
+                <w:lang w:val="en-US"/>
+              </w:rPr>
+            </w:pPr>
+            <w:r>
+              <w:rPr>
+                <w:rFonts w:hint="default" w:ascii="Times New Roman" w:hAnsi="Times New Roman" w:cs="Times New Roman"/>
+                <w:sz w:val="26"/>
+                <w:szCs w:val="26"/>
+                <w:vertAlign w:val="baseline"/>
+                <w:lang w:val="en-US"/>
+              </w:rPr>
+              <w:t>80</w:t>
+            </w:r>
+          </w:p>
+        </w:tc>
+        <w:tc>
+          <w:tcPr>
+            <w:tcW w:w="1704" w:type="dxa"/>
+            <w:vAlign w:val="top"/>
+          </w:tcPr>
+          <w:p>
+            <w:pPr>
+              <w:numPr>
+                <w:ilvl w:val="0"/>
+                <w:numId w:val="0"/>
+              </w:numPr>
+              <w:ind w:left="0" w:leftChars="0" w:firstLine="0" w:firstLineChars="0"/>
+              <w:rPr>
+                <w:rFonts w:hint="default" w:ascii="Times New Roman" w:hAnsi="Times New Roman" w:cs="Times New Roman"/>
+                <w:sz w:val="26"/>
+                <w:szCs w:val="26"/>
+                <w:vertAlign w:val="baseline"/>
+                <w:lang w:val="en-US"/>
+              </w:rPr>
+            </w:pPr>
+            <w:r>
+              <w:rPr>
+                <w:rFonts w:hint="default" w:ascii="Times New Roman" w:hAnsi="Times New Roman" w:cs="Times New Roman"/>
+                <w:sz w:val="26"/>
+                <w:szCs w:val="26"/>
+                <w:vertAlign w:val="baseline"/>
+                <w:lang w:val="en-US"/>
+              </w:rPr>
+              <w:t>tcp</w:t>
+            </w:r>
+          </w:p>
+        </w:tc>
+        <w:tc>
+          <w:tcPr>
+            <w:tcW w:w="1704" w:type="dxa"/>
+          </w:tcPr>
+          <w:p>
+            <w:pPr>
+              <w:numPr>
+                <w:numId w:val="0"/>
+              </w:numPr>
+              <w:rPr>
+                <w:rFonts w:hint="default" w:ascii="Times New Roman" w:hAnsi="Times New Roman" w:cs="Times New Roman"/>
+                <w:sz w:val="26"/>
+                <w:szCs w:val="26"/>
+                <w:vertAlign w:val="baseline"/>
+                <w:lang w:val="en-US"/>
+              </w:rPr>
+            </w:pPr>
+            <w:r>
+              <w:rPr>
+                <w:rFonts w:hint="default" w:ascii="Times New Roman" w:hAnsi="Times New Roman" w:cs="Times New Roman"/>
+                <w:sz w:val="26"/>
+                <w:szCs w:val="26"/>
+                <w:vertAlign w:val="baseline"/>
+                <w:lang w:val="en-US"/>
+              </w:rPr>
+              <w:t>http</w:t>
+            </w:r>
+          </w:p>
+        </w:tc>
+        <w:tc>
+          <w:tcPr>
+            <w:tcW w:w="1705" w:type="dxa"/>
+          </w:tcPr>
+          <w:p>
+            <w:pPr>
+              <w:numPr>
+                <w:numId w:val="0"/>
+              </w:numPr>
+              <w:rPr>
+                <w:rFonts w:hint="default" w:ascii="Times New Roman" w:hAnsi="Times New Roman" w:cs="Times New Roman"/>
+                <w:sz w:val="26"/>
+                <w:szCs w:val="26"/>
+                <w:vertAlign w:val="baseline"/>
+                <w:lang w:val="en-US"/>
+              </w:rPr>
+            </w:pPr>
+          </w:p>
+        </w:tc>
+        <w:tc>
+          <w:tcPr>
+            <w:tcW w:w="1705" w:type="dxa"/>
+          </w:tcPr>
+          <w:p>
+            <w:pPr>
+              <w:numPr>
+                <w:numId w:val="0"/>
+              </w:numPr>
+              <w:rPr>
+                <w:rFonts w:hint="default" w:ascii="Times New Roman" w:hAnsi="Times New Roman" w:cs="Times New Roman"/>
+                <w:sz w:val="26"/>
+                <w:szCs w:val="26"/>
+                <w:vertAlign w:val="baseline"/>
+                <w:lang w:val="en-US"/>
+              </w:rPr>
+            </w:pPr>
+          </w:p>
+        </w:tc>
+      </w:tr>
+      <w:tr>
+        <w:tblPrEx>
+          <w:tblBorders>
+            <w:top w:val="single" w:color="auto" w:sz="4" w:space="0"/>
+            <w:left w:val="single" w:color="auto" w:sz="4" w:space="0"/>
+            <w:bottom w:val="single" w:color="auto" w:sz="4" w:space="0"/>
+            <w:right w:val="single" w:color="auto" w:sz="4" w:space="0"/>
+            <w:insideH w:val="single" w:color="auto" w:sz="4" w:space="0"/>
+            <w:insideV w:val="single" w:color="auto" w:sz="4" w:space="0"/>
+          </w:tblBorders>
+          <w:tblCellMar>
+            <w:left w:w="108" w:type="dxa"/>
+            <w:right w:w="108" w:type="dxa"/>
+          </w:tblCellMar>
+        </w:tblPrEx>
+        <w:tc>
+          <w:tcPr>
+            <w:tcW w:w="1704" w:type="dxa"/>
+          </w:tcPr>
+          <w:p>
+            <w:pPr>
+              <w:numPr>
+                <w:numId w:val="0"/>
+              </w:numPr>
+              <w:rPr>
+                <w:rFonts w:hint="default" w:ascii="Times New Roman" w:hAnsi="Times New Roman" w:cs="Times New Roman"/>
+                <w:sz w:val="26"/>
+                <w:szCs w:val="26"/>
+                <w:vertAlign w:val="baseline"/>
+                <w:lang w:val="en-US"/>
+              </w:rPr>
+            </w:pPr>
+            <w:r>
+              <w:rPr>
+                <w:rFonts w:hint="default" w:ascii="Times New Roman" w:hAnsi="Times New Roman" w:cs="Times New Roman"/>
+                <w:sz w:val="26"/>
+                <w:szCs w:val="26"/>
+                <w:vertAlign w:val="baseline"/>
+                <w:lang w:val="en-US"/>
+              </w:rPr>
+              <w:t>445</w:t>
+            </w:r>
+          </w:p>
+        </w:tc>
+        <w:tc>
+          <w:tcPr>
+            <w:tcW w:w="1704" w:type="dxa"/>
+            <w:vAlign w:val="top"/>
+          </w:tcPr>
+          <w:p>
+            <w:pPr>
+              <w:numPr>
+                <w:ilvl w:val="0"/>
+                <w:numId w:val="0"/>
+              </w:numPr>
+              <w:ind w:left="0" w:leftChars="0" w:firstLine="0" w:firstLineChars="0"/>
+              <w:rPr>
+                <w:rFonts w:hint="default" w:ascii="Times New Roman" w:hAnsi="Times New Roman" w:cs="Times New Roman"/>
+                <w:sz w:val="26"/>
+                <w:szCs w:val="26"/>
+                <w:vertAlign w:val="baseline"/>
+                <w:lang w:val="en-US"/>
+              </w:rPr>
+            </w:pPr>
+            <w:r>
+              <w:rPr>
+                <w:rFonts w:hint="default" w:ascii="Times New Roman" w:hAnsi="Times New Roman" w:cs="Times New Roman"/>
+                <w:sz w:val="26"/>
+                <w:szCs w:val="26"/>
+                <w:vertAlign w:val="baseline"/>
+                <w:lang w:val="en-US"/>
+              </w:rPr>
+              <w:t>tcp</w:t>
+            </w:r>
+          </w:p>
+        </w:tc>
+        <w:tc>
+          <w:tcPr>
+            <w:tcW w:w="1704" w:type="dxa"/>
+          </w:tcPr>
+          <w:p>
+            <w:pPr>
+              <w:numPr>
+                <w:numId w:val="0"/>
+              </w:numPr>
+              <w:rPr>
+                <w:rFonts w:hint="default" w:ascii="Times New Roman" w:hAnsi="Times New Roman" w:cs="Times New Roman"/>
+                <w:sz w:val="26"/>
+                <w:szCs w:val="26"/>
+                <w:vertAlign w:val="baseline"/>
+                <w:lang w:val="en-US"/>
+              </w:rPr>
+            </w:pPr>
+            <w:r>
+              <w:rPr>
+                <w:rFonts w:hint="default" w:ascii="Times New Roman" w:hAnsi="Times New Roman" w:cs="Times New Roman"/>
+                <w:sz w:val="26"/>
+                <w:szCs w:val="26"/>
+                <w:vertAlign w:val="baseline"/>
+                <w:lang w:val="en-US"/>
+              </w:rPr>
+              <w:t>smb</w:t>
+            </w:r>
+          </w:p>
+        </w:tc>
+        <w:tc>
+          <w:tcPr>
+            <w:tcW w:w="1705" w:type="dxa"/>
+          </w:tcPr>
+          <w:p>
+            <w:pPr>
+              <w:numPr>
+                <w:numId w:val="0"/>
+              </w:numPr>
+              <w:rPr>
+                <w:rFonts w:hint="default" w:ascii="Times New Roman" w:hAnsi="Times New Roman" w:cs="Times New Roman"/>
+                <w:sz w:val="26"/>
+                <w:szCs w:val="26"/>
+                <w:vertAlign w:val="baseline"/>
+                <w:lang w:val="en-US"/>
+              </w:rPr>
+            </w:pPr>
+          </w:p>
+        </w:tc>
+        <w:tc>
+          <w:tcPr>
+            <w:tcW w:w="1705" w:type="dxa"/>
+          </w:tcPr>
+          <w:p>
+            <w:pPr>
+              <w:numPr>
+                <w:numId w:val="0"/>
+              </w:numPr>
+              <w:rPr>
+                <w:rFonts w:hint="default" w:ascii="Times New Roman" w:hAnsi="Times New Roman" w:cs="Times New Roman"/>
+                <w:sz w:val="26"/>
+                <w:szCs w:val="26"/>
+                <w:vertAlign w:val="baseline"/>
+                <w:lang w:val="en-US"/>
+              </w:rPr>
+            </w:pPr>
+          </w:p>
+        </w:tc>
+      </w:tr>
+      <w:tr>
+        <w:tblPrEx>
+          <w:tblBorders>
+            <w:top w:val="single" w:color="auto" w:sz="4" w:space="0"/>
+            <w:left w:val="single" w:color="auto" w:sz="4" w:space="0"/>
+            <w:bottom w:val="single" w:color="auto" w:sz="4" w:space="0"/>
+            <w:right w:val="single" w:color="auto" w:sz="4" w:space="0"/>
+            <w:insideH w:val="single" w:color="auto" w:sz="4" w:space="0"/>
+            <w:insideV w:val="single" w:color="auto" w:sz="4" w:space="0"/>
+          </w:tblBorders>
+          <w:tblCellMar>
+            <w:left w:w="108" w:type="dxa"/>
+            <w:right w:w="108" w:type="dxa"/>
+          </w:tblCellMar>
+        </w:tblPrEx>
+        <w:tc>
+          <w:tcPr>
+            <w:tcW w:w="1704" w:type="dxa"/>
+          </w:tcPr>
+          <w:p>
+            <w:pPr>
+              <w:numPr>
+                <w:numId w:val="0"/>
+              </w:numPr>
+              <w:rPr>
+                <w:rFonts w:hint="default" w:ascii="Times New Roman" w:hAnsi="Times New Roman" w:cs="Times New Roman"/>
+                <w:sz w:val="26"/>
+                <w:szCs w:val="26"/>
+                <w:vertAlign w:val="baseline"/>
+                <w:lang w:val="en-US"/>
+              </w:rPr>
+            </w:pPr>
+            <w:r>
+              <w:rPr>
+                <w:rFonts w:hint="default" w:ascii="Times New Roman" w:hAnsi="Times New Roman" w:cs="Times New Roman"/>
+                <w:sz w:val="26"/>
+                <w:szCs w:val="26"/>
+                <w:vertAlign w:val="baseline"/>
+                <w:lang w:val="en-US"/>
+              </w:rPr>
+              <w:t>3306</w:t>
+            </w:r>
+          </w:p>
+        </w:tc>
+        <w:tc>
+          <w:tcPr>
+            <w:tcW w:w="1704" w:type="dxa"/>
+            <w:vAlign w:val="top"/>
+          </w:tcPr>
+          <w:p>
+            <w:pPr>
+              <w:numPr>
+                <w:ilvl w:val="0"/>
+                <w:numId w:val="0"/>
+              </w:numPr>
+              <w:ind w:left="0" w:leftChars="0" w:firstLine="0" w:firstLineChars="0"/>
+              <w:rPr>
+                <w:rFonts w:hint="default" w:ascii="Times New Roman" w:hAnsi="Times New Roman" w:cs="Times New Roman"/>
+                <w:sz w:val="26"/>
+                <w:szCs w:val="26"/>
+                <w:vertAlign w:val="baseline"/>
+                <w:lang w:val="en-US"/>
+              </w:rPr>
+            </w:pPr>
+            <w:r>
+              <w:rPr>
+                <w:rFonts w:hint="default" w:ascii="Times New Roman" w:hAnsi="Times New Roman" w:cs="Times New Roman"/>
+                <w:sz w:val="26"/>
+                <w:szCs w:val="26"/>
+                <w:vertAlign w:val="baseline"/>
+                <w:lang w:val="en-US"/>
+              </w:rPr>
+              <w:t>tcp</w:t>
+            </w:r>
+          </w:p>
+        </w:tc>
+        <w:tc>
+          <w:tcPr>
+            <w:tcW w:w="1704" w:type="dxa"/>
+          </w:tcPr>
+          <w:p>
+            <w:pPr>
+              <w:numPr>
+                <w:numId w:val="0"/>
+              </w:numPr>
+              <w:rPr>
+                <w:rFonts w:hint="default" w:ascii="Times New Roman" w:hAnsi="Times New Roman" w:cs="Times New Roman"/>
+                <w:sz w:val="26"/>
+                <w:szCs w:val="26"/>
+                <w:vertAlign w:val="baseline"/>
+                <w:lang w:val="en-US"/>
+              </w:rPr>
+            </w:pPr>
+            <w:r>
+              <w:rPr>
+                <w:rFonts w:hint="default" w:ascii="Times New Roman" w:hAnsi="Times New Roman" w:cs="Times New Roman"/>
+                <w:sz w:val="26"/>
+                <w:szCs w:val="26"/>
+                <w:vertAlign w:val="baseline"/>
+                <w:lang w:val="en-US"/>
+              </w:rPr>
+              <w:t>mysql</w:t>
+            </w:r>
+          </w:p>
+        </w:tc>
+        <w:tc>
+          <w:tcPr>
+            <w:tcW w:w="1705" w:type="dxa"/>
+          </w:tcPr>
+          <w:p>
+            <w:pPr>
+              <w:numPr>
+                <w:numId w:val="0"/>
+              </w:numPr>
+              <w:rPr>
+                <w:rFonts w:hint="default" w:ascii="Times New Roman" w:hAnsi="Times New Roman" w:cs="Times New Roman"/>
+                <w:sz w:val="26"/>
+                <w:szCs w:val="26"/>
+                <w:vertAlign w:val="baseline"/>
+                <w:lang w:val="en-US"/>
+              </w:rPr>
+            </w:pPr>
+          </w:p>
+        </w:tc>
+        <w:tc>
+          <w:tcPr>
+            <w:tcW w:w="1705" w:type="dxa"/>
+          </w:tcPr>
+          <w:p>
+            <w:pPr>
+              <w:numPr>
+                <w:numId w:val="0"/>
+              </w:numPr>
+              <w:rPr>
+                <w:rFonts w:hint="default" w:ascii="Times New Roman" w:hAnsi="Times New Roman" w:cs="Times New Roman"/>
+                <w:sz w:val="26"/>
+                <w:szCs w:val="26"/>
+                <w:vertAlign w:val="baseline"/>
+                <w:lang w:val="en-US"/>
+              </w:rPr>
+            </w:pPr>
+          </w:p>
+        </w:tc>
+      </w:tr>
+    </w:tbl>
+    <w:p>
+      <w:pPr>
+        <w:numPr>
+          <w:numId w:val="0"/>
+        </w:numPr>
+        <w:ind w:leftChars="0"/>
+        <w:rPr>
+          <w:rFonts w:hint="default" w:ascii="Times New Roman" w:hAnsi="Times New Roman" w:cs="Times New Roman"/>
+          <w:sz w:val="26"/>
+          <w:szCs w:val="26"/>
+          <w:lang w:val="en-US"/>
+        </w:rPr>
+      </w:pPr>
+    </w:p>
+    <w:p>
+      <w:pPr>
+        <w:numPr>
+          <w:ilvl w:val="0"/>
+          <w:numId w:val="1"/>
+        </w:numPr>
+        <w:ind w:left="420" w:leftChars="0" w:hanging="420" w:firstLineChars="0"/>
+        <w:rPr>
+          <w:rFonts w:hint="default"/>
+          <w:lang w:val="en-US"/>
+        </w:rPr>
+      </w:pPr>
+      <w:r>
+        <w:rPr>
+          <w:rFonts w:hint="default" w:ascii="Times New Roman" w:hAnsi="Times New Roman" w:cs="Times New Roman"/>
+          <w:sz w:val="26"/>
+          <w:szCs w:val="26"/>
+          <w:lang w:val="en-US"/>
+        </w:rPr>
+        <w:t>NSE - kiểm tra thông tin và lỗ hỏng SMB trong lab</w:t>
+      </w:r>
+    </w:p>
+    <w:tbl>
+      <w:tblPr>
+        <w:tblStyle w:val="5"/>
+        <w:tblW w:w="0" w:type="auto"/>
+        <w:tblInd w:w="0" w:type="dxa"/>
+        <w:tblBorders>
+          <w:top w:val="single" w:color="auto" w:sz="4" w:space="0"/>
+          <w:left w:val="single" w:color="auto" w:sz="4" w:space="0"/>
+          <w:bottom w:val="single" w:color="auto" w:sz="4" w:space="0"/>
+          <w:right w:val="single" w:color="auto" w:sz="4" w:space="0"/>
+          <w:insideH w:val="single" w:color="auto" w:sz="4" w:space="0"/>
+          <w:insideV w:val="single" w:color="auto" w:sz="4" w:space="0"/>
+        </w:tblBorders>
+        <w:tblLayout w:type="autofit"/>
+        <w:tblCellMar>
+          <w:left w:w="108" w:type="dxa"/>
+          <w:right w:w="108" w:type="dxa"/>
+        </w:tblCellMar>
+      </w:tblPr>
+      <w:tblGrid>
+        <w:gridCol w:w="1762"/>
+        <w:gridCol w:w="1692"/>
+        <w:gridCol w:w="1689"/>
+        <w:gridCol w:w="1688"/>
+        <w:gridCol w:w="1691"/>
+      </w:tblGrid>
+      <w:tr>
+        <w:tblPrEx>
+          <w:tblBorders>
+            <w:top w:val="single" w:color="auto" w:sz="4" w:space="0"/>
+            <w:left w:val="single" w:color="auto" w:sz="4" w:space="0"/>
+            <w:bottom w:val="single" w:color="auto" w:sz="4" w:space="0"/>
+            <w:right w:val="single" w:color="auto" w:sz="4" w:space="0"/>
+            <w:insideH w:val="single" w:color="auto" w:sz="4" w:space="0"/>
+            <w:insideV w:val="single" w:color="auto" w:sz="4" w:space="0"/>
+          </w:tblBorders>
+          <w:tblCellMar>
+            <w:left w:w="108" w:type="dxa"/>
+            <w:right w:w="108" w:type="dxa"/>
+          </w:tblCellMar>
+        </w:tblPrEx>
+        <w:tc>
+          <w:tcPr>
+            <w:tcW w:w="1704" w:type="dxa"/>
+          </w:tcPr>
+          <w:p>
+            <w:pPr>
+              <w:numPr>
+                <w:ilvl w:val="0"/>
+                <w:numId w:val="0"/>
+              </w:numPr>
+              <w:rPr>
+                <w:rFonts w:hint="default" w:ascii="Times New Roman" w:hAnsi="Times New Roman" w:cs="Times New Roman"/>
+                <w:sz w:val="26"/>
+                <w:szCs w:val="26"/>
+                <w:vertAlign w:val="baseline"/>
+                <w:lang w:val="en-US"/>
+              </w:rPr>
+            </w:pPr>
+            <w:r>
+              <w:rPr>
+                <w:rFonts w:hint="default" w:ascii="Times New Roman" w:hAnsi="Times New Roman" w:cs="Times New Roman"/>
+                <w:sz w:val="26"/>
+                <w:szCs w:val="26"/>
+                <w:vertAlign w:val="baseline"/>
+                <w:lang w:val="en-US"/>
+              </w:rPr>
+              <w:t>Mục tiêu</w:t>
+            </w:r>
+          </w:p>
+        </w:tc>
+        <w:tc>
+          <w:tcPr>
+            <w:tcW w:w="1704" w:type="dxa"/>
+          </w:tcPr>
+          <w:p>
+            <w:pPr>
+              <w:numPr>
+                <w:ilvl w:val="0"/>
+                <w:numId w:val="0"/>
+              </w:numPr>
+              <w:rPr>
+                <w:rFonts w:hint="default" w:ascii="Times New Roman" w:hAnsi="Times New Roman" w:cs="Times New Roman"/>
+                <w:sz w:val="26"/>
+                <w:szCs w:val="26"/>
+                <w:vertAlign w:val="baseline"/>
+                <w:lang w:val="en-US"/>
+              </w:rPr>
+            </w:pPr>
+            <w:r>
+              <w:rPr>
+                <w:rFonts w:hint="default" w:ascii="Times New Roman" w:hAnsi="Times New Roman" w:cs="Times New Roman"/>
+                <w:sz w:val="26"/>
+                <w:szCs w:val="26"/>
+                <w:vertAlign w:val="baseline"/>
+                <w:lang w:val="en-US"/>
+              </w:rPr>
+              <w:t>445/tcp</w:t>
+            </w:r>
+          </w:p>
+        </w:tc>
+        <w:tc>
+          <w:tcPr>
+            <w:tcW w:w="1704" w:type="dxa"/>
+          </w:tcPr>
+          <w:p>
+            <w:pPr>
+              <w:numPr>
+                <w:ilvl w:val="0"/>
+                <w:numId w:val="0"/>
+              </w:numPr>
+              <w:rPr>
+                <w:rFonts w:hint="default" w:ascii="Times New Roman" w:hAnsi="Times New Roman" w:cs="Times New Roman"/>
+                <w:sz w:val="26"/>
+                <w:szCs w:val="26"/>
+                <w:vertAlign w:val="baseline"/>
+                <w:lang w:val="en-US"/>
+              </w:rPr>
+            </w:pPr>
+            <w:r>
+              <w:rPr>
+                <w:rFonts w:hint="default" w:ascii="Times New Roman" w:hAnsi="Times New Roman" w:cs="Times New Roman"/>
+                <w:sz w:val="26"/>
+                <w:szCs w:val="26"/>
+                <w:vertAlign w:val="baseline"/>
+                <w:lang w:val="en-US"/>
+              </w:rPr>
+              <w:t>Kết quả script</w:t>
+            </w:r>
+          </w:p>
+        </w:tc>
+        <w:tc>
+          <w:tcPr>
+            <w:tcW w:w="1705" w:type="dxa"/>
+          </w:tcPr>
+          <w:p>
+            <w:pPr>
+              <w:numPr>
+                <w:ilvl w:val="0"/>
+                <w:numId w:val="0"/>
+              </w:numPr>
+              <w:rPr>
+                <w:rFonts w:hint="default" w:ascii="Times New Roman" w:hAnsi="Times New Roman" w:cs="Times New Roman"/>
+                <w:sz w:val="26"/>
+                <w:szCs w:val="26"/>
+                <w:vertAlign w:val="baseline"/>
+                <w:lang w:val="en-US"/>
+              </w:rPr>
+            </w:pPr>
+            <w:r>
+              <w:rPr>
+                <w:rFonts w:hint="default" w:ascii="Times New Roman" w:hAnsi="Times New Roman" w:cs="Times New Roman"/>
+                <w:sz w:val="26"/>
+                <w:szCs w:val="26"/>
+                <w:vertAlign w:val="baseline"/>
+                <w:lang w:val="en-US"/>
+              </w:rPr>
+              <w:t>Kết luận</w:t>
+            </w:r>
+          </w:p>
+        </w:tc>
+        <w:tc>
+          <w:tcPr>
+            <w:tcW w:w="1705" w:type="dxa"/>
+          </w:tcPr>
+          <w:p>
+            <w:pPr>
+              <w:numPr>
+                <w:ilvl w:val="0"/>
+                <w:numId w:val="0"/>
+              </w:numPr>
+              <w:rPr>
+                <w:rFonts w:hint="default" w:ascii="Times New Roman" w:hAnsi="Times New Roman" w:cs="Times New Roman"/>
+                <w:sz w:val="26"/>
+                <w:szCs w:val="26"/>
+                <w:vertAlign w:val="baseline"/>
+                <w:lang w:val="en-US"/>
+              </w:rPr>
+            </w:pPr>
+            <w:r>
+              <w:rPr>
+                <w:rFonts w:hint="default" w:ascii="Times New Roman" w:hAnsi="Times New Roman" w:cs="Times New Roman"/>
+                <w:sz w:val="26"/>
+                <w:szCs w:val="26"/>
+                <w:vertAlign w:val="baseline"/>
+                <w:lang w:val="en-US"/>
+              </w:rPr>
+              <w:t>Biện pháp phòng thủ</w:t>
+            </w:r>
+          </w:p>
+        </w:tc>
+      </w:tr>
+      <w:tr>
+        <w:tblPrEx>
+          <w:tblBorders>
+            <w:top w:val="single" w:color="auto" w:sz="4" w:space="0"/>
+            <w:left w:val="single" w:color="auto" w:sz="4" w:space="0"/>
+            <w:bottom w:val="single" w:color="auto" w:sz="4" w:space="0"/>
+            <w:right w:val="single" w:color="auto" w:sz="4" w:space="0"/>
+            <w:insideH w:val="single" w:color="auto" w:sz="4" w:space="0"/>
+            <w:insideV w:val="single" w:color="auto" w:sz="4" w:space="0"/>
+          </w:tblBorders>
+          <w:tblCellMar>
+            <w:left w:w="108" w:type="dxa"/>
+            <w:right w:w="108" w:type="dxa"/>
+          </w:tblCellMar>
+        </w:tblPrEx>
+        <w:tc>
+          <w:tcPr>
+            <w:tcW w:w="1704" w:type="dxa"/>
+          </w:tcPr>
+          <w:p>
+            <w:pPr>
+              <w:numPr>
+                <w:ilvl w:val="0"/>
+                <w:numId w:val="0"/>
+              </w:numPr>
+              <w:rPr>
+                <w:rFonts w:hint="default" w:ascii="Times New Roman" w:hAnsi="Times New Roman" w:cs="Times New Roman"/>
+                <w:sz w:val="26"/>
+                <w:szCs w:val="26"/>
+                <w:vertAlign w:val="baseline"/>
+                <w:lang w:val="en-US"/>
+              </w:rPr>
+            </w:pPr>
+            <w:r>
+              <w:rPr>
+                <w:rFonts w:hint="default" w:ascii="Times New Roman" w:hAnsi="Times New Roman" w:cs="Times New Roman"/>
+                <w:sz w:val="26"/>
+                <w:szCs w:val="26"/>
+                <w:vertAlign w:val="baseline"/>
+                <w:lang w:val="en-US"/>
+              </w:rPr>
+              <w:t>Metasploitable 2</w:t>
+            </w:r>
+          </w:p>
+        </w:tc>
+        <w:tc>
+          <w:tcPr>
+            <w:tcW w:w="1704" w:type="dxa"/>
+          </w:tcPr>
+          <w:p>
+            <w:pPr>
+              <w:numPr>
+                <w:ilvl w:val="0"/>
+                <w:numId w:val="0"/>
+              </w:numPr>
+              <w:rPr>
+                <w:rFonts w:hint="default" w:ascii="Times New Roman" w:hAnsi="Times New Roman" w:cs="Times New Roman"/>
+                <w:sz w:val="26"/>
+                <w:szCs w:val="26"/>
+                <w:vertAlign w:val="baseline"/>
+                <w:lang w:val="en-US"/>
+              </w:rPr>
+            </w:pPr>
+          </w:p>
+        </w:tc>
+        <w:tc>
+          <w:tcPr>
+            <w:tcW w:w="1704" w:type="dxa"/>
+          </w:tcPr>
+          <w:p>
+            <w:pPr>
+              <w:numPr>
+                <w:ilvl w:val="0"/>
+                <w:numId w:val="0"/>
+              </w:numPr>
+              <w:rPr>
+                <w:rFonts w:hint="default" w:ascii="Times New Roman" w:hAnsi="Times New Roman" w:cs="Times New Roman"/>
+                <w:sz w:val="26"/>
+                <w:szCs w:val="26"/>
+                <w:vertAlign w:val="baseline"/>
+                <w:lang w:val="en-US"/>
+              </w:rPr>
+            </w:pPr>
+          </w:p>
+        </w:tc>
+        <w:tc>
+          <w:tcPr>
+            <w:tcW w:w="1705" w:type="dxa"/>
+          </w:tcPr>
+          <w:p>
+            <w:pPr>
+              <w:numPr>
+                <w:ilvl w:val="0"/>
+                <w:numId w:val="0"/>
+              </w:numPr>
+              <w:rPr>
+                <w:rFonts w:hint="default" w:ascii="Times New Roman" w:hAnsi="Times New Roman" w:cs="Times New Roman"/>
+                <w:sz w:val="26"/>
+                <w:szCs w:val="26"/>
+                <w:vertAlign w:val="baseline"/>
+                <w:lang w:val="en-US"/>
+              </w:rPr>
+            </w:pPr>
+          </w:p>
+        </w:tc>
+        <w:tc>
+          <w:tcPr>
+            <w:tcW w:w="1705" w:type="dxa"/>
+          </w:tcPr>
+          <w:p>
+            <w:pPr>
+              <w:numPr>
+                <w:ilvl w:val="0"/>
+                <w:numId w:val="0"/>
+              </w:numPr>
+              <w:rPr>
+                <w:rFonts w:hint="default" w:ascii="Times New Roman" w:hAnsi="Times New Roman" w:cs="Times New Roman"/>
+                <w:sz w:val="26"/>
+                <w:szCs w:val="26"/>
+                <w:vertAlign w:val="baseline"/>
+                <w:lang w:val="en-US"/>
+              </w:rPr>
+            </w:pPr>
+          </w:p>
+        </w:tc>
+      </w:tr>
+      <w:tr>
+        <w:tblPrEx>
+          <w:tblBorders>
+            <w:top w:val="single" w:color="auto" w:sz="4" w:space="0"/>
+            <w:left w:val="single" w:color="auto" w:sz="4" w:space="0"/>
+            <w:bottom w:val="single" w:color="auto" w:sz="4" w:space="0"/>
+            <w:right w:val="single" w:color="auto" w:sz="4" w:space="0"/>
+            <w:insideH w:val="single" w:color="auto" w:sz="4" w:space="0"/>
+            <w:insideV w:val="single" w:color="auto" w:sz="4" w:space="0"/>
+          </w:tblBorders>
+          <w:tblCellMar>
+            <w:left w:w="108" w:type="dxa"/>
+            <w:right w:w="108" w:type="dxa"/>
+          </w:tblCellMar>
+        </w:tblPrEx>
+        <w:tc>
+          <w:tcPr>
+            <w:tcW w:w="1704" w:type="dxa"/>
+          </w:tcPr>
+          <w:p>
+            <w:pPr>
+              <w:numPr>
+                <w:ilvl w:val="0"/>
+                <w:numId w:val="0"/>
+              </w:numPr>
+              <w:rPr>
+                <w:rFonts w:hint="default" w:ascii="Times New Roman" w:hAnsi="Times New Roman" w:cs="Times New Roman"/>
+                <w:sz w:val="26"/>
+                <w:szCs w:val="26"/>
+                <w:vertAlign w:val="baseline"/>
+                <w:lang w:val="en-US"/>
+              </w:rPr>
+            </w:pPr>
+            <w:r>
+              <w:rPr>
+                <w:rFonts w:hint="default" w:ascii="Times New Roman" w:hAnsi="Times New Roman" w:cs="Times New Roman"/>
+                <w:sz w:val="26"/>
+                <w:szCs w:val="26"/>
+                <w:vertAlign w:val="baseline"/>
+                <w:lang w:val="en-US"/>
+              </w:rPr>
+              <w:t>Windows VM</w:t>
+            </w:r>
+          </w:p>
+        </w:tc>
+        <w:tc>
+          <w:tcPr>
+            <w:tcW w:w="1704" w:type="dxa"/>
+          </w:tcPr>
+          <w:p>
+            <w:pPr>
+              <w:numPr>
+                <w:ilvl w:val="0"/>
+                <w:numId w:val="0"/>
+              </w:numPr>
+              <w:rPr>
+                <w:rFonts w:hint="default" w:ascii="Times New Roman" w:hAnsi="Times New Roman" w:cs="Times New Roman"/>
+                <w:sz w:val="26"/>
+                <w:szCs w:val="26"/>
+                <w:vertAlign w:val="baseline"/>
+                <w:lang w:val="en-US"/>
+              </w:rPr>
+            </w:pPr>
+          </w:p>
+        </w:tc>
+        <w:tc>
+          <w:tcPr>
+            <w:tcW w:w="1704" w:type="dxa"/>
+          </w:tcPr>
+          <w:p>
+            <w:pPr>
+              <w:numPr>
+                <w:ilvl w:val="0"/>
+                <w:numId w:val="0"/>
+              </w:numPr>
+              <w:rPr>
+                <w:rFonts w:hint="default" w:ascii="Times New Roman" w:hAnsi="Times New Roman" w:cs="Times New Roman"/>
+                <w:sz w:val="26"/>
+                <w:szCs w:val="26"/>
+                <w:vertAlign w:val="baseline"/>
+                <w:lang w:val="en-US"/>
+              </w:rPr>
+            </w:pPr>
+          </w:p>
+        </w:tc>
+        <w:tc>
+          <w:tcPr>
+            <w:tcW w:w="1705" w:type="dxa"/>
+          </w:tcPr>
+          <w:p>
+            <w:pPr>
+              <w:numPr>
+                <w:ilvl w:val="0"/>
+                <w:numId w:val="0"/>
+              </w:numPr>
+              <w:rPr>
+                <w:rFonts w:hint="default" w:ascii="Times New Roman" w:hAnsi="Times New Roman" w:cs="Times New Roman"/>
+                <w:sz w:val="26"/>
+                <w:szCs w:val="26"/>
+                <w:vertAlign w:val="baseline"/>
+                <w:lang w:val="en-US"/>
+              </w:rPr>
+            </w:pPr>
+          </w:p>
+        </w:tc>
+        <w:tc>
+          <w:tcPr>
+            <w:tcW w:w="1705" w:type="dxa"/>
+          </w:tcPr>
+          <w:p>
+            <w:pPr>
+              <w:numPr>
+                <w:ilvl w:val="0"/>
+                <w:numId w:val="0"/>
+              </w:numPr>
+              <w:rPr>
+                <w:rFonts w:hint="default" w:ascii="Times New Roman" w:hAnsi="Times New Roman" w:cs="Times New Roman"/>
+                <w:sz w:val="26"/>
+                <w:szCs w:val="26"/>
+                <w:vertAlign w:val="baseline"/>
+                <w:lang w:val="en-US"/>
+              </w:rPr>
+            </w:pPr>
+          </w:p>
+        </w:tc>
+      </w:tr>
+    </w:tbl>
+    <w:p>
+      <w:pPr>
+        <w:numPr>
+          <w:numId w:val="0"/>
+        </w:numPr>
+        <w:ind w:leftChars="0"/>
+        <w:rPr>
+          <w:rFonts w:hint="default"/>
+          <w:lang w:val="en-US"/>
+        </w:rPr>
+      </w:pPr>
+    </w:p>
+    <w:p>
+      <w:pPr>
+        <w:numPr>
+          <w:ilvl w:val="0"/>
+          <w:numId w:val="1"/>
+        </w:numPr>
+        <w:ind w:left="420" w:leftChars="0" w:hanging="420" w:firstLineChars="0"/>
+        <w:rPr>
+          <w:rFonts w:hint="default"/>
+          <w:lang w:val="en-US"/>
+        </w:rPr>
+      </w:pPr>
+      <w:r>
+        <w:rPr>
+          <w:rFonts w:hint="default" w:ascii="Times New Roman" w:hAnsi="Times New Roman" w:cs="Times New Roman"/>
+          <w:sz w:val="26"/>
+          <w:szCs w:val="26"/>
+          <w:lang w:val="en-US"/>
+        </w:rPr>
+        <w:t>Xuất kết quả và tạo hồ sơ bằng chứng</w:t>
+      </w:r>
+    </w:p>
+    <w:p>
+      <w:pPr>
+        <w:numPr>
+          <w:ilvl w:val="0"/>
+          <w:numId w:val="1"/>
+        </w:numPr>
+        <w:ind w:left="420" w:leftChars="0" w:hanging="420" w:firstLineChars="0"/>
+        <w:rPr>
+          <w:rFonts w:hint="default"/>
+          <w:lang w:val="en-US"/>
+        </w:rPr>
+      </w:pPr>
+      <w:r>
+        <w:rPr>
+          <w:rFonts w:hint="default" w:ascii="Times New Roman" w:hAnsi="Times New Roman" w:cs="Times New Roman"/>
+          <w:sz w:val="26"/>
+          <w:szCs w:val="26"/>
+          <w:lang w:val="en-US"/>
+        </w:rPr>
+        <w:t>Tình huống - Trước và sau khi hardening</w:t>
+      </w:r>
+    </w:p>
+    <w:tbl>
+      <w:tblPr>
+        <w:tblStyle w:val="5"/>
+        <w:tblW w:w="0" w:type="auto"/>
+        <w:tblInd w:w="0" w:type="dxa"/>
+        <w:tblBorders>
+          <w:top w:val="single" w:color="auto" w:sz="4" w:space="0"/>
+          <w:left w:val="single" w:color="auto" w:sz="4" w:space="0"/>
+          <w:bottom w:val="single" w:color="auto" w:sz="4" w:space="0"/>
+          <w:right w:val="single" w:color="auto" w:sz="4" w:space="0"/>
+          <w:insideH w:val="single" w:color="auto" w:sz="4" w:space="0"/>
+          <w:insideV w:val="single" w:color="auto" w:sz="4" w:space="0"/>
+        </w:tblBorders>
+        <w:tblLayout w:type="autofit"/>
+        <w:tblCellMar>
+          <w:left w:w="108" w:type="dxa"/>
+          <w:right w:w="108" w:type="dxa"/>
+        </w:tblCellMar>
+      </w:tblPr>
+      <w:tblGrid>
+        <w:gridCol w:w="2130"/>
+        <w:gridCol w:w="2130"/>
+        <w:gridCol w:w="2131"/>
+        <w:gridCol w:w="2131"/>
+      </w:tblGrid>
+      <w:tr>
+        <w:tblPrEx>
+          <w:tblBorders>
+            <w:top w:val="single" w:color="auto" w:sz="4" w:space="0"/>
+            <w:left w:val="single" w:color="auto" w:sz="4" w:space="0"/>
+            <w:bottom w:val="single" w:color="auto" w:sz="4" w:space="0"/>
+            <w:right w:val="single" w:color="auto" w:sz="4" w:space="0"/>
+            <w:insideH w:val="single" w:color="auto" w:sz="4" w:space="0"/>
+            <w:insideV w:val="single" w:color="auto" w:sz="4" w:space="0"/>
+          </w:tblBorders>
+          <w:tblCellMar>
+            <w:left w:w="108" w:type="dxa"/>
+            <w:right w:w="108" w:type="dxa"/>
+          </w:tblCellMar>
+        </w:tblPrEx>
+        <w:tc>
+          <w:tcPr>
+            <w:tcW w:w="2130" w:type="dxa"/>
+          </w:tcPr>
+          <w:p>
+            <w:pPr>
+              <w:numPr>
+                <w:numId w:val="0"/>
+              </w:numPr>
+              <w:rPr>
+                <w:rFonts w:hint="default" w:ascii="Times New Roman" w:hAnsi="Times New Roman" w:cs="Times New Roman"/>
+                <w:sz w:val="26"/>
+                <w:szCs w:val="26"/>
+                <w:vertAlign w:val="baseline"/>
+                <w:lang w:val="en-US"/>
+              </w:rPr>
+            </w:pPr>
+            <w:r>
+              <w:rPr>
+                <w:rFonts w:hint="default" w:ascii="Times New Roman" w:hAnsi="Times New Roman" w:cs="Times New Roman"/>
+                <w:sz w:val="26"/>
+                <w:szCs w:val="26"/>
+                <w:vertAlign w:val="baseline"/>
+                <w:lang w:val="en-US"/>
+              </w:rPr>
+              <w:t>Chỉ tiêu</w:t>
+            </w:r>
+          </w:p>
+        </w:tc>
+        <w:tc>
+          <w:tcPr>
+            <w:tcW w:w="2130" w:type="dxa"/>
+          </w:tcPr>
+          <w:p>
+            <w:pPr>
+              <w:numPr>
+                <w:numId w:val="0"/>
+              </w:numPr>
+              <w:rPr>
+                <w:rFonts w:hint="default" w:ascii="Times New Roman" w:hAnsi="Times New Roman" w:cs="Times New Roman"/>
+                <w:sz w:val="26"/>
+                <w:szCs w:val="26"/>
+                <w:vertAlign w:val="baseline"/>
+                <w:lang w:val="en-US"/>
+              </w:rPr>
+            </w:pPr>
+            <w:r>
+              <w:rPr>
+                <w:rFonts w:hint="default" w:ascii="Times New Roman" w:hAnsi="Times New Roman" w:cs="Times New Roman"/>
+                <w:sz w:val="26"/>
+                <w:szCs w:val="26"/>
+                <w:vertAlign w:val="baseline"/>
+                <w:lang w:val="en-US"/>
+              </w:rPr>
+              <w:t>Before</w:t>
+            </w:r>
+          </w:p>
+        </w:tc>
+        <w:tc>
+          <w:tcPr>
+            <w:tcW w:w="2131" w:type="dxa"/>
+          </w:tcPr>
+          <w:p>
+            <w:pPr>
+              <w:numPr>
+                <w:numId w:val="0"/>
+              </w:numPr>
+              <w:rPr>
+                <w:rFonts w:hint="default" w:ascii="Times New Roman" w:hAnsi="Times New Roman" w:cs="Times New Roman"/>
+                <w:sz w:val="26"/>
+                <w:szCs w:val="26"/>
+                <w:vertAlign w:val="baseline"/>
+                <w:lang w:val="en-US"/>
+              </w:rPr>
+            </w:pPr>
+            <w:r>
+              <w:rPr>
+                <w:rFonts w:hint="default" w:ascii="Times New Roman" w:hAnsi="Times New Roman" w:cs="Times New Roman"/>
+                <w:sz w:val="26"/>
+                <w:szCs w:val="26"/>
+                <w:vertAlign w:val="baseline"/>
+                <w:lang w:val="en-US"/>
+              </w:rPr>
+              <w:t>After</w:t>
+            </w:r>
+          </w:p>
+        </w:tc>
+        <w:tc>
+          <w:tcPr>
+            <w:tcW w:w="2131" w:type="dxa"/>
+          </w:tcPr>
+          <w:p>
+            <w:pPr>
+              <w:numPr>
+                <w:numId w:val="0"/>
+              </w:numPr>
+              <w:rPr>
+                <w:rFonts w:hint="default" w:ascii="Times New Roman" w:hAnsi="Times New Roman" w:cs="Times New Roman"/>
+                <w:sz w:val="26"/>
+                <w:szCs w:val="26"/>
+                <w:vertAlign w:val="baseline"/>
+                <w:lang w:val="en-US"/>
+              </w:rPr>
+            </w:pPr>
+            <w:r>
+              <w:rPr>
+                <w:rFonts w:hint="default" w:ascii="Times New Roman" w:hAnsi="Times New Roman" w:cs="Times New Roman"/>
+                <w:sz w:val="26"/>
+                <w:szCs w:val="26"/>
+                <w:vertAlign w:val="baseline"/>
+                <w:lang w:val="en-US"/>
+              </w:rPr>
+              <w:t>Giải thích</w:t>
+            </w:r>
+          </w:p>
+        </w:tc>
+      </w:tr>
+      <w:tr>
+        <w:tblPrEx>
+          <w:tblBorders>
+            <w:top w:val="single" w:color="auto" w:sz="4" w:space="0"/>
+            <w:left w:val="single" w:color="auto" w:sz="4" w:space="0"/>
+            <w:bottom w:val="single" w:color="auto" w:sz="4" w:space="0"/>
+            <w:right w:val="single" w:color="auto" w:sz="4" w:space="0"/>
+            <w:insideH w:val="single" w:color="auto" w:sz="4" w:space="0"/>
+            <w:insideV w:val="single" w:color="auto" w:sz="4" w:space="0"/>
+          </w:tblBorders>
+          <w:tblCellMar>
+            <w:left w:w="108" w:type="dxa"/>
+            <w:right w:w="108" w:type="dxa"/>
+          </w:tblCellMar>
+        </w:tblPrEx>
+        <w:trPr>
+          <w:trHeight w:val="316" w:hRule="atLeast"/>
+        </w:trPr>
+        <w:tc>
+          <w:tcPr>
+            <w:tcW w:w="2130" w:type="dxa"/>
+          </w:tcPr>
+          <w:p>
+            <w:pPr>
+              <w:numPr>
+                <w:numId w:val="0"/>
+              </w:numPr>
+              <w:rPr>
+                <w:rFonts w:hint="default" w:ascii="Times New Roman" w:hAnsi="Times New Roman" w:cs="Times New Roman"/>
+                <w:sz w:val="26"/>
+                <w:szCs w:val="26"/>
+                <w:vertAlign w:val="baseline"/>
+                <w:lang w:val="en-US"/>
+              </w:rPr>
+            </w:pPr>
+            <w:r>
+              <w:rPr>
+                <w:rFonts w:hint="default" w:ascii="Times New Roman" w:hAnsi="Times New Roman" w:cs="Times New Roman"/>
+                <w:sz w:val="26"/>
+                <w:szCs w:val="26"/>
+                <w:vertAlign w:val="baseline"/>
+                <w:lang w:val="en-US"/>
+              </w:rPr>
+              <w:t>Số cổng open</w:t>
+            </w:r>
+          </w:p>
+        </w:tc>
+        <w:tc>
+          <w:tcPr>
+            <w:tcW w:w="2130" w:type="dxa"/>
+          </w:tcPr>
+          <w:p>
+            <w:pPr>
+              <w:numPr>
+                <w:numId w:val="0"/>
+              </w:numPr>
+              <w:rPr>
+                <w:rFonts w:hint="default" w:ascii="Times New Roman" w:hAnsi="Times New Roman" w:cs="Times New Roman"/>
+                <w:sz w:val="26"/>
+                <w:szCs w:val="26"/>
+                <w:vertAlign w:val="baseline"/>
+                <w:lang w:val="en-US"/>
+              </w:rPr>
+            </w:pPr>
+          </w:p>
+        </w:tc>
+        <w:tc>
+          <w:tcPr>
+            <w:tcW w:w="2131" w:type="dxa"/>
+          </w:tcPr>
+          <w:p>
+            <w:pPr>
+              <w:numPr>
+                <w:numId w:val="0"/>
+              </w:numPr>
+              <w:rPr>
+                <w:rFonts w:hint="default" w:ascii="Times New Roman" w:hAnsi="Times New Roman" w:cs="Times New Roman"/>
+                <w:sz w:val="26"/>
+                <w:szCs w:val="26"/>
+                <w:vertAlign w:val="baseline"/>
+                <w:lang w:val="en-US"/>
+              </w:rPr>
+            </w:pPr>
+          </w:p>
+        </w:tc>
+        <w:tc>
+          <w:tcPr>
+            <w:tcW w:w="2131" w:type="dxa"/>
+          </w:tcPr>
+          <w:p>
+            <w:pPr>
+              <w:numPr>
+                <w:numId w:val="0"/>
+              </w:numPr>
+              <w:rPr>
+                <w:rFonts w:hint="default" w:ascii="Times New Roman" w:hAnsi="Times New Roman" w:cs="Times New Roman"/>
+                <w:sz w:val="26"/>
+                <w:szCs w:val="26"/>
+                <w:vertAlign w:val="baseline"/>
+                <w:lang w:val="en-US"/>
+              </w:rPr>
+            </w:pPr>
+          </w:p>
+        </w:tc>
+      </w:tr>
+      <w:tr>
+        <w:tblPrEx>
+          <w:tblBorders>
+            <w:top w:val="single" w:color="auto" w:sz="4" w:space="0"/>
+            <w:left w:val="single" w:color="auto" w:sz="4" w:space="0"/>
+            <w:bottom w:val="single" w:color="auto" w:sz="4" w:space="0"/>
+            <w:right w:val="single" w:color="auto" w:sz="4" w:space="0"/>
+            <w:insideH w:val="single" w:color="auto" w:sz="4" w:space="0"/>
+            <w:insideV w:val="single" w:color="auto" w:sz="4" w:space="0"/>
+          </w:tblBorders>
+          <w:tblCellMar>
+            <w:left w:w="108" w:type="dxa"/>
+            <w:right w:w="108" w:type="dxa"/>
+          </w:tblCellMar>
+        </w:tblPrEx>
+        <w:tc>
+          <w:tcPr>
+            <w:tcW w:w="2130" w:type="dxa"/>
+          </w:tcPr>
+          <w:p>
+            <w:pPr>
+              <w:numPr>
+                <w:numId w:val="0"/>
+              </w:numPr>
+              <w:rPr>
+                <w:rFonts w:hint="default" w:ascii="Times New Roman" w:hAnsi="Times New Roman" w:cs="Times New Roman"/>
+                <w:sz w:val="26"/>
+                <w:szCs w:val="26"/>
+                <w:vertAlign w:val="baseline"/>
+                <w:lang w:val="en-US"/>
+              </w:rPr>
+            </w:pPr>
+            <w:r>
+              <w:rPr>
+                <w:rFonts w:hint="default" w:ascii="Times New Roman" w:hAnsi="Times New Roman" w:cs="Times New Roman"/>
+                <w:sz w:val="26"/>
+                <w:szCs w:val="26"/>
+                <w:vertAlign w:val="baseline"/>
+                <w:lang w:val="en-US"/>
+              </w:rPr>
+              <w:t>Số cổng filtered</w:t>
+            </w:r>
+          </w:p>
+        </w:tc>
+        <w:tc>
+          <w:tcPr>
+            <w:tcW w:w="2130" w:type="dxa"/>
+          </w:tcPr>
+          <w:p>
+            <w:pPr>
+              <w:numPr>
+                <w:numId w:val="0"/>
+              </w:numPr>
+              <w:rPr>
+                <w:rFonts w:hint="default" w:ascii="Times New Roman" w:hAnsi="Times New Roman" w:cs="Times New Roman"/>
+                <w:sz w:val="26"/>
+                <w:szCs w:val="26"/>
+                <w:vertAlign w:val="baseline"/>
+                <w:lang w:val="en-US"/>
+              </w:rPr>
+            </w:pPr>
+          </w:p>
+        </w:tc>
+        <w:tc>
+          <w:tcPr>
+            <w:tcW w:w="2131" w:type="dxa"/>
+          </w:tcPr>
+          <w:p>
+            <w:pPr>
+              <w:numPr>
+                <w:numId w:val="0"/>
+              </w:numPr>
+              <w:rPr>
+                <w:rFonts w:hint="default" w:ascii="Times New Roman" w:hAnsi="Times New Roman" w:cs="Times New Roman"/>
+                <w:sz w:val="26"/>
+                <w:szCs w:val="26"/>
+                <w:vertAlign w:val="baseline"/>
+                <w:lang w:val="en-US"/>
+              </w:rPr>
+            </w:pPr>
+          </w:p>
+        </w:tc>
+        <w:tc>
+          <w:tcPr>
+            <w:tcW w:w="2131" w:type="dxa"/>
+          </w:tcPr>
+          <w:p>
+            <w:pPr>
+              <w:numPr>
+                <w:numId w:val="0"/>
+              </w:numPr>
+              <w:rPr>
+                <w:rFonts w:hint="default" w:ascii="Times New Roman" w:hAnsi="Times New Roman" w:cs="Times New Roman"/>
+                <w:sz w:val="26"/>
+                <w:szCs w:val="26"/>
+                <w:vertAlign w:val="baseline"/>
+                <w:lang w:val="en-US"/>
+              </w:rPr>
+            </w:pPr>
+          </w:p>
+        </w:tc>
+      </w:tr>
+      <w:tr>
+        <w:tblPrEx>
+          <w:tblBorders>
+            <w:top w:val="single" w:color="auto" w:sz="4" w:space="0"/>
+            <w:left w:val="single" w:color="auto" w:sz="4" w:space="0"/>
+            <w:bottom w:val="single" w:color="auto" w:sz="4" w:space="0"/>
+            <w:right w:val="single" w:color="auto" w:sz="4" w:space="0"/>
+            <w:insideH w:val="single" w:color="auto" w:sz="4" w:space="0"/>
+            <w:insideV w:val="single" w:color="auto" w:sz="4" w:space="0"/>
+          </w:tblBorders>
+          <w:tblCellMar>
+            <w:left w:w="108" w:type="dxa"/>
+            <w:right w:w="108" w:type="dxa"/>
+          </w:tblCellMar>
+        </w:tblPrEx>
+        <w:tc>
+          <w:tcPr>
+            <w:tcW w:w="2130" w:type="dxa"/>
+          </w:tcPr>
+          <w:p>
+            <w:pPr>
+              <w:numPr>
+                <w:numId w:val="0"/>
+              </w:numPr>
+              <w:rPr>
+                <w:rFonts w:hint="default" w:ascii="Times New Roman" w:hAnsi="Times New Roman" w:cs="Times New Roman"/>
+                <w:sz w:val="26"/>
+                <w:szCs w:val="26"/>
+                <w:vertAlign w:val="baseline"/>
+                <w:lang w:val="en-US"/>
+              </w:rPr>
+            </w:pPr>
+            <w:r>
+              <w:rPr>
+                <w:rFonts w:hint="default" w:ascii="Times New Roman" w:hAnsi="Times New Roman" w:cs="Times New Roman"/>
+                <w:sz w:val="26"/>
+                <w:szCs w:val="26"/>
+                <w:vertAlign w:val="baseline"/>
+                <w:lang w:val="en-US"/>
+              </w:rPr>
+              <w:t>Dịch vụ bị thay đổi</w:t>
+            </w:r>
+          </w:p>
+        </w:tc>
+        <w:tc>
+          <w:tcPr>
+            <w:tcW w:w="2130" w:type="dxa"/>
+          </w:tcPr>
+          <w:p>
+            <w:pPr>
+              <w:numPr>
+                <w:numId w:val="0"/>
+              </w:numPr>
+              <w:rPr>
+                <w:rFonts w:hint="default" w:ascii="Times New Roman" w:hAnsi="Times New Roman" w:cs="Times New Roman"/>
+                <w:sz w:val="26"/>
+                <w:szCs w:val="26"/>
+                <w:vertAlign w:val="baseline"/>
+                <w:lang w:val="en-US"/>
+              </w:rPr>
+            </w:pPr>
+          </w:p>
+        </w:tc>
+        <w:tc>
+          <w:tcPr>
+            <w:tcW w:w="2131" w:type="dxa"/>
+          </w:tcPr>
+          <w:p>
+            <w:pPr>
+              <w:numPr>
+                <w:numId w:val="0"/>
+              </w:numPr>
+              <w:rPr>
+                <w:rFonts w:hint="default" w:ascii="Times New Roman" w:hAnsi="Times New Roman" w:cs="Times New Roman"/>
+                <w:sz w:val="26"/>
+                <w:szCs w:val="26"/>
+                <w:vertAlign w:val="baseline"/>
+                <w:lang w:val="en-US"/>
+              </w:rPr>
+            </w:pPr>
+          </w:p>
+        </w:tc>
+        <w:tc>
+          <w:tcPr>
+            <w:tcW w:w="2131" w:type="dxa"/>
+          </w:tcPr>
+          <w:p>
+            <w:pPr>
+              <w:numPr>
+                <w:numId w:val="0"/>
+              </w:numPr>
+              <w:rPr>
+                <w:rFonts w:hint="default" w:ascii="Times New Roman" w:hAnsi="Times New Roman" w:cs="Times New Roman"/>
+                <w:sz w:val="26"/>
+                <w:szCs w:val="26"/>
+                <w:vertAlign w:val="baseline"/>
+                <w:lang w:val="en-US"/>
+              </w:rPr>
+            </w:pPr>
+          </w:p>
+        </w:tc>
+      </w:tr>
+      <w:tr>
+        <w:tblPrEx>
+          <w:tblBorders>
+            <w:top w:val="single" w:color="auto" w:sz="4" w:space="0"/>
+            <w:left w:val="single" w:color="auto" w:sz="4" w:space="0"/>
+            <w:bottom w:val="single" w:color="auto" w:sz="4" w:space="0"/>
+            <w:right w:val="single" w:color="auto" w:sz="4" w:space="0"/>
+            <w:insideH w:val="single" w:color="auto" w:sz="4" w:space="0"/>
+            <w:insideV w:val="single" w:color="auto" w:sz="4" w:space="0"/>
+          </w:tblBorders>
+          <w:tblCellMar>
+            <w:left w:w="108" w:type="dxa"/>
+            <w:right w:w="108" w:type="dxa"/>
+          </w:tblCellMar>
+        </w:tblPrEx>
+        <w:tc>
+          <w:tcPr>
+            <w:tcW w:w="2130" w:type="dxa"/>
+          </w:tcPr>
+          <w:p>
+            <w:pPr>
+              <w:numPr>
+                <w:ilvl w:val="0"/>
+                <w:numId w:val="0"/>
+              </w:numPr>
+              <w:rPr>
+                <w:rFonts w:hint="default" w:ascii="Times New Roman" w:hAnsi="Times New Roman" w:cs="Times New Roman"/>
+                <w:sz w:val="26"/>
+                <w:szCs w:val="26"/>
+                <w:vertAlign w:val="baseline"/>
+                <w:lang w:val="en-US"/>
+              </w:rPr>
+            </w:pPr>
+            <w:r>
+              <w:rPr>
+                <w:rFonts w:hint="default" w:ascii="Times New Roman" w:hAnsi="Times New Roman" w:cs="Times New Roman"/>
+                <w:sz w:val="26"/>
+                <w:szCs w:val="26"/>
+                <w:vertAlign w:val="baseline"/>
+                <w:lang w:val="en-US"/>
+              </w:rPr>
+              <w:t>Tác động an toàn</w:t>
+            </w:r>
+          </w:p>
+        </w:tc>
+        <w:tc>
+          <w:tcPr>
+            <w:tcW w:w="2130" w:type="dxa"/>
+          </w:tcPr>
+          <w:p>
+            <w:pPr>
+              <w:numPr>
+                <w:ilvl w:val="0"/>
+                <w:numId w:val="0"/>
+              </w:numPr>
+              <w:rPr>
+                <w:rFonts w:hint="default" w:ascii="Times New Roman" w:hAnsi="Times New Roman" w:cs="Times New Roman"/>
+                <w:sz w:val="26"/>
+                <w:szCs w:val="26"/>
+                <w:vertAlign w:val="baseline"/>
+                <w:lang w:val="en-US"/>
+              </w:rPr>
+            </w:pPr>
+          </w:p>
+        </w:tc>
+        <w:tc>
+          <w:tcPr>
+            <w:tcW w:w="2131" w:type="dxa"/>
+          </w:tcPr>
+          <w:p>
+            <w:pPr>
+              <w:numPr>
+                <w:ilvl w:val="0"/>
+                <w:numId w:val="0"/>
+              </w:numPr>
+              <w:rPr>
+                <w:rFonts w:hint="default" w:ascii="Times New Roman" w:hAnsi="Times New Roman" w:cs="Times New Roman"/>
+                <w:sz w:val="26"/>
+                <w:szCs w:val="26"/>
+                <w:vertAlign w:val="baseline"/>
+                <w:lang w:val="en-US"/>
+              </w:rPr>
+            </w:pPr>
+          </w:p>
+        </w:tc>
+        <w:tc>
+          <w:tcPr>
+            <w:tcW w:w="2131" w:type="dxa"/>
+          </w:tcPr>
+          <w:p>
+            <w:pPr>
+              <w:numPr>
+                <w:ilvl w:val="0"/>
+                <w:numId w:val="0"/>
+              </w:numPr>
+              <w:rPr>
+                <w:rFonts w:hint="default" w:ascii="Times New Roman" w:hAnsi="Times New Roman" w:cs="Times New Roman"/>
+                <w:sz w:val="26"/>
+                <w:szCs w:val="26"/>
+                <w:vertAlign w:val="baseline"/>
+                <w:lang w:val="en-US"/>
+              </w:rPr>
+            </w:pPr>
+          </w:p>
+        </w:tc>
+      </w:tr>
+    </w:tbl>
+    <w:p>
+      <w:pPr>
+        <w:numPr>
+          <w:numId w:val="0"/>
+        </w:numPr>
+        <w:ind w:leftChars="0"/>
+        <w:rPr>
+          <w:rFonts w:hint="default"/>
+          <w:lang w:val="en-US"/>
+        </w:rPr>
+      </w:pPr>
     </w:p>
     <w:sectPr>
       <w:pgSz w:w="11906" w:h="16838"/>
@@ -16,12 +7754,40 @@
 </w:document>
 </file>
 
+<file path=word/numbering.xml><?xml version="1.0" encoding="utf-8"?>
+<w:numbering xmlns:wpc="http://schemas.microsoft.com/office/word/2010/wordprocessingCanvas" xmlns:mc="http://schemas.openxmlformats.org/markup-compatibility/2006" xmlns:o="urn:schemas-microsoft-com:office:office" xmlns:r="http://schemas.openxmlformats.org/officeDocument/2006/relationships" xmlns:m="http://schemas.openxmlformats.org/officeDocument/2006/math" xmlns:v="urn:schemas-microsoft-com:vml" xmlns:wp14="http://schemas.microsoft.com/office/word/2010/wordprocessingDrawing" xmlns:wp="http://schemas.openxmlformats.org/drawingml/2006/wordprocessingDrawing" xmlns:w10="urn:schemas-microsoft-com:office:word" xmlns:w="http://schemas.openxmlformats.org/wordprocessingml/2006/main" xmlns:w14="http://schemas.microsoft.com/office/word/2010/wordml" xmlns:wpg="http://schemas.microsoft.com/office/word/2010/wordprocessingGroup" xmlns:wpi="http://schemas.microsoft.com/office/word/2010/wordprocessingInk" xmlns:wne="http://schemas.microsoft.com/office/word/2006/wordml" xmlns:wps="http://schemas.microsoft.com/office/word/2010/wordprocessingShape" xmlns:wpsCustomData="http://www.wps.cn/officeDocument/2013/wpsCustomData" mc:Ignorable="w14 wp14">
+  <w:abstractNum w:abstractNumId="0">
+    <w:nsid w:val="017F9B48"/>
+    <w:multiLevelType w:val="singleLevel"/>
+    <w:tmpl w:val="017F9B48"/>
+    <w:lvl w:ilvl="0" w:tentative="0">
+      <w:start w:val="1"/>
+      <w:numFmt w:val="bullet"/>
+      <w:lvlText w:val=""/>
+      <w:lvlJc w:val="left"/>
+      <w:pPr>
+        <w:tabs>
+          <w:tab w:val="left" w:pos="420"/>
+        </w:tabs>
+        <w:ind w:left="420" w:leftChars="0" w:hanging="420" w:firstLineChars="0"/>
+      </w:pPr>
+      <w:rPr>
+        <w:rFonts w:hint="default" w:ascii="Wingdings" w:hAnsi="Wingdings"/>
+      </w:rPr>
+    </w:lvl>
+  </w:abstractNum>
+  <w:num w:numId="1">
+    <w:abstractNumId w:val="0"/>
+  </w:num>
+</w:numbering>
+</file>
+
 <file path=word/styles.xml><?xml version="1.0" encoding="utf-8"?>
 <w:styles xmlns:mc="http://schemas.openxmlformats.org/markup-compatibility/2006" xmlns:o="urn:schemas-microsoft-com:office:office" xmlns:r="http://schemas.openxmlformats.org/officeDocument/2006/relationships" xmlns:m="http://schemas.openxmlformats.org/officeDocument/2006/math" xmlns:v="urn:schemas-microsoft-com:vml" xmlns:w="http://schemas.openxmlformats.org/wordprocessingml/2006/main" xmlns:w14="http://schemas.microsoft.com/office/word/2010/wordml" xmlns:w10="urn:schemas-microsoft-com:office:word" xmlns:sl="http://schemas.openxmlformats.org/schemaLibrary/2006/main" xmlns:wpsCustomData="http://www.wps.cn/officeDocument/2013/wpsCustomData" mc:Ignorable="w14">
   <w:docDefaults>
     <w:rPrDefault>
       <w:rPr>
-        <w:rFonts w:asciiTheme="minorHAnsi" w:hAnsiTheme="minorHAnsi" w:eastAsiaTheme="minorEastAsia" w:cstheme="minorBidi"/>
+        <w:rFonts w:ascii="Times New Roman" w:hAnsi="Times New Roman" w:eastAsia="SimSun" w:cs="Times New Roman"/>
       </w:rPr>
     </w:rPrDefault>
     <w:pPrDefault/>
@@ -113,7 +7879,7 @@
     <w:lsdException w:unhideWhenUsed="0" w:uiPriority="0" w:semiHidden="0" w:name="Body Text Indent 3"/>
     <w:lsdException w:unhideWhenUsed="0" w:uiPriority="0" w:semiHidden="0" w:name="Block Text"/>
     <w:lsdException w:unhideWhenUsed="0" w:uiPriority="0" w:semiHidden="0" w:name="Hyperlink"/>
-    <w:lsdException w:unhideWhenUsed="0" w:uiPriority="0" w:semiHidden="0" w:name="FollowedHyperlink"/>
+    <w:lsdException w:qFormat="1" w:unhideWhenUsed="0" w:uiPriority="0" w:semiHidden="0" w:name="FollowedHyperlink"/>
     <w:lsdException w:qFormat="1" w:unhideWhenUsed="0" w:uiPriority="0" w:semiHidden="0" w:name="Strong"/>
     <w:lsdException w:qFormat="1" w:unhideWhenUsed="0" w:uiPriority="0" w:semiHidden="0" w:name="Emphasis"/>
     <w:lsdException w:unhideWhenUsed="0" w:uiPriority="0" w:semiHidden="0" w:name="Document Map"/>
@@ -301,6 +8067,35 @@
         <w:bottom w:w="0" w:type="dxa"/>
         <w:right w:w="108" w:type="dxa"/>
       </w:tblCellMar>
+    </w:tblPr>
+  </w:style>
+  <w:style w:type="character" w:styleId="4">
+    <w:name w:val="FollowedHyperlink"/>
+    <w:basedOn w:val="2"/>
+    <w:qFormat/>
+    <w:uiPriority w:val="0"/>
+    <w:rPr>
+      <w:color w:val="800080"/>
+      <w:u w:val="single"/>
+    </w:rPr>
+  </w:style>
+  <w:style w:type="table" w:styleId="5">
+    <w:name w:val="Table Grid"/>
+    <w:basedOn w:val="3"/>
+    <w:uiPriority w:val="0"/>
+    <w:pPr>
+      <w:widowControl w:val="0"/>
+      <w:jc w:val="both"/>
+    </w:pPr>
+    <w:tblPr>
+      <w:tblBorders>
+        <w:top w:val="single" w:color="auto" w:sz="4" w:space="0"/>
+        <w:left w:val="single" w:color="auto" w:sz="4" w:space="0"/>
+        <w:bottom w:val="single" w:color="auto" w:sz="4" w:space="0"/>
+        <w:right w:val="single" w:color="auto" w:sz="4" w:space="0"/>
+        <w:insideH w:val="single" w:color="auto" w:sz="4" w:space="0"/>
+        <w:insideV w:val="single" w:color="auto" w:sz="4" w:space="0"/>
+      </w:tblBorders>
     </w:tblPr>
   </w:style>
 </w:styles>

--- a/LAB4/11CNPM1-Lab4_1150080068-TranMinhNhat.docx
+++ b/LAB4/11CNPM1-Lab4_1150080068-TranMinhNhat.docx
@@ -27,140 +27,6 @@
     </w:p>
     <w:p>
       <w:pPr>
-        <w:ind w:left="130" w:hanging="130" w:hangingChars="50"/>
-        <w:rPr>
-          <w:rFonts w:hint="default" w:ascii="Times New Roman" w:hAnsi="Times New Roman" w:cs="Times New Roman"/>
-          <w:sz w:val="26"/>
-          <w:szCs w:val="26"/>
-          <w:lang w:val="en-US"/>
-        </w:rPr>
-      </w:pPr>
-      <w:r>
-        <w:rPr>
-          <w:rFonts w:hint="default" w:ascii="Times New Roman" w:hAnsi="Times New Roman" w:cs="Times New Roman"/>
-          <w:sz w:val="26"/>
-          <w:szCs w:val="26"/>
-          <w:lang w:val="en-US"/>
-        </w:rPr>
-        <w:t xml:space="preserve">- Kênh youtube: </w:t>
-      </w:r>
-      <w:r>
-        <w:rPr>
-          <w:rFonts w:hint="default" w:ascii="Times New Roman" w:hAnsi="Times New Roman" w:cs="Times New Roman"/>
-          <w:sz w:val="26"/>
-          <w:szCs w:val="26"/>
-          <w:lang w:val="en-US"/>
-        </w:rPr>
-        <w:fldChar w:fldCharType="begin"/>
-      </w:r>
-      <w:r>
-        <w:rPr>
-          <w:rFonts w:hint="default" w:ascii="Times New Roman" w:hAnsi="Times New Roman" w:cs="Times New Roman"/>
-          <w:sz w:val="26"/>
-          <w:szCs w:val="26"/>
-          <w:lang w:val="en-US"/>
-        </w:rPr>
-        <w:instrText xml:space="preserve"> HYPERLINK "https://youtube.com/@thornofgrief?si=9Byi2HtUch2u2Z4l" </w:instrText>
-      </w:r>
-      <w:r>
-        <w:rPr>
-          <w:rFonts w:hint="default" w:ascii="Times New Roman" w:hAnsi="Times New Roman" w:cs="Times New Roman"/>
-          <w:sz w:val="26"/>
-          <w:szCs w:val="26"/>
-          <w:lang w:val="en-US"/>
-        </w:rPr>
-        <w:fldChar w:fldCharType="separate"/>
-      </w:r>
-      <w:r>
-        <w:rPr>
-          <w:rStyle w:val="4"/>
-          <w:rFonts w:hint="default" w:ascii="Times New Roman" w:hAnsi="Times New Roman" w:cs="Times New Roman"/>
-          <w:sz w:val="26"/>
-          <w:szCs w:val="26"/>
-          <w:lang w:val="en-US"/>
-        </w:rPr>
-        <w:t>https://youtube.com/@thornofgrief?si=9Byi2HtUch2u2Z4l</w:t>
-      </w:r>
-      <w:r>
-        <w:rPr>
-          <w:rFonts w:hint="default" w:ascii="Times New Roman" w:hAnsi="Times New Roman" w:cs="Times New Roman"/>
-          <w:sz w:val="26"/>
-          <w:szCs w:val="26"/>
-          <w:lang w:val="en-US"/>
-        </w:rPr>
-        <w:fldChar w:fldCharType="end"/>
-      </w:r>
-    </w:p>
-    <w:p>
-      <w:pPr>
-        <w:ind w:left="130" w:hanging="130" w:hangingChars="50"/>
-        <w:rPr>
-          <w:rFonts w:hint="default" w:ascii="Times New Roman" w:hAnsi="Times New Roman" w:cs="Times New Roman"/>
-          <w:b/>
-          <w:bCs/>
-          <w:sz w:val="26"/>
-          <w:szCs w:val="26"/>
-          <w:lang w:val="en-US"/>
-        </w:rPr>
-      </w:pPr>
-      <w:r>
-        <w:rPr>
-          <w:rFonts w:hint="default" w:ascii="Times New Roman" w:hAnsi="Times New Roman" w:cs="Times New Roman"/>
-          <w:sz w:val="26"/>
-          <w:szCs w:val="26"/>
-          <w:lang w:val="en-US"/>
-        </w:rPr>
-        <w:t xml:space="preserve">- Danh sách phát: </w:t>
-      </w:r>
-      <w:r>
-        <w:rPr>
-          <w:rFonts w:hint="default" w:ascii="Times New Roman" w:hAnsi="Times New Roman" w:cs="Times New Roman"/>
-          <w:sz w:val="26"/>
-          <w:szCs w:val="26"/>
-          <w:lang w:val="en-US"/>
-        </w:rPr>
-        <w:fldChar w:fldCharType="begin"/>
-      </w:r>
-      <w:r>
-        <w:rPr>
-          <w:rFonts w:hint="default" w:ascii="Times New Roman" w:hAnsi="Times New Roman" w:cs="Times New Roman"/>
-          <w:sz w:val="26"/>
-          <w:szCs w:val="26"/>
-          <w:lang w:val="en-US"/>
-        </w:rPr>
-        <w:instrText xml:space="preserve"> HYPERLINK "https://youtube.com/playlist?list=PLQh1Urylt75M&amp;si=zKUCIDb1Vj-BaIBL" </w:instrText>
-      </w:r>
-      <w:r>
-        <w:rPr>
-          <w:rFonts w:hint="default" w:ascii="Times New Roman" w:hAnsi="Times New Roman" w:cs="Times New Roman"/>
-          <w:sz w:val="26"/>
-          <w:szCs w:val="26"/>
-          <w:lang w:val="en-US"/>
-        </w:rPr>
-        <w:fldChar w:fldCharType="separate"/>
-      </w:r>
-      <w:r>
-        <w:rPr>
-          <w:rStyle w:val="4"/>
-          <w:rFonts w:hint="default" w:ascii="Times New Roman" w:hAnsi="Times New Roman" w:cs="Times New Roman"/>
-          <w:sz w:val="26"/>
-          <w:szCs w:val="26"/>
-          <w:lang w:val="en-US"/>
-        </w:rPr>
-        <w:t>https://youtube.com/playlist?list=PLQh1Urylt75M&amp;si=zKUCIDb1Vj-BaIBL</w:t>
-      </w:r>
-      <w:r>
-        <w:rPr>
-          <w:rFonts w:hint="default" w:ascii="Times New Roman" w:hAnsi="Times New Roman" w:cs="Times New Roman"/>
-          <w:sz w:val="26"/>
-          <w:szCs w:val="26"/>
-          <w:lang w:val="en-US"/>
-        </w:rPr>
-        <w:fldChar w:fldCharType="end"/>
-      </w:r>
-    </w:p>
-    <w:p>
-      <w:pPr>
         <w:ind w:left="130" w:hanging="131" w:hangingChars="50"/>
         <w:rPr>
           <w:rFonts w:hint="default" w:ascii="Times New Roman" w:hAnsi="Times New Roman" w:cs="Times New Roman"/>
@@ -171,6 +37,8 @@
           <w:lang w:val="en-US"/>
         </w:rPr>
       </w:pPr>
+      <w:bookmarkStart w:id="0" w:name="_GoBack"/>
+      <w:bookmarkEnd w:id="0"/>
       <w:r>
         <w:rPr>
           <w:rFonts w:hint="default" w:ascii="Times New Roman" w:hAnsi="Times New Roman" w:cs="Times New Roman"/>
@@ -2618,10 +2486,6 @@
             <w:insideH w:val="single" w:color="auto" w:sz="4" w:space="0"/>
             <w:insideV w:val="single" w:color="auto" w:sz="4" w:space="0"/>
           </w:tblBorders>
-          <w:tblCellMar>
-            <w:left w:w="108" w:type="dxa"/>
-            <w:right w:w="108" w:type="dxa"/>
-          </w:tblCellMar>
         </w:tblPrEx>
         <w:tc>
           <w:tcPr>
@@ -3106,10 +2970,6 @@
             <w:insideH w:val="single" w:color="auto" w:sz="4" w:space="0"/>
             <w:insideV w:val="single" w:color="auto" w:sz="4" w:space="0"/>
           </w:tblBorders>
-          <w:tblCellMar>
-            <w:left w:w="108" w:type="dxa"/>
-            <w:right w:w="108" w:type="dxa"/>
-          </w:tblCellMar>
         </w:tblPrEx>
         <w:tc>
           <w:tcPr>
@@ -5710,8 +5570,63 @@
         </w:rPr>
         <w:t>+ Version Detection( -sV):</w:t>
       </w:r>
-      <w:bookmarkStart w:id="0" w:name="_GoBack"/>
-      <w:bookmarkEnd w:id="0"/>
+    </w:p>
+    <w:p>
+      <w:pPr>
+        <w:numPr>
+          <w:numId w:val="0"/>
+        </w:numPr>
+        <w:ind w:leftChars="0"/>
+        <w:rPr>
+          <w:rFonts w:hint="default" w:ascii="Times New Roman" w:hAnsi="Times New Roman" w:cs="Times New Roman"/>
+          <w:sz w:val="26"/>
+          <w:szCs w:val="26"/>
+          <w:lang w:val="en-US"/>
+        </w:rPr>
+      </w:pPr>
+      <w:r>
+        <w:drawing>
+          <wp:inline distT="0" distB="0" distL="114300" distR="114300">
+            <wp:extent cx="5272405" cy="3212465"/>
+            <wp:effectExtent l="0" t="0" r="10795" b="635"/>
+            <wp:docPr id="16" name="Picture 16"/>
+            <wp:cNvGraphicFramePr>
+              <a:graphicFrameLocks xmlns:a="http://schemas.openxmlformats.org/drawingml/2006/main" noChangeAspect="1"/>
+            </wp:cNvGraphicFramePr>
+            <a:graphic xmlns:a="http://schemas.openxmlformats.org/drawingml/2006/main">
+              <a:graphicData uri="http://schemas.openxmlformats.org/drawingml/2006/picture">
+                <pic:pic xmlns:pic="http://schemas.openxmlformats.org/drawingml/2006/picture">
+                  <pic:nvPicPr>
+                    <pic:cNvPr id="16" name="Picture 16"/>
+                    <pic:cNvPicPr>
+                      <a:picLocks noChangeAspect="1"/>
+                    </pic:cNvPicPr>
+                  </pic:nvPicPr>
+                  <pic:blipFill>
+                    <a:blip r:embed="rId17"/>
+                    <a:stretch>
+                      <a:fillRect/>
+                    </a:stretch>
+                  </pic:blipFill>
+                  <pic:spPr>
+                    <a:xfrm>
+                      <a:off x="0" y="0"/>
+                      <a:ext cx="5272405" cy="3212465"/>
+                    </a:xfrm>
+                    <a:prstGeom prst="rect">
+                      <a:avLst/>
+                    </a:prstGeom>
+                    <a:noFill/>
+                    <a:ln>
+                      <a:noFill/>
+                    </a:ln>
+                  </pic:spPr>
+                </pic:pic>
+              </a:graphicData>
+            </a:graphic>
+          </wp:inline>
+        </w:drawing>
+      </w:r>
     </w:p>
     <w:tbl>
       <w:tblPr>
@@ -6639,6 +6554,282 @@
     <w:p>
       <w:pPr>
         <w:numPr>
+          <w:numId w:val="0"/>
+        </w:numPr>
+        <w:ind w:leftChars="0"/>
+        <w:rPr>
+          <w:rFonts w:hint="default" w:ascii="Times New Roman" w:hAnsi="Times New Roman" w:cs="Times New Roman"/>
+          <w:sz w:val="26"/>
+          <w:szCs w:val="26"/>
+          <w:lang w:val="en-US"/>
+        </w:rPr>
+      </w:pPr>
+      <w:r>
+        <w:rPr>
+          <w:rFonts w:hint="default" w:ascii="Times New Roman" w:hAnsi="Times New Roman" w:cs="Times New Roman"/>
+          <w:sz w:val="26"/>
+          <w:szCs w:val="26"/>
+          <w:lang w:val="en-US"/>
+        </w:rPr>
+        <w:t>+ OS Detection (-O):</w:t>
+      </w:r>
+    </w:p>
+    <w:p>
+      <w:pPr>
+        <w:numPr>
+          <w:numId w:val="0"/>
+        </w:numPr>
+        <w:ind w:leftChars="0"/>
+        <w:rPr>
+          <w:rFonts w:hint="default" w:ascii="Times New Roman" w:hAnsi="Times New Roman" w:cs="Times New Roman"/>
+          <w:sz w:val="26"/>
+          <w:szCs w:val="26"/>
+          <w:lang w:val="en-US"/>
+        </w:rPr>
+      </w:pPr>
+      <w:r>
+        <w:drawing>
+          <wp:inline distT="0" distB="0" distL="114300" distR="114300">
+            <wp:extent cx="4679950" cy="4083050"/>
+            <wp:effectExtent l="0" t="0" r="6350" b="6350"/>
+            <wp:docPr id="17" name="Picture 17"/>
+            <wp:cNvGraphicFramePr>
+              <a:graphicFrameLocks xmlns:a="http://schemas.openxmlformats.org/drawingml/2006/main" noChangeAspect="1"/>
+            </wp:cNvGraphicFramePr>
+            <a:graphic xmlns:a="http://schemas.openxmlformats.org/drawingml/2006/main">
+              <a:graphicData uri="http://schemas.openxmlformats.org/drawingml/2006/picture">
+                <pic:pic xmlns:pic="http://schemas.openxmlformats.org/drawingml/2006/picture">
+                  <pic:nvPicPr>
+                    <pic:cNvPr id="17" name="Picture 17"/>
+                    <pic:cNvPicPr>
+                      <a:picLocks noChangeAspect="1"/>
+                    </pic:cNvPicPr>
+                  </pic:nvPicPr>
+                  <pic:blipFill>
+                    <a:blip r:embed="rId18"/>
+                    <a:stretch>
+                      <a:fillRect/>
+                    </a:stretch>
+                  </pic:blipFill>
+                  <pic:spPr>
+                    <a:xfrm>
+                      <a:off x="0" y="0"/>
+                      <a:ext cx="4679950" cy="4083050"/>
+                    </a:xfrm>
+                    <a:prstGeom prst="rect">
+                      <a:avLst/>
+                    </a:prstGeom>
+                    <a:noFill/>
+                    <a:ln>
+                      <a:noFill/>
+                    </a:ln>
+                  </pic:spPr>
+                </pic:pic>
+              </a:graphicData>
+            </a:graphic>
+          </wp:inline>
+        </w:drawing>
+      </w:r>
+    </w:p>
+    <w:p>
+      <w:pPr>
+        <w:numPr>
+          <w:numId w:val="0"/>
+        </w:numPr>
+        <w:ind w:leftChars="0"/>
+        <w:rPr>
+          <w:rFonts w:hint="default" w:ascii="Times New Roman" w:hAnsi="Times New Roman" w:cs="Times New Roman"/>
+          <w:sz w:val="26"/>
+          <w:szCs w:val="26"/>
+          <w:lang w:val="en-US"/>
+        </w:rPr>
+      </w:pPr>
+      <w:r>
+        <w:rPr>
+          <w:rFonts w:hint="default" w:ascii="Times New Roman" w:hAnsi="Times New Roman" w:cs="Times New Roman"/>
+          <w:sz w:val="26"/>
+          <w:szCs w:val="26"/>
+          <w:lang w:val="en-US"/>
+        </w:rPr>
+        <w:t>+ Aggressive scan (-A):</w:t>
+      </w:r>
+    </w:p>
+    <w:p>
+      <w:pPr>
+        <w:numPr>
+          <w:numId w:val="0"/>
+        </w:numPr>
+        <w:ind w:leftChars="0"/>
+      </w:pPr>
+      <w:r>
+        <w:drawing>
+          <wp:inline distT="0" distB="0" distL="114300" distR="114300">
+            <wp:extent cx="5269865" cy="3505200"/>
+            <wp:effectExtent l="0" t="0" r="635" b="0"/>
+            <wp:docPr id="18" name="Picture 18"/>
+            <wp:cNvGraphicFramePr>
+              <a:graphicFrameLocks xmlns:a="http://schemas.openxmlformats.org/drawingml/2006/main" noChangeAspect="1"/>
+            </wp:cNvGraphicFramePr>
+            <a:graphic xmlns:a="http://schemas.openxmlformats.org/drawingml/2006/main">
+              <a:graphicData uri="http://schemas.openxmlformats.org/drawingml/2006/picture">
+                <pic:pic xmlns:pic="http://schemas.openxmlformats.org/drawingml/2006/picture">
+                  <pic:nvPicPr>
+                    <pic:cNvPr id="18" name="Picture 18"/>
+                    <pic:cNvPicPr>
+                      <a:picLocks noChangeAspect="1"/>
+                    </pic:cNvPicPr>
+                  </pic:nvPicPr>
+                  <pic:blipFill>
+                    <a:blip r:embed="rId19"/>
+                    <a:stretch>
+                      <a:fillRect/>
+                    </a:stretch>
+                  </pic:blipFill>
+                  <pic:spPr>
+                    <a:xfrm>
+                      <a:off x="0" y="0"/>
+                      <a:ext cx="5269865" cy="3505200"/>
+                    </a:xfrm>
+                    <a:prstGeom prst="rect">
+                      <a:avLst/>
+                    </a:prstGeom>
+                    <a:noFill/>
+                    <a:ln>
+                      <a:noFill/>
+                    </a:ln>
+                  </pic:spPr>
+                </pic:pic>
+              </a:graphicData>
+            </a:graphic>
+          </wp:inline>
+        </w:drawing>
+      </w:r>
+    </w:p>
+    <w:p>
+      <w:pPr>
+        <w:numPr>
+          <w:numId w:val="0"/>
+        </w:numPr>
+        <w:ind w:leftChars="0"/>
+      </w:pPr>
+      <w:r>
+        <w:drawing>
+          <wp:inline distT="0" distB="0" distL="114300" distR="114300">
+            <wp:extent cx="5270500" cy="2958465"/>
+            <wp:effectExtent l="0" t="0" r="0" b="635"/>
+            <wp:docPr id="19" name="Picture 19"/>
+            <wp:cNvGraphicFramePr>
+              <a:graphicFrameLocks xmlns:a="http://schemas.openxmlformats.org/drawingml/2006/main" noChangeAspect="1"/>
+            </wp:cNvGraphicFramePr>
+            <a:graphic xmlns:a="http://schemas.openxmlformats.org/drawingml/2006/main">
+              <a:graphicData uri="http://schemas.openxmlformats.org/drawingml/2006/picture">
+                <pic:pic xmlns:pic="http://schemas.openxmlformats.org/drawingml/2006/picture">
+                  <pic:nvPicPr>
+                    <pic:cNvPr id="19" name="Picture 19"/>
+                    <pic:cNvPicPr>
+                      <a:picLocks noChangeAspect="1"/>
+                    </pic:cNvPicPr>
+                  </pic:nvPicPr>
+                  <pic:blipFill>
+                    <a:blip r:embed="rId20"/>
+                    <a:stretch>
+                      <a:fillRect/>
+                    </a:stretch>
+                  </pic:blipFill>
+                  <pic:spPr>
+                    <a:xfrm>
+                      <a:off x="0" y="0"/>
+                      <a:ext cx="5270500" cy="2958465"/>
+                    </a:xfrm>
+                    <a:prstGeom prst="rect">
+                      <a:avLst/>
+                    </a:prstGeom>
+                    <a:noFill/>
+                    <a:ln>
+                      <a:noFill/>
+                    </a:ln>
+                  </pic:spPr>
+                </pic:pic>
+              </a:graphicData>
+            </a:graphic>
+          </wp:inline>
+        </w:drawing>
+      </w:r>
+    </w:p>
+    <w:p>
+      <w:pPr>
+        <w:numPr>
+          <w:numId w:val="0"/>
+        </w:numPr>
+        <w:ind w:leftChars="0"/>
+      </w:pPr>
+      <w:r>
+        <w:drawing>
+          <wp:inline distT="0" distB="0" distL="114300" distR="114300">
+            <wp:extent cx="5270500" cy="2794000"/>
+            <wp:effectExtent l="0" t="0" r="0" b="0"/>
+            <wp:docPr id="20" name="Picture 20"/>
+            <wp:cNvGraphicFramePr>
+              <a:graphicFrameLocks xmlns:a="http://schemas.openxmlformats.org/drawingml/2006/main" noChangeAspect="1"/>
+            </wp:cNvGraphicFramePr>
+            <a:graphic xmlns:a="http://schemas.openxmlformats.org/drawingml/2006/main">
+              <a:graphicData uri="http://schemas.openxmlformats.org/drawingml/2006/picture">
+                <pic:pic xmlns:pic="http://schemas.openxmlformats.org/drawingml/2006/picture">
+                  <pic:nvPicPr>
+                    <pic:cNvPr id="20" name="Picture 20"/>
+                    <pic:cNvPicPr>
+                      <a:picLocks noChangeAspect="1"/>
+                    </pic:cNvPicPr>
+                  </pic:nvPicPr>
+                  <pic:blipFill>
+                    <a:blip r:embed="rId21"/>
+                    <a:stretch>
+                      <a:fillRect/>
+                    </a:stretch>
+                  </pic:blipFill>
+                  <pic:spPr>
+                    <a:xfrm>
+                      <a:off x="0" y="0"/>
+                      <a:ext cx="5270500" cy="2794000"/>
+                    </a:xfrm>
+                    <a:prstGeom prst="rect">
+                      <a:avLst/>
+                    </a:prstGeom>
+                    <a:noFill/>
+                    <a:ln>
+                      <a:noFill/>
+                    </a:ln>
+                  </pic:spPr>
+                </pic:pic>
+              </a:graphicData>
+            </a:graphic>
+          </wp:inline>
+        </w:drawing>
+      </w:r>
+    </w:p>
+    <w:p>
+      <w:pPr>
+        <w:numPr>
+          <w:numId w:val="0"/>
+        </w:numPr>
+        <w:ind w:leftChars="0"/>
+      </w:pPr>
+    </w:p>
+    <w:p>
+      <w:pPr>
+        <w:numPr>
+          <w:numId w:val="0"/>
+        </w:numPr>
+        <w:ind w:leftChars="0"/>
+        <w:rPr>
+          <w:rFonts w:hint="default"/>
+          <w:lang w:val="en-US"/>
+        </w:rPr>
+      </w:pPr>
+    </w:p>
+    <w:p>
+      <w:pPr>
+        <w:numPr>
           <w:ilvl w:val="0"/>
           <w:numId w:val="1"/>
         </w:numPr>
@@ -6656,6 +6847,241 @@
           <w:lang w:val="en-US"/>
         </w:rPr>
         <w:t>NSE - kiểm tra thông tin và lỗ hỏng SMB trong lab</w:t>
+      </w:r>
+    </w:p>
+    <w:p>
+      <w:pPr>
+        <w:numPr>
+          <w:numId w:val="0"/>
+        </w:numPr>
+        <w:ind w:leftChars="0"/>
+        <w:rPr>
+          <w:rFonts w:hint="default" w:ascii="Times New Roman" w:hAnsi="Times New Roman" w:cs="Times New Roman"/>
+          <w:sz w:val="26"/>
+          <w:szCs w:val="26"/>
+          <w:lang w:val="en-US"/>
+        </w:rPr>
+      </w:pPr>
+      <w:r>
+        <w:rPr>
+          <w:rFonts w:hint="default" w:ascii="Times New Roman" w:hAnsi="Times New Roman" w:cs="Times New Roman"/>
+          <w:sz w:val="26"/>
+          <w:szCs w:val="26"/>
+          <w:lang w:val="en-US"/>
+        </w:rPr>
+        <w:t>+ Thu thập thông tin SMB:</w:t>
+      </w:r>
+    </w:p>
+    <w:p>
+      <w:pPr>
+        <w:numPr>
+          <w:numId w:val="0"/>
+        </w:numPr>
+        <w:ind w:leftChars="0"/>
+        <w:rPr>
+          <w:rFonts w:hint="default" w:ascii="Times New Roman" w:hAnsi="Times New Roman" w:cs="Times New Roman"/>
+          <w:sz w:val="26"/>
+          <w:szCs w:val="26"/>
+          <w:lang w:val="en-US"/>
+        </w:rPr>
+      </w:pPr>
+      <w:r>
+        <w:drawing>
+          <wp:inline distT="0" distB="0" distL="114300" distR="114300">
+            <wp:extent cx="3409950" cy="2159000"/>
+            <wp:effectExtent l="0" t="0" r="6350" b="0"/>
+            <wp:docPr id="21" name="Picture 21"/>
+            <wp:cNvGraphicFramePr>
+              <a:graphicFrameLocks xmlns:a="http://schemas.openxmlformats.org/drawingml/2006/main" noChangeAspect="1"/>
+            </wp:cNvGraphicFramePr>
+            <a:graphic xmlns:a="http://schemas.openxmlformats.org/drawingml/2006/main">
+              <a:graphicData uri="http://schemas.openxmlformats.org/drawingml/2006/picture">
+                <pic:pic xmlns:pic="http://schemas.openxmlformats.org/drawingml/2006/picture">
+                  <pic:nvPicPr>
+                    <pic:cNvPr id="21" name="Picture 21"/>
+                    <pic:cNvPicPr>
+                      <a:picLocks noChangeAspect="1"/>
+                    </pic:cNvPicPr>
+                  </pic:nvPicPr>
+                  <pic:blipFill>
+                    <a:blip r:embed="rId22"/>
+                    <a:stretch>
+                      <a:fillRect/>
+                    </a:stretch>
+                  </pic:blipFill>
+                  <pic:spPr>
+                    <a:xfrm>
+                      <a:off x="0" y="0"/>
+                      <a:ext cx="3409950" cy="2159000"/>
+                    </a:xfrm>
+                    <a:prstGeom prst="rect">
+                      <a:avLst/>
+                    </a:prstGeom>
+                    <a:noFill/>
+                    <a:ln>
+                      <a:noFill/>
+                    </a:ln>
+                  </pic:spPr>
+                </pic:pic>
+              </a:graphicData>
+            </a:graphic>
+          </wp:inline>
+        </w:drawing>
+      </w:r>
+    </w:p>
+    <w:p>
+      <w:pPr>
+        <w:numPr>
+          <w:numId w:val="0"/>
+        </w:numPr>
+        <w:ind w:leftChars="0"/>
+        <w:rPr>
+          <w:rFonts w:hint="default" w:ascii="Times New Roman" w:hAnsi="Times New Roman" w:cs="Times New Roman"/>
+          <w:sz w:val="26"/>
+          <w:szCs w:val="26"/>
+          <w:lang w:val="en-US"/>
+        </w:rPr>
+      </w:pPr>
+      <w:r>
+        <w:rPr>
+          <w:rFonts w:hint="default" w:ascii="Times New Roman" w:hAnsi="Times New Roman" w:cs="Times New Roman"/>
+          <w:sz w:val="26"/>
+          <w:szCs w:val="26"/>
+          <w:lang w:val="en-US"/>
+        </w:rPr>
+        <w:t>+ Kiểm tra MS17-010:</w:t>
+      </w:r>
+    </w:p>
+    <w:p>
+      <w:pPr>
+        <w:numPr>
+          <w:ilvl w:val="0"/>
+          <w:numId w:val="0"/>
+        </w:numPr>
+        <w:ind w:leftChars="0"/>
+      </w:pPr>
+      <w:r>
+        <w:drawing>
+          <wp:inline distT="0" distB="0" distL="114300" distR="114300">
+            <wp:extent cx="3511550" cy="1250950"/>
+            <wp:effectExtent l="0" t="0" r="6350" b="6350"/>
+            <wp:docPr id="22" name="Picture 22"/>
+            <wp:cNvGraphicFramePr>
+              <a:graphicFrameLocks xmlns:a="http://schemas.openxmlformats.org/drawingml/2006/main" noChangeAspect="1"/>
+            </wp:cNvGraphicFramePr>
+            <a:graphic xmlns:a="http://schemas.openxmlformats.org/drawingml/2006/main">
+              <a:graphicData uri="http://schemas.openxmlformats.org/drawingml/2006/picture">
+                <pic:pic xmlns:pic="http://schemas.openxmlformats.org/drawingml/2006/picture">
+                  <pic:nvPicPr>
+                    <pic:cNvPr id="22" name="Picture 22"/>
+                    <pic:cNvPicPr>
+                      <a:picLocks noChangeAspect="1"/>
+                    </pic:cNvPicPr>
+                  </pic:nvPicPr>
+                  <pic:blipFill>
+                    <a:blip r:embed="rId23"/>
+                    <a:stretch>
+                      <a:fillRect/>
+                    </a:stretch>
+                  </pic:blipFill>
+                  <pic:spPr>
+                    <a:xfrm>
+                      <a:off x="0" y="0"/>
+                      <a:ext cx="3511550" cy="1250950"/>
+                    </a:xfrm>
+                    <a:prstGeom prst="rect">
+                      <a:avLst/>
+                    </a:prstGeom>
+                    <a:noFill/>
+                    <a:ln>
+                      <a:noFill/>
+                    </a:ln>
+                  </pic:spPr>
+                </pic:pic>
+              </a:graphicData>
+            </a:graphic>
+          </wp:inline>
+        </w:drawing>
+      </w:r>
+      <w:r>
+        <w:br w:type="textWrapping"/>
+      </w:r>
+    </w:p>
+    <w:p>
+      <w:pPr>
+        <w:numPr>
+          <w:ilvl w:val="0"/>
+          <w:numId w:val="0"/>
+        </w:numPr>
+        <w:ind w:leftChars="0"/>
+        <w:rPr>
+          <w:rFonts w:hint="default"/>
+          <w:lang w:val="en-US"/>
+        </w:rPr>
+      </w:pPr>
+      <w:r>
+        <w:rPr>
+          <w:rFonts w:hint="default" w:ascii="Times New Roman" w:hAnsi="Times New Roman" w:cs="Times New Roman"/>
+          <w:sz w:val="26"/>
+          <w:szCs w:val="26"/>
+          <w:lang w:val="en-US"/>
+        </w:rPr>
+        <w:t>+ Trên Windows VM:</w:t>
+      </w:r>
+    </w:p>
+    <w:p>
+      <w:pPr>
+        <w:numPr>
+          <w:numId w:val="0"/>
+        </w:numPr>
+        <w:ind w:leftChars="0"/>
+        <w:rPr>
+          <w:rFonts w:hint="default"/>
+          <w:lang w:val="en-US"/>
+        </w:rPr>
+      </w:pPr>
+      <w:r>
+        <w:drawing>
+          <wp:inline distT="0" distB="0" distL="114300" distR="114300">
+            <wp:extent cx="3663950" cy="2438400"/>
+            <wp:effectExtent l="0" t="0" r="6350" b="0"/>
+            <wp:docPr id="23" name="Picture 23"/>
+            <wp:cNvGraphicFramePr>
+              <a:graphicFrameLocks xmlns:a="http://schemas.openxmlformats.org/drawingml/2006/main" noChangeAspect="1"/>
+            </wp:cNvGraphicFramePr>
+            <a:graphic xmlns:a="http://schemas.openxmlformats.org/drawingml/2006/main">
+              <a:graphicData uri="http://schemas.openxmlformats.org/drawingml/2006/picture">
+                <pic:pic xmlns:pic="http://schemas.openxmlformats.org/drawingml/2006/picture">
+                  <pic:nvPicPr>
+                    <pic:cNvPr id="23" name="Picture 23"/>
+                    <pic:cNvPicPr>
+                      <a:picLocks noChangeAspect="1"/>
+                    </pic:cNvPicPr>
+                  </pic:nvPicPr>
+                  <pic:blipFill>
+                    <a:blip r:embed="rId24"/>
+                    <a:stretch>
+                      <a:fillRect/>
+                    </a:stretch>
+                  </pic:blipFill>
+                  <pic:spPr>
+                    <a:xfrm>
+                      <a:off x="0" y="0"/>
+                      <a:ext cx="3663950" cy="2438400"/>
+                    </a:xfrm>
+                    <a:prstGeom prst="rect">
+                      <a:avLst/>
+                    </a:prstGeom>
+                    <a:noFill/>
+                    <a:ln>
+                      <a:noFill/>
+                    </a:ln>
+                  </pic:spPr>
+                </pic:pic>
+              </a:graphicData>
+            </a:graphic>
+          </wp:inline>
+        </w:drawing>
       </w:r>
     </w:p>
     <w:tbl>
@@ -7140,6 +7566,267 @@
     <w:p>
       <w:pPr>
         <w:numPr>
+          <w:numId w:val="0"/>
+        </w:numPr>
+        <w:ind w:leftChars="0"/>
+        <w:rPr>
+          <w:rFonts w:hint="default" w:ascii="Times New Roman" w:hAnsi="Times New Roman" w:cs="Times New Roman"/>
+          <w:sz w:val="26"/>
+          <w:szCs w:val="26"/>
+          <w:lang w:val="en-US"/>
+        </w:rPr>
+      </w:pPr>
+      <w:r>
+        <w:rPr>
+          <w:rFonts w:hint="default" w:ascii="Times New Roman" w:hAnsi="Times New Roman" w:cs="Times New Roman"/>
+          <w:sz w:val="26"/>
+          <w:szCs w:val="26"/>
+          <w:lang w:val="en-US"/>
+        </w:rPr>
+        <w:t>+ Xuất dạng normal text:</w:t>
+      </w:r>
+    </w:p>
+    <w:p>
+      <w:pPr>
+        <w:numPr>
+          <w:ilvl w:val="0"/>
+          <w:numId w:val="0"/>
+        </w:numPr>
+        <w:ind w:leftChars="0"/>
+      </w:pPr>
+      <w:r>
+        <w:drawing>
+          <wp:inline distT="0" distB="0" distL="114300" distR="114300">
+            <wp:extent cx="5272405" cy="3518535"/>
+            <wp:effectExtent l="0" t="0" r="10795" b="12065"/>
+            <wp:docPr id="24" name="Picture 24"/>
+            <wp:cNvGraphicFramePr>
+              <a:graphicFrameLocks xmlns:a="http://schemas.openxmlformats.org/drawingml/2006/main" noChangeAspect="1"/>
+            </wp:cNvGraphicFramePr>
+            <a:graphic xmlns:a="http://schemas.openxmlformats.org/drawingml/2006/main">
+              <a:graphicData uri="http://schemas.openxmlformats.org/drawingml/2006/picture">
+                <pic:pic xmlns:pic="http://schemas.openxmlformats.org/drawingml/2006/picture">
+                  <pic:nvPicPr>
+                    <pic:cNvPr id="24" name="Picture 24"/>
+                    <pic:cNvPicPr>
+                      <a:picLocks noChangeAspect="1"/>
+                    </pic:cNvPicPr>
+                  </pic:nvPicPr>
+                  <pic:blipFill>
+                    <a:blip r:embed="rId25"/>
+                    <a:stretch>
+                      <a:fillRect/>
+                    </a:stretch>
+                  </pic:blipFill>
+                  <pic:spPr>
+                    <a:xfrm>
+                      <a:off x="0" y="0"/>
+                      <a:ext cx="5272405" cy="3518535"/>
+                    </a:xfrm>
+                    <a:prstGeom prst="rect">
+                      <a:avLst/>
+                    </a:prstGeom>
+                    <a:noFill/>
+                    <a:ln>
+                      <a:noFill/>
+                    </a:ln>
+                  </pic:spPr>
+                </pic:pic>
+              </a:graphicData>
+            </a:graphic>
+          </wp:inline>
+        </w:drawing>
+      </w:r>
+    </w:p>
+    <w:p>
+      <w:pPr>
+        <w:numPr>
+          <w:ilvl w:val="0"/>
+          <w:numId w:val="0"/>
+        </w:numPr>
+        <w:ind w:leftChars="0"/>
+      </w:pPr>
+    </w:p>
+    <w:p>
+      <w:pPr>
+        <w:numPr>
+          <w:ilvl w:val="0"/>
+          <w:numId w:val="0"/>
+        </w:numPr>
+        <w:ind w:leftChars="0"/>
+        <w:rPr>
+          <w:rFonts w:hint="default" w:ascii="Times New Roman" w:hAnsi="Times New Roman" w:cs="Times New Roman"/>
+          <w:sz w:val="26"/>
+          <w:szCs w:val="26"/>
+          <w:lang w:val="en-US"/>
+        </w:rPr>
+      </w:pPr>
+      <w:r>
+        <w:rPr>
+          <w:rFonts w:hint="default" w:ascii="Times New Roman" w:hAnsi="Times New Roman" w:cs="Times New Roman"/>
+          <w:sz w:val="26"/>
+          <w:szCs w:val="26"/>
+          <w:lang w:val="en-US"/>
+        </w:rPr>
+        <w:t>+ Xuất dạng xml:</w:t>
+      </w:r>
+    </w:p>
+    <w:p>
+      <w:pPr>
+        <w:numPr>
+          <w:numId w:val="0"/>
+        </w:numPr>
+        <w:ind w:leftChars="0"/>
+      </w:pPr>
+      <w:r>
+        <w:drawing>
+          <wp:inline distT="0" distB="0" distL="114300" distR="114300">
+            <wp:extent cx="5273675" cy="3496310"/>
+            <wp:effectExtent l="0" t="0" r="9525" b="8890"/>
+            <wp:docPr id="25" name="Picture 25"/>
+            <wp:cNvGraphicFramePr>
+              <a:graphicFrameLocks xmlns:a="http://schemas.openxmlformats.org/drawingml/2006/main" noChangeAspect="1"/>
+            </wp:cNvGraphicFramePr>
+            <a:graphic xmlns:a="http://schemas.openxmlformats.org/drawingml/2006/main">
+              <a:graphicData uri="http://schemas.openxmlformats.org/drawingml/2006/picture">
+                <pic:pic xmlns:pic="http://schemas.openxmlformats.org/drawingml/2006/picture">
+                  <pic:nvPicPr>
+                    <pic:cNvPr id="25" name="Picture 25"/>
+                    <pic:cNvPicPr>
+                      <a:picLocks noChangeAspect="1"/>
+                    </pic:cNvPicPr>
+                  </pic:nvPicPr>
+                  <pic:blipFill>
+                    <a:blip r:embed="rId26"/>
+                    <a:stretch>
+                      <a:fillRect/>
+                    </a:stretch>
+                  </pic:blipFill>
+                  <pic:spPr>
+                    <a:xfrm>
+                      <a:off x="0" y="0"/>
+                      <a:ext cx="5273675" cy="3496310"/>
+                    </a:xfrm>
+                    <a:prstGeom prst="rect">
+                      <a:avLst/>
+                    </a:prstGeom>
+                    <a:noFill/>
+                    <a:ln>
+                      <a:noFill/>
+                    </a:ln>
+                  </pic:spPr>
+                </pic:pic>
+              </a:graphicData>
+            </a:graphic>
+          </wp:inline>
+        </w:drawing>
+      </w:r>
+    </w:p>
+    <w:p>
+      <w:pPr>
+        <w:numPr>
+          <w:ilvl w:val="0"/>
+          <w:numId w:val="0"/>
+        </w:numPr>
+        <w:ind w:leftChars="0"/>
+        <w:rPr>
+          <w:rFonts w:hint="default" w:ascii="Times New Roman" w:hAnsi="Times New Roman" w:cs="Times New Roman"/>
+          <w:sz w:val="26"/>
+          <w:szCs w:val="26"/>
+          <w:lang w:val="en-US"/>
+        </w:rPr>
+      </w:pPr>
+      <w:r>
+        <w:rPr>
+          <w:rFonts w:hint="default" w:ascii="Times New Roman" w:hAnsi="Times New Roman" w:cs="Times New Roman"/>
+          <w:sz w:val="26"/>
+          <w:szCs w:val="26"/>
+          <w:lang w:val="en-US"/>
+        </w:rPr>
+        <w:t>+ Xuất grepable và lọc nhanh:</w:t>
+      </w:r>
+    </w:p>
+    <w:p>
+      <w:pPr>
+        <w:numPr>
+          <w:ilvl w:val="0"/>
+          <w:numId w:val="0"/>
+        </w:numPr>
+        <w:ind w:leftChars="0"/>
+        <w:rPr>
+          <w:rFonts w:hint="default" w:ascii="Times New Roman" w:hAnsi="Times New Roman" w:cs="Times New Roman"/>
+          <w:sz w:val="26"/>
+          <w:szCs w:val="26"/>
+          <w:lang w:val="en-US"/>
+        </w:rPr>
+      </w:pPr>
+      <w:r>
+        <w:drawing>
+          <wp:inline distT="0" distB="0" distL="114300" distR="114300">
+            <wp:extent cx="3524250" cy="4356100"/>
+            <wp:effectExtent l="0" t="0" r="6350" b="0"/>
+            <wp:docPr id="27" name="Picture 27"/>
+            <wp:cNvGraphicFramePr>
+              <a:graphicFrameLocks xmlns:a="http://schemas.openxmlformats.org/drawingml/2006/main" noChangeAspect="1"/>
+            </wp:cNvGraphicFramePr>
+            <a:graphic xmlns:a="http://schemas.openxmlformats.org/drawingml/2006/main">
+              <a:graphicData uri="http://schemas.openxmlformats.org/drawingml/2006/picture">
+                <pic:pic xmlns:pic="http://schemas.openxmlformats.org/drawingml/2006/picture">
+                  <pic:nvPicPr>
+                    <pic:cNvPr id="27" name="Picture 27"/>
+                    <pic:cNvPicPr>
+                      <a:picLocks noChangeAspect="1"/>
+                    </pic:cNvPicPr>
+                  </pic:nvPicPr>
+                  <pic:blipFill>
+                    <a:blip r:embed="rId27"/>
+                    <a:stretch>
+                      <a:fillRect/>
+                    </a:stretch>
+                  </pic:blipFill>
+                  <pic:spPr>
+                    <a:xfrm>
+                      <a:off x="0" y="0"/>
+                      <a:ext cx="3524250" cy="4356100"/>
+                    </a:xfrm>
+                    <a:prstGeom prst="rect">
+                      <a:avLst/>
+                    </a:prstGeom>
+                    <a:noFill/>
+                    <a:ln>
+                      <a:noFill/>
+                    </a:ln>
+                  </pic:spPr>
+                </pic:pic>
+              </a:graphicData>
+            </a:graphic>
+          </wp:inline>
+        </w:drawing>
+      </w:r>
+    </w:p>
+    <w:p>
+      <w:pPr>
+        <w:numPr>
+          <w:numId w:val="0"/>
+        </w:numPr>
+        <w:ind w:leftChars="0"/>
+      </w:pPr>
+    </w:p>
+    <w:p>
+      <w:pPr>
+        <w:numPr>
+          <w:numId w:val="0"/>
+        </w:numPr>
+        <w:ind w:leftChars="0"/>
+        <w:rPr>
+          <w:rFonts w:hint="default"/>
+          <w:lang w:val="en-US"/>
+        </w:rPr>
+      </w:pPr>
+    </w:p>
+    <w:p>
+      <w:pPr>
+        <w:numPr>
           <w:ilvl w:val="0"/>
           <w:numId w:val="1"/>
         </w:numPr>
@@ -7156,7 +7843,172 @@
           <w:szCs w:val="26"/>
           <w:lang w:val="en-US"/>
         </w:rPr>
-        <w:t>Tình huống - Trước và sau khi hardening</w:t>
+        <w:t>Tình huống - Trước và sau khi hardening:</w:t>
+      </w:r>
+    </w:p>
+    <w:p>
+      <w:pPr>
+        <w:numPr>
+          <w:numId w:val="0"/>
+        </w:numPr>
+        <w:ind w:leftChars="0"/>
+        <w:rPr>
+          <w:rFonts w:hint="default"/>
+          <w:lang w:val="en-US"/>
+        </w:rPr>
+      </w:pPr>
+      <w:r>
+        <w:drawing>
+          <wp:inline distT="0" distB="0" distL="114300" distR="114300">
+            <wp:extent cx="5269230" cy="2815590"/>
+            <wp:effectExtent l="0" t="0" r="1270" b="3810"/>
+            <wp:docPr id="31" name="Picture 31"/>
+            <wp:cNvGraphicFramePr>
+              <a:graphicFrameLocks xmlns:a="http://schemas.openxmlformats.org/drawingml/2006/main" noChangeAspect="1"/>
+            </wp:cNvGraphicFramePr>
+            <a:graphic xmlns:a="http://schemas.openxmlformats.org/drawingml/2006/main">
+              <a:graphicData uri="http://schemas.openxmlformats.org/drawingml/2006/picture">
+                <pic:pic xmlns:pic="http://schemas.openxmlformats.org/drawingml/2006/picture">
+                  <pic:nvPicPr>
+                    <pic:cNvPr id="31" name="Picture 31"/>
+                    <pic:cNvPicPr>
+                      <a:picLocks noChangeAspect="1"/>
+                    </pic:cNvPicPr>
+                  </pic:nvPicPr>
+                  <pic:blipFill>
+                    <a:blip r:embed="rId28"/>
+                    <a:stretch>
+                      <a:fillRect/>
+                    </a:stretch>
+                  </pic:blipFill>
+                  <pic:spPr>
+                    <a:xfrm>
+                      <a:off x="0" y="0"/>
+                      <a:ext cx="5269230" cy="2815590"/>
+                    </a:xfrm>
+                    <a:prstGeom prst="rect">
+                      <a:avLst/>
+                    </a:prstGeom>
+                    <a:noFill/>
+                    <a:ln>
+                      <a:noFill/>
+                    </a:ln>
+                  </pic:spPr>
+                </pic:pic>
+              </a:graphicData>
+            </a:graphic>
+          </wp:inline>
+        </w:drawing>
+      </w:r>
+    </w:p>
+    <w:p>
+      <w:pPr>
+        <w:numPr>
+          <w:numId w:val="0"/>
+        </w:numPr>
+        <w:ind w:leftChars="0"/>
+        <w:rPr>
+          <w:rFonts w:hint="default"/>
+          <w:lang w:val="en-US"/>
+        </w:rPr>
+      </w:pPr>
+      <w:r>
+        <w:drawing>
+          <wp:inline distT="0" distB="0" distL="114300" distR="114300">
+            <wp:extent cx="4851400" cy="1358900"/>
+            <wp:effectExtent l="0" t="0" r="0" b="0"/>
+            <wp:docPr id="29" name="Picture 29"/>
+            <wp:cNvGraphicFramePr>
+              <a:graphicFrameLocks xmlns:a="http://schemas.openxmlformats.org/drawingml/2006/main" noChangeAspect="1"/>
+            </wp:cNvGraphicFramePr>
+            <a:graphic xmlns:a="http://schemas.openxmlformats.org/drawingml/2006/main">
+              <a:graphicData uri="http://schemas.openxmlformats.org/drawingml/2006/picture">
+                <pic:pic xmlns:pic="http://schemas.openxmlformats.org/drawingml/2006/picture">
+                  <pic:nvPicPr>
+                    <pic:cNvPr id="29" name="Picture 29"/>
+                    <pic:cNvPicPr>
+                      <a:picLocks noChangeAspect="1"/>
+                    </pic:cNvPicPr>
+                  </pic:nvPicPr>
+                  <pic:blipFill>
+                    <a:blip r:embed="rId29"/>
+                    <a:stretch>
+                      <a:fillRect/>
+                    </a:stretch>
+                  </pic:blipFill>
+                  <pic:spPr>
+                    <a:xfrm>
+                      <a:off x="0" y="0"/>
+                      <a:ext cx="4851400" cy="1358900"/>
+                    </a:xfrm>
+                    <a:prstGeom prst="rect">
+                      <a:avLst/>
+                    </a:prstGeom>
+                    <a:noFill/>
+                    <a:ln>
+                      <a:noFill/>
+                    </a:ln>
+                  </pic:spPr>
+                </pic:pic>
+              </a:graphicData>
+            </a:graphic>
+          </wp:inline>
+        </w:drawing>
+      </w:r>
+    </w:p>
+    <w:p>
+      <w:pPr>
+        <w:numPr>
+          <w:numId w:val="0"/>
+        </w:numPr>
+        <w:ind w:leftChars="0"/>
+        <w:rPr>
+          <w:rFonts w:hint="default"/>
+          <w:lang w:val="en-US"/>
+        </w:rPr>
+      </w:pPr>
+      <w:r>
+        <w:drawing>
+          <wp:inline distT="0" distB="0" distL="114300" distR="114300">
+            <wp:extent cx="5274310" cy="2772410"/>
+            <wp:effectExtent l="0" t="0" r="8890" b="8890"/>
+            <wp:docPr id="28" name="Picture 28"/>
+            <wp:cNvGraphicFramePr>
+              <a:graphicFrameLocks xmlns:a="http://schemas.openxmlformats.org/drawingml/2006/main" noChangeAspect="1"/>
+            </wp:cNvGraphicFramePr>
+            <a:graphic xmlns:a="http://schemas.openxmlformats.org/drawingml/2006/main">
+              <a:graphicData uri="http://schemas.openxmlformats.org/drawingml/2006/picture">
+                <pic:pic xmlns:pic="http://schemas.openxmlformats.org/drawingml/2006/picture">
+                  <pic:nvPicPr>
+                    <pic:cNvPr id="28" name="Picture 28"/>
+                    <pic:cNvPicPr>
+                      <a:picLocks noChangeAspect="1"/>
+                    </pic:cNvPicPr>
+                  </pic:nvPicPr>
+                  <pic:blipFill>
+                    <a:blip r:embed="rId30"/>
+                    <a:stretch>
+                      <a:fillRect/>
+                    </a:stretch>
+                  </pic:blipFill>
+                  <pic:spPr>
+                    <a:xfrm>
+                      <a:off x="0" y="0"/>
+                      <a:ext cx="5274310" cy="2772410"/>
+                    </a:xfrm>
+                    <a:prstGeom prst="rect">
+                      <a:avLst/>
+                    </a:prstGeom>
+                    <a:noFill/>
+                    <a:ln>
+                      <a:noFill/>
+                    </a:ln>
+                  </pic:spPr>
+                </pic:pic>
+              </a:graphicData>
+            </a:graphic>
+          </wp:inline>
+        </w:drawing>
       </w:r>
     </w:p>
     <w:tbl>
@@ -7380,6 +8232,16 @@
                 <w:lang w:val="en-US"/>
               </w:rPr>
             </w:pPr>
+            <w:r>
+              <w:rPr>
+                <w:rFonts w:hint="default" w:ascii="Times New Roman" w:hAnsi="Times New Roman" w:cs="Times New Roman"/>
+                <w:sz w:val="26"/>
+                <w:szCs w:val="26"/>
+                <w:vertAlign w:val="baseline"/>
+                <w:lang w:val="en-US"/>
+              </w:rPr>
+              <w:t>1</w:t>
+            </w:r>
           </w:p>
         </w:tc>
         <w:tc>
@@ -7399,6 +8261,16 @@
                 <w:lang w:val="en-US"/>
               </w:rPr>
             </w:pPr>
+            <w:r>
+              <w:rPr>
+                <w:rFonts w:hint="default" w:ascii="Times New Roman" w:hAnsi="Times New Roman" w:cs="Times New Roman"/>
+                <w:sz w:val="26"/>
+                <w:szCs w:val="26"/>
+                <w:vertAlign w:val="baseline"/>
+                <w:lang w:val="en-US"/>
+              </w:rPr>
+              <w:t>0</w:t>
+            </w:r>
           </w:p>
         </w:tc>
         <w:tc>
@@ -7418,6 +8290,16 @@
                 <w:lang w:val="en-US"/>
               </w:rPr>
             </w:pPr>
+            <w:r>
+              <w:rPr>
+                <w:rFonts w:hint="default" w:ascii="Times New Roman" w:hAnsi="Times New Roman" w:cs="Times New Roman"/>
+                <w:sz w:val="26"/>
+                <w:szCs w:val="26"/>
+                <w:vertAlign w:val="baseline"/>
+                <w:lang w:val="en-US"/>
+              </w:rPr>
+              <w:t>Cổng 8000 không còn truy cập được  từ kali</w:t>
+            </w:r>
           </w:p>
         </w:tc>
       </w:tr>
@@ -7482,6 +8364,16 @@
                 <w:lang w:val="en-US"/>
               </w:rPr>
             </w:pPr>
+            <w:r>
+              <w:rPr>
+                <w:rFonts w:hint="default" w:ascii="Times New Roman" w:hAnsi="Times New Roman" w:cs="Times New Roman"/>
+                <w:sz w:val="26"/>
+                <w:szCs w:val="26"/>
+                <w:vertAlign w:val="baseline"/>
+                <w:lang w:val="en-US"/>
+              </w:rPr>
+              <w:t>0</w:t>
+            </w:r>
           </w:p>
         </w:tc>
         <w:tc>
@@ -7501,6 +8393,16 @@
                 <w:lang w:val="en-US"/>
               </w:rPr>
             </w:pPr>
+            <w:r>
+              <w:rPr>
+                <w:rFonts w:hint="default" w:ascii="Times New Roman" w:hAnsi="Times New Roman" w:cs="Times New Roman"/>
+                <w:sz w:val="26"/>
+                <w:szCs w:val="26"/>
+                <w:vertAlign w:val="baseline"/>
+                <w:lang w:val="en-US"/>
+              </w:rPr>
+              <w:t>1</w:t>
+            </w:r>
           </w:p>
         </w:tc>
         <w:tc>
@@ -7520,6 +8422,16 @@
                 <w:lang w:val="en-US"/>
               </w:rPr>
             </w:pPr>
+            <w:r>
+              <w:rPr>
+                <w:rFonts w:hint="default" w:ascii="Times New Roman" w:hAnsi="Times New Roman" w:cs="Times New Roman"/>
+                <w:sz w:val="26"/>
+                <w:szCs w:val="26"/>
+                <w:vertAlign w:val="baseline"/>
+                <w:lang w:val="en-US"/>
+              </w:rPr>
+              <w:t>Firewall chặn lưu lượng tcp đến 8000</w:t>
+            </w:r>
           </w:p>
         </w:tc>
       </w:tr>
@@ -7584,6 +8496,16 @@
                 <w:lang w:val="en-US"/>
               </w:rPr>
             </w:pPr>
+            <w:r>
+              <w:rPr>
+                <w:rFonts w:hint="default" w:ascii="Times New Roman" w:hAnsi="Times New Roman" w:cs="Times New Roman"/>
+                <w:sz w:val="26"/>
+                <w:szCs w:val="26"/>
+                <w:vertAlign w:val="baseline"/>
+                <w:lang w:val="en-US"/>
+              </w:rPr>
+              <w:t>8000/tcp open</w:t>
+            </w:r>
           </w:p>
         </w:tc>
         <w:tc>
@@ -7603,6 +8525,16 @@
                 <w:lang w:val="en-US"/>
               </w:rPr>
             </w:pPr>
+            <w:r>
+              <w:rPr>
+                <w:rFonts w:hint="default" w:ascii="Times New Roman" w:hAnsi="Times New Roman" w:cs="Times New Roman"/>
+                <w:sz w:val="26"/>
+                <w:szCs w:val="26"/>
+                <w:vertAlign w:val="baseline"/>
+                <w:lang w:val="en-US"/>
+              </w:rPr>
+              <w:t>8000/tcp filtered</w:t>
+            </w:r>
           </w:p>
         </w:tc>
         <w:tc>
@@ -7622,6 +8554,16 @@
                 <w:lang w:val="en-US"/>
               </w:rPr>
             </w:pPr>
+            <w:r>
+              <w:rPr>
+                <w:rFonts w:hint="default" w:ascii="Times New Roman" w:hAnsi="Times New Roman" w:cs="Times New Roman"/>
+                <w:sz w:val="26"/>
+                <w:szCs w:val="26"/>
+                <w:vertAlign w:val="baseline"/>
+                <w:lang w:val="en-US"/>
+              </w:rPr>
+              <w:t>Thêm inbound firewall rule</w:t>
+            </w:r>
           </w:p>
         </w:tc>
       </w:tr>
@@ -7688,6 +8630,16 @@
                 <w:lang w:val="en-US"/>
               </w:rPr>
             </w:pPr>
+            <w:r>
+              <w:rPr>
+                <w:rFonts w:hint="default" w:ascii="Times New Roman" w:hAnsi="Times New Roman" w:cs="Times New Roman"/>
+                <w:sz w:val="26"/>
+                <w:szCs w:val="26"/>
+                <w:vertAlign w:val="baseline"/>
+                <w:lang w:val="en-US"/>
+              </w:rPr>
+              <w:t>Dịch vụ truy cập được</w:t>
+            </w:r>
           </w:p>
         </w:tc>
         <w:tc>
@@ -7708,6 +8660,16 @@
                 <w:lang w:val="en-US"/>
               </w:rPr>
             </w:pPr>
+            <w:r>
+              <w:rPr>
+                <w:rFonts w:hint="default" w:ascii="Times New Roman" w:hAnsi="Times New Roman" w:cs="Times New Roman"/>
+                <w:sz w:val="26"/>
+                <w:szCs w:val="26"/>
+                <w:vertAlign w:val="baseline"/>
+                <w:lang w:val="en-US"/>
+              </w:rPr>
+              <w:t>Truy cập bị lọc</w:t>
+            </w:r>
           </w:p>
         </w:tc>
         <w:tc>
@@ -7728,6 +8690,16 @@
                 <w:lang w:val="en-US"/>
               </w:rPr>
             </w:pPr>
+            <w:r>
+              <w:rPr>
+                <w:rFonts w:hint="default" w:ascii="Times New Roman" w:hAnsi="Times New Roman" w:cs="Times New Roman"/>
+                <w:sz w:val="26"/>
+                <w:szCs w:val="26"/>
+                <w:vertAlign w:val="baseline"/>
+                <w:lang w:val="en-US"/>
+              </w:rPr>
+              <w:t>Giảm bề mặt dịch vụ có thể tiếp cận từ mạng</w:t>
+            </w:r>
           </w:p>
         </w:tc>
       </w:tr>

--- a/LAB4/11CNPM1-Lab4_1150080068-TranMinhNhat.docx
+++ b/LAB4/11CNPM1-Lab4_1150080068-TranMinhNhat.docx
@@ -27,7 +27,73 @@
     </w:p>
     <w:p>
       <w:pPr>
-        <w:ind w:left="130" w:hanging="131" w:hangingChars="50"/>
+        <w:ind w:left="130" w:hanging="130" w:hangingChars="50"/>
+        <w:rPr>
+          <w:rFonts w:hint="default" w:ascii="Times New Roman" w:hAnsi="Times New Roman" w:cs="Times New Roman"/>
+          <w:sz w:val="26"/>
+          <w:szCs w:val="26"/>
+          <w:lang w:val="en-US"/>
+        </w:rPr>
+      </w:pPr>
+      <w:r>
+        <w:rPr>
+          <w:rFonts w:hint="default" w:ascii="Times New Roman" w:hAnsi="Times New Roman" w:cs="Times New Roman"/>
+          <w:sz w:val="26"/>
+          <w:szCs w:val="26"/>
+          <w:lang w:val="en-US"/>
+        </w:rPr>
+        <w:t xml:space="preserve">- Kênh youtube: </w:t>
+      </w:r>
+      <w:r>
+        <w:rPr>
+          <w:rFonts w:hint="default" w:ascii="Times New Roman" w:hAnsi="Times New Roman" w:cs="Times New Roman"/>
+          <w:sz w:val="26"/>
+          <w:szCs w:val="26"/>
+          <w:lang w:val="en-US"/>
+        </w:rPr>
+        <w:fldChar w:fldCharType="begin"/>
+      </w:r>
+      <w:r>
+        <w:rPr>
+          <w:rFonts w:hint="default" w:ascii="Times New Roman" w:hAnsi="Times New Roman" w:cs="Times New Roman"/>
+          <w:sz w:val="26"/>
+          <w:szCs w:val="26"/>
+          <w:lang w:val="en-US"/>
+        </w:rPr>
+        <w:instrText xml:space="preserve"> HYPERLINK "https://youtube.com/@thornofgrief?si=9Byi2HtUch2u2Z4l" </w:instrText>
+      </w:r>
+      <w:r>
+        <w:rPr>
+          <w:rFonts w:hint="default" w:ascii="Times New Roman" w:hAnsi="Times New Roman" w:cs="Times New Roman"/>
+          <w:sz w:val="26"/>
+          <w:szCs w:val="26"/>
+          <w:lang w:val="en-US"/>
+        </w:rPr>
+        <w:fldChar w:fldCharType="separate"/>
+      </w:r>
+      <w:r>
+        <w:rPr>
+          <w:rStyle w:val="4"/>
+          <w:rFonts w:hint="default" w:ascii="Times New Roman" w:hAnsi="Times New Roman" w:cs="Times New Roman"/>
+          <w:sz w:val="26"/>
+          <w:szCs w:val="26"/>
+          <w:lang w:val="en-US"/>
+        </w:rPr>
+        <w:t>https://youtube.com/@thornofgrief?si=9Byi2HtUch2u2Z4l</w:t>
+      </w:r>
+      <w:r>
+        <w:rPr>
+          <w:rFonts w:hint="default" w:ascii="Times New Roman" w:hAnsi="Times New Roman" w:cs="Times New Roman"/>
+          <w:sz w:val="26"/>
+          <w:szCs w:val="26"/>
+          <w:lang w:val="en-US"/>
+        </w:rPr>
+        <w:fldChar w:fldCharType="end"/>
+      </w:r>
+    </w:p>
+    <w:p>
+      <w:pPr>
+        <w:ind w:left="130" w:hanging="130" w:hangingChars="50"/>
         <w:rPr>
           <w:rFonts w:hint="default" w:ascii="Times New Roman" w:hAnsi="Times New Roman" w:cs="Times New Roman"/>
           <w:b/>
@@ -37,8 +103,76 @@
           <w:lang w:val="en-US"/>
         </w:rPr>
       </w:pPr>
+      <w:r>
+        <w:rPr>
+          <w:rFonts w:hint="default" w:ascii="Times New Roman" w:hAnsi="Times New Roman" w:cs="Times New Roman"/>
+          <w:sz w:val="26"/>
+          <w:szCs w:val="26"/>
+          <w:lang w:val="en-US"/>
+        </w:rPr>
+        <w:t xml:space="preserve">- Danh sách phát: </w:t>
+      </w:r>
+      <w:r>
+        <w:rPr>
+          <w:rFonts w:hint="default" w:ascii="Times New Roman" w:hAnsi="Times New Roman" w:cs="Times New Roman"/>
+          <w:sz w:val="26"/>
+          <w:szCs w:val="26"/>
+          <w:lang w:val="en-US"/>
+        </w:rPr>
+        <w:fldChar w:fldCharType="begin"/>
+      </w:r>
+      <w:r>
+        <w:rPr>
+          <w:rFonts w:hint="default" w:ascii="Times New Roman" w:hAnsi="Times New Roman" w:cs="Times New Roman"/>
+          <w:sz w:val="26"/>
+          <w:szCs w:val="26"/>
+          <w:lang w:val="en-US"/>
+        </w:rPr>
+        <w:instrText xml:space="preserve"> HYPERLINK "https://youtube.com/playlist?list=PLQh1Urylt75M&amp;si=zKUCIDb1Vj-BaIBL" </w:instrText>
+      </w:r>
+      <w:r>
+        <w:rPr>
+          <w:rFonts w:hint="default" w:ascii="Times New Roman" w:hAnsi="Times New Roman" w:cs="Times New Roman"/>
+          <w:sz w:val="26"/>
+          <w:szCs w:val="26"/>
+          <w:lang w:val="en-US"/>
+        </w:rPr>
+        <w:fldChar w:fldCharType="separate"/>
+      </w:r>
+      <w:r>
+        <w:rPr>
+          <w:rStyle w:val="4"/>
+          <w:rFonts w:hint="default" w:ascii="Times New Roman" w:hAnsi="Times New Roman" w:cs="Times New Roman"/>
+          <w:sz w:val="26"/>
+          <w:szCs w:val="26"/>
+          <w:lang w:val="en-US"/>
+        </w:rPr>
+        <w:t>https://youtube.com/playlist?list=PLQh1Urylt75M&amp;si=zKUCIDb1Vj-BaIBL</w:t>
+      </w:r>
+      <w:r>
+        <w:rPr>
+          <w:rFonts w:hint="default" w:ascii="Times New Roman" w:hAnsi="Times New Roman" w:cs="Times New Roman"/>
+          <w:sz w:val="26"/>
+          <w:szCs w:val="26"/>
+          <w:lang w:val="en-US"/>
+        </w:rPr>
+        <w:fldChar w:fldCharType="end"/>
+      </w:r>
       <w:bookmarkStart w:id="0" w:name="_GoBack"/>
       <w:bookmarkEnd w:id="0"/>
+    </w:p>
+    <w:p>
+      <w:pPr>
+        <w:ind w:left="130" w:hanging="131" w:hangingChars="50"/>
+        <w:rPr>
+          <w:rFonts w:hint="default" w:ascii="Times New Roman" w:hAnsi="Times New Roman" w:cs="Times New Roman"/>
+          <w:b/>
+          <w:bCs/>
+          <w:sz w:val="26"/>
+          <w:szCs w:val="26"/>
+          <w:lang w:val="en-US"/>
+        </w:rPr>
+      </w:pPr>
       <w:r>
         <w:rPr>
           <w:rFonts w:hint="default" w:ascii="Times New Roman" w:hAnsi="Times New Roman" w:cs="Times New Roman"/>
@@ -555,7 +689,7 @@
                 <w:szCs w:val="28"/>
                 <w:lang w:val="en-US" w:eastAsia="zh-CN" w:bidi="ar"/>
               </w:rPr>
-              <w:t>VirtualBox Host-Only adapter</w:t>
+              <w:t>VMWare Host-Only adapter</w:t>
             </w:r>
           </w:p>
         </w:tc>
@@ -902,39 +1036,53 @@
         <w:tc>
           <w:tcPr>
             <w:tcW w:w="2130" w:type="dxa"/>
-          </w:tcPr>
-          <w:p>
-            <w:pPr>
-              <w:numPr>
-                <w:numId w:val="0"/>
-              </w:numPr>
-              <w:rPr>
-                <w:rFonts w:hint="default" w:ascii="Times New Roman" w:hAnsi="Times New Roman" w:cs="Times New Roman"/>
-                <w:sz w:val="26"/>
-                <w:szCs w:val="26"/>
-                <w:vertAlign w:val="baseline"/>
-                <w:lang w:val="en-US"/>
-              </w:rPr>
-            </w:pPr>
+            <w:vAlign w:val="top"/>
+          </w:tcPr>
+          <w:p>
+            <w:pPr>
+              <w:spacing w:after="0" w:line="240" w:lineRule="auto"/>
+              <w:rPr>
+                <w:rFonts w:hint="default" w:ascii="Times New Roman" w:hAnsi="Times New Roman" w:cs="Times New Roman"/>
+                <w:sz w:val="26"/>
+                <w:szCs w:val="26"/>
+                <w:vertAlign w:val="baseline"/>
+                <w:lang w:val="en-US"/>
+              </w:rPr>
+            </w:pPr>
+            <w:r>
+              <w:rPr>
+                <w:rFonts w:hint="default" w:ascii="Times New Roman" w:hAnsi="Times New Roman" w:cs="Times New Roman"/>
+                <w:sz w:val="26"/>
+                <w:szCs w:val="26"/>
+              </w:rPr>
+              <w:t>192.168.40.131</w:t>
+            </w:r>
           </w:p>
         </w:tc>
         <w:tc>
           <w:tcPr>
             <w:tcW w:w="2131" w:type="dxa"/>
-          </w:tcPr>
-          <w:p>
-            <w:pPr>
-              <w:numPr>
-                <w:numId w:val="0"/>
-              </w:numPr>
-              <w:rPr>
-                <w:rFonts w:hint="default" w:ascii="Times New Roman" w:hAnsi="Times New Roman" w:cs="Times New Roman"/>
-                <w:sz w:val="26"/>
-                <w:szCs w:val="26"/>
-                <w:vertAlign w:val="baseline"/>
-                <w:lang w:val="en-US"/>
-              </w:rPr>
-            </w:pPr>
+            <w:vAlign w:val="top"/>
+          </w:tcPr>
+          <w:p>
+            <w:pPr>
+              <w:spacing w:after="0" w:line="240" w:lineRule="auto"/>
+              <w:rPr>
+                <w:rFonts w:hint="default" w:ascii="Times New Roman" w:hAnsi="Times New Roman" w:cs="Times New Roman"/>
+                <w:sz w:val="26"/>
+                <w:szCs w:val="26"/>
+                <w:vertAlign w:val="baseline"/>
+                <w:lang w:val="en-US"/>
+              </w:rPr>
+            </w:pPr>
+            <w:r>
+              <w:rPr>
+                <w:rFonts w:hint="default" w:ascii="Times New Roman" w:hAnsi="Times New Roman" w:cs="Times New Roman"/>
+                <w:sz w:val="26"/>
+                <w:szCs w:val="26"/>
+              </w:rPr>
+              <w:t>255.255.255.0</w:t>
+            </w:r>
           </w:p>
         </w:tc>
         <w:tc>
@@ -1076,6 +1224,57 @@
           <w:numId w:val="0"/>
         </w:numPr>
         <w:ind w:leftChars="0"/>
+      </w:pPr>
+      <w:r>
+        <w:drawing>
+          <wp:inline distT="0" distB="0" distL="114300" distR="114300">
+            <wp:extent cx="5267325" cy="3232150"/>
+            <wp:effectExtent l="0" t="0" r="3175" b="6350"/>
+            <wp:docPr id="34" name="Picture 34"/>
+            <wp:cNvGraphicFramePr>
+              <a:graphicFrameLocks xmlns:a="http://schemas.openxmlformats.org/drawingml/2006/main" noChangeAspect="1"/>
+            </wp:cNvGraphicFramePr>
+            <a:graphic xmlns:a="http://schemas.openxmlformats.org/drawingml/2006/main">
+              <a:graphicData uri="http://schemas.openxmlformats.org/drawingml/2006/picture">
+                <pic:pic xmlns:pic="http://schemas.openxmlformats.org/drawingml/2006/picture">
+                  <pic:nvPicPr>
+                    <pic:cNvPr id="34" name="Picture 34"/>
+                    <pic:cNvPicPr>
+                      <a:picLocks noChangeAspect="1"/>
+                    </pic:cNvPicPr>
+                  </pic:nvPicPr>
+                  <pic:blipFill>
+                    <a:blip r:embed="rId8"/>
+                    <a:stretch>
+                      <a:fillRect/>
+                    </a:stretch>
+                  </pic:blipFill>
+                  <pic:spPr>
+                    <a:xfrm>
+                      <a:off x="0" y="0"/>
+                      <a:ext cx="5267325" cy="3232150"/>
+                    </a:xfrm>
+                    <a:prstGeom prst="rect">
+                      <a:avLst/>
+                    </a:prstGeom>
+                    <a:noFill/>
+                    <a:ln>
+                      <a:noFill/>
+                    </a:ln>
+                  </pic:spPr>
+                </pic:pic>
+              </a:graphicData>
+            </a:graphic>
+          </wp:inline>
+        </w:drawing>
+      </w:r>
+    </w:p>
+    <w:p>
+      <w:pPr>
+        <w:numPr>
+          <w:numId w:val="0"/>
+        </w:numPr>
+        <w:ind w:leftChars="0"/>
         <w:rPr>
           <w:rFonts w:hint="default"/>
           <w:lang w:val="en-US"/>
@@ -1132,7 +1331,7 @@
                     </pic:cNvPicPr>
                   </pic:nvPicPr>
                   <pic:blipFill>
-                    <a:blip r:embed="rId8"/>
+                    <a:blip r:embed="rId9"/>
                     <a:stretch>
                       <a:fillRect/>
                     </a:stretch>
@@ -1236,7 +1435,7 @@
                     </pic:cNvPicPr>
                   </pic:nvPicPr>
                   <pic:blipFill>
-                    <a:blip r:embed="rId9"/>
+                    <a:blip r:embed="rId10"/>
                     <a:stretch>
                       <a:fillRect/>
                     </a:stretch>
@@ -1567,49 +1766,53 @@
         <w:tc>
           <w:tcPr>
             <w:tcW w:w="1714" w:type="dxa"/>
-          </w:tcPr>
-          <w:p>
-            <w:pPr>
-              <w:numPr>
-                <w:numId w:val="0"/>
-              </w:numPr>
-              <w:rPr>
-                <w:rFonts w:hint="default" w:ascii="Times New Roman" w:hAnsi="Times New Roman" w:cs="Times New Roman"/>
-                <w:sz w:val="26"/>
-                <w:szCs w:val="26"/>
-                <w:vertAlign w:val="baseline"/>
-                <w:lang w:val="en-US"/>
-              </w:rPr>
-            </w:pPr>
-            <w:r>
-              <w:rPr>
-                <w:rFonts w:hint="default" w:ascii="Times New Roman" w:hAnsi="Times New Roman" w:cs="Times New Roman"/>
-                <w:sz w:val="26"/>
-                <w:szCs w:val="26"/>
-                <w:vertAlign w:val="baseline"/>
-                <w:lang w:val="en-US"/>
-              </w:rPr>
-              <w:t>Máy thật</w:t>
+            <w:vAlign w:val="top"/>
+          </w:tcPr>
+          <w:p>
+            <w:pPr>
+              <w:spacing w:after="0" w:line="240" w:lineRule="auto"/>
+              <w:rPr>
+                <w:rFonts w:hint="default" w:ascii="Times New Roman" w:hAnsi="Times New Roman" w:cs="Times New Roman"/>
+                <w:sz w:val="26"/>
+                <w:szCs w:val="26"/>
+                <w:vertAlign w:val="baseline"/>
+                <w:lang w:val="en-US"/>
+              </w:rPr>
+            </w:pPr>
+            <w:r>
+              <w:rPr>
+                <w:rFonts w:hint="default" w:ascii="Times New Roman" w:hAnsi="Times New Roman" w:cs="Times New Roman"/>
+                <w:sz w:val="26"/>
+                <w:szCs w:val="26"/>
+              </w:rPr>
+              <w:t>Máy thật/VMware Host-Only</w:t>
             </w:r>
           </w:p>
         </w:tc>
         <w:tc>
           <w:tcPr>
             <w:tcW w:w="1620" w:type="dxa"/>
-          </w:tcPr>
-          <w:p>
-            <w:pPr>
-              <w:numPr>
-                <w:numId w:val="0"/>
-              </w:numPr>
-              <w:rPr>
-                <w:rFonts w:hint="default" w:ascii="Times New Roman" w:hAnsi="Times New Roman" w:cs="Times New Roman"/>
-                <w:sz w:val="26"/>
-                <w:szCs w:val="26"/>
-                <w:vertAlign w:val="baseline"/>
-                <w:lang w:val="en-US"/>
-              </w:rPr>
-            </w:pPr>
+            <w:vAlign w:val="top"/>
+          </w:tcPr>
+          <w:p>
+            <w:pPr>
+              <w:spacing w:after="0" w:line="240" w:lineRule="auto"/>
+              <w:rPr>
+                <w:rFonts w:hint="default" w:ascii="Times New Roman" w:hAnsi="Times New Roman" w:cs="Times New Roman"/>
+                <w:sz w:val="26"/>
+                <w:szCs w:val="26"/>
+                <w:vertAlign w:val="baseline"/>
+                <w:lang w:val="en-US"/>
+              </w:rPr>
+            </w:pPr>
+            <w:r>
+              <w:rPr>
+                <w:rFonts w:hint="default" w:ascii="Times New Roman" w:hAnsi="Times New Roman" w:cs="Times New Roman"/>
+                <w:sz w:val="26"/>
+                <w:szCs w:val="26"/>
+              </w:rPr>
+              <w:t>Kết quả nmap -sn</w:t>
+            </w:r>
           </w:p>
         </w:tc>
       </w:tr>
@@ -1728,49 +1931,53 @@
         <w:tc>
           <w:tcPr>
             <w:tcW w:w="1714" w:type="dxa"/>
-          </w:tcPr>
-          <w:p>
-            <w:pPr>
-              <w:numPr>
-                <w:numId w:val="0"/>
-              </w:numPr>
-              <w:rPr>
-                <w:rFonts w:hint="default" w:ascii="Times New Roman" w:hAnsi="Times New Roman" w:cs="Times New Roman"/>
-                <w:sz w:val="26"/>
-                <w:szCs w:val="26"/>
-                <w:vertAlign w:val="baseline"/>
-                <w:lang w:val="en-US"/>
-              </w:rPr>
-            </w:pPr>
-            <w:r>
-              <w:rPr>
-                <w:rFonts w:hint="default" w:ascii="Times New Roman" w:hAnsi="Times New Roman" w:cs="Times New Roman"/>
-                <w:sz w:val="26"/>
-                <w:szCs w:val="26"/>
-                <w:vertAlign w:val="baseline"/>
-                <w:lang w:val="en-US"/>
-              </w:rPr>
-              <w:t>Metasploitable</w:t>
+            <w:vAlign w:val="top"/>
+          </w:tcPr>
+          <w:p>
+            <w:pPr>
+              <w:spacing w:after="0" w:line="240" w:lineRule="auto"/>
+              <w:rPr>
+                <w:rFonts w:hint="default" w:ascii="Times New Roman" w:hAnsi="Times New Roman" w:cs="Times New Roman"/>
+                <w:sz w:val="26"/>
+                <w:szCs w:val="26"/>
+                <w:vertAlign w:val="baseline"/>
+                <w:lang w:val="en-US"/>
+              </w:rPr>
+            </w:pPr>
+            <w:r>
+              <w:rPr>
+                <w:rFonts w:hint="default" w:ascii="Times New Roman" w:hAnsi="Times New Roman" w:cs="Times New Roman"/>
+                <w:sz w:val="26"/>
+                <w:szCs w:val="26"/>
+              </w:rPr>
+              <w:t>Metasploitable 2</w:t>
             </w:r>
           </w:p>
         </w:tc>
         <w:tc>
           <w:tcPr>
             <w:tcW w:w="1620" w:type="dxa"/>
-          </w:tcPr>
-          <w:p>
-            <w:pPr>
-              <w:numPr>
-                <w:numId w:val="0"/>
-              </w:numPr>
-              <w:rPr>
-                <w:rFonts w:hint="default" w:ascii="Times New Roman" w:hAnsi="Times New Roman" w:cs="Times New Roman"/>
-                <w:sz w:val="26"/>
-                <w:szCs w:val="26"/>
-                <w:vertAlign w:val="baseline"/>
-                <w:lang w:val="en-US"/>
-              </w:rPr>
-            </w:pPr>
+            <w:vAlign w:val="top"/>
+          </w:tcPr>
+          <w:p>
+            <w:pPr>
+              <w:spacing w:after="0" w:line="240" w:lineRule="auto"/>
+              <w:rPr>
+                <w:rFonts w:hint="default" w:ascii="Times New Roman" w:hAnsi="Times New Roman" w:cs="Times New Roman"/>
+                <w:sz w:val="26"/>
+                <w:szCs w:val="26"/>
+                <w:vertAlign w:val="baseline"/>
+                <w:lang w:val="en-US"/>
+              </w:rPr>
+            </w:pPr>
+            <w:r>
+              <w:rPr>
+                <w:rFonts w:hint="default" w:ascii="Times New Roman" w:hAnsi="Times New Roman" w:cs="Times New Roman"/>
+                <w:sz w:val="26"/>
+                <w:szCs w:val="26"/>
+              </w:rPr>
+              <w:t>Kết quả nmap -sn</w:t>
+            </w:r>
           </w:p>
         </w:tc>
       </w:tr>
@@ -1889,49 +2096,53 @@
         <w:tc>
           <w:tcPr>
             <w:tcW w:w="1714" w:type="dxa"/>
-          </w:tcPr>
-          <w:p>
-            <w:pPr>
-              <w:numPr>
-                <w:numId w:val="0"/>
-              </w:numPr>
-              <w:rPr>
-                <w:rFonts w:hint="default" w:ascii="Times New Roman" w:hAnsi="Times New Roman" w:cs="Times New Roman"/>
-                <w:sz w:val="26"/>
-                <w:szCs w:val="26"/>
-                <w:vertAlign w:val="baseline"/>
-                <w:lang w:val="en-US"/>
-              </w:rPr>
-            </w:pPr>
-            <w:r>
-              <w:rPr>
-                <w:rFonts w:hint="default" w:ascii="Times New Roman" w:hAnsi="Times New Roman" w:cs="Times New Roman"/>
-                <w:sz w:val="26"/>
-                <w:szCs w:val="26"/>
-                <w:vertAlign w:val="baseline"/>
-                <w:lang w:val="en-US"/>
-              </w:rPr>
-              <w:t>Máy ảo windows</w:t>
+            <w:vAlign w:val="top"/>
+          </w:tcPr>
+          <w:p>
+            <w:pPr>
+              <w:spacing w:after="0" w:line="240" w:lineRule="auto"/>
+              <w:rPr>
+                <w:rFonts w:hint="default" w:ascii="Times New Roman" w:hAnsi="Times New Roman" w:cs="Times New Roman"/>
+                <w:sz w:val="26"/>
+                <w:szCs w:val="26"/>
+                <w:vertAlign w:val="baseline"/>
+                <w:lang w:val="en-US"/>
+              </w:rPr>
+            </w:pPr>
+            <w:r>
+              <w:rPr>
+                <w:rFonts w:hint="default" w:ascii="Times New Roman" w:hAnsi="Times New Roman" w:cs="Times New Roman"/>
+                <w:sz w:val="26"/>
+                <w:szCs w:val="26"/>
+              </w:rPr>
+              <w:t>Windows 11 VM</w:t>
             </w:r>
           </w:p>
         </w:tc>
         <w:tc>
           <w:tcPr>
             <w:tcW w:w="1620" w:type="dxa"/>
-          </w:tcPr>
-          <w:p>
-            <w:pPr>
-              <w:numPr>
-                <w:numId w:val="0"/>
-              </w:numPr>
-              <w:rPr>
-                <w:rFonts w:hint="default" w:ascii="Times New Roman" w:hAnsi="Times New Roman" w:cs="Times New Roman"/>
-                <w:sz w:val="26"/>
-                <w:szCs w:val="26"/>
-                <w:vertAlign w:val="baseline"/>
-                <w:lang w:val="en-US"/>
-              </w:rPr>
-            </w:pPr>
+            <w:vAlign w:val="top"/>
+          </w:tcPr>
+          <w:p>
+            <w:pPr>
+              <w:spacing w:after="0" w:line="240" w:lineRule="auto"/>
+              <w:rPr>
+                <w:rFonts w:hint="default" w:ascii="Times New Roman" w:hAnsi="Times New Roman" w:cs="Times New Roman"/>
+                <w:sz w:val="26"/>
+                <w:szCs w:val="26"/>
+                <w:vertAlign w:val="baseline"/>
+                <w:lang w:val="en-US"/>
+              </w:rPr>
+            </w:pPr>
+            <w:r>
+              <w:rPr>
+                <w:rFonts w:hint="default" w:ascii="Times New Roman" w:hAnsi="Times New Roman" w:cs="Times New Roman"/>
+                <w:sz w:val="26"/>
+                <w:szCs w:val="26"/>
+              </w:rPr>
+              <w:t>Kết quả nmap -sn</w:t>
+            </w:r>
           </w:p>
         </w:tc>
       </w:tr>
@@ -2050,49 +2261,53 @@
         <w:tc>
           <w:tcPr>
             <w:tcW w:w="1714" w:type="dxa"/>
-          </w:tcPr>
-          <w:p>
-            <w:pPr>
-              <w:numPr>
-                <w:numId w:val="0"/>
-              </w:numPr>
-              <w:rPr>
-                <w:rFonts w:hint="default" w:ascii="Times New Roman" w:hAnsi="Times New Roman" w:cs="Times New Roman"/>
-                <w:sz w:val="26"/>
-                <w:szCs w:val="26"/>
-                <w:vertAlign w:val="baseline"/>
-                <w:lang w:val="en-US"/>
-              </w:rPr>
-            </w:pPr>
-            <w:r>
-              <w:rPr>
-                <w:rFonts w:hint="default" w:ascii="Times New Roman" w:hAnsi="Times New Roman" w:cs="Times New Roman"/>
-                <w:sz w:val="26"/>
-                <w:szCs w:val="26"/>
-                <w:vertAlign w:val="baseline"/>
-                <w:lang w:val="en-US"/>
-              </w:rPr>
-              <w:t>DHCP</w:t>
+            <w:vAlign w:val="top"/>
+          </w:tcPr>
+          <w:p>
+            <w:pPr>
+              <w:spacing w:after="0" w:line="240" w:lineRule="auto"/>
+              <w:rPr>
+                <w:rFonts w:hint="default" w:ascii="Times New Roman" w:hAnsi="Times New Roman" w:cs="Times New Roman"/>
+                <w:sz w:val="26"/>
+                <w:szCs w:val="26"/>
+                <w:vertAlign w:val="baseline"/>
+                <w:lang w:val="en-US"/>
+              </w:rPr>
+            </w:pPr>
+            <w:r>
+              <w:rPr>
+                <w:rFonts w:hint="default" w:ascii="Times New Roman" w:hAnsi="Times New Roman" w:cs="Times New Roman"/>
+                <w:sz w:val="26"/>
+                <w:szCs w:val="26"/>
+              </w:rPr>
+              <w:t>DHCP VMware</w:t>
             </w:r>
           </w:p>
         </w:tc>
         <w:tc>
           <w:tcPr>
             <w:tcW w:w="1620" w:type="dxa"/>
-          </w:tcPr>
-          <w:p>
-            <w:pPr>
-              <w:numPr>
-                <w:numId w:val="0"/>
-              </w:numPr>
-              <w:rPr>
-                <w:rFonts w:hint="default" w:ascii="Times New Roman" w:hAnsi="Times New Roman" w:cs="Times New Roman"/>
-                <w:sz w:val="26"/>
-                <w:szCs w:val="26"/>
-                <w:vertAlign w:val="baseline"/>
-                <w:lang w:val="en-US"/>
-              </w:rPr>
-            </w:pPr>
+            <w:vAlign w:val="top"/>
+          </w:tcPr>
+          <w:p>
+            <w:pPr>
+              <w:spacing w:after="0" w:line="240" w:lineRule="auto"/>
+              <w:rPr>
+                <w:rFonts w:hint="default" w:ascii="Times New Roman" w:hAnsi="Times New Roman" w:cs="Times New Roman"/>
+                <w:sz w:val="26"/>
+                <w:szCs w:val="26"/>
+                <w:vertAlign w:val="baseline"/>
+                <w:lang w:val="en-US"/>
+              </w:rPr>
+            </w:pPr>
+            <w:r>
+              <w:rPr>
+                <w:rFonts w:hint="default" w:ascii="Times New Roman" w:hAnsi="Times New Roman" w:cs="Times New Roman"/>
+                <w:sz w:val="26"/>
+                <w:szCs w:val="26"/>
+              </w:rPr>
+              <w:t>Kết quả nmap -sn</w:t>
+            </w:r>
           </w:p>
         </w:tc>
       </w:tr>
@@ -2189,7 +2404,7 @@
                     </pic:cNvPicPr>
                   </pic:nvPicPr>
                   <pic:blipFill>
-                    <a:blip r:embed="rId10"/>
+                    <a:blip r:embed="rId11"/>
                     <a:stretch>
                       <a:fillRect/>
                     </a:stretch>
@@ -2283,7 +2498,7 @@
                     </pic:cNvPicPr>
                   </pic:nvPicPr>
                   <pic:blipFill>
-                    <a:blip r:embed="rId11"/>
+                    <a:blip r:embed="rId12"/>
                     <a:stretch>
                       <a:fillRect/>
                     </a:stretch>
@@ -2307,6 +2522,17 @@
           </wp:inline>
         </w:drawing>
       </w:r>
+    </w:p>
+    <w:p>
+      <w:pPr>
+        <w:numPr>
+          <w:numId w:val="0"/>
+        </w:numPr>
+        <w:rPr>
+          <w:rFonts w:hint="default"/>
+          <w:lang w:val="en-US"/>
+        </w:rPr>
+      </w:pPr>
     </w:p>
     <w:p>
       <w:pPr>
@@ -2486,6 +2712,10 @@
             <w:insideH w:val="single" w:color="auto" w:sz="4" w:space="0"/>
             <w:insideV w:val="single" w:color="auto" w:sz="4" w:space="0"/>
           </w:tblBorders>
+          <w:tblCellMar>
+            <w:left w:w="108" w:type="dxa"/>
+            <w:right w:w="108" w:type="dxa"/>
+          </w:tblCellMar>
         </w:tblPrEx>
         <w:tc>
           <w:tcPr>
@@ -2519,27 +2749,24 @@
         <w:tc>
           <w:tcPr>
             <w:tcW w:w="2130" w:type="dxa"/>
-          </w:tcPr>
-          <w:p>
-            <w:pPr>
-              <w:numPr>
-                <w:numId w:val="0"/>
-              </w:numPr>
-              <w:rPr>
-                <w:rFonts w:hint="default" w:ascii="Times New Roman" w:hAnsi="Times New Roman" w:cs="Times New Roman"/>
-                <w:sz w:val="26"/>
-                <w:szCs w:val="26"/>
-                <w:vertAlign w:val="baseline"/>
-                <w:lang w:val="en-US"/>
-              </w:rPr>
-            </w:pPr>
-            <w:r>
-              <w:rPr>
-                <w:rFonts w:hint="default" w:ascii="Times New Roman" w:hAnsi="Times New Roman" w:cs="Times New Roman"/>
-                <w:sz w:val="26"/>
-                <w:szCs w:val="26"/>
-                <w:vertAlign w:val="baseline"/>
-                <w:lang w:val="en-US"/>
+            <w:vAlign w:val="top"/>
+          </w:tcPr>
+          <w:p>
+            <w:pPr>
+              <w:spacing w:after="0" w:line="240" w:lineRule="auto"/>
+              <w:rPr>
+                <w:rFonts w:hint="default" w:ascii="Times New Roman" w:hAnsi="Times New Roman" w:cs="Times New Roman"/>
+                <w:sz w:val="26"/>
+                <w:szCs w:val="26"/>
+                <w:vertAlign w:val="baseline"/>
+                <w:lang w:val="en-US"/>
+              </w:rPr>
+            </w:pPr>
+            <w:r>
+              <w:rPr>
+                <w:rFonts w:hint="default" w:ascii="Times New Roman" w:hAnsi="Times New Roman" w:cs="Times New Roman"/>
+                <w:sz w:val="26"/>
+                <w:szCs w:val="26"/>
               </w:rPr>
               <w:t>23</w:t>
             </w:r>
@@ -2548,27 +2775,24 @@
         <w:tc>
           <w:tcPr>
             <w:tcW w:w="2131" w:type="dxa"/>
-          </w:tcPr>
-          <w:p>
-            <w:pPr>
-              <w:numPr>
-                <w:numId w:val="0"/>
-              </w:numPr>
-              <w:rPr>
-                <w:rFonts w:hint="default" w:ascii="Times New Roman" w:hAnsi="Times New Roman" w:cs="Times New Roman"/>
-                <w:sz w:val="26"/>
-                <w:szCs w:val="26"/>
-                <w:vertAlign w:val="baseline"/>
-                <w:lang w:val="en-US"/>
-              </w:rPr>
-            </w:pPr>
-            <w:r>
-              <w:rPr>
-                <w:rFonts w:hint="default" w:ascii="Times New Roman" w:hAnsi="Times New Roman" w:cs="Times New Roman"/>
-                <w:sz w:val="26"/>
-                <w:szCs w:val="26"/>
-                <w:vertAlign w:val="baseline"/>
-                <w:lang w:val="en-US"/>
+            <w:vAlign w:val="top"/>
+          </w:tcPr>
+          <w:p>
+            <w:pPr>
+              <w:spacing w:after="0" w:line="240" w:lineRule="auto"/>
+              <w:rPr>
+                <w:rFonts w:hint="default" w:ascii="Times New Roman" w:hAnsi="Times New Roman" w:cs="Times New Roman"/>
+                <w:sz w:val="26"/>
+                <w:szCs w:val="26"/>
+                <w:vertAlign w:val="baseline"/>
+                <w:lang w:val="en-US"/>
+              </w:rPr>
+            </w:pPr>
+            <w:r>
+              <w:rPr>
+                <w:rFonts w:hint="default" w:ascii="Times New Roman" w:hAnsi="Times New Roman" w:cs="Times New Roman"/>
+                <w:sz w:val="26"/>
+                <w:szCs w:val="26"/>
               </w:rPr>
               <w:t>23</w:t>
             </w:r>
@@ -2577,20 +2801,27 @@
         <w:tc>
           <w:tcPr>
             <w:tcW w:w="2131" w:type="dxa"/>
-          </w:tcPr>
-          <w:p>
-            <w:pPr>
-              <w:numPr>
-                <w:numId w:val="0"/>
-              </w:numPr>
-              <w:rPr>
-                <w:rFonts w:hint="default" w:ascii="Times New Roman" w:hAnsi="Times New Roman" w:cs="Times New Roman"/>
-                <w:sz w:val="26"/>
-                <w:szCs w:val="26"/>
-                <w:vertAlign w:val="baseline"/>
-                <w:lang w:val="en-US"/>
-              </w:rPr>
-            </w:pPr>
+            <w:vAlign w:val="top"/>
+          </w:tcPr>
+          <w:p>
+            <w:pPr>
+              <w:spacing w:after="0" w:line="240" w:lineRule="auto"/>
+              <w:rPr>
+                <w:rFonts w:hint="default" w:ascii="Times New Roman" w:hAnsi="Times New Roman" w:cs="Times New Roman"/>
+                <w:sz w:val="26"/>
+                <w:szCs w:val="26"/>
+                <w:vertAlign w:val="baseline"/>
+                <w:lang w:val="en-US"/>
+              </w:rPr>
+            </w:pPr>
+            <w:r>
+              <w:rPr>
+                <w:rFonts w:hint="default" w:ascii="Times New Roman" w:hAnsi="Times New Roman" w:cs="Times New Roman"/>
+                <w:sz w:val="26"/>
+                <w:szCs w:val="26"/>
+              </w:rPr>
+              <w:t>Hai kỹ thuật phát hiện cùng 23 cổng mở trên Metasploitable 2.</w:t>
+            </w:r>
           </w:p>
         </w:tc>
       </w:tr>
@@ -2641,27 +2872,24 @@
         <w:tc>
           <w:tcPr>
             <w:tcW w:w="2130" w:type="dxa"/>
-          </w:tcPr>
-          <w:p>
-            <w:pPr>
-              <w:numPr>
-                <w:numId w:val="0"/>
-              </w:numPr>
-              <w:rPr>
-                <w:rFonts w:hint="default" w:ascii="Times New Roman" w:hAnsi="Times New Roman" w:cs="Times New Roman"/>
-                <w:sz w:val="26"/>
-                <w:szCs w:val="26"/>
-                <w:vertAlign w:val="baseline"/>
-                <w:lang w:val="en-US"/>
-              </w:rPr>
-            </w:pPr>
-            <w:r>
-              <w:rPr>
-                <w:rFonts w:hint="default" w:ascii="Times New Roman" w:hAnsi="Times New Roman" w:cs="Times New Roman"/>
-                <w:sz w:val="26"/>
-                <w:szCs w:val="26"/>
-                <w:vertAlign w:val="baseline"/>
-                <w:lang w:val="en-US"/>
+            <w:vAlign w:val="top"/>
+          </w:tcPr>
+          <w:p>
+            <w:pPr>
+              <w:spacing w:after="0" w:line="240" w:lineRule="auto"/>
+              <w:rPr>
+                <w:rFonts w:hint="default" w:ascii="Times New Roman" w:hAnsi="Times New Roman" w:cs="Times New Roman"/>
+                <w:sz w:val="26"/>
+                <w:szCs w:val="26"/>
+                <w:vertAlign w:val="baseline"/>
+                <w:lang w:val="en-US"/>
+              </w:rPr>
+            </w:pPr>
+            <w:r>
+              <w:rPr>
+                <w:rFonts w:hint="default" w:ascii="Times New Roman" w:hAnsi="Times New Roman" w:cs="Times New Roman"/>
+                <w:sz w:val="26"/>
+                <w:szCs w:val="26"/>
               </w:rPr>
               <w:t>977</w:t>
             </w:r>
@@ -2670,27 +2898,24 @@
         <w:tc>
           <w:tcPr>
             <w:tcW w:w="2131" w:type="dxa"/>
-          </w:tcPr>
-          <w:p>
-            <w:pPr>
-              <w:numPr>
-                <w:numId w:val="0"/>
-              </w:numPr>
-              <w:rPr>
-                <w:rFonts w:hint="default" w:ascii="Times New Roman" w:hAnsi="Times New Roman" w:cs="Times New Roman"/>
-                <w:sz w:val="26"/>
-                <w:szCs w:val="26"/>
-                <w:vertAlign w:val="baseline"/>
-                <w:lang w:val="en-US"/>
-              </w:rPr>
-            </w:pPr>
-            <w:r>
-              <w:rPr>
-                <w:rFonts w:hint="default" w:ascii="Times New Roman" w:hAnsi="Times New Roman" w:cs="Times New Roman"/>
-                <w:sz w:val="26"/>
-                <w:szCs w:val="26"/>
-                <w:vertAlign w:val="baseline"/>
-                <w:lang w:val="en-US"/>
+            <w:vAlign w:val="top"/>
+          </w:tcPr>
+          <w:p>
+            <w:pPr>
+              <w:spacing w:after="0" w:line="240" w:lineRule="auto"/>
+              <w:rPr>
+                <w:rFonts w:hint="default" w:ascii="Times New Roman" w:hAnsi="Times New Roman" w:cs="Times New Roman"/>
+                <w:sz w:val="26"/>
+                <w:szCs w:val="26"/>
+                <w:vertAlign w:val="baseline"/>
+                <w:lang w:val="en-US"/>
+              </w:rPr>
+            </w:pPr>
+            <w:r>
+              <w:rPr>
+                <w:rFonts w:hint="default" w:ascii="Times New Roman" w:hAnsi="Times New Roman" w:cs="Times New Roman"/>
+                <w:sz w:val="26"/>
+                <w:szCs w:val="26"/>
               </w:rPr>
               <w:t>977</w:t>
             </w:r>
@@ -2699,20 +2924,27 @@
         <w:tc>
           <w:tcPr>
             <w:tcW w:w="2131" w:type="dxa"/>
-          </w:tcPr>
-          <w:p>
-            <w:pPr>
-              <w:numPr>
-                <w:numId w:val="0"/>
-              </w:numPr>
-              <w:rPr>
-                <w:rFonts w:hint="default" w:ascii="Times New Roman" w:hAnsi="Times New Roman" w:cs="Times New Roman"/>
-                <w:sz w:val="26"/>
-                <w:szCs w:val="26"/>
-                <w:vertAlign w:val="baseline"/>
-                <w:lang w:val="en-US"/>
-              </w:rPr>
-            </w:pPr>
+            <w:vAlign w:val="top"/>
+          </w:tcPr>
+          <w:p>
+            <w:pPr>
+              <w:spacing w:after="0" w:line="240" w:lineRule="auto"/>
+              <w:rPr>
+                <w:rFonts w:hint="default" w:ascii="Times New Roman" w:hAnsi="Times New Roman" w:cs="Times New Roman"/>
+                <w:sz w:val="26"/>
+                <w:szCs w:val="26"/>
+                <w:vertAlign w:val="baseline"/>
+                <w:lang w:val="en-US"/>
+              </w:rPr>
+            </w:pPr>
+            <w:r>
+              <w:rPr>
+                <w:rFonts w:hint="default" w:ascii="Times New Roman" w:hAnsi="Times New Roman" w:cs="Times New Roman"/>
+                <w:sz w:val="26"/>
+                <w:szCs w:val="26"/>
+              </w:rPr>
+              <w:t>Kết quả giống nhau: 977 cổng đóng trong 1000 cổng mặc định.</w:t>
+            </w:r>
           </w:p>
         </w:tc>
       </w:tr>
@@ -2763,27 +2995,24 @@
         <w:tc>
           <w:tcPr>
             <w:tcW w:w="2130" w:type="dxa"/>
-          </w:tcPr>
-          <w:p>
-            <w:pPr>
-              <w:numPr>
-                <w:numId w:val="0"/>
-              </w:numPr>
-              <w:rPr>
-                <w:rFonts w:hint="default" w:ascii="Times New Roman" w:hAnsi="Times New Roman" w:cs="Times New Roman"/>
-                <w:sz w:val="26"/>
-                <w:szCs w:val="26"/>
-                <w:vertAlign w:val="baseline"/>
-                <w:lang w:val="en-US"/>
-              </w:rPr>
-            </w:pPr>
-            <w:r>
-              <w:rPr>
-                <w:rFonts w:hint="default" w:ascii="Times New Roman" w:hAnsi="Times New Roman" w:cs="Times New Roman"/>
-                <w:sz w:val="26"/>
-                <w:szCs w:val="26"/>
-                <w:vertAlign w:val="baseline"/>
-                <w:lang w:val="en-US"/>
+            <w:vAlign w:val="top"/>
+          </w:tcPr>
+          <w:p>
+            <w:pPr>
+              <w:spacing w:after="0" w:line="240" w:lineRule="auto"/>
+              <w:rPr>
+                <w:rFonts w:hint="default" w:ascii="Times New Roman" w:hAnsi="Times New Roman" w:cs="Times New Roman"/>
+                <w:sz w:val="26"/>
+                <w:szCs w:val="26"/>
+                <w:vertAlign w:val="baseline"/>
+                <w:lang w:val="en-US"/>
+              </w:rPr>
+            </w:pPr>
+            <w:r>
+              <w:rPr>
+                <w:rFonts w:hint="default" w:ascii="Times New Roman" w:hAnsi="Times New Roman" w:cs="Times New Roman"/>
+                <w:sz w:val="26"/>
+                <w:szCs w:val="26"/>
               </w:rPr>
               <w:t>0</w:t>
             </w:r>
@@ -2792,27 +3021,24 @@
         <w:tc>
           <w:tcPr>
             <w:tcW w:w="2131" w:type="dxa"/>
-          </w:tcPr>
-          <w:p>
-            <w:pPr>
-              <w:numPr>
-                <w:numId w:val="0"/>
-              </w:numPr>
-              <w:rPr>
-                <w:rFonts w:hint="default" w:ascii="Times New Roman" w:hAnsi="Times New Roman" w:cs="Times New Roman"/>
-                <w:sz w:val="26"/>
-                <w:szCs w:val="26"/>
-                <w:vertAlign w:val="baseline"/>
-                <w:lang w:val="en-US"/>
-              </w:rPr>
-            </w:pPr>
-            <w:r>
-              <w:rPr>
-                <w:rFonts w:hint="default" w:ascii="Times New Roman" w:hAnsi="Times New Roman" w:cs="Times New Roman"/>
-                <w:sz w:val="26"/>
-                <w:szCs w:val="26"/>
-                <w:vertAlign w:val="baseline"/>
-                <w:lang w:val="en-US"/>
+            <w:vAlign w:val="top"/>
+          </w:tcPr>
+          <w:p>
+            <w:pPr>
+              <w:spacing w:after="0" w:line="240" w:lineRule="auto"/>
+              <w:rPr>
+                <w:rFonts w:hint="default" w:ascii="Times New Roman" w:hAnsi="Times New Roman" w:cs="Times New Roman"/>
+                <w:sz w:val="26"/>
+                <w:szCs w:val="26"/>
+                <w:vertAlign w:val="baseline"/>
+                <w:lang w:val="en-US"/>
+              </w:rPr>
+            </w:pPr>
+            <w:r>
+              <w:rPr>
+                <w:rFonts w:hint="default" w:ascii="Times New Roman" w:hAnsi="Times New Roman" w:cs="Times New Roman"/>
+                <w:sz w:val="26"/>
+                <w:szCs w:val="26"/>
               </w:rPr>
               <w:t>0</w:t>
             </w:r>
@@ -2821,20 +3047,27 @@
         <w:tc>
           <w:tcPr>
             <w:tcW w:w="2131" w:type="dxa"/>
-          </w:tcPr>
-          <w:p>
-            <w:pPr>
-              <w:numPr>
-                <w:numId w:val="0"/>
-              </w:numPr>
-              <w:rPr>
-                <w:rFonts w:hint="default" w:ascii="Times New Roman" w:hAnsi="Times New Roman" w:cs="Times New Roman"/>
-                <w:sz w:val="26"/>
-                <w:szCs w:val="26"/>
-                <w:vertAlign w:val="baseline"/>
-                <w:lang w:val="en-US"/>
-              </w:rPr>
-            </w:pPr>
+            <w:vAlign w:val="top"/>
+          </w:tcPr>
+          <w:p>
+            <w:pPr>
+              <w:spacing w:after="0" w:line="240" w:lineRule="auto"/>
+              <w:rPr>
+                <w:rFonts w:hint="default" w:ascii="Times New Roman" w:hAnsi="Times New Roman" w:cs="Times New Roman"/>
+                <w:sz w:val="26"/>
+                <w:szCs w:val="26"/>
+                <w:vertAlign w:val="baseline"/>
+                <w:lang w:val="en-US"/>
+              </w:rPr>
+            </w:pPr>
+            <w:r>
+              <w:rPr>
+                <w:rFonts w:hint="default" w:ascii="Times New Roman" w:hAnsi="Times New Roman" w:cs="Times New Roman"/>
+                <w:sz w:val="26"/>
+                <w:szCs w:val="26"/>
+              </w:rPr>
+              <w:t>Không phát hiện cổng filtered trong lần quét này.</w:t>
+            </w:r>
           </w:p>
         </w:tc>
       </w:tr>
@@ -2885,78 +3118,79 @@
         <w:tc>
           <w:tcPr>
             <w:tcW w:w="2130" w:type="dxa"/>
-          </w:tcPr>
-          <w:p>
-            <w:pPr>
-              <w:numPr>
-                <w:numId w:val="0"/>
-              </w:numPr>
-              <w:rPr>
-                <w:rFonts w:hint="default" w:ascii="Times New Roman" w:hAnsi="Times New Roman" w:cs="Times New Roman"/>
-                <w:sz w:val="26"/>
-                <w:szCs w:val="26"/>
-                <w:vertAlign w:val="baseline"/>
-                <w:lang w:val="en-US"/>
-              </w:rPr>
-            </w:pPr>
-            <w:r>
-              <w:rPr>
-                <w:rFonts w:hint="default" w:ascii="Times New Roman" w:hAnsi="Times New Roman" w:cs="Times New Roman"/>
-                <w:sz w:val="26"/>
-                <w:szCs w:val="26"/>
-                <w:vertAlign w:val="baseline"/>
-                <w:lang w:val="en-US"/>
-              </w:rPr>
-              <w:t>5,39s</w:t>
+            <w:vAlign w:val="top"/>
+          </w:tcPr>
+          <w:p>
+            <w:pPr>
+              <w:spacing w:after="0" w:line="240" w:lineRule="auto"/>
+              <w:rPr>
+                <w:rFonts w:hint="default" w:ascii="Times New Roman" w:hAnsi="Times New Roman" w:cs="Times New Roman"/>
+                <w:sz w:val="26"/>
+                <w:szCs w:val="26"/>
+                <w:vertAlign w:val="baseline"/>
+                <w:lang w:val="en-US"/>
+              </w:rPr>
+            </w:pPr>
+            <w:r>
+              <w:rPr>
+                <w:rFonts w:hint="default" w:ascii="Times New Roman" w:hAnsi="Times New Roman" w:cs="Times New Roman"/>
+                <w:sz w:val="26"/>
+                <w:szCs w:val="26"/>
+              </w:rPr>
+              <w:t>5,39 s</w:t>
             </w:r>
           </w:p>
         </w:tc>
         <w:tc>
           <w:tcPr>
             <w:tcW w:w="2131" w:type="dxa"/>
-          </w:tcPr>
-          <w:p>
-            <w:pPr>
-              <w:numPr>
-                <w:numId w:val="0"/>
-              </w:numPr>
-              <w:rPr>
-                <w:rFonts w:hint="default" w:ascii="Times New Roman" w:hAnsi="Times New Roman" w:cs="Times New Roman"/>
-                <w:sz w:val="26"/>
-                <w:szCs w:val="26"/>
-                <w:vertAlign w:val="baseline"/>
-                <w:lang w:val="en-US"/>
-              </w:rPr>
-            </w:pPr>
-            <w:r>
-              <w:rPr>
-                <w:rFonts w:hint="default" w:ascii="Times New Roman" w:hAnsi="Times New Roman" w:cs="Times New Roman"/>
-                <w:sz w:val="26"/>
-                <w:szCs w:val="26"/>
-                <w:vertAlign w:val="baseline"/>
-                <w:lang w:val="en-US"/>
-              </w:rPr>
-              <w:t>4,99s</w:t>
+            <w:vAlign w:val="top"/>
+          </w:tcPr>
+          <w:p>
+            <w:pPr>
+              <w:spacing w:after="0" w:line="240" w:lineRule="auto"/>
+              <w:rPr>
+                <w:rFonts w:hint="default" w:ascii="Times New Roman" w:hAnsi="Times New Roman" w:cs="Times New Roman"/>
+                <w:sz w:val="26"/>
+                <w:szCs w:val="26"/>
+                <w:vertAlign w:val="baseline"/>
+                <w:lang w:val="en-US"/>
+              </w:rPr>
+            </w:pPr>
+            <w:r>
+              <w:rPr>
+                <w:rFonts w:hint="default" w:ascii="Times New Roman" w:hAnsi="Times New Roman" w:cs="Times New Roman"/>
+                <w:sz w:val="26"/>
+                <w:szCs w:val="26"/>
+              </w:rPr>
+              <w:t>4,99 s</w:t>
             </w:r>
           </w:p>
         </w:tc>
         <w:tc>
           <w:tcPr>
             <w:tcW w:w="2131" w:type="dxa"/>
-          </w:tcPr>
-          <w:p>
-            <w:pPr>
-              <w:numPr>
-                <w:numId w:val="0"/>
-              </w:numPr>
-              <w:rPr>
-                <w:rFonts w:hint="default" w:ascii="Times New Roman" w:hAnsi="Times New Roman" w:cs="Times New Roman"/>
-                <w:sz w:val="26"/>
-                <w:szCs w:val="26"/>
-                <w:vertAlign w:val="baseline"/>
-                <w:lang w:val="en-US"/>
-              </w:rPr>
-            </w:pPr>
+            <w:vAlign w:val="top"/>
+          </w:tcPr>
+          <w:p>
+            <w:pPr>
+              <w:spacing w:after="0" w:line="240" w:lineRule="auto"/>
+              <w:rPr>
+                <w:rFonts w:hint="default" w:ascii="Times New Roman" w:hAnsi="Times New Roman" w:cs="Times New Roman"/>
+                <w:sz w:val="26"/>
+                <w:szCs w:val="26"/>
+                <w:vertAlign w:val="baseline"/>
+                <w:lang w:val="en-US"/>
+              </w:rPr>
+            </w:pPr>
+            <w:r>
+              <w:rPr>
+                <w:rFonts w:hint="default" w:ascii="Times New Roman" w:hAnsi="Times New Roman" w:cs="Times New Roman"/>
+                <w:sz w:val="26"/>
+                <w:szCs w:val="26"/>
+              </w:rPr>
+              <w:t>Trong lần đo này -sS nhanh hơn nhẹ; thời gian có thể thay đổi giữa các lần quét.</w:t>
+            </w:r>
           </w:p>
         </w:tc>
       </w:tr>
@@ -2970,6 +3204,10 @@
             <w:insideH w:val="single" w:color="auto" w:sz="4" w:space="0"/>
             <w:insideV w:val="single" w:color="auto" w:sz="4" w:space="0"/>
           </w:tblBorders>
+          <w:tblCellMar>
+            <w:left w:w="108" w:type="dxa"/>
+            <w:right w:w="108" w:type="dxa"/>
+          </w:tblCellMar>
         </w:tblPrEx>
         <w:tc>
           <w:tcPr>
@@ -3003,27 +3241,24 @@
         <w:tc>
           <w:tcPr>
             <w:tcW w:w="2130" w:type="dxa"/>
-          </w:tcPr>
-          <w:p>
-            <w:pPr>
-              <w:numPr>
-                <w:numId w:val="0"/>
-              </w:numPr>
-              <w:rPr>
-                <w:rFonts w:hint="default" w:ascii="Times New Roman" w:hAnsi="Times New Roman" w:cs="Times New Roman"/>
-                <w:sz w:val="26"/>
-                <w:szCs w:val="26"/>
-                <w:vertAlign w:val="baseline"/>
-                <w:lang w:val="en-US"/>
-              </w:rPr>
-            </w:pPr>
-            <w:r>
-              <w:rPr>
-                <w:rFonts w:hint="default" w:ascii="Times New Roman" w:hAnsi="Times New Roman" w:cs="Times New Roman"/>
-                <w:sz w:val="26"/>
-                <w:szCs w:val="26"/>
-                <w:vertAlign w:val="baseline"/>
-                <w:lang w:val="en-US"/>
+            <w:vAlign w:val="top"/>
+          </w:tcPr>
+          <w:p>
+            <w:pPr>
+              <w:spacing w:after="0" w:line="240" w:lineRule="auto"/>
+              <w:rPr>
+                <w:rFonts w:hint="default" w:ascii="Times New Roman" w:hAnsi="Times New Roman" w:cs="Times New Roman"/>
+                <w:sz w:val="26"/>
+                <w:szCs w:val="26"/>
+                <w:vertAlign w:val="baseline"/>
+                <w:lang w:val="en-US"/>
+              </w:rPr>
+            </w:pPr>
+            <w:r>
+              <w:rPr>
+                <w:rFonts w:hint="default" w:ascii="Times New Roman" w:hAnsi="Times New Roman" w:cs="Times New Roman"/>
+                <w:sz w:val="26"/>
+                <w:szCs w:val="26"/>
               </w:rPr>
               <w:t>Không cần</w:t>
             </w:r>
@@ -3032,49 +3267,53 @@
         <w:tc>
           <w:tcPr>
             <w:tcW w:w="2131" w:type="dxa"/>
-          </w:tcPr>
-          <w:p>
-            <w:pPr>
-              <w:numPr>
-                <w:numId w:val="0"/>
-              </w:numPr>
-              <w:rPr>
-                <w:rFonts w:hint="default" w:ascii="Times New Roman" w:hAnsi="Times New Roman" w:cs="Times New Roman"/>
-                <w:sz w:val="26"/>
-                <w:szCs w:val="26"/>
-                <w:vertAlign w:val="baseline"/>
-                <w:lang w:val="en-US"/>
-              </w:rPr>
-            </w:pPr>
-            <w:r>
-              <w:rPr>
-                <w:rFonts w:hint="default" w:ascii="Times New Roman" w:hAnsi="Times New Roman" w:cs="Times New Roman"/>
-                <w:sz w:val="26"/>
-                <w:szCs w:val="26"/>
-                <w:vertAlign w:val="baseline"/>
-                <w:lang w:val="en-US"/>
-              </w:rPr>
-              <w:t>Không cần</w:t>
+            <w:vAlign w:val="top"/>
+          </w:tcPr>
+          <w:p>
+            <w:pPr>
+              <w:spacing w:after="0" w:line="240" w:lineRule="auto"/>
+              <w:rPr>
+                <w:rFonts w:hint="default" w:ascii="Times New Roman" w:hAnsi="Times New Roman" w:cs="Times New Roman"/>
+                <w:sz w:val="26"/>
+                <w:szCs w:val="26"/>
+                <w:vertAlign w:val="baseline"/>
+                <w:lang w:val="en-US"/>
+              </w:rPr>
+            </w:pPr>
+            <w:r>
+              <w:rPr>
+                <w:rFonts w:hint="default" w:ascii="Times New Roman" w:hAnsi="Times New Roman" w:cs="Times New Roman"/>
+                <w:sz w:val="26"/>
+                <w:szCs w:val="26"/>
+              </w:rPr>
+              <w:t>Không cần trong lần chạy này</w:t>
             </w:r>
           </w:p>
         </w:tc>
         <w:tc>
           <w:tcPr>
             <w:tcW w:w="2131" w:type="dxa"/>
-          </w:tcPr>
-          <w:p>
-            <w:pPr>
-              <w:numPr>
-                <w:numId w:val="0"/>
-              </w:numPr>
-              <w:rPr>
-                <w:rFonts w:hint="default" w:ascii="Times New Roman" w:hAnsi="Times New Roman" w:cs="Times New Roman"/>
-                <w:sz w:val="26"/>
-                <w:szCs w:val="26"/>
-                <w:vertAlign w:val="baseline"/>
-                <w:lang w:val="en-US"/>
-              </w:rPr>
-            </w:pPr>
+            <w:vAlign w:val="top"/>
+          </w:tcPr>
+          <w:p>
+            <w:pPr>
+              <w:spacing w:after="0" w:line="240" w:lineRule="auto"/>
+              <w:rPr>
+                <w:rFonts w:hint="default" w:ascii="Times New Roman" w:hAnsi="Times New Roman" w:cs="Times New Roman"/>
+                <w:sz w:val="26"/>
+                <w:szCs w:val="26"/>
+                <w:vertAlign w:val="baseline"/>
+                <w:lang w:val="en-US"/>
+              </w:rPr>
+            </w:pPr>
+            <w:r>
+              <w:rPr>
+                <w:rFonts w:hint="default" w:ascii="Times New Roman" w:hAnsi="Times New Roman" w:cs="Times New Roman"/>
+                <w:sz w:val="26"/>
+                <w:szCs w:val="26"/>
+              </w:rPr>
+              <w:t>-sT dùng kết nối TCP của hệ điều hành. -sS thường cần raw-packet privilege; môi trường Kali/Nmap hiện tại của bài đã cho phép lệnh chạy. Không nên kết luận chung rằng -sS luôn không cần quyền cao.</w:t>
+            </w:r>
           </w:p>
         </w:tc>
       </w:tr>
@@ -3138,7 +3377,7 @@
                     </pic:cNvPicPr>
                   </pic:nvPicPr>
                   <pic:blipFill>
-                    <a:blip r:embed="rId12"/>
+                    <a:blip r:embed="rId13"/>
                     <a:stretch>
                       <a:fillRect/>
                     </a:stretch>
@@ -3189,7 +3428,7 @@
                     </pic:cNvPicPr>
                   </pic:nvPicPr>
                   <pic:blipFill>
-                    <a:blip r:embed="rId13"/>
+                    <a:blip r:embed="rId14"/>
                     <a:stretch>
                       <a:fillRect/>
                     </a:stretch>
@@ -3240,7 +3479,7 @@
                     </pic:cNvPicPr>
                   </pic:nvPicPr>
                   <pic:blipFill>
-                    <a:blip r:embed="rId14"/>
+                    <a:blip r:embed="rId15"/>
                     <a:stretch>
                       <a:fillRect/>
                     </a:stretch>
@@ -3275,6 +3514,42 @@
     </w:p>
     <w:p>
       <w:pPr>
+        <w:rPr>
+          <w:rFonts w:hint="default" w:ascii="Times New Roman" w:hAnsi="Times New Roman" w:cs="Times New Roman"/>
+          <w:sz w:val="26"/>
+          <w:szCs w:val="26"/>
+        </w:rPr>
+      </w:pPr>
+      <w:r>
+        <w:rPr>
+          <w:rFonts w:hint="default"/>
+          <w:lang w:val="en-US"/>
+        </w:rPr>
+        <w:t xml:space="preserve">=&gt;  </w:t>
+      </w:r>
+      <w:r>
+        <w:rPr>
+          <w:rFonts w:hint="default" w:ascii="Times New Roman" w:hAnsi="Times New Roman" w:cs="Times New Roman"/>
+          <w:sz w:val="26"/>
+          <w:szCs w:val="26"/>
+        </w:rPr>
+        <w:t>Ba lần quét cho kết quả các cổng dịch vụ của Metasploitable 2 ở trạng thái open|filtered. Không được hiểu open|filtered là open. Trạng thái này cho biết Nmap không thể phân biệt cổng thực sự mở với trường hợp bộ lọc làm gói tin không nhận được phản hồi. Kết quả phụ thuộc vào TCP/IP stack và cơ chế lọc của máy đích.</w:t>
+      </w:r>
+    </w:p>
+    <w:p>
+      <w:pPr>
+        <w:numPr>
+          <w:numId w:val="0"/>
+        </w:numPr>
+        <w:ind w:leftChars="0"/>
+        <w:rPr>
+          <w:rFonts w:hint="default"/>
+          <w:lang w:val="en-US"/>
+        </w:rPr>
+      </w:pPr>
+    </w:p>
+    <w:p>
+      <w:pPr>
         <w:numPr>
           <w:numId w:val="0"/>
         </w:numPr>
@@ -3322,7 +3597,7 @@
                     </pic:cNvPicPr>
                   </pic:nvPicPr>
                   <pic:blipFill>
-                    <a:blip r:embed="rId15"/>
+                    <a:blip r:embed="rId16"/>
                     <a:stretch>
                       <a:fillRect/>
                     </a:stretch>
@@ -3349,6 +3624,42 @@
     </w:p>
     <w:p>
       <w:pPr>
+        <w:rPr>
+          <w:rFonts w:hint="default" w:ascii="Times New Roman" w:hAnsi="Times New Roman" w:cs="Times New Roman"/>
+          <w:sz w:val="26"/>
+          <w:szCs w:val="26"/>
+        </w:rPr>
+      </w:pPr>
+      <w:r>
+        <w:rPr>
+          <w:rFonts w:hint="default"/>
+          <w:lang w:val="en-US"/>
+        </w:rPr>
+        <w:t xml:space="preserve">=&gt; </w:t>
+      </w:r>
+      <w:r>
+        <w:rPr>
+          <w:rFonts w:hint="default" w:ascii="Times New Roman" w:hAnsi="Times New Roman" w:cs="Times New Roman"/>
+          <w:sz w:val="26"/>
+          <w:szCs w:val="26"/>
+        </w:rPr>
+        <w:t>ACK scan cho thấy 1000 cổng ở trạng thái unfiltered/ignored trong output. ACK scan chủ yếu dùng để khảo sát chính sách lọc và phân biệt filtered với unfiltered, không dùng để khẳng định cổng open. So với SYN scan, SYN scan xác định được 23 cổng open còn ACK scan cho biết các gói ACK không bị lọc theo cách Nmap kiểm tra.</w:t>
+      </w:r>
+    </w:p>
+    <w:p>
+      <w:pPr>
+        <w:numPr>
+          <w:numId w:val="0"/>
+        </w:numPr>
+        <w:ind w:leftChars="0"/>
+        <w:rPr>
+          <w:rFonts w:hint="default"/>
+          <w:lang w:val="en-US"/>
+        </w:rPr>
+      </w:pPr>
+    </w:p>
+    <w:p>
+      <w:pPr>
         <w:numPr>
           <w:numId w:val="0"/>
         </w:numPr>
@@ -3407,7 +3718,7 @@
                     </pic:cNvPicPr>
                   </pic:nvPicPr>
                   <pic:blipFill>
-                    <a:blip r:embed="rId16"/>
+                    <a:blip r:embed="rId17"/>
                     <a:stretch>
                       <a:fillRect/>
                     </a:stretch>
@@ -3611,81 +3922,105 @@
         <w:tc>
           <w:tcPr>
             <w:tcW w:w="2130" w:type="dxa"/>
-          </w:tcPr>
-          <w:p>
-            <w:pPr>
-              <w:numPr>
-                <w:ilvl w:val="0"/>
-                <w:numId w:val="0"/>
-              </w:numPr>
-              <w:rPr>
-                <w:rFonts w:hint="default" w:ascii="Times New Roman" w:hAnsi="Times New Roman" w:cs="Times New Roman"/>
-                <w:sz w:val="26"/>
-                <w:szCs w:val="26"/>
-                <w:vertAlign w:val="baseline"/>
-                <w:lang w:val="en-US"/>
-              </w:rPr>
-            </w:pPr>
+            <w:vAlign w:val="top"/>
+          </w:tcPr>
+          <w:p>
+            <w:pPr>
+              <w:spacing w:after="0" w:line="240" w:lineRule="auto"/>
+              <w:rPr>
+                <w:rFonts w:hint="default" w:ascii="Times New Roman" w:hAnsi="Times New Roman" w:cs="Times New Roman"/>
+                <w:sz w:val="26"/>
+                <w:szCs w:val="26"/>
+                <w:vertAlign w:val="baseline"/>
+                <w:lang w:val="en-US"/>
+              </w:rPr>
+            </w:pPr>
+            <w:r>
+              <w:rPr>
+                <w:rFonts w:hint="default" w:ascii="Times New Roman" w:hAnsi="Times New Roman" w:cs="Times New Roman"/>
+                <w:sz w:val="26"/>
+                <w:szCs w:val="26"/>
+              </w:rPr>
+              <w:t>53/udp</w:t>
+            </w:r>
           </w:p>
         </w:tc>
         <w:tc>
           <w:tcPr>
             <w:tcW w:w="2130" w:type="dxa"/>
-          </w:tcPr>
-          <w:p>
-            <w:pPr>
-              <w:numPr>
-                <w:ilvl w:val="0"/>
-                <w:numId w:val="0"/>
-              </w:numPr>
-              <w:rPr>
-                <w:rFonts w:hint="default" w:ascii="Times New Roman" w:hAnsi="Times New Roman" w:cs="Times New Roman"/>
-                <w:sz w:val="26"/>
-                <w:szCs w:val="26"/>
-                <w:vertAlign w:val="baseline"/>
-                <w:lang w:val="en-US"/>
-              </w:rPr>
-            </w:pPr>
+            <w:vAlign w:val="top"/>
+          </w:tcPr>
+          <w:p>
+            <w:pPr>
+              <w:spacing w:after="0" w:line="240" w:lineRule="auto"/>
+              <w:rPr>
+                <w:rFonts w:hint="default" w:ascii="Times New Roman" w:hAnsi="Times New Roman" w:cs="Times New Roman"/>
+                <w:sz w:val="26"/>
+                <w:szCs w:val="26"/>
+                <w:vertAlign w:val="baseline"/>
+                <w:lang w:val="en-US"/>
+              </w:rPr>
+            </w:pPr>
+            <w:r>
+              <w:rPr>
+                <w:rFonts w:hint="default" w:ascii="Times New Roman" w:hAnsi="Times New Roman" w:cs="Times New Roman"/>
+                <w:sz w:val="26"/>
+                <w:szCs w:val="26"/>
+              </w:rPr>
+              <w:t>open</w:t>
+            </w:r>
           </w:p>
         </w:tc>
         <w:tc>
           <w:tcPr>
             <w:tcW w:w="2131" w:type="dxa"/>
-          </w:tcPr>
-          <w:p>
-            <w:pPr>
-              <w:numPr>
-                <w:ilvl w:val="0"/>
-                <w:numId w:val="0"/>
-              </w:numPr>
-              <w:rPr>
-                <w:rFonts w:hint="default" w:ascii="Times New Roman" w:hAnsi="Times New Roman" w:cs="Times New Roman"/>
-                <w:sz w:val="26"/>
-                <w:szCs w:val="26"/>
-                <w:vertAlign w:val="baseline"/>
-                <w:lang w:val="en-US"/>
-              </w:rPr>
-            </w:pPr>
+            <w:vAlign w:val="top"/>
+          </w:tcPr>
+          <w:p>
+            <w:pPr>
+              <w:spacing w:after="0" w:line="240" w:lineRule="auto"/>
+              <w:rPr>
+                <w:rFonts w:hint="default" w:ascii="Times New Roman" w:hAnsi="Times New Roman" w:cs="Times New Roman"/>
+                <w:sz w:val="26"/>
+                <w:szCs w:val="26"/>
+                <w:vertAlign w:val="baseline"/>
+                <w:lang w:val="en-US"/>
+              </w:rPr>
+            </w:pPr>
+            <w:r>
+              <w:rPr>
+                <w:rFonts w:hint="default" w:ascii="Times New Roman" w:hAnsi="Times New Roman" w:cs="Times New Roman"/>
+                <w:sz w:val="26"/>
+                <w:szCs w:val="26"/>
+              </w:rPr>
+              <w:t>domain</w:t>
+            </w:r>
           </w:p>
         </w:tc>
         <w:tc>
           <w:tcPr>
             <w:tcW w:w="2131" w:type="dxa"/>
-          </w:tcPr>
-          <w:p>
-            <w:pPr>
-              <w:numPr>
-                <w:ilvl w:val="0"/>
-                <w:numId w:val="0"/>
-              </w:numPr>
-              <w:rPr>
-                <w:rFonts w:hint="default" w:ascii="Times New Roman" w:hAnsi="Times New Roman" w:cs="Times New Roman"/>
-                <w:sz w:val="26"/>
-                <w:szCs w:val="26"/>
-                <w:vertAlign w:val="baseline"/>
-                <w:lang w:val="en-US"/>
-              </w:rPr>
-            </w:pPr>
+            <w:vAlign w:val="top"/>
+          </w:tcPr>
+          <w:p>
+            <w:pPr>
+              <w:spacing w:after="0" w:line="240" w:lineRule="auto"/>
+              <w:rPr>
+                <w:rFonts w:hint="default" w:ascii="Times New Roman" w:hAnsi="Times New Roman" w:cs="Times New Roman"/>
+                <w:sz w:val="26"/>
+                <w:szCs w:val="26"/>
+                <w:vertAlign w:val="baseline"/>
+                <w:lang w:val="en-US"/>
+              </w:rPr>
+            </w:pPr>
+            <w:r>
+              <w:rPr>
+                <w:rFonts w:hint="default" w:ascii="Times New Roman" w:hAnsi="Times New Roman" w:cs="Times New Roman"/>
+                <w:sz w:val="26"/>
+                <w:szCs w:val="26"/>
+              </w:rPr>
+              <w:t>Dịch vụ DNS phản hồi, Nmap xác định open.</w:t>
+            </w:r>
           </w:p>
         </w:tc>
       </w:tr>
@@ -3707,81 +4042,105 @@
         <w:tc>
           <w:tcPr>
             <w:tcW w:w="2130" w:type="dxa"/>
-          </w:tcPr>
-          <w:p>
-            <w:pPr>
-              <w:numPr>
-                <w:ilvl w:val="0"/>
-                <w:numId w:val="0"/>
-              </w:numPr>
-              <w:rPr>
-                <w:rFonts w:hint="default" w:ascii="Times New Roman" w:hAnsi="Times New Roman" w:cs="Times New Roman"/>
-                <w:sz w:val="26"/>
-                <w:szCs w:val="26"/>
-                <w:vertAlign w:val="baseline"/>
-                <w:lang w:val="en-US"/>
-              </w:rPr>
-            </w:pPr>
+            <w:vAlign w:val="top"/>
+          </w:tcPr>
+          <w:p>
+            <w:pPr>
+              <w:spacing w:after="0" w:line="240" w:lineRule="auto"/>
+              <w:rPr>
+                <w:rFonts w:hint="default" w:ascii="Times New Roman" w:hAnsi="Times New Roman" w:cs="Times New Roman"/>
+                <w:sz w:val="26"/>
+                <w:szCs w:val="26"/>
+                <w:vertAlign w:val="baseline"/>
+                <w:lang w:val="en-US"/>
+              </w:rPr>
+            </w:pPr>
+            <w:r>
+              <w:rPr>
+                <w:rFonts w:hint="default" w:ascii="Times New Roman" w:hAnsi="Times New Roman" w:cs="Times New Roman"/>
+                <w:sz w:val="26"/>
+                <w:szCs w:val="26"/>
+              </w:rPr>
+              <w:t>67/udp</w:t>
+            </w:r>
           </w:p>
         </w:tc>
         <w:tc>
           <w:tcPr>
             <w:tcW w:w="2130" w:type="dxa"/>
-          </w:tcPr>
-          <w:p>
-            <w:pPr>
-              <w:numPr>
-                <w:ilvl w:val="0"/>
-                <w:numId w:val="0"/>
-              </w:numPr>
-              <w:rPr>
-                <w:rFonts w:hint="default" w:ascii="Times New Roman" w:hAnsi="Times New Roman" w:cs="Times New Roman"/>
-                <w:sz w:val="26"/>
-                <w:szCs w:val="26"/>
-                <w:vertAlign w:val="baseline"/>
-                <w:lang w:val="en-US"/>
-              </w:rPr>
-            </w:pPr>
+            <w:vAlign w:val="top"/>
+          </w:tcPr>
+          <w:p>
+            <w:pPr>
+              <w:spacing w:after="0" w:line="240" w:lineRule="auto"/>
+              <w:rPr>
+                <w:rFonts w:hint="default" w:ascii="Times New Roman" w:hAnsi="Times New Roman" w:cs="Times New Roman"/>
+                <w:sz w:val="26"/>
+                <w:szCs w:val="26"/>
+                <w:vertAlign w:val="baseline"/>
+                <w:lang w:val="en-US"/>
+              </w:rPr>
+            </w:pPr>
+            <w:r>
+              <w:rPr>
+                <w:rFonts w:hint="default" w:ascii="Times New Roman" w:hAnsi="Times New Roman" w:cs="Times New Roman"/>
+                <w:sz w:val="26"/>
+                <w:szCs w:val="26"/>
+              </w:rPr>
+              <w:t>closed</w:t>
+            </w:r>
           </w:p>
         </w:tc>
         <w:tc>
           <w:tcPr>
             <w:tcW w:w="2131" w:type="dxa"/>
-          </w:tcPr>
-          <w:p>
-            <w:pPr>
-              <w:numPr>
-                <w:ilvl w:val="0"/>
-                <w:numId w:val="0"/>
-              </w:numPr>
-              <w:rPr>
-                <w:rFonts w:hint="default" w:ascii="Times New Roman" w:hAnsi="Times New Roman" w:cs="Times New Roman"/>
-                <w:sz w:val="26"/>
-                <w:szCs w:val="26"/>
-                <w:vertAlign w:val="baseline"/>
-                <w:lang w:val="en-US"/>
-              </w:rPr>
-            </w:pPr>
+            <w:vAlign w:val="top"/>
+          </w:tcPr>
+          <w:p>
+            <w:pPr>
+              <w:spacing w:after="0" w:line="240" w:lineRule="auto"/>
+              <w:rPr>
+                <w:rFonts w:hint="default" w:ascii="Times New Roman" w:hAnsi="Times New Roman" w:cs="Times New Roman"/>
+                <w:sz w:val="26"/>
+                <w:szCs w:val="26"/>
+                <w:vertAlign w:val="baseline"/>
+                <w:lang w:val="en-US"/>
+              </w:rPr>
+            </w:pPr>
+            <w:r>
+              <w:rPr>
+                <w:rFonts w:hint="default" w:ascii="Times New Roman" w:hAnsi="Times New Roman" w:cs="Times New Roman"/>
+                <w:sz w:val="26"/>
+                <w:szCs w:val="26"/>
+              </w:rPr>
+              <w:t>dhcps</w:t>
+            </w:r>
           </w:p>
         </w:tc>
         <w:tc>
           <w:tcPr>
             <w:tcW w:w="2131" w:type="dxa"/>
-          </w:tcPr>
-          <w:p>
-            <w:pPr>
-              <w:numPr>
-                <w:ilvl w:val="0"/>
-                <w:numId w:val="0"/>
-              </w:numPr>
-              <w:rPr>
-                <w:rFonts w:hint="default" w:ascii="Times New Roman" w:hAnsi="Times New Roman" w:cs="Times New Roman"/>
-                <w:sz w:val="26"/>
-                <w:szCs w:val="26"/>
-                <w:vertAlign w:val="baseline"/>
-                <w:lang w:val="en-US"/>
-              </w:rPr>
-            </w:pPr>
+            <w:vAlign w:val="top"/>
+          </w:tcPr>
+          <w:p>
+            <w:pPr>
+              <w:spacing w:after="0" w:line="240" w:lineRule="auto"/>
+              <w:rPr>
+                <w:rFonts w:hint="default" w:ascii="Times New Roman" w:hAnsi="Times New Roman" w:cs="Times New Roman"/>
+                <w:sz w:val="26"/>
+                <w:szCs w:val="26"/>
+                <w:vertAlign w:val="baseline"/>
+                <w:lang w:val="en-US"/>
+              </w:rPr>
+            </w:pPr>
+            <w:r>
+              <w:rPr>
+                <w:rFonts w:hint="default" w:ascii="Times New Roman" w:hAnsi="Times New Roman" w:cs="Times New Roman"/>
+                <w:sz w:val="26"/>
+                <w:szCs w:val="26"/>
+              </w:rPr>
+              <w:t>Cổng phản hồi theo kiểu closed.</w:t>
+            </w:r>
           </w:p>
         </w:tc>
       </w:tr>
@@ -3803,81 +4162,105 @@
         <w:tc>
           <w:tcPr>
             <w:tcW w:w="2130" w:type="dxa"/>
-          </w:tcPr>
-          <w:p>
-            <w:pPr>
-              <w:numPr>
-                <w:ilvl w:val="0"/>
-                <w:numId w:val="0"/>
-              </w:numPr>
-              <w:rPr>
-                <w:rFonts w:hint="default" w:ascii="Times New Roman" w:hAnsi="Times New Roman" w:cs="Times New Roman"/>
-                <w:sz w:val="26"/>
-                <w:szCs w:val="26"/>
-                <w:vertAlign w:val="baseline"/>
-                <w:lang w:val="en-US"/>
-              </w:rPr>
-            </w:pPr>
+            <w:vAlign w:val="top"/>
+          </w:tcPr>
+          <w:p>
+            <w:pPr>
+              <w:spacing w:after="0" w:line="240" w:lineRule="auto"/>
+              <w:rPr>
+                <w:rFonts w:hint="default" w:ascii="Times New Roman" w:hAnsi="Times New Roman" w:cs="Times New Roman"/>
+                <w:sz w:val="26"/>
+                <w:szCs w:val="26"/>
+                <w:vertAlign w:val="baseline"/>
+                <w:lang w:val="en-US"/>
+              </w:rPr>
+            </w:pPr>
+            <w:r>
+              <w:rPr>
+                <w:rFonts w:hint="default" w:ascii="Times New Roman" w:hAnsi="Times New Roman" w:cs="Times New Roman"/>
+                <w:sz w:val="26"/>
+                <w:szCs w:val="26"/>
+              </w:rPr>
+              <w:t>68/udp</w:t>
+            </w:r>
           </w:p>
         </w:tc>
         <w:tc>
           <w:tcPr>
             <w:tcW w:w="2130" w:type="dxa"/>
-          </w:tcPr>
-          <w:p>
-            <w:pPr>
-              <w:numPr>
-                <w:ilvl w:val="0"/>
-                <w:numId w:val="0"/>
-              </w:numPr>
-              <w:rPr>
-                <w:rFonts w:hint="default" w:ascii="Times New Roman" w:hAnsi="Times New Roman" w:cs="Times New Roman"/>
-                <w:sz w:val="26"/>
-                <w:szCs w:val="26"/>
-                <w:vertAlign w:val="baseline"/>
-                <w:lang w:val="en-US"/>
-              </w:rPr>
-            </w:pPr>
+            <w:vAlign w:val="top"/>
+          </w:tcPr>
+          <w:p>
+            <w:pPr>
+              <w:spacing w:after="0" w:line="240" w:lineRule="auto"/>
+              <w:rPr>
+                <w:rFonts w:hint="default" w:ascii="Times New Roman" w:hAnsi="Times New Roman" w:cs="Times New Roman"/>
+                <w:sz w:val="26"/>
+                <w:szCs w:val="26"/>
+                <w:vertAlign w:val="baseline"/>
+                <w:lang w:val="en-US"/>
+              </w:rPr>
+            </w:pPr>
+            <w:r>
+              <w:rPr>
+                <w:rFonts w:hint="default" w:ascii="Times New Roman" w:hAnsi="Times New Roman" w:cs="Times New Roman"/>
+                <w:sz w:val="26"/>
+                <w:szCs w:val="26"/>
+              </w:rPr>
+              <w:t>open|filtered</w:t>
+            </w:r>
           </w:p>
         </w:tc>
         <w:tc>
           <w:tcPr>
             <w:tcW w:w="2131" w:type="dxa"/>
-          </w:tcPr>
-          <w:p>
-            <w:pPr>
-              <w:numPr>
-                <w:ilvl w:val="0"/>
-                <w:numId w:val="0"/>
-              </w:numPr>
-              <w:rPr>
-                <w:rFonts w:hint="default" w:ascii="Times New Roman" w:hAnsi="Times New Roman" w:cs="Times New Roman"/>
-                <w:sz w:val="26"/>
-                <w:szCs w:val="26"/>
-                <w:vertAlign w:val="baseline"/>
-                <w:lang w:val="en-US"/>
-              </w:rPr>
-            </w:pPr>
+            <w:vAlign w:val="top"/>
+          </w:tcPr>
+          <w:p>
+            <w:pPr>
+              <w:spacing w:after="0" w:line="240" w:lineRule="auto"/>
+              <w:rPr>
+                <w:rFonts w:hint="default" w:ascii="Times New Roman" w:hAnsi="Times New Roman" w:cs="Times New Roman"/>
+                <w:sz w:val="26"/>
+                <w:szCs w:val="26"/>
+                <w:vertAlign w:val="baseline"/>
+                <w:lang w:val="en-US"/>
+              </w:rPr>
+            </w:pPr>
+            <w:r>
+              <w:rPr>
+                <w:rFonts w:hint="default" w:ascii="Times New Roman" w:hAnsi="Times New Roman" w:cs="Times New Roman"/>
+                <w:sz w:val="26"/>
+                <w:szCs w:val="26"/>
+              </w:rPr>
+              <w:t>dhcpc</w:t>
+            </w:r>
           </w:p>
         </w:tc>
         <w:tc>
           <w:tcPr>
             <w:tcW w:w="2131" w:type="dxa"/>
-          </w:tcPr>
-          <w:p>
-            <w:pPr>
-              <w:numPr>
-                <w:ilvl w:val="0"/>
-                <w:numId w:val="0"/>
-              </w:numPr>
-              <w:rPr>
-                <w:rFonts w:hint="default" w:ascii="Times New Roman" w:hAnsi="Times New Roman" w:cs="Times New Roman"/>
-                <w:sz w:val="26"/>
-                <w:szCs w:val="26"/>
-                <w:vertAlign w:val="baseline"/>
-                <w:lang w:val="en-US"/>
-              </w:rPr>
-            </w:pPr>
+            <w:vAlign w:val="top"/>
+          </w:tcPr>
+          <w:p>
+            <w:pPr>
+              <w:spacing w:after="0" w:line="240" w:lineRule="auto"/>
+              <w:rPr>
+                <w:rFonts w:hint="default" w:ascii="Times New Roman" w:hAnsi="Times New Roman" w:cs="Times New Roman"/>
+                <w:sz w:val="26"/>
+                <w:szCs w:val="26"/>
+                <w:vertAlign w:val="baseline"/>
+                <w:lang w:val="en-US"/>
+              </w:rPr>
+            </w:pPr>
+            <w:r>
+              <w:rPr>
+                <w:rFonts w:hint="default" w:ascii="Times New Roman" w:hAnsi="Times New Roman" w:cs="Times New Roman"/>
+                <w:sz w:val="26"/>
+                <w:szCs w:val="26"/>
+              </w:rPr>
+              <w:t>Không phân biệt được open hay bị lọc im lặng.</w:t>
+            </w:r>
           </w:p>
         </w:tc>
       </w:tr>
@@ -3899,81 +4282,105 @@
         <w:tc>
           <w:tcPr>
             <w:tcW w:w="2130" w:type="dxa"/>
-          </w:tcPr>
-          <w:p>
-            <w:pPr>
-              <w:numPr>
-                <w:ilvl w:val="0"/>
-                <w:numId w:val="0"/>
-              </w:numPr>
-              <w:rPr>
-                <w:rFonts w:hint="default" w:ascii="Times New Roman" w:hAnsi="Times New Roman" w:cs="Times New Roman"/>
-                <w:sz w:val="26"/>
-                <w:szCs w:val="26"/>
-                <w:vertAlign w:val="baseline"/>
-                <w:lang w:val="en-US"/>
-              </w:rPr>
-            </w:pPr>
+            <w:vAlign w:val="top"/>
+          </w:tcPr>
+          <w:p>
+            <w:pPr>
+              <w:spacing w:after="0" w:line="240" w:lineRule="auto"/>
+              <w:rPr>
+                <w:rFonts w:hint="default" w:ascii="Times New Roman" w:hAnsi="Times New Roman" w:cs="Times New Roman"/>
+                <w:sz w:val="26"/>
+                <w:szCs w:val="26"/>
+                <w:vertAlign w:val="baseline"/>
+                <w:lang w:val="en-US"/>
+              </w:rPr>
+            </w:pPr>
+            <w:r>
+              <w:rPr>
+                <w:rFonts w:hint="default" w:ascii="Times New Roman" w:hAnsi="Times New Roman" w:cs="Times New Roman"/>
+                <w:sz w:val="26"/>
+                <w:szCs w:val="26"/>
+              </w:rPr>
+              <w:t>69/udp</w:t>
+            </w:r>
           </w:p>
         </w:tc>
         <w:tc>
           <w:tcPr>
             <w:tcW w:w="2130" w:type="dxa"/>
-          </w:tcPr>
-          <w:p>
-            <w:pPr>
-              <w:numPr>
-                <w:ilvl w:val="0"/>
-                <w:numId w:val="0"/>
-              </w:numPr>
-              <w:rPr>
-                <w:rFonts w:hint="default" w:ascii="Times New Roman" w:hAnsi="Times New Roman" w:cs="Times New Roman"/>
-                <w:sz w:val="26"/>
-                <w:szCs w:val="26"/>
-                <w:vertAlign w:val="baseline"/>
-                <w:lang w:val="en-US"/>
-              </w:rPr>
-            </w:pPr>
+            <w:vAlign w:val="top"/>
+          </w:tcPr>
+          <w:p>
+            <w:pPr>
+              <w:spacing w:after="0" w:line="240" w:lineRule="auto"/>
+              <w:rPr>
+                <w:rFonts w:hint="default" w:ascii="Times New Roman" w:hAnsi="Times New Roman" w:cs="Times New Roman"/>
+                <w:sz w:val="26"/>
+                <w:szCs w:val="26"/>
+                <w:vertAlign w:val="baseline"/>
+                <w:lang w:val="en-US"/>
+              </w:rPr>
+            </w:pPr>
+            <w:r>
+              <w:rPr>
+                <w:rFonts w:hint="default" w:ascii="Times New Roman" w:hAnsi="Times New Roman" w:cs="Times New Roman"/>
+                <w:sz w:val="26"/>
+                <w:szCs w:val="26"/>
+              </w:rPr>
+              <w:t>open|filtered</w:t>
+            </w:r>
           </w:p>
         </w:tc>
         <w:tc>
           <w:tcPr>
             <w:tcW w:w="2131" w:type="dxa"/>
-          </w:tcPr>
-          <w:p>
-            <w:pPr>
-              <w:numPr>
-                <w:ilvl w:val="0"/>
-                <w:numId w:val="0"/>
-              </w:numPr>
-              <w:rPr>
-                <w:rFonts w:hint="default" w:ascii="Times New Roman" w:hAnsi="Times New Roman" w:cs="Times New Roman"/>
-                <w:sz w:val="26"/>
-                <w:szCs w:val="26"/>
-                <w:vertAlign w:val="baseline"/>
-                <w:lang w:val="en-US"/>
-              </w:rPr>
-            </w:pPr>
+            <w:vAlign w:val="top"/>
+          </w:tcPr>
+          <w:p>
+            <w:pPr>
+              <w:spacing w:after="0" w:line="240" w:lineRule="auto"/>
+              <w:rPr>
+                <w:rFonts w:hint="default" w:ascii="Times New Roman" w:hAnsi="Times New Roman" w:cs="Times New Roman"/>
+                <w:sz w:val="26"/>
+                <w:szCs w:val="26"/>
+                <w:vertAlign w:val="baseline"/>
+                <w:lang w:val="en-US"/>
+              </w:rPr>
+            </w:pPr>
+            <w:r>
+              <w:rPr>
+                <w:rFonts w:hint="default" w:ascii="Times New Roman" w:hAnsi="Times New Roman" w:cs="Times New Roman"/>
+                <w:sz w:val="26"/>
+                <w:szCs w:val="26"/>
+              </w:rPr>
+              <w:t>tftp</w:t>
+            </w:r>
           </w:p>
         </w:tc>
         <w:tc>
           <w:tcPr>
             <w:tcW w:w="2131" w:type="dxa"/>
-          </w:tcPr>
-          <w:p>
-            <w:pPr>
-              <w:numPr>
-                <w:ilvl w:val="0"/>
-                <w:numId w:val="0"/>
-              </w:numPr>
-              <w:rPr>
-                <w:rFonts w:hint="default" w:ascii="Times New Roman" w:hAnsi="Times New Roman" w:cs="Times New Roman"/>
-                <w:sz w:val="26"/>
-                <w:szCs w:val="26"/>
-                <w:vertAlign w:val="baseline"/>
-                <w:lang w:val="en-US"/>
-              </w:rPr>
-            </w:pPr>
+            <w:vAlign w:val="top"/>
+          </w:tcPr>
+          <w:p>
+            <w:pPr>
+              <w:spacing w:after="0" w:line="240" w:lineRule="auto"/>
+              <w:rPr>
+                <w:rFonts w:hint="default" w:ascii="Times New Roman" w:hAnsi="Times New Roman" w:cs="Times New Roman"/>
+                <w:sz w:val="26"/>
+                <w:szCs w:val="26"/>
+                <w:vertAlign w:val="baseline"/>
+                <w:lang w:val="en-US"/>
+              </w:rPr>
+            </w:pPr>
+            <w:r>
+              <w:rPr>
+                <w:rFonts w:hint="default" w:ascii="Times New Roman" w:hAnsi="Times New Roman" w:cs="Times New Roman"/>
+                <w:sz w:val="26"/>
+                <w:szCs w:val="26"/>
+              </w:rPr>
+              <w:t>Không phân biệt được open hay bị lọc im lặng.</w:t>
+            </w:r>
           </w:p>
         </w:tc>
       </w:tr>
@@ -3995,81 +4402,105 @@
         <w:tc>
           <w:tcPr>
             <w:tcW w:w="2130" w:type="dxa"/>
-          </w:tcPr>
-          <w:p>
-            <w:pPr>
-              <w:numPr>
-                <w:ilvl w:val="0"/>
-                <w:numId w:val="0"/>
-              </w:numPr>
-              <w:rPr>
-                <w:rFonts w:hint="default" w:ascii="Times New Roman" w:hAnsi="Times New Roman" w:cs="Times New Roman"/>
-                <w:sz w:val="26"/>
-                <w:szCs w:val="26"/>
-                <w:vertAlign w:val="baseline"/>
-                <w:lang w:val="en-US"/>
-              </w:rPr>
-            </w:pPr>
+            <w:vAlign w:val="top"/>
+          </w:tcPr>
+          <w:p>
+            <w:pPr>
+              <w:spacing w:after="0" w:line="240" w:lineRule="auto"/>
+              <w:rPr>
+                <w:rFonts w:hint="default" w:ascii="Times New Roman" w:hAnsi="Times New Roman" w:cs="Times New Roman"/>
+                <w:sz w:val="26"/>
+                <w:szCs w:val="26"/>
+                <w:vertAlign w:val="baseline"/>
+                <w:lang w:val="en-US"/>
+              </w:rPr>
+            </w:pPr>
+            <w:r>
+              <w:rPr>
+                <w:rFonts w:hint="default" w:ascii="Times New Roman" w:hAnsi="Times New Roman" w:cs="Times New Roman"/>
+                <w:sz w:val="26"/>
+                <w:szCs w:val="26"/>
+              </w:rPr>
+              <w:t>123/udp</w:t>
+            </w:r>
           </w:p>
         </w:tc>
         <w:tc>
           <w:tcPr>
             <w:tcW w:w="2130" w:type="dxa"/>
-          </w:tcPr>
-          <w:p>
-            <w:pPr>
-              <w:numPr>
-                <w:ilvl w:val="0"/>
-                <w:numId w:val="0"/>
-              </w:numPr>
-              <w:rPr>
-                <w:rFonts w:hint="default" w:ascii="Times New Roman" w:hAnsi="Times New Roman" w:cs="Times New Roman"/>
-                <w:sz w:val="26"/>
-                <w:szCs w:val="26"/>
-                <w:vertAlign w:val="baseline"/>
-                <w:lang w:val="en-US"/>
-              </w:rPr>
-            </w:pPr>
+            <w:vAlign w:val="top"/>
+          </w:tcPr>
+          <w:p>
+            <w:pPr>
+              <w:spacing w:after="0" w:line="240" w:lineRule="auto"/>
+              <w:rPr>
+                <w:rFonts w:hint="default" w:ascii="Times New Roman" w:hAnsi="Times New Roman" w:cs="Times New Roman"/>
+                <w:sz w:val="26"/>
+                <w:szCs w:val="26"/>
+                <w:vertAlign w:val="baseline"/>
+                <w:lang w:val="en-US"/>
+              </w:rPr>
+            </w:pPr>
+            <w:r>
+              <w:rPr>
+                <w:rFonts w:hint="default" w:ascii="Times New Roman" w:hAnsi="Times New Roman" w:cs="Times New Roman"/>
+                <w:sz w:val="26"/>
+                <w:szCs w:val="26"/>
+              </w:rPr>
+              <w:t>closed</w:t>
+            </w:r>
           </w:p>
         </w:tc>
         <w:tc>
           <w:tcPr>
             <w:tcW w:w="2131" w:type="dxa"/>
-          </w:tcPr>
-          <w:p>
-            <w:pPr>
-              <w:numPr>
-                <w:ilvl w:val="0"/>
-                <w:numId w:val="0"/>
-              </w:numPr>
-              <w:rPr>
-                <w:rFonts w:hint="default" w:ascii="Times New Roman" w:hAnsi="Times New Roman" w:cs="Times New Roman"/>
-                <w:sz w:val="26"/>
-                <w:szCs w:val="26"/>
-                <w:vertAlign w:val="baseline"/>
-                <w:lang w:val="en-US"/>
-              </w:rPr>
-            </w:pPr>
+            <w:vAlign w:val="top"/>
+          </w:tcPr>
+          <w:p>
+            <w:pPr>
+              <w:spacing w:after="0" w:line="240" w:lineRule="auto"/>
+              <w:rPr>
+                <w:rFonts w:hint="default" w:ascii="Times New Roman" w:hAnsi="Times New Roman" w:cs="Times New Roman"/>
+                <w:sz w:val="26"/>
+                <w:szCs w:val="26"/>
+                <w:vertAlign w:val="baseline"/>
+                <w:lang w:val="en-US"/>
+              </w:rPr>
+            </w:pPr>
+            <w:r>
+              <w:rPr>
+                <w:rFonts w:hint="default" w:ascii="Times New Roman" w:hAnsi="Times New Roman" w:cs="Times New Roman"/>
+                <w:sz w:val="26"/>
+                <w:szCs w:val="26"/>
+              </w:rPr>
+              <w:t>ntp</w:t>
+            </w:r>
           </w:p>
         </w:tc>
         <w:tc>
           <w:tcPr>
             <w:tcW w:w="2131" w:type="dxa"/>
-          </w:tcPr>
-          <w:p>
-            <w:pPr>
-              <w:numPr>
-                <w:ilvl w:val="0"/>
-                <w:numId w:val="0"/>
-              </w:numPr>
-              <w:rPr>
-                <w:rFonts w:hint="default" w:ascii="Times New Roman" w:hAnsi="Times New Roman" w:cs="Times New Roman"/>
-                <w:sz w:val="26"/>
-                <w:szCs w:val="26"/>
-                <w:vertAlign w:val="baseline"/>
-                <w:lang w:val="en-US"/>
-              </w:rPr>
-            </w:pPr>
+            <w:vAlign w:val="top"/>
+          </w:tcPr>
+          <w:p>
+            <w:pPr>
+              <w:spacing w:after="0" w:line="240" w:lineRule="auto"/>
+              <w:rPr>
+                <w:rFonts w:hint="default" w:ascii="Times New Roman" w:hAnsi="Times New Roman" w:cs="Times New Roman"/>
+                <w:sz w:val="26"/>
+                <w:szCs w:val="26"/>
+                <w:vertAlign w:val="baseline"/>
+                <w:lang w:val="en-US"/>
+              </w:rPr>
+            </w:pPr>
+            <w:r>
+              <w:rPr>
+                <w:rFonts w:hint="default" w:ascii="Times New Roman" w:hAnsi="Times New Roman" w:cs="Times New Roman"/>
+                <w:sz w:val="26"/>
+                <w:szCs w:val="26"/>
+              </w:rPr>
+              <w:t>Cổng được xác định closed.</w:t>
+            </w:r>
           </w:p>
         </w:tc>
       </w:tr>
@@ -4091,81 +4522,105 @@
         <w:tc>
           <w:tcPr>
             <w:tcW w:w="2130" w:type="dxa"/>
-          </w:tcPr>
-          <w:p>
-            <w:pPr>
-              <w:numPr>
-                <w:ilvl w:val="0"/>
-                <w:numId w:val="0"/>
-              </w:numPr>
-              <w:rPr>
-                <w:rFonts w:hint="default" w:ascii="Times New Roman" w:hAnsi="Times New Roman" w:cs="Times New Roman"/>
-                <w:sz w:val="26"/>
-                <w:szCs w:val="26"/>
-                <w:vertAlign w:val="baseline"/>
-                <w:lang w:val="en-US"/>
-              </w:rPr>
-            </w:pPr>
+            <w:vAlign w:val="top"/>
+          </w:tcPr>
+          <w:p>
+            <w:pPr>
+              <w:spacing w:after="0" w:line="240" w:lineRule="auto"/>
+              <w:rPr>
+                <w:rFonts w:hint="default" w:ascii="Times New Roman" w:hAnsi="Times New Roman" w:cs="Times New Roman"/>
+                <w:sz w:val="26"/>
+                <w:szCs w:val="26"/>
+                <w:vertAlign w:val="baseline"/>
+                <w:lang w:val="en-US"/>
+              </w:rPr>
+            </w:pPr>
+            <w:r>
+              <w:rPr>
+                <w:rFonts w:hint="default" w:ascii="Times New Roman" w:hAnsi="Times New Roman" w:cs="Times New Roman"/>
+                <w:sz w:val="26"/>
+                <w:szCs w:val="26"/>
+              </w:rPr>
+              <w:t>135/udp</w:t>
+            </w:r>
           </w:p>
         </w:tc>
         <w:tc>
           <w:tcPr>
             <w:tcW w:w="2130" w:type="dxa"/>
-          </w:tcPr>
-          <w:p>
-            <w:pPr>
-              <w:numPr>
-                <w:ilvl w:val="0"/>
-                <w:numId w:val="0"/>
-              </w:numPr>
-              <w:rPr>
-                <w:rFonts w:hint="default" w:ascii="Times New Roman" w:hAnsi="Times New Roman" w:cs="Times New Roman"/>
-                <w:sz w:val="26"/>
-                <w:szCs w:val="26"/>
-                <w:vertAlign w:val="baseline"/>
-                <w:lang w:val="en-US"/>
-              </w:rPr>
-            </w:pPr>
+            <w:vAlign w:val="top"/>
+          </w:tcPr>
+          <w:p>
+            <w:pPr>
+              <w:spacing w:after="0" w:line="240" w:lineRule="auto"/>
+              <w:rPr>
+                <w:rFonts w:hint="default" w:ascii="Times New Roman" w:hAnsi="Times New Roman" w:cs="Times New Roman"/>
+                <w:sz w:val="26"/>
+                <w:szCs w:val="26"/>
+                <w:vertAlign w:val="baseline"/>
+                <w:lang w:val="en-US"/>
+              </w:rPr>
+            </w:pPr>
+            <w:r>
+              <w:rPr>
+                <w:rFonts w:hint="default" w:ascii="Times New Roman" w:hAnsi="Times New Roman" w:cs="Times New Roman"/>
+                <w:sz w:val="26"/>
+                <w:szCs w:val="26"/>
+              </w:rPr>
+              <w:t>closed</w:t>
+            </w:r>
           </w:p>
         </w:tc>
         <w:tc>
           <w:tcPr>
             <w:tcW w:w="2131" w:type="dxa"/>
-          </w:tcPr>
-          <w:p>
-            <w:pPr>
-              <w:numPr>
-                <w:ilvl w:val="0"/>
-                <w:numId w:val="0"/>
-              </w:numPr>
-              <w:rPr>
-                <w:rFonts w:hint="default" w:ascii="Times New Roman" w:hAnsi="Times New Roman" w:cs="Times New Roman"/>
-                <w:sz w:val="26"/>
-                <w:szCs w:val="26"/>
-                <w:vertAlign w:val="baseline"/>
-                <w:lang w:val="en-US"/>
-              </w:rPr>
-            </w:pPr>
+            <w:vAlign w:val="top"/>
+          </w:tcPr>
+          <w:p>
+            <w:pPr>
+              <w:spacing w:after="0" w:line="240" w:lineRule="auto"/>
+              <w:rPr>
+                <w:rFonts w:hint="default" w:ascii="Times New Roman" w:hAnsi="Times New Roman" w:cs="Times New Roman"/>
+                <w:sz w:val="26"/>
+                <w:szCs w:val="26"/>
+                <w:vertAlign w:val="baseline"/>
+                <w:lang w:val="en-US"/>
+              </w:rPr>
+            </w:pPr>
+            <w:r>
+              <w:rPr>
+                <w:rFonts w:hint="default" w:ascii="Times New Roman" w:hAnsi="Times New Roman" w:cs="Times New Roman"/>
+                <w:sz w:val="26"/>
+                <w:szCs w:val="26"/>
+              </w:rPr>
+              <w:t>msrpc</w:t>
+            </w:r>
           </w:p>
         </w:tc>
         <w:tc>
           <w:tcPr>
             <w:tcW w:w="2131" w:type="dxa"/>
-          </w:tcPr>
-          <w:p>
-            <w:pPr>
-              <w:numPr>
-                <w:ilvl w:val="0"/>
-                <w:numId w:val="0"/>
-              </w:numPr>
-              <w:rPr>
-                <w:rFonts w:hint="default" w:ascii="Times New Roman" w:hAnsi="Times New Roman" w:cs="Times New Roman"/>
-                <w:sz w:val="26"/>
-                <w:szCs w:val="26"/>
-                <w:vertAlign w:val="baseline"/>
-                <w:lang w:val="en-US"/>
-              </w:rPr>
-            </w:pPr>
+            <w:vAlign w:val="top"/>
+          </w:tcPr>
+          <w:p>
+            <w:pPr>
+              <w:spacing w:after="0" w:line="240" w:lineRule="auto"/>
+              <w:rPr>
+                <w:rFonts w:hint="default" w:ascii="Times New Roman" w:hAnsi="Times New Roman" w:cs="Times New Roman"/>
+                <w:sz w:val="26"/>
+                <w:szCs w:val="26"/>
+                <w:vertAlign w:val="baseline"/>
+                <w:lang w:val="en-US"/>
+              </w:rPr>
+            </w:pPr>
+            <w:r>
+              <w:rPr>
+                <w:rFonts w:hint="default" w:ascii="Times New Roman" w:hAnsi="Times New Roman" w:cs="Times New Roman"/>
+                <w:sz w:val="26"/>
+                <w:szCs w:val="26"/>
+              </w:rPr>
+              <w:t>Cổng được xác định closed.</w:t>
+            </w:r>
           </w:p>
         </w:tc>
       </w:tr>
@@ -4187,81 +4642,105 @@
         <w:tc>
           <w:tcPr>
             <w:tcW w:w="2130" w:type="dxa"/>
-          </w:tcPr>
-          <w:p>
-            <w:pPr>
-              <w:numPr>
-                <w:ilvl w:val="0"/>
-                <w:numId w:val="0"/>
-              </w:numPr>
-              <w:rPr>
-                <w:rFonts w:hint="default" w:ascii="Times New Roman" w:hAnsi="Times New Roman" w:cs="Times New Roman"/>
-                <w:sz w:val="26"/>
-                <w:szCs w:val="26"/>
-                <w:vertAlign w:val="baseline"/>
-                <w:lang w:val="en-US"/>
-              </w:rPr>
-            </w:pPr>
+            <w:vAlign w:val="top"/>
+          </w:tcPr>
+          <w:p>
+            <w:pPr>
+              <w:spacing w:after="0" w:line="240" w:lineRule="auto"/>
+              <w:rPr>
+                <w:rFonts w:hint="default" w:ascii="Times New Roman" w:hAnsi="Times New Roman" w:cs="Times New Roman"/>
+                <w:sz w:val="26"/>
+                <w:szCs w:val="26"/>
+                <w:vertAlign w:val="baseline"/>
+                <w:lang w:val="en-US"/>
+              </w:rPr>
+            </w:pPr>
+            <w:r>
+              <w:rPr>
+                <w:rFonts w:hint="default" w:ascii="Times New Roman" w:hAnsi="Times New Roman" w:cs="Times New Roman"/>
+                <w:sz w:val="26"/>
+                <w:szCs w:val="26"/>
+              </w:rPr>
+              <w:t>137/udp</w:t>
+            </w:r>
           </w:p>
         </w:tc>
         <w:tc>
           <w:tcPr>
             <w:tcW w:w="2130" w:type="dxa"/>
-          </w:tcPr>
-          <w:p>
-            <w:pPr>
-              <w:numPr>
-                <w:ilvl w:val="0"/>
-                <w:numId w:val="0"/>
-              </w:numPr>
-              <w:rPr>
-                <w:rFonts w:hint="default" w:ascii="Times New Roman" w:hAnsi="Times New Roman" w:cs="Times New Roman"/>
-                <w:sz w:val="26"/>
-                <w:szCs w:val="26"/>
-                <w:vertAlign w:val="baseline"/>
-                <w:lang w:val="en-US"/>
-              </w:rPr>
-            </w:pPr>
+            <w:vAlign w:val="top"/>
+          </w:tcPr>
+          <w:p>
+            <w:pPr>
+              <w:spacing w:after="0" w:line="240" w:lineRule="auto"/>
+              <w:rPr>
+                <w:rFonts w:hint="default" w:ascii="Times New Roman" w:hAnsi="Times New Roman" w:cs="Times New Roman"/>
+                <w:sz w:val="26"/>
+                <w:szCs w:val="26"/>
+                <w:vertAlign w:val="baseline"/>
+                <w:lang w:val="en-US"/>
+              </w:rPr>
+            </w:pPr>
+            <w:r>
+              <w:rPr>
+                <w:rFonts w:hint="default" w:ascii="Times New Roman" w:hAnsi="Times New Roman" w:cs="Times New Roman"/>
+                <w:sz w:val="26"/>
+                <w:szCs w:val="26"/>
+              </w:rPr>
+              <w:t>open</w:t>
+            </w:r>
           </w:p>
         </w:tc>
         <w:tc>
           <w:tcPr>
             <w:tcW w:w="2131" w:type="dxa"/>
-          </w:tcPr>
-          <w:p>
-            <w:pPr>
-              <w:numPr>
-                <w:ilvl w:val="0"/>
-                <w:numId w:val="0"/>
-              </w:numPr>
-              <w:rPr>
-                <w:rFonts w:hint="default" w:ascii="Times New Roman" w:hAnsi="Times New Roman" w:cs="Times New Roman"/>
-                <w:sz w:val="26"/>
-                <w:szCs w:val="26"/>
-                <w:vertAlign w:val="baseline"/>
-                <w:lang w:val="en-US"/>
-              </w:rPr>
-            </w:pPr>
+            <w:vAlign w:val="top"/>
+          </w:tcPr>
+          <w:p>
+            <w:pPr>
+              <w:spacing w:after="0" w:line="240" w:lineRule="auto"/>
+              <w:rPr>
+                <w:rFonts w:hint="default" w:ascii="Times New Roman" w:hAnsi="Times New Roman" w:cs="Times New Roman"/>
+                <w:sz w:val="26"/>
+                <w:szCs w:val="26"/>
+                <w:vertAlign w:val="baseline"/>
+                <w:lang w:val="en-US"/>
+              </w:rPr>
+            </w:pPr>
+            <w:r>
+              <w:rPr>
+                <w:rFonts w:hint="default" w:ascii="Times New Roman" w:hAnsi="Times New Roman" w:cs="Times New Roman"/>
+                <w:sz w:val="26"/>
+                <w:szCs w:val="26"/>
+              </w:rPr>
+              <w:t>netbios-ns</w:t>
+            </w:r>
           </w:p>
         </w:tc>
         <w:tc>
           <w:tcPr>
             <w:tcW w:w="2131" w:type="dxa"/>
-          </w:tcPr>
-          <w:p>
-            <w:pPr>
-              <w:numPr>
-                <w:ilvl w:val="0"/>
-                <w:numId w:val="0"/>
-              </w:numPr>
-              <w:rPr>
-                <w:rFonts w:hint="default" w:ascii="Times New Roman" w:hAnsi="Times New Roman" w:cs="Times New Roman"/>
-                <w:sz w:val="26"/>
-                <w:szCs w:val="26"/>
-                <w:vertAlign w:val="baseline"/>
-                <w:lang w:val="en-US"/>
-              </w:rPr>
-            </w:pPr>
+            <w:vAlign w:val="top"/>
+          </w:tcPr>
+          <w:p>
+            <w:pPr>
+              <w:spacing w:after="0" w:line="240" w:lineRule="auto"/>
+              <w:rPr>
+                <w:rFonts w:hint="default" w:ascii="Times New Roman" w:hAnsi="Times New Roman" w:cs="Times New Roman"/>
+                <w:sz w:val="26"/>
+                <w:szCs w:val="26"/>
+                <w:vertAlign w:val="baseline"/>
+                <w:lang w:val="en-US"/>
+              </w:rPr>
+            </w:pPr>
+            <w:r>
+              <w:rPr>
+                <w:rFonts w:hint="default" w:ascii="Times New Roman" w:hAnsi="Times New Roman" w:cs="Times New Roman"/>
+                <w:sz w:val="26"/>
+                <w:szCs w:val="26"/>
+              </w:rPr>
+              <w:t>Dịch vụ NetBIOS Name Service phản hồi.</w:t>
+            </w:r>
           </w:p>
         </w:tc>
       </w:tr>
@@ -4283,81 +4762,105 @@
         <w:tc>
           <w:tcPr>
             <w:tcW w:w="2130" w:type="dxa"/>
-          </w:tcPr>
-          <w:p>
-            <w:pPr>
-              <w:numPr>
-                <w:ilvl w:val="0"/>
-                <w:numId w:val="0"/>
-              </w:numPr>
-              <w:rPr>
-                <w:rFonts w:hint="default" w:ascii="Times New Roman" w:hAnsi="Times New Roman" w:cs="Times New Roman"/>
-                <w:sz w:val="26"/>
-                <w:szCs w:val="26"/>
-                <w:vertAlign w:val="baseline"/>
-                <w:lang w:val="en-US"/>
-              </w:rPr>
-            </w:pPr>
+            <w:vAlign w:val="top"/>
+          </w:tcPr>
+          <w:p>
+            <w:pPr>
+              <w:spacing w:after="0" w:line="240" w:lineRule="auto"/>
+              <w:rPr>
+                <w:rFonts w:hint="default" w:ascii="Times New Roman" w:hAnsi="Times New Roman" w:cs="Times New Roman"/>
+                <w:sz w:val="26"/>
+                <w:szCs w:val="26"/>
+                <w:vertAlign w:val="baseline"/>
+                <w:lang w:val="en-US"/>
+              </w:rPr>
+            </w:pPr>
+            <w:r>
+              <w:rPr>
+                <w:rFonts w:hint="default" w:ascii="Times New Roman" w:hAnsi="Times New Roman" w:cs="Times New Roman"/>
+                <w:sz w:val="26"/>
+                <w:szCs w:val="26"/>
+              </w:rPr>
+              <w:t>138/udp</w:t>
+            </w:r>
           </w:p>
         </w:tc>
         <w:tc>
           <w:tcPr>
             <w:tcW w:w="2130" w:type="dxa"/>
-          </w:tcPr>
-          <w:p>
-            <w:pPr>
-              <w:numPr>
-                <w:ilvl w:val="0"/>
-                <w:numId w:val="0"/>
-              </w:numPr>
-              <w:rPr>
-                <w:rFonts w:hint="default" w:ascii="Times New Roman" w:hAnsi="Times New Roman" w:cs="Times New Roman"/>
-                <w:sz w:val="26"/>
-                <w:szCs w:val="26"/>
-                <w:vertAlign w:val="baseline"/>
-                <w:lang w:val="en-US"/>
-              </w:rPr>
-            </w:pPr>
+            <w:vAlign w:val="top"/>
+          </w:tcPr>
+          <w:p>
+            <w:pPr>
+              <w:spacing w:after="0" w:line="240" w:lineRule="auto"/>
+              <w:rPr>
+                <w:rFonts w:hint="default" w:ascii="Times New Roman" w:hAnsi="Times New Roman" w:cs="Times New Roman"/>
+                <w:sz w:val="26"/>
+                <w:szCs w:val="26"/>
+                <w:vertAlign w:val="baseline"/>
+                <w:lang w:val="en-US"/>
+              </w:rPr>
+            </w:pPr>
+            <w:r>
+              <w:rPr>
+                <w:rFonts w:hint="default" w:ascii="Times New Roman" w:hAnsi="Times New Roman" w:cs="Times New Roman"/>
+                <w:sz w:val="26"/>
+                <w:szCs w:val="26"/>
+              </w:rPr>
+              <w:t>open|filtered</w:t>
+            </w:r>
           </w:p>
         </w:tc>
         <w:tc>
           <w:tcPr>
             <w:tcW w:w="2131" w:type="dxa"/>
-          </w:tcPr>
-          <w:p>
-            <w:pPr>
-              <w:numPr>
-                <w:ilvl w:val="0"/>
-                <w:numId w:val="0"/>
-              </w:numPr>
-              <w:rPr>
-                <w:rFonts w:hint="default" w:ascii="Times New Roman" w:hAnsi="Times New Roman" w:cs="Times New Roman"/>
-                <w:sz w:val="26"/>
-                <w:szCs w:val="26"/>
-                <w:vertAlign w:val="baseline"/>
-                <w:lang w:val="en-US"/>
-              </w:rPr>
-            </w:pPr>
+            <w:vAlign w:val="top"/>
+          </w:tcPr>
+          <w:p>
+            <w:pPr>
+              <w:spacing w:after="0" w:line="240" w:lineRule="auto"/>
+              <w:rPr>
+                <w:rFonts w:hint="default" w:ascii="Times New Roman" w:hAnsi="Times New Roman" w:cs="Times New Roman"/>
+                <w:sz w:val="26"/>
+                <w:szCs w:val="26"/>
+                <w:vertAlign w:val="baseline"/>
+                <w:lang w:val="en-US"/>
+              </w:rPr>
+            </w:pPr>
+            <w:r>
+              <w:rPr>
+                <w:rFonts w:hint="default" w:ascii="Times New Roman" w:hAnsi="Times New Roman" w:cs="Times New Roman"/>
+                <w:sz w:val="26"/>
+                <w:szCs w:val="26"/>
+              </w:rPr>
+              <w:t>netbios-dgm</w:t>
+            </w:r>
           </w:p>
         </w:tc>
         <w:tc>
           <w:tcPr>
             <w:tcW w:w="2131" w:type="dxa"/>
-          </w:tcPr>
-          <w:p>
-            <w:pPr>
-              <w:numPr>
-                <w:ilvl w:val="0"/>
-                <w:numId w:val="0"/>
-              </w:numPr>
-              <w:rPr>
-                <w:rFonts w:hint="default" w:ascii="Times New Roman" w:hAnsi="Times New Roman" w:cs="Times New Roman"/>
-                <w:sz w:val="26"/>
-                <w:szCs w:val="26"/>
-                <w:vertAlign w:val="baseline"/>
-                <w:lang w:val="en-US"/>
-              </w:rPr>
-            </w:pPr>
+            <w:vAlign w:val="top"/>
+          </w:tcPr>
+          <w:p>
+            <w:pPr>
+              <w:spacing w:after="0" w:line="240" w:lineRule="auto"/>
+              <w:rPr>
+                <w:rFonts w:hint="default" w:ascii="Times New Roman" w:hAnsi="Times New Roman" w:cs="Times New Roman"/>
+                <w:sz w:val="26"/>
+                <w:szCs w:val="26"/>
+                <w:vertAlign w:val="baseline"/>
+                <w:lang w:val="en-US"/>
+              </w:rPr>
+            </w:pPr>
+            <w:r>
+              <w:rPr>
+                <w:rFonts w:hint="default" w:ascii="Times New Roman" w:hAnsi="Times New Roman" w:cs="Times New Roman"/>
+                <w:sz w:val="26"/>
+                <w:szCs w:val="26"/>
+              </w:rPr>
+              <w:t>Không phân biệt được open hay filtered.</w:t>
+            </w:r>
           </w:p>
         </w:tc>
       </w:tr>
@@ -4379,81 +4882,105 @@
         <w:tc>
           <w:tcPr>
             <w:tcW w:w="2130" w:type="dxa"/>
-          </w:tcPr>
-          <w:p>
-            <w:pPr>
-              <w:numPr>
-                <w:ilvl w:val="0"/>
-                <w:numId w:val="0"/>
-              </w:numPr>
-              <w:rPr>
-                <w:rFonts w:hint="default" w:ascii="Times New Roman" w:hAnsi="Times New Roman" w:cs="Times New Roman"/>
-                <w:sz w:val="26"/>
-                <w:szCs w:val="26"/>
-                <w:vertAlign w:val="baseline"/>
-                <w:lang w:val="en-US"/>
-              </w:rPr>
-            </w:pPr>
+            <w:vAlign w:val="top"/>
+          </w:tcPr>
+          <w:p>
+            <w:pPr>
+              <w:spacing w:after="0" w:line="240" w:lineRule="auto"/>
+              <w:rPr>
+                <w:rFonts w:hint="default" w:ascii="Times New Roman" w:hAnsi="Times New Roman" w:cs="Times New Roman"/>
+                <w:sz w:val="26"/>
+                <w:szCs w:val="26"/>
+                <w:vertAlign w:val="baseline"/>
+                <w:lang w:val="en-US"/>
+              </w:rPr>
+            </w:pPr>
+            <w:r>
+              <w:rPr>
+                <w:rFonts w:hint="default" w:ascii="Times New Roman" w:hAnsi="Times New Roman" w:cs="Times New Roman"/>
+                <w:sz w:val="26"/>
+                <w:szCs w:val="26"/>
+              </w:rPr>
+              <w:t>139/udp</w:t>
+            </w:r>
           </w:p>
         </w:tc>
         <w:tc>
           <w:tcPr>
             <w:tcW w:w="2130" w:type="dxa"/>
-          </w:tcPr>
-          <w:p>
-            <w:pPr>
-              <w:numPr>
-                <w:ilvl w:val="0"/>
-                <w:numId w:val="0"/>
-              </w:numPr>
-              <w:rPr>
-                <w:rFonts w:hint="default" w:ascii="Times New Roman" w:hAnsi="Times New Roman" w:cs="Times New Roman"/>
-                <w:sz w:val="26"/>
-                <w:szCs w:val="26"/>
-                <w:vertAlign w:val="baseline"/>
-                <w:lang w:val="en-US"/>
-              </w:rPr>
-            </w:pPr>
+            <w:vAlign w:val="top"/>
+          </w:tcPr>
+          <w:p>
+            <w:pPr>
+              <w:spacing w:after="0" w:line="240" w:lineRule="auto"/>
+              <w:rPr>
+                <w:rFonts w:hint="default" w:ascii="Times New Roman" w:hAnsi="Times New Roman" w:cs="Times New Roman"/>
+                <w:sz w:val="26"/>
+                <w:szCs w:val="26"/>
+                <w:vertAlign w:val="baseline"/>
+                <w:lang w:val="en-US"/>
+              </w:rPr>
+            </w:pPr>
+            <w:r>
+              <w:rPr>
+                <w:rFonts w:hint="default" w:ascii="Times New Roman" w:hAnsi="Times New Roman" w:cs="Times New Roman"/>
+                <w:sz w:val="26"/>
+                <w:szCs w:val="26"/>
+              </w:rPr>
+              <w:t>closed</w:t>
+            </w:r>
           </w:p>
         </w:tc>
         <w:tc>
           <w:tcPr>
             <w:tcW w:w="2131" w:type="dxa"/>
-          </w:tcPr>
-          <w:p>
-            <w:pPr>
-              <w:numPr>
-                <w:ilvl w:val="0"/>
-                <w:numId w:val="0"/>
-              </w:numPr>
-              <w:rPr>
-                <w:rFonts w:hint="default" w:ascii="Times New Roman" w:hAnsi="Times New Roman" w:cs="Times New Roman"/>
-                <w:sz w:val="26"/>
-                <w:szCs w:val="26"/>
-                <w:vertAlign w:val="baseline"/>
-                <w:lang w:val="en-US"/>
-              </w:rPr>
-            </w:pPr>
+            <w:vAlign w:val="top"/>
+          </w:tcPr>
+          <w:p>
+            <w:pPr>
+              <w:spacing w:after="0" w:line="240" w:lineRule="auto"/>
+              <w:rPr>
+                <w:rFonts w:hint="default" w:ascii="Times New Roman" w:hAnsi="Times New Roman" w:cs="Times New Roman"/>
+                <w:sz w:val="26"/>
+                <w:szCs w:val="26"/>
+                <w:vertAlign w:val="baseline"/>
+                <w:lang w:val="en-US"/>
+              </w:rPr>
+            </w:pPr>
+            <w:r>
+              <w:rPr>
+                <w:rFonts w:hint="default" w:ascii="Times New Roman" w:hAnsi="Times New Roman" w:cs="Times New Roman"/>
+                <w:sz w:val="26"/>
+                <w:szCs w:val="26"/>
+              </w:rPr>
+              <w:t>netbios-ssn</w:t>
+            </w:r>
           </w:p>
         </w:tc>
         <w:tc>
           <w:tcPr>
             <w:tcW w:w="2131" w:type="dxa"/>
-          </w:tcPr>
-          <w:p>
-            <w:pPr>
-              <w:numPr>
-                <w:ilvl w:val="0"/>
-                <w:numId w:val="0"/>
-              </w:numPr>
-              <w:rPr>
-                <w:rFonts w:hint="default" w:ascii="Times New Roman" w:hAnsi="Times New Roman" w:cs="Times New Roman"/>
-                <w:sz w:val="26"/>
-                <w:szCs w:val="26"/>
-                <w:vertAlign w:val="baseline"/>
-                <w:lang w:val="en-US"/>
-              </w:rPr>
-            </w:pPr>
+            <w:vAlign w:val="top"/>
+          </w:tcPr>
+          <w:p>
+            <w:pPr>
+              <w:spacing w:after="0" w:line="240" w:lineRule="auto"/>
+              <w:rPr>
+                <w:rFonts w:hint="default" w:ascii="Times New Roman" w:hAnsi="Times New Roman" w:cs="Times New Roman"/>
+                <w:sz w:val="26"/>
+                <w:szCs w:val="26"/>
+                <w:vertAlign w:val="baseline"/>
+                <w:lang w:val="en-US"/>
+              </w:rPr>
+            </w:pPr>
+            <w:r>
+              <w:rPr>
+                <w:rFonts w:hint="default" w:ascii="Times New Roman" w:hAnsi="Times New Roman" w:cs="Times New Roman"/>
+                <w:sz w:val="26"/>
+                <w:szCs w:val="26"/>
+              </w:rPr>
+              <w:t>Cổng được xác định closed.</w:t>
+            </w:r>
           </w:p>
         </w:tc>
       </w:tr>
@@ -4475,81 +5002,105 @@
         <w:tc>
           <w:tcPr>
             <w:tcW w:w="2130" w:type="dxa"/>
-          </w:tcPr>
-          <w:p>
-            <w:pPr>
-              <w:numPr>
-                <w:ilvl w:val="0"/>
-                <w:numId w:val="0"/>
-              </w:numPr>
-              <w:rPr>
-                <w:rFonts w:hint="default" w:ascii="Times New Roman" w:hAnsi="Times New Roman" w:cs="Times New Roman"/>
-                <w:sz w:val="26"/>
-                <w:szCs w:val="26"/>
-                <w:vertAlign w:val="baseline"/>
-                <w:lang w:val="en-US"/>
-              </w:rPr>
-            </w:pPr>
+            <w:vAlign w:val="top"/>
+          </w:tcPr>
+          <w:p>
+            <w:pPr>
+              <w:spacing w:after="0" w:line="240" w:lineRule="auto"/>
+              <w:rPr>
+                <w:rFonts w:hint="default" w:ascii="Times New Roman" w:hAnsi="Times New Roman" w:cs="Times New Roman"/>
+                <w:sz w:val="26"/>
+                <w:szCs w:val="26"/>
+                <w:vertAlign w:val="baseline"/>
+                <w:lang w:val="en-US"/>
+              </w:rPr>
+            </w:pPr>
+            <w:r>
+              <w:rPr>
+                <w:rFonts w:hint="default" w:ascii="Times New Roman" w:hAnsi="Times New Roman" w:cs="Times New Roman"/>
+                <w:sz w:val="26"/>
+                <w:szCs w:val="26"/>
+              </w:rPr>
+              <w:t>161/udp</w:t>
+            </w:r>
           </w:p>
         </w:tc>
         <w:tc>
           <w:tcPr>
             <w:tcW w:w="2130" w:type="dxa"/>
-          </w:tcPr>
-          <w:p>
-            <w:pPr>
-              <w:numPr>
-                <w:ilvl w:val="0"/>
-                <w:numId w:val="0"/>
-              </w:numPr>
-              <w:rPr>
-                <w:rFonts w:hint="default" w:ascii="Times New Roman" w:hAnsi="Times New Roman" w:cs="Times New Roman"/>
-                <w:sz w:val="26"/>
-                <w:szCs w:val="26"/>
-                <w:vertAlign w:val="baseline"/>
-                <w:lang w:val="en-US"/>
-              </w:rPr>
-            </w:pPr>
+            <w:vAlign w:val="top"/>
+          </w:tcPr>
+          <w:p>
+            <w:pPr>
+              <w:spacing w:after="0" w:line="240" w:lineRule="auto"/>
+              <w:rPr>
+                <w:rFonts w:hint="default" w:ascii="Times New Roman" w:hAnsi="Times New Roman" w:cs="Times New Roman"/>
+                <w:sz w:val="26"/>
+                <w:szCs w:val="26"/>
+                <w:vertAlign w:val="baseline"/>
+                <w:lang w:val="en-US"/>
+              </w:rPr>
+            </w:pPr>
+            <w:r>
+              <w:rPr>
+                <w:rFonts w:hint="default" w:ascii="Times New Roman" w:hAnsi="Times New Roman" w:cs="Times New Roman"/>
+                <w:sz w:val="26"/>
+                <w:szCs w:val="26"/>
+              </w:rPr>
+              <w:t>closed</w:t>
+            </w:r>
           </w:p>
         </w:tc>
         <w:tc>
           <w:tcPr>
             <w:tcW w:w="2131" w:type="dxa"/>
-          </w:tcPr>
-          <w:p>
-            <w:pPr>
-              <w:numPr>
-                <w:ilvl w:val="0"/>
-                <w:numId w:val="0"/>
-              </w:numPr>
-              <w:rPr>
-                <w:rFonts w:hint="default" w:ascii="Times New Roman" w:hAnsi="Times New Roman" w:cs="Times New Roman"/>
-                <w:sz w:val="26"/>
-                <w:szCs w:val="26"/>
-                <w:vertAlign w:val="baseline"/>
-                <w:lang w:val="en-US"/>
-              </w:rPr>
-            </w:pPr>
+            <w:vAlign w:val="top"/>
+          </w:tcPr>
+          <w:p>
+            <w:pPr>
+              <w:spacing w:after="0" w:line="240" w:lineRule="auto"/>
+              <w:rPr>
+                <w:rFonts w:hint="default" w:ascii="Times New Roman" w:hAnsi="Times New Roman" w:cs="Times New Roman"/>
+                <w:sz w:val="26"/>
+                <w:szCs w:val="26"/>
+                <w:vertAlign w:val="baseline"/>
+                <w:lang w:val="en-US"/>
+              </w:rPr>
+            </w:pPr>
+            <w:r>
+              <w:rPr>
+                <w:rFonts w:hint="default" w:ascii="Times New Roman" w:hAnsi="Times New Roman" w:cs="Times New Roman"/>
+                <w:sz w:val="26"/>
+                <w:szCs w:val="26"/>
+              </w:rPr>
+              <w:t>snmp</w:t>
+            </w:r>
           </w:p>
         </w:tc>
         <w:tc>
           <w:tcPr>
             <w:tcW w:w="2131" w:type="dxa"/>
-          </w:tcPr>
-          <w:p>
-            <w:pPr>
-              <w:numPr>
-                <w:ilvl w:val="0"/>
-                <w:numId w:val="0"/>
-              </w:numPr>
-              <w:rPr>
-                <w:rFonts w:hint="default" w:ascii="Times New Roman" w:hAnsi="Times New Roman" w:cs="Times New Roman"/>
-                <w:sz w:val="26"/>
-                <w:szCs w:val="26"/>
-                <w:vertAlign w:val="baseline"/>
-                <w:lang w:val="en-US"/>
-              </w:rPr>
-            </w:pPr>
+            <w:vAlign w:val="top"/>
+          </w:tcPr>
+          <w:p>
+            <w:pPr>
+              <w:spacing w:after="0" w:line="240" w:lineRule="auto"/>
+              <w:rPr>
+                <w:rFonts w:hint="default" w:ascii="Times New Roman" w:hAnsi="Times New Roman" w:cs="Times New Roman"/>
+                <w:sz w:val="26"/>
+                <w:szCs w:val="26"/>
+                <w:vertAlign w:val="baseline"/>
+                <w:lang w:val="en-US"/>
+              </w:rPr>
+            </w:pPr>
+            <w:r>
+              <w:rPr>
+                <w:rFonts w:hint="default" w:ascii="Times New Roman" w:hAnsi="Times New Roman" w:cs="Times New Roman"/>
+                <w:sz w:val="26"/>
+                <w:szCs w:val="26"/>
+              </w:rPr>
+              <w:t>Cổng được xác định closed.</w:t>
+            </w:r>
           </w:p>
         </w:tc>
       </w:tr>
@@ -4571,81 +5122,105 @@
         <w:tc>
           <w:tcPr>
             <w:tcW w:w="2130" w:type="dxa"/>
-          </w:tcPr>
-          <w:p>
-            <w:pPr>
-              <w:numPr>
-                <w:ilvl w:val="0"/>
-                <w:numId w:val="0"/>
-              </w:numPr>
-              <w:rPr>
-                <w:rFonts w:hint="default" w:ascii="Times New Roman" w:hAnsi="Times New Roman" w:cs="Times New Roman"/>
-                <w:sz w:val="26"/>
-                <w:szCs w:val="26"/>
-                <w:vertAlign w:val="baseline"/>
-                <w:lang w:val="en-US"/>
-              </w:rPr>
-            </w:pPr>
+            <w:vAlign w:val="top"/>
+          </w:tcPr>
+          <w:p>
+            <w:pPr>
+              <w:spacing w:after="0" w:line="240" w:lineRule="auto"/>
+              <w:rPr>
+                <w:rFonts w:hint="default" w:ascii="Times New Roman" w:hAnsi="Times New Roman" w:cs="Times New Roman"/>
+                <w:sz w:val="26"/>
+                <w:szCs w:val="26"/>
+                <w:vertAlign w:val="baseline"/>
+                <w:lang w:val="en-US"/>
+              </w:rPr>
+            </w:pPr>
+            <w:r>
+              <w:rPr>
+                <w:rFonts w:hint="default" w:ascii="Times New Roman" w:hAnsi="Times New Roman" w:cs="Times New Roman"/>
+                <w:sz w:val="26"/>
+                <w:szCs w:val="26"/>
+              </w:rPr>
+              <w:t>162/udp</w:t>
+            </w:r>
           </w:p>
         </w:tc>
         <w:tc>
           <w:tcPr>
             <w:tcW w:w="2130" w:type="dxa"/>
-          </w:tcPr>
-          <w:p>
-            <w:pPr>
-              <w:numPr>
-                <w:ilvl w:val="0"/>
-                <w:numId w:val="0"/>
-              </w:numPr>
-              <w:rPr>
-                <w:rFonts w:hint="default" w:ascii="Times New Roman" w:hAnsi="Times New Roman" w:cs="Times New Roman"/>
-                <w:sz w:val="26"/>
-                <w:szCs w:val="26"/>
-                <w:vertAlign w:val="baseline"/>
-                <w:lang w:val="en-US"/>
-              </w:rPr>
-            </w:pPr>
+            <w:vAlign w:val="top"/>
+          </w:tcPr>
+          <w:p>
+            <w:pPr>
+              <w:spacing w:after="0" w:line="240" w:lineRule="auto"/>
+              <w:rPr>
+                <w:rFonts w:hint="default" w:ascii="Times New Roman" w:hAnsi="Times New Roman" w:cs="Times New Roman"/>
+                <w:sz w:val="26"/>
+                <w:szCs w:val="26"/>
+                <w:vertAlign w:val="baseline"/>
+                <w:lang w:val="en-US"/>
+              </w:rPr>
+            </w:pPr>
+            <w:r>
+              <w:rPr>
+                <w:rFonts w:hint="default" w:ascii="Times New Roman" w:hAnsi="Times New Roman" w:cs="Times New Roman"/>
+                <w:sz w:val="26"/>
+                <w:szCs w:val="26"/>
+              </w:rPr>
+              <w:t>open|filtered</w:t>
+            </w:r>
           </w:p>
         </w:tc>
         <w:tc>
           <w:tcPr>
             <w:tcW w:w="2131" w:type="dxa"/>
-          </w:tcPr>
-          <w:p>
-            <w:pPr>
-              <w:numPr>
-                <w:ilvl w:val="0"/>
-                <w:numId w:val="0"/>
-              </w:numPr>
-              <w:rPr>
-                <w:rFonts w:hint="default" w:ascii="Times New Roman" w:hAnsi="Times New Roman" w:cs="Times New Roman"/>
-                <w:sz w:val="26"/>
-                <w:szCs w:val="26"/>
-                <w:vertAlign w:val="baseline"/>
-                <w:lang w:val="en-US"/>
-              </w:rPr>
-            </w:pPr>
+            <w:vAlign w:val="top"/>
+          </w:tcPr>
+          <w:p>
+            <w:pPr>
+              <w:spacing w:after="0" w:line="240" w:lineRule="auto"/>
+              <w:rPr>
+                <w:rFonts w:hint="default" w:ascii="Times New Roman" w:hAnsi="Times New Roman" w:cs="Times New Roman"/>
+                <w:sz w:val="26"/>
+                <w:szCs w:val="26"/>
+                <w:vertAlign w:val="baseline"/>
+                <w:lang w:val="en-US"/>
+              </w:rPr>
+            </w:pPr>
+            <w:r>
+              <w:rPr>
+                <w:rFonts w:hint="default" w:ascii="Times New Roman" w:hAnsi="Times New Roman" w:cs="Times New Roman"/>
+                <w:sz w:val="26"/>
+                <w:szCs w:val="26"/>
+              </w:rPr>
+              <w:t>snmptrap</w:t>
+            </w:r>
           </w:p>
         </w:tc>
         <w:tc>
           <w:tcPr>
             <w:tcW w:w="2131" w:type="dxa"/>
-          </w:tcPr>
-          <w:p>
-            <w:pPr>
-              <w:numPr>
-                <w:ilvl w:val="0"/>
-                <w:numId w:val="0"/>
-              </w:numPr>
-              <w:rPr>
-                <w:rFonts w:hint="default" w:ascii="Times New Roman" w:hAnsi="Times New Roman" w:cs="Times New Roman"/>
-                <w:sz w:val="26"/>
-                <w:szCs w:val="26"/>
-                <w:vertAlign w:val="baseline"/>
-                <w:lang w:val="en-US"/>
-              </w:rPr>
-            </w:pPr>
+            <w:vAlign w:val="top"/>
+          </w:tcPr>
+          <w:p>
+            <w:pPr>
+              <w:spacing w:after="0" w:line="240" w:lineRule="auto"/>
+              <w:rPr>
+                <w:rFonts w:hint="default" w:ascii="Times New Roman" w:hAnsi="Times New Roman" w:cs="Times New Roman"/>
+                <w:sz w:val="26"/>
+                <w:szCs w:val="26"/>
+                <w:vertAlign w:val="baseline"/>
+                <w:lang w:val="en-US"/>
+              </w:rPr>
+            </w:pPr>
+            <w:r>
+              <w:rPr>
+                <w:rFonts w:hint="default" w:ascii="Times New Roman" w:hAnsi="Times New Roman" w:cs="Times New Roman"/>
+                <w:sz w:val="26"/>
+                <w:szCs w:val="26"/>
+              </w:rPr>
+              <w:t>Không phân biệt được open hay filtered.</w:t>
+            </w:r>
           </w:p>
         </w:tc>
       </w:tr>
@@ -4667,81 +5242,105 @@
         <w:tc>
           <w:tcPr>
             <w:tcW w:w="2130" w:type="dxa"/>
-          </w:tcPr>
-          <w:p>
-            <w:pPr>
-              <w:numPr>
-                <w:ilvl w:val="0"/>
-                <w:numId w:val="0"/>
-              </w:numPr>
-              <w:rPr>
-                <w:rFonts w:hint="default" w:ascii="Times New Roman" w:hAnsi="Times New Roman" w:cs="Times New Roman"/>
-                <w:sz w:val="26"/>
-                <w:szCs w:val="26"/>
-                <w:vertAlign w:val="baseline"/>
-                <w:lang w:val="en-US"/>
-              </w:rPr>
-            </w:pPr>
+            <w:vAlign w:val="top"/>
+          </w:tcPr>
+          <w:p>
+            <w:pPr>
+              <w:spacing w:after="0" w:line="240" w:lineRule="auto"/>
+              <w:rPr>
+                <w:rFonts w:hint="default" w:ascii="Times New Roman" w:hAnsi="Times New Roman" w:cs="Times New Roman"/>
+                <w:sz w:val="26"/>
+                <w:szCs w:val="26"/>
+                <w:vertAlign w:val="baseline"/>
+                <w:lang w:val="en-US"/>
+              </w:rPr>
+            </w:pPr>
+            <w:r>
+              <w:rPr>
+                <w:rFonts w:hint="default" w:ascii="Times New Roman" w:hAnsi="Times New Roman" w:cs="Times New Roman"/>
+                <w:sz w:val="26"/>
+                <w:szCs w:val="26"/>
+              </w:rPr>
+              <w:t>445/udp</w:t>
+            </w:r>
           </w:p>
         </w:tc>
         <w:tc>
           <w:tcPr>
             <w:tcW w:w="2130" w:type="dxa"/>
-          </w:tcPr>
-          <w:p>
-            <w:pPr>
-              <w:numPr>
-                <w:ilvl w:val="0"/>
-                <w:numId w:val="0"/>
-              </w:numPr>
-              <w:rPr>
-                <w:rFonts w:hint="default" w:ascii="Times New Roman" w:hAnsi="Times New Roman" w:cs="Times New Roman"/>
-                <w:sz w:val="26"/>
-                <w:szCs w:val="26"/>
-                <w:vertAlign w:val="baseline"/>
-                <w:lang w:val="en-US"/>
-              </w:rPr>
-            </w:pPr>
+            <w:vAlign w:val="top"/>
+          </w:tcPr>
+          <w:p>
+            <w:pPr>
+              <w:spacing w:after="0" w:line="240" w:lineRule="auto"/>
+              <w:rPr>
+                <w:rFonts w:hint="default" w:ascii="Times New Roman" w:hAnsi="Times New Roman" w:cs="Times New Roman"/>
+                <w:sz w:val="26"/>
+                <w:szCs w:val="26"/>
+                <w:vertAlign w:val="baseline"/>
+                <w:lang w:val="en-US"/>
+              </w:rPr>
+            </w:pPr>
+            <w:r>
+              <w:rPr>
+                <w:rFonts w:hint="default" w:ascii="Times New Roman" w:hAnsi="Times New Roman" w:cs="Times New Roman"/>
+                <w:sz w:val="26"/>
+                <w:szCs w:val="26"/>
+              </w:rPr>
+              <w:t>open|filtered</w:t>
+            </w:r>
           </w:p>
         </w:tc>
         <w:tc>
           <w:tcPr>
             <w:tcW w:w="2131" w:type="dxa"/>
-          </w:tcPr>
-          <w:p>
-            <w:pPr>
-              <w:numPr>
-                <w:ilvl w:val="0"/>
-                <w:numId w:val="0"/>
-              </w:numPr>
-              <w:rPr>
-                <w:rFonts w:hint="default" w:ascii="Times New Roman" w:hAnsi="Times New Roman" w:cs="Times New Roman"/>
-                <w:sz w:val="26"/>
-                <w:szCs w:val="26"/>
-                <w:vertAlign w:val="baseline"/>
-                <w:lang w:val="en-US"/>
-              </w:rPr>
-            </w:pPr>
+            <w:vAlign w:val="top"/>
+          </w:tcPr>
+          <w:p>
+            <w:pPr>
+              <w:spacing w:after="0" w:line="240" w:lineRule="auto"/>
+              <w:rPr>
+                <w:rFonts w:hint="default" w:ascii="Times New Roman" w:hAnsi="Times New Roman" w:cs="Times New Roman"/>
+                <w:sz w:val="26"/>
+                <w:szCs w:val="26"/>
+                <w:vertAlign w:val="baseline"/>
+                <w:lang w:val="en-US"/>
+              </w:rPr>
+            </w:pPr>
+            <w:r>
+              <w:rPr>
+                <w:rFonts w:hint="default" w:ascii="Times New Roman" w:hAnsi="Times New Roman" w:cs="Times New Roman"/>
+                <w:sz w:val="26"/>
+                <w:szCs w:val="26"/>
+              </w:rPr>
+              <w:t>microsoft-ds</w:t>
+            </w:r>
           </w:p>
         </w:tc>
         <w:tc>
           <w:tcPr>
             <w:tcW w:w="2131" w:type="dxa"/>
-          </w:tcPr>
-          <w:p>
-            <w:pPr>
-              <w:numPr>
-                <w:ilvl w:val="0"/>
-                <w:numId w:val="0"/>
-              </w:numPr>
-              <w:rPr>
-                <w:rFonts w:hint="default" w:ascii="Times New Roman" w:hAnsi="Times New Roman" w:cs="Times New Roman"/>
-                <w:sz w:val="26"/>
-                <w:szCs w:val="26"/>
-                <w:vertAlign w:val="baseline"/>
-                <w:lang w:val="en-US"/>
-              </w:rPr>
-            </w:pPr>
+            <w:vAlign w:val="top"/>
+          </w:tcPr>
+          <w:p>
+            <w:pPr>
+              <w:spacing w:after="0" w:line="240" w:lineRule="auto"/>
+              <w:rPr>
+                <w:rFonts w:hint="default" w:ascii="Times New Roman" w:hAnsi="Times New Roman" w:cs="Times New Roman"/>
+                <w:sz w:val="26"/>
+                <w:szCs w:val="26"/>
+                <w:vertAlign w:val="baseline"/>
+                <w:lang w:val="en-US"/>
+              </w:rPr>
+            </w:pPr>
+            <w:r>
+              <w:rPr>
+                <w:rFonts w:hint="default" w:ascii="Times New Roman" w:hAnsi="Times New Roman" w:cs="Times New Roman"/>
+                <w:sz w:val="26"/>
+                <w:szCs w:val="26"/>
+              </w:rPr>
+              <w:t>Không phân biệt được open hay filtered.</w:t>
+            </w:r>
           </w:p>
         </w:tc>
       </w:tr>
@@ -4763,81 +5362,105 @@
         <w:tc>
           <w:tcPr>
             <w:tcW w:w="2130" w:type="dxa"/>
-          </w:tcPr>
-          <w:p>
-            <w:pPr>
-              <w:numPr>
-                <w:ilvl w:val="0"/>
-                <w:numId w:val="0"/>
-              </w:numPr>
-              <w:rPr>
-                <w:rFonts w:hint="default" w:ascii="Times New Roman" w:hAnsi="Times New Roman" w:cs="Times New Roman"/>
-                <w:sz w:val="26"/>
-                <w:szCs w:val="26"/>
-                <w:vertAlign w:val="baseline"/>
-                <w:lang w:val="en-US"/>
-              </w:rPr>
-            </w:pPr>
+            <w:vAlign w:val="top"/>
+          </w:tcPr>
+          <w:p>
+            <w:pPr>
+              <w:spacing w:after="0" w:line="240" w:lineRule="auto"/>
+              <w:rPr>
+                <w:rFonts w:hint="default" w:ascii="Times New Roman" w:hAnsi="Times New Roman" w:cs="Times New Roman"/>
+                <w:sz w:val="26"/>
+                <w:szCs w:val="26"/>
+                <w:vertAlign w:val="baseline"/>
+                <w:lang w:val="en-US"/>
+              </w:rPr>
+            </w:pPr>
+            <w:r>
+              <w:rPr>
+                <w:rFonts w:hint="default" w:ascii="Times New Roman" w:hAnsi="Times New Roman" w:cs="Times New Roman"/>
+                <w:sz w:val="26"/>
+                <w:szCs w:val="26"/>
+              </w:rPr>
+              <w:t>500/udp</w:t>
+            </w:r>
           </w:p>
         </w:tc>
         <w:tc>
           <w:tcPr>
             <w:tcW w:w="2130" w:type="dxa"/>
-          </w:tcPr>
-          <w:p>
-            <w:pPr>
-              <w:numPr>
-                <w:ilvl w:val="0"/>
-                <w:numId w:val="0"/>
-              </w:numPr>
-              <w:rPr>
-                <w:rFonts w:hint="default" w:ascii="Times New Roman" w:hAnsi="Times New Roman" w:cs="Times New Roman"/>
-                <w:sz w:val="26"/>
-                <w:szCs w:val="26"/>
-                <w:vertAlign w:val="baseline"/>
-                <w:lang w:val="en-US"/>
-              </w:rPr>
-            </w:pPr>
+            <w:vAlign w:val="top"/>
+          </w:tcPr>
+          <w:p>
+            <w:pPr>
+              <w:spacing w:after="0" w:line="240" w:lineRule="auto"/>
+              <w:rPr>
+                <w:rFonts w:hint="default" w:ascii="Times New Roman" w:hAnsi="Times New Roman" w:cs="Times New Roman"/>
+                <w:sz w:val="26"/>
+                <w:szCs w:val="26"/>
+                <w:vertAlign w:val="baseline"/>
+                <w:lang w:val="en-US"/>
+              </w:rPr>
+            </w:pPr>
+            <w:r>
+              <w:rPr>
+                <w:rFonts w:hint="default" w:ascii="Times New Roman" w:hAnsi="Times New Roman" w:cs="Times New Roman"/>
+                <w:sz w:val="26"/>
+                <w:szCs w:val="26"/>
+              </w:rPr>
+              <w:t>open|filtered</w:t>
+            </w:r>
           </w:p>
         </w:tc>
         <w:tc>
           <w:tcPr>
             <w:tcW w:w="2131" w:type="dxa"/>
-          </w:tcPr>
-          <w:p>
-            <w:pPr>
-              <w:numPr>
-                <w:ilvl w:val="0"/>
-                <w:numId w:val="0"/>
-              </w:numPr>
-              <w:rPr>
-                <w:rFonts w:hint="default" w:ascii="Times New Roman" w:hAnsi="Times New Roman" w:cs="Times New Roman"/>
-                <w:sz w:val="26"/>
-                <w:szCs w:val="26"/>
-                <w:vertAlign w:val="baseline"/>
-                <w:lang w:val="en-US"/>
-              </w:rPr>
-            </w:pPr>
+            <w:vAlign w:val="top"/>
+          </w:tcPr>
+          <w:p>
+            <w:pPr>
+              <w:spacing w:after="0" w:line="240" w:lineRule="auto"/>
+              <w:rPr>
+                <w:rFonts w:hint="default" w:ascii="Times New Roman" w:hAnsi="Times New Roman" w:cs="Times New Roman"/>
+                <w:sz w:val="26"/>
+                <w:szCs w:val="26"/>
+                <w:vertAlign w:val="baseline"/>
+                <w:lang w:val="en-US"/>
+              </w:rPr>
+            </w:pPr>
+            <w:r>
+              <w:rPr>
+                <w:rFonts w:hint="default" w:ascii="Times New Roman" w:hAnsi="Times New Roman" w:cs="Times New Roman"/>
+                <w:sz w:val="26"/>
+                <w:szCs w:val="26"/>
+              </w:rPr>
+              <w:t>isakmp</w:t>
+            </w:r>
           </w:p>
         </w:tc>
         <w:tc>
           <w:tcPr>
             <w:tcW w:w="2131" w:type="dxa"/>
-          </w:tcPr>
-          <w:p>
-            <w:pPr>
-              <w:numPr>
-                <w:ilvl w:val="0"/>
-                <w:numId w:val="0"/>
-              </w:numPr>
-              <w:rPr>
-                <w:rFonts w:hint="default" w:ascii="Times New Roman" w:hAnsi="Times New Roman" w:cs="Times New Roman"/>
-                <w:sz w:val="26"/>
-                <w:szCs w:val="26"/>
-                <w:vertAlign w:val="baseline"/>
-                <w:lang w:val="en-US"/>
-              </w:rPr>
-            </w:pPr>
+            <w:vAlign w:val="top"/>
+          </w:tcPr>
+          <w:p>
+            <w:pPr>
+              <w:spacing w:after="0" w:line="240" w:lineRule="auto"/>
+              <w:rPr>
+                <w:rFonts w:hint="default" w:ascii="Times New Roman" w:hAnsi="Times New Roman" w:cs="Times New Roman"/>
+                <w:sz w:val="26"/>
+                <w:szCs w:val="26"/>
+                <w:vertAlign w:val="baseline"/>
+                <w:lang w:val="en-US"/>
+              </w:rPr>
+            </w:pPr>
+            <w:r>
+              <w:rPr>
+                <w:rFonts w:hint="default" w:ascii="Times New Roman" w:hAnsi="Times New Roman" w:cs="Times New Roman"/>
+                <w:sz w:val="26"/>
+                <w:szCs w:val="26"/>
+              </w:rPr>
+              <w:t>Không phân biệt được open hay filtered.</w:t>
+            </w:r>
           </w:p>
         </w:tc>
       </w:tr>
@@ -4859,81 +5482,105 @@
         <w:tc>
           <w:tcPr>
             <w:tcW w:w="2130" w:type="dxa"/>
-          </w:tcPr>
-          <w:p>
-            <w:pPr>
-              <w:numPr>
-                <w:ilvl w:val="0"/>
-                <w:numId w:val="0"/>
-              </w:numPr>
-              <w:rPr>
-                <w:rFonts w:hint="default" w:ascii="Times New Roman" w:hAnsi="Times New Roman" w:cs="Times New Roman"/>
-                <w:sz w:val="26"/>
-                <w:szCs w:val="26"/>
-                <w:vertAlign w:val="baseline"/>
-                <w:lang w:val="en-US"/>
-              </w:rPr>
-            </w:pPr>
+            <w:vAlign w:val="top"/>
+          </w:tcPr>
+          <w:p>
+            <w:pPr>
+              <w:spacing w:after="0" w:line="240" w:lineRule="auto"/>
+              <w:rPr>
+                <w:rFonts w:hint="default" w:ascii="Times New Roman" w:hAnsi="Times New Roman" w:cs="Times New Roman"/>
+                <w:sz w:val="26"/>
+                <w:szCs w:val="26"/>
+                <w:vertAlign w:val="baseline"/>
+                <w:lang w:val="en-US"/>
+              </w:rPr>
+            </w:pPr>
+            <w:r>
+              <w:rPr>
+                <w:rFonts w:hint="default" w:ascii="Times New Roman" w:hAnsi="Times New Roman" w:cs="Times New Roman"/>
+                <w:sz w:val="26"/>
+                <w:szCs w:val="26"/>
+              </w:rPr>
+              <w:t>514/udp</w:t>
+            </w:r>
           </w:p>
         </w:tc>
         <w:tc>
           <w:tcPr>
             <w:tcW w:w="2130" w:type="dxa"/>
-          </w:tcPr>
-          <w:p>
-            <w:pPr>
-              <w:numPr>
-                <w:ilvl w:val="0"/>
-                <w:numId w:val="0"/>
-              </w:numPr>
-              <w:rPr>
-                <w:rFonts w:hint="default" w:ascii="Times New Roman" w:hAnsi="Times New Roman" w:cs="Times New Roman"/>
-                <w:sz w:val="26"/>
-                <w:szCs w:val="26"/>
-                <w:vertAlign w:val="baseline"/>
-                <w:lang w:val="en-US"/>
-              </w:rPr>
-            </w:pPr>
+            <w:vAlign w:val="top"/>
+          </w:tcPr>
+          <w:p>
+            <w:pPr>
+              <w:spacing w:after="0" w:line="240" w:lineRule="auto"/>
+              <w:rPr>
+                <w:rFonts w:hint="default" w:ascii="Times New Roman" w:hAnsi="Times New Roman" w:cs="Times New Roman"/>
+                <w:sz w:val="26"/>
+                <w:szCs w:val="26"/>
+                <w:vertAlign w:val="baseline"/>
+                <w:lang w:val="en-US"/>
+              </w:rPr>
+            </w:pPr>
+            <w:r>
+              <w:rPr>
+                <w:rFonts w:hint="default" w:ascii="Times New Roman" w:hAnsi="Times New Roman" w:cs="Times New Roman"/>
+                <w:sz w:val="26"/>
+                <w:szCs w:val="26"/>
+              </w:rPr>
+              <w:t>closed</w:t>
+            </w:r>
           </w:p>
         </w:tc>
         <w:tc>
           <w:tcPr>
             <w:tcW w:w="2131" w:type="dxa"/>
-          </w:tcPr>
-          <w:p>
-            <w:pPr>
-              <w:numPr>
-                <w:ilvl w:val="0"/>
-                <w:numId w:val="0"/>
-              </w:numPr>
-              <w:rPr>
-                <w:rFonts w:hint="default" w:ascii="Times New Roman" w:hAnsi="Times New Roman" w:cs="Times New Roman"/>
-                <w:sz w:val="26"/>
-                <w:szCs w:val="26"/>
-                <w:vertAlign w:val="baseline"/>
-                <w:lang w:val="en-US"/>
-              </w:rPr>
-            </w:pPr>
+            <w:vAlign w:val="top"/>
+          </w:tcPr>
+          <w:p>
+            <w:pPr>
+              <w:spacing w:after="0" w:line="240" w:lineRule="auto"/>
+              <w:rPr>
+                <w:rFonts w:hint="default" w:ascii="Times New Roman" w:hAnsi="Times New Roman" w:cs="Times New Roman"/>
+                <w:sz w:val="26"/>
+                <w:szCs w:val="26"/>
+                <w:vertAlign w:val="baseline"/>
+                <w:lang w:val="en-US"/>
+              </w:rPr>
+            </w:pPr>
+            <w:r>
+              <w:rPr>
+                <w:rFonts w:hint="default" w:ascii="Times New Roman" w:hAnsi="Times New Roman" w:cs="Times New Roman"/>
+                <w:sz w:val="26"/>
+                <w:szCs w:val="26"/>
+              </w:rPr>
+              <w:t>syslog</w:t>
+            </w:r>
           </w:p>
         </w:tc>
         <w:tc>
           <w:tcPr>
             <w:tcW w:w="2131" w:type="dxa"/>
-          </w:tcPr>
-          <w:p>
-            <w:pPr>
-              <w:numPr>
-                <w:ilvl w:val="0"/>
-                <w:numId w:val="0"/>
-              </w:numPr>
-              <w:rPr>
-                <w:rFonts w:hint="default" w:ascii="Times New Roman" w:hAnsi="Times New Roman" w:cs="Times New Roman"/>
-                <w:sz w:val="26"/>
-                <w:szCs w:val="26"/>
-                <w:vertAlign w:val="baseline"/>
-                <w:lang w:val="en-US"/>
-              </w:rPr>
-            </w:pPr>
+            <w:vAlign w:val="top"/>
+          </w:tcPr>
+          <w:p>
+            <w:pPr>
+              <w:spacing w:after="0" w:line="240" w:lineRule="auto"/>
+              <w:rPr>
+                <w:rFonts w:hint="default" w:ascii="Times New Roman" w:hAnsi="Times New Roman" w:cs="Times New Roman"/>
+                <w:sz w:val="26"/>
+                <w:szCs w:val="26"/>
+                <w:vertAlign w:val="baseline"/>
+                <w:lang w:val="en-US"/>
+              </w:rPr>
+            </w:pPr>
+            <w:r>
+              <w:rPr>
+                <w:rFonts w:hint="default" w:ascii="Times New Roman" w:hAnsi="Times New Roman" w:cs="Times New Roman"/>
+                <w:sz w:val="26"/>
+                <w:szCs w:val="26"/>
+              </w:rPr>
+              <w:t>Cổng được xác định closed.</w:t>
+            </w:r>
           </w:p>
         </w:tc>
       </w:tr>
@@ -4955,81 +5602,105 @@
         <w:tc>
           <w:tcPr>
             <w:tcW w:w="2130" w:type="dxa"/>
-          </w:tcPr>
-          <w:p>
-            <w:pPr>
-              <w:numPr>
-                <w:ilvl w:val="0"/>
-                <w:numId w:val="0"/>
-              </w:numPr>
-              <w:rPr>
-                <w:rFonts w:hint="default" w:ascii="Times New Roman" w:hAnsi="Times New Roman" w:cs="Times New Roman"/>
-                <w:sz w:val="26"/>
-                <w:szCs w:val="26"/>
-                <w:vertAlign w:val="baseline"/>
-                <w:lang w:val="en-US"/>
-              </w:rPr>
-            </w:pPr>
+            <w:vAlign w:val="top"/>
+          </w:tcPr>
+          <w:p>
+            <w:pPr>
+              <w:spacing w:after="0" w:line="240" w:lineRule="auto"/>
+              <w:rPr>
+                <w:rFonts w:hint="default" w:ascii="Times New Roman" w:hAnsi="Times New Roman" w:cs="Times New Roman"/>
+                <w:sz w:val="26"/>
+                <w:szCs w:val="26"/>
+                <w:vertAlign w:val="baseline"/>
+                <w:lang w:val="en-US"/>
+              </w:rPr>
+            </w:pPr>
+            <w:r>
+              <w:rPr>
+                <w:rFonts w:hint="default" w:ascii="Times New Roman" w:hAnsi="Times New Roman" w:cs="Times New Roman"/>
+                <w:sz w:val="26"/>
+                <w:szCs w:val="26"/>
+              </w:rPr>
+              <w:t>520/udp</w:t>
+            </w:r>
           </w:p>
         </w:tc>
         <w:tc>
           <w:tcPr>
             <w:tcW w:w="2130" w:type="dxa"/>
-          </w:tcPr>
-          <w:p>
-            <w:pPr>
-              <w:numPr>
-                <w:ilvl w:val="0"/>
-                <w:numId w:val="0"/>
-              </w:numPr>
-              <w:rPr>
-                <w:rFonts w:hint="default" w:ascii="Times New Roman" w:hAnsi="Times New Roman" w:cs="Times New Roman"/>
-                <w:sz w:val="26"/>
-                <w:szCs w:val="26"/>
-                <w:vertAlign w:val="baseline"/>
-                <w:lang w:val="en-US"/>
-              </w:rPr>
-            </w:pPr>
+            <w:vAlign w:val="top"/>
+          </w:tcPr>
+          <w:p>
+            <w:pPr>
+              <w:spacing w:after="0" w:line="240" w:lineRule="auto"/>
+              <w:rPr>
+                <w:rFonts w:hint="default" w:ascii="Times New Roman" w:hAnsi="Times New Roman" w:cs="Times New Roman"/>
+                <w:sz w:val="26"/>
+                <w:szCs w:val="26"/>
+                <w:vertAlign w:val="baseline"/>
+                <w:lang w:val="en-US"/>
+              </w:rPr>
+            </w:pPr>
+            <w:r>
+              <w:rPr>
+                <w:rFonts w:hint="default" w:ascii="Times New Roman" w:hAnsi="Times New Roman" w:cs="Times New Roman"/>
+                <w:sz w:val="26"/>
+                <w:szCs w:val="26"/>
+              </w:rPr>
+              <w:t>closed</w:t>
+            </w:r>
           </w:p>
         </w:tc>
         <w:tc>
           <w:tcPr>
             <w:tcW w:w="2131" w:type="dxa"/>
-          </w:tcPr>
-          <w:p>
-            <w:pPr>
-              <w:numPr>
-                <w:ilvl w:val="0"/>
-                <w:numId w:val="0"/>
-              </w:numPr>
-              <w:rPr>
-                <w:rFonts w:hint="default" w:ascii="Times New Roman" w:hAnsi="Times New Roman" w:cs="Times New Roman"/>
-                <w:sz w:val="26"/>
-                <w:szCs w:val="26"/>
-                <w:vertAlign w:val="baseline"/>
-                <w:lang w:val="en-US"/>
-              </w:rPr>
-            </w:pPr>
+            <w:vAlign w:val="top"/>
+          </w:tcPr>
+          <w:p>
+            <w:pPr>
+              <w:spacing w:after="0" w:line="240" w:lineRule="auto"/>
+              <w:rPr>
+                <w:rFonts w:hint="default" w:ascii="Times New Roman" w:hAnsi="Times New Roman" w:cs="Times New Roman"/>
+                <w:sz w:val="26"/>
+                <w:szCs w:val="26"/>
+                <w:vertAlign w:val="baseline"/>
+                <w:lang w:val="en-US"/>
+              </w:rPr>
+            </w:pPr>
+            <w:r>
+              <w:rPr>
+                <w:rFonts w:hint="default" w:ascii="Times New Roman" w:hAnsi="Times New Roman" w:cs="Times New Roman"/>
+                <w:sz w:val="26"/>
+                <w:szCs w:val="26"/>
+              </w:rPr>
+              <w:t>route</w:t>
+            </w:r>
           </w:p>
         </w:tc>
         <w:tc>
           <w:tcPr>
             <w:tcW w:w="2131" w:type="dxa"/>
-          </w:tcPr>
-          <w:p>
-            <w:pPr>
-              <w:numPr>
-                <w:ilvl w:val="0"/>
-                <w:numId w:val="0"/>
-              </w:numPr>
-              <w:rPr>
-                <w:rFonts w:hint="default" w:ascii="Times New Roman" w:hAnsi="Times New Roman" w:cs="Times New Roman"/>
-                <w:sz w:val="26"/>
-                <w:szCs w:val="26"/>
-                <w:vertAlign w:val="baseline"/>
-                <w:lang w:val="en-US"/>
-              </w:rPr>
-            </w:pPr>
+            <w:vAlign w:val="top"/>
+          </w:tcPr>
+          <w:p>
+            <w:pPr>
+              <w:spacing w:after="0" w:line="240" w:lineRule="auto"/>
+              <w:rPr>
+                <w:rFonts w:hint="default" w:ascii="Times New Roman" w:hAnsi="Times New Roman" w:cs="Times New Roman"/>
+                <w:sz w:val="26"/>
+                <w:szCs w:val="26"/>
+                <w:vertAlign w:val="baseline"/>
+                <w:lang w:val="en-US"/>
+              </w:rPr>
+            </w:pPr>
+            <w:r>
+              <w:rPr>
+                <w:rFonts w:hint="default" w:ascii="Times New Roman" w:hAnsi="Times New Roman" w:cs="Times New Roman"/>
+                <w:sz w:val="26"/>
+                <w:szCs w:val="26"/>
+              </w:rPr>
+              <w:t>Cổng được xác định closed.</w:t>
+            </w:r>
           </w:p>
         </w:tc>
       </w:tr>
@@ -5051,81 +5722,105 @@
         <w:tc>
           <w:tcPr>
             <w:tcW w:w="2130" w:type="dxa"/>
-          </w:tcPr>
-          <w:p>
-            <w:pPr>
-              <w:numPr>
-                <w:ilvl w:val="0"/>
-                <w:numId w:val="0"/>
-              </w:numPr>
-              <w:rPr>
-                <w:rFonts w:hint="default" w:ascii="Times New Roman" w:hAnsi="Times New Roman" w:cs="Times New Roman"/>
-                <w:sz w:val="26"/>
-                <w:szCs w:val="26"/>
-                <w:vertAlign w:val="baseline"/>
-                <w:lang w:val="en-US"/>
-              </w:rPr>
-            </w:pPr>
+            <w:vAlign w:val="top"/>
+          </w:tcPr>
+          <w:p>
+            <w:pPr>
+              <w:spacing w:after="0" w:line="240" w:lineRule="auto"/>
+              <w:rPr>
+                <w:rFonts w:hint="default" w:ascii="Times New Roman" w:hAnsi="Times New Roman" w:cs="Times New Roman"/>
+                <w:sz w:val="26"/>
+                <w:szCs w:val="26"/>
+                <w:vertAlign w:val="baseline"/>
+                <w:lang w:val="en-US"/>
+              </w:rPr>
+            </w:pPr>
+            <w:r>
+              <w:rPr>
+                <w:rFonts w:hint="default" w:ascii="Times New Roman" w:hAnsi="Times New Roman" w:cs="Times New Roman"/>
+                <w:sz w:val="26"/>
+                <w:szCs w:val="26"/>
+              </w:rPr>
+              <w:t>631/udp</w:t>
+            </w:r>
           </w:p>
         </w:tc>
         <w:tc>
           <w:tcPr>
             <w:tcW w:w="2130" w:type="dxa"/>
-          </w:tcPr>
-          <w:p>
-            <w:pPr>
-              <w:numPr>
-                <w:ilvl w:val="0"/>
-                <w:numId w:val="0"/>
-              </w:numPr>
-              <w:rPr>
-                <w:rFonts w:hint="default" w:ascii="Times New Roman" w:hAnsi="Times New Roman" w:cs="Times New Roman"/>
-                <w:sz w:val="26"/>
-                <w:szCs w:val="26"/>
-                <w:vertAlign w:val="baseline"/>
-                <w:lang w:val="en-US"/>
-              </w:rPr>
-            </w:pPr>
+            <w:vAlign w:val="top"/>
+          </w:tcPr>
+          <w:p>
+            <w:pPr>
+              <w:spacing w:after="0" w:line="240" w:lineRule="auto"/>
+              <w:rPr>
+                <w:rFonts w:hint="default" w:ascii="Times New Roman" w:hAnsi="Times New Roman" w:cs="Times New Roman"/>
+                <w:sz w:val="26"/>
+                <w:szCs w:val="26"/>
+                <w:vertAlign w:val="baseline"/>
+                <w:lang w:val="en-US"/>
+              </w:rPr>
+            </w:pPr>
+            <w:r>
+              <w:rPr>
+                <w:rFonts w:hint="default" w:ascii="Times New Roman" w:hAnsi="Times New Roman" w:cs="Times New Roman"/>
+                <w:sz w:val="26"/>
+                <w:szCs w:val="26"/>
+              </w:rPr>
+              <w:t>closed</w:t>
+            </w:r>
           </w:p>
         </w:tc>
         <w:tc>
           <w:tcPr>
             <w:tcW w:w="2131" w:type="dxa"/>
-          </w:tcPr>
-          <w:p>
-            <w:pPr>
-              <w:numPr>
-                <w:ilvl w:val="0"/>
-                <w:numId w:val="0"/>
-              </w:numPr>
-              <w:rPr>
-                <w:rFonts w:hint="default" w:ascii="Times New Roman" w:hAnsi="Times New Roman" w:cs="Times New Roman"/>
-                <w:sz w:val="26"/>
-                <w:szCs w:val="26"/>
-                <w:vertAlign w:val="baseline"/>
-                <w:lang w:val="en-US"/>
-              </w:rPr>
-            </w:pPr>
+            <w:vAlign w:val="top"/>
+          </w:tcPr>
+          <w:p>
+            <w:pPr>
+              <w:spacing w:after="0" w:line="240" w:lineRule="auto"/>
+              <w:rPr>
+                <w:rFonts w:hint="default" w:ascii="Times New Roman" w:hAnsi="Times New Roman" w:cs="Times New Roman"/>
+                <w:sz w:val="26"/>
+                <w:szCs w:val="26"/>
+                <w:vertAlign w:val="baseline"/>
+                <w:lang w:val="en-US"/>
+              </w:rPr>
+            </w:pPr>
+            <w:r>
+              <w:rPr>
+                <w:rFonts w:hint="default" w:ascii="Times New Roman" w:hAnsi="Times New Roman" w:cs="Times New Roman"/>
+                <w:sz w:val="26"/>
+                <w:szCs w:val="26"/>
+              </w:rPr>
+              <w:t>ipp</w:t>
+            </w:r>
           </w:p>
         </w:tc>
         <w:tc>
           <w:tcPr>
             <w:tcW w:w="2131" w:type="dxa"/>
-          </w:tcPr>
-          <w:p>
-            <w:pPr>
-              <w:numPr>
-                <w:ilvl w:val="0"/>
-                <w:numId w:val="0"/>
-              </w:numPr>
-              <w:rPr>
-                <w:rFonts w:hint="default" w:ascii="Times New Roman" w:hAnsi="Times New Roman" w:cs="Times New Roman"/>
-                <w:sz w:val="26"/>
-                <w:szCs w:val="26"/>
-                <w:vertAlign w:val="baseline"/>
-                <w:lang w:val="en-US"/>
-              </w:rPr>
-            </w:pPr>
+            <w:vAlign w:val="top"/>
+          </w:tcPr>
+          <w:p>
+            <w:pPr>
+              <w:spacing w:after="0" w:line="240" w:lineRule="auto"/>
+              <w:rPr>
+                <w:rFonts w:hint="default" w:ascii="Times New Roman" w:hAnsi="Times New Roman" w:cs="Times New Roman"/>
+                <w:sz w:val="26"/>
+                <w:szCs w:val="26"/>
+                <w:vertAlign w:val="baseline"/>
+                <w:lang w:val="en-US"/>
+              </w:rPr>
+            </w:pPr>
+            <w:r>
+              <w:rPr>
+                <w:rFonts w:hint="default" w:ascii="Times New Roman" w:hAnsi="Times New Roman" w:cs="Times New Roman"/>
+                <w:sz w:val="26"/>
+                <w:szCs w:val="26"/>
+              </w:rPr>
+              <w:t>Cổng được xác định closed.</w:t>
+            </w:r>
           </w:p>
         </w:tc>
       </w:tr>
@@ -5147,81 +5842,105 @@
         <w:tc>
           <w:tcPr>
             <w:tcW w:w="2130" w:type="dxa"/>
-          </w:tcPr>
-          <w:p>
-            <w:pPr>
-              <w:numPr>
-                <w:ilvl w:val="0"/>
-                <w:numId w:val="0"/>
-              </w:numPr>
-              <w:rPr>
-                <w:rFonts w:hint="default" w:ascii="Times New Roman" w:hAnsi="Times New Roman" w:cs="Times New Roman"/>
-                <w:sz w:val="26"/>
-                <w:szCs w:val="26"/>
-                <w:vertAlign w:val="baseline"/>
-                <w:lang w:val="en-US"/>
-              </w:rPr>
-            </w:pPr>
+            <w:vAlign w:val="top"/>
+          </w:tcPr>
+          <w:p>
+            <w:pPr>
+              <w:spacing w:after="0" w:line="240" w:lineRule="auto"/>
+              <w:rPr>
+                <w:rFonts w:hint="default" w:ascii="Times New Roman" w:hAnsi="Times New Roman" w:cs="Times New Roman"/>
+                <w:sz w:val="26"/>
+                <w:szCs w:val="26"/>
+                <w:vertAlign w:val="baseline"/>
+                <w:lang w:val="en-US"/>
+              </w:rPr>
+            </w:pPr>
+            <w:r>
+              <w:rPr>
+                <w:rFonts w:hint="default" w:ascii="Times New Roman" w:hAnsi="Times New Roman" w:cs="Times New Roman"/>
+                <w:sz w:val="26"/>
+                <w:szCs w:val="26"/>
+              </w:rPr>
+              <w:t>1434/udp</w:t>
+            </w:r>
           </w:p>
         </w:tc>
         <w:tc>
           <w:tcPr>
             <w:tcW w:w="2130" w:type="dxa"/>
-          </w:tcPr>
-          <w:p>
-            <w:pPr>
-              <w:numPr>
-                <w:ilvl w:val="0"/>
-                <w:numId w:val="0"/>
-              </w:numPr>
-              <w:rPr>
-                <w:rFonts w:hint="default" w:ascii="Times New Roman" w:hAnsi="Times New Roman" w:cs="Times New Roman"/>
-                <w:sz w:val="26"/>
-                <w:szCs w:val="26"/>
-                <w:vertAlign w:val="baseline"/>
-                <w:lang w:val="en-US"/>
-              </w:rPr>
-            </w:pPr>
+            <w:vAlign w:val="top"/>
+          </w:tcPr>
+          <w:p>
+            <w:pPr>
+              <w:spacing w:after="0" w:line="240" w:lineRule="auto"/>
+              <w:rPr>
+                <w:rFonts w:hint="default" w:ascii="Times New Roman" w:hAnsi="Times New Roman" w:cs="Times New Roman"/>
+                <w:sz w:val="26"/>
+                <w:szCs w:val="26"/>
+                <w:vertAlign w:val="baseline"/>
+                <w:lang w:val="en-US"/>
+              </w:rPr>
+            </w:pPr>
+            <w:r>
+              <w:rPr>
+                <w:rFonts w:hint="default" w:ascii="Times New Roman" w:hAnsi="Times New Roman" w:cs="Times New Roman"/>
+                <w:sz w:val="26"/>
+                <w:szCs w:val="26"/>
+              </w:rPr>
+              <w:t>closed</w:t>
+            </w:r>
           </w:p>
         </w:tc>
         <w:tc>
           <w:tcPr>
             <w:tcW w:w="2131" w:type="dxa"/>
-          </w:tcPr>
-          <w:p>
-            <w:pPr>
-              <w:numPr>
-                <w:ilvl w:val="0"/>
-                <w:numId w:val="0"/>
-              </w:numPr>
-              <w:rPr>
-                <w:rFonts w:hint="default" w:ascii="Times New Roman" w:hAnsi="Times New Roman" w:cs="Times New Roman"/>
-                <w:sz w:val="26"/>
-                <w:szCs w:val="26"/>
-                <w:vertAlign w:val="baseline"/>
-                <w:lang w:val="en-US"/>
-              </w:rPr>
-            </w:pPr>
+            <w:vAlign w:val="top"/>
+          </w:tcPr>
+          <w:p>
+            <w:pPr>
+              <w:spacing w:after="0" w:line="240" w:lineRule="auto"/>
+              <w:rPr>
+                <w:rFonts w:hint="default" w:ascii="Times New Roman" w:hAnsi="Times New Roman" w:cs="Times New Roman"/>
+                <w:sz w:val="26"/>
+                <w:szCs w:val="26"/>
+                <w:vertAlign w:val="baseline"/>
+                <w:lang w:val="en-US"/>
+              </w:rPr>
+            </w:pPr>
+            <w:r>
+              <w:rPr>
+                <w:rFonts w:hint="default" w:ascii="Times New Roman" w:hAnsi="Times New Roman" w:cs="Times New Roman"/>
+                <w:sz w:val="26"/>
+                <w:szCs w:val="26"/>
+              </w:rPr>
+              <w:t>ms-sql-m</w:t>
+            </w:r>
           </w:p>
         </w:tc>
         <w:tc>
           <w:tcPr>
             <w:tcW w:w="2131" w:type="dxa"/>
-          </w:tcPr>
-          <w:p>
-            <w:pPr>
-              <w:numPr>
-                <w:ilvl w:val="0"/>
-                <w:numId w:val="0"/>
-              </w:numPr>
-              <w:rPr>
-                <w:rFonts w:hint="default" w:ascii="Times New Roman" w:hAnsi="Times New Roman" w:cs="Times New Roman"/>
-                <w:sz w:val="26"/>
-                <w:szCs w:val="26"/>
-                <w:vertAlign w:val="baseline"/>
-                <w:lang w:val="en-US"/>
-              </w:rPr>
-            </w:pPr>
+            <w:vAlign w:val="top"/>
+          </w:tcPr>
+          <w:p>
+            <w:pPr>
+              <w:spacing w:after="0" w:line="240" w:lineRule="auto"/>
+              <w:rPr>
+                <w:rFonts w:hint="default" w:ascii="Times New Roman" w:hAnsi="Times New Roman" w:cs="Times New Roman"/>
+                <w:sz w:val="26"/>
+                <w:szCs w:val="26"/>
+                <w:vertAlign w:val="baseline"/>
+                <w:lang w:val="en-US"/>
+              </w:rPr>
+            </w:pPr>
+            <w:r>
+              <w:rPr>
+                <w:rFonts w:hint="default" w:ascii="Times New Roman" w:hAnsi="Times New Roman" w:cs="Times New Roman"/>
+                <w:sz w:val="26"/>
+                <w:szCs w:val="26"/>
+              </w:rPr>
+              <w:t>Cổng được xác định closed.</w:t>
+            </w:r>
           </w:p>
         </w:tc>
       </w:tr>
@@ -5243,81 +5962,105 @@
         <w:tc>
           <w:tcPr>
             <w:tcW w:w="2130" w:type="dxa"/>
-          </w:tcPr>
-          <w:p>
-            <w:pPr>
-              <w:numPr>
-                <w:ilvl w:val="0"/>
-                <w:numId w:val="0"/>
-              </w:numPr>
-              <w:rPr>
-                <w:rFonts w:hint="default" w:ascii="Times New Roman" w:hAnsi="Times New Roman" w:cs="Times New Roman"/>
-                <w:sz w:val="26"/>
-                <w:szCs w:val="26"/>
-                <w:vertAlign w:val="baseline"/>
-                <w:lang w:val="en-US"/>
-              </w:rPr>
-            </w:pPr>
+            <w:vAlign w:val="top"/>
+          </w:tcPr>
+          <w:p>
+            <w:pPr>
+              <w:spacing w:after="0" w:line="240" w:lineRule="auto"/>
+              <w:rPr>
+                <w:rFonts w:hint="default" w:ascii="Times New Roman" w:hAnsi="Times New Roman" w:cs="Times New Roman"/>
+                <w:sz w:val="26"/>
+                <w:szCs w:val="26"/>
+                <w:vertAlign w:val="baseline"/>
+                <w:lang w:val="en-US"/>
+              </w:rPr>
+            </w:pPr>
+            <w:r>
+              <w:rPr>
+                <w:rFonts w:hint="default" w:ascii="Times New Roman" w:hAnsi="Times New Roman" w:cs="Times New Roman"/>
+                <w:sz w:val="26"/>
+                <w:szCs w:val="26"/>
+              </w:rPr>
+              <w:t>1900/udp</w:t>
+            </w:r>
           </w:p>
         </w:tc>
         <w:tc>
           <w:tcPr>
             <w:tcW w:w="2130" w:type="dxa"/>
-          </w:tcPr>
-          <w:p>
-            <w:pPr>
-              <w:numPr>
-                <w:ilvl w:val="0"/>
-                <w:numId w:val="0"/>
-              </w:numPr>
-              <w:rPr>
-                <w:rFonts w:hint="default" w:ascii="Times New Roman" w:hAnsi="Times New Roman" w:cs="Times New Roman"/>
-                <w:sz w:val="26"/>
-                <w:szCs w:val="26"/>
-                <w:vertAlign w:val="baseline"/>
-                <w:lang w:val="en-US"/>
-              </w:rPr>
-            </w:pPr>
+            <w:vAlign w:val="top"/>
+          </w:tcPr>
+          <w:p>
+            <w:pPr>
+              <w:spacing w:after="0" w:line="240" w:lineRule="auto"/>
+              <w:rPr>
+                <w:rFonts w:hint="default" w:ascii="Times New Roman" w:hAnsi="Times New Roman" w:cs="Times New Roman"/>
+                <w:sz w:val="26"/>
+                <w:szCs w:val="26"/>
+                <w:vertAlign w:val="baseline"/>
+                <w:lang w:val="en-US"/>
+              </w:rPr>
+            </w:pPr>
+            <w:r>
+              <w:rPr>
+                <w:rFonts w:hint="default" w:ascii="Times New Roman" w:hAnsi="Times New Roman" w:cs="Times New Roman"/>
+                <w:sz w:val="26"/>
+                <w:szCs w:val="26"/>
+              </w:rPr>
+              <w:t>open|filtered</w:t>
+            </w:r>
           </w:p>
         </w:tc>
         <w:tc>
           <w:tcPr>
             <w:tcW w:w="2131" w:type="dxa"/>
-          </w:tcPr>
-          <w:p>
-            <w:pPr>
-              <w:numPr>
-                <w:ilvl w:val="0"/>
-                <w:numId w:val="0"/>
-              </w:numPr>
-              <w:rPr>
-                <w:rFonts w:hint="default" w:ascii="Times New Roman" w:hAnsi="Times New Roman" w:cs="Times New Roman"/>
-                <w:sz w:val="26"/>
-                <w:szCs w:val="26"/>
-                <w:vertAlign w:val="baseline"/>
-                <w:lang w:val="en-US"/>
-              </w:rPr>
-            </w:pPr>
+            <w:vAlign w:val="top"/>
+          </w:tcPr>
+          <w:p>
+            <w:pPr>
+              <w:spacing w:after="0" w:line="240" w:lineRule="auto"/>
+              <w:rPr>
+                <w:rFonts w:hint="default" w:ascii="Times New Roman" w:hAnsi="Times New Roman" w:cs="Times New Roman"/>
+                <w:sz w:val="26"/>
+                <w:szCs w:val="26"/>
+                <w:vertAlign w:val="baseline"/>
+                <w:lang w:val="en-US"/>
+              </w:rPr>
+            </w:pPr>
+            <w:r>
+              <w:rPr>
+                <w:rFonts w:hint="default" w:ascii="Times New Roman" w:hAnsi="Times New Roman" w:cs="Times New Roman"/>
+                <w:sz w:val="26"/>
+                <w:szCs w:val="26"/>
+              </w:rPr>
+              <w:t>upnp</w:t>
+            </w:r>
           </w:p>
         </w:tc>
         <w:tc>
           <w:tcPr>
             <w:tcW w:w="2131" w:type="dxa"/>
-          </w:tcPr>
-          <w:p>
-            <w:pPr>
-              <w:numPr>
-                <w:ilvl w:val="0"/>
-                <w:numId w:val="0"/>
-              </w:numPr>
-              <w:rPr>
-                <w:rFonts w:hint="default" w:ascii="Times New Roman" w:hAnsi="Times New Roman" w:cs="Times New Roman"/>
-                <w:sz w:val="26"/>
-                <w:szCs w:val="26"/>
-                <w:vertAlign w:val="baseline"/>
-                <w:lang w:val="en-US"/>
-              </w:rPr>
-            </w:pPr>
+            <w:vAlign w:val="top"/>
+          </w:tcPr>
+          <w:p>
+            <w:pPr>
+              <w:spacing w:after="0" w:line="240" w:lineRule="auto"/>
+              <w:rPr>
+                <w:rFonts w:hint="default" w:ascii="Times New Roman" w:hAnsi="Times New Roman" w:cs="Times New Roman"/>
+                <w:sz w:val="26"/>
+                <w:szCs w:val="26"/>
+                <w:vertAlign w:val="baseline"/>
+                <w:lang w:val="en-US"/>
+              </w:rPr>
+            </w:pPr>
+            <w:r>
+              <w:rPr>
+                <w:rFonts w:hint="default" w:ascii="Times New Roman" w:hAnsi="Times New Roman" w:cs="Times New Roman"/>
+                <w:sz w:val="26"/>
+                <w:szCs w:val="26"/>
+              </w:rPr>
+              <w:t>Không phân biệt được open hay filtered.</w:t>
+            </w:r>
           </w:p>
         </w:tc>
       </w:tr>
@@ -5339,81 +6082,105 @@
         <w:tc>
           <w:tcPr>
             <w:tcW w:w="2130" w:type="dxa"/>
-          </w:tcPr>
-          <w:p>
-            <w:pPr>
-              <w:numPr>
-                <w:ilvl w:val="0"/>
-                <w:numId w:val="0"/>
-              </w:numPr>
-              <w:rPr>
-                <w:rFonts w:hint="default" w:ascii="Times New Roman" w:hAnsi="Times New Roman" w:cs="Times New Roman"/>
-                <w:sz w:val="26"/>
-                <w:szCs w:val="26"/>
-                <w:vertAlign w:val="baseline"/>
-                <w:lang w:val="en-US"/>
-              </w:rPr>
-            </w:pPr>
+            <w:vAlign w:val="top"/>
+          </w:tcPr>
+          <w:p>
+            <w:pPr>
+              <w:spacing w:after="0" w:line="240" w:lineRule="auto"/>
+              <w:rPr>
+                <w:rFonts w:hint="default" w:ascii="Times New Roman" w:hAnsi="Times New Roman" w:cs="Times New Roman"/>
+                <w:sz w:val="26"/>
+                <w:szCs w:val="26"/>
+                <w:vertAlign w:val="baseline"/>
+                <w:lang w:val="en-US"/>
+              </w:rPr>
+            </w:pPr>
+            <w:r>
+              <w:rPr>
+                <w:rFonts w:hint="default" w:ascii="Times New Roman" w:hAnsi="Times New Roman" w:cs="Times New Roman"/>
+                <w:sz w:val="26"/>
+                <w:szCs w:val="26"/>
+              </w:rPr>
+              <w:t>4500/udp</w:t>
+            </w:r>
           </w:p>
         </w:tc>
         <w:tc>
           <w:tcPr>
             <w:tcW w:w="2130" w:type="dxa"/>
-          </w:tcPr>
-          <w:p>
-            <w:pPr>
-              <w:numPr>
-                <w:ilvl w:val="0"/>
-                <w:numId w:val="0"/>
-              </w:numPr>
-              <w:rPr>
-                <w:rFonts w:hint="default" w:ascii="Times New Roman" w:hAnsi="Times New Roman" w:cs="Times New Roman"/>
-                <w:sz w:val="26"/>
-                <w:szCs w:val="26"/>
-                <w:vertAlign w:val="baseline"/>
-                <w:lang w:val="en-US"/>
-              </w:rPr>
-            </w:pPr>
+            <w:vAlign w:val="top"/>
+          </w:tcPr>
+          <w:p>
+            <w:pPr>
+              <w:spacing w:after="0" w:line="240" w:lineRule="auto"/>
+              <w:rPr>
+                <w:rFonts w:hint="default" w:ascii="Times New Roman" w:hAnsi="Times New Roman" w:cs="Times New Roman"/>
+                <w:sz w:val="26"/>
+                <w:szCs w:val="26"/>
+                <w:vertAlign w:val="baseline"/>
+                <w:lang w:val="en-US"/>
+              </w:rPr>
+            </w:pPr>
+            <w:r>
+              <w:rPr>
+                <w:rFonts w:hint="default" w:ascii="Times New Roman" w:hAnsi="Times New Roman" w:cs="Times New Roman"/>
+                <w:sz w:val="26"/>
+                <w:szCs w:val="26"/>
+              </w:rPr>
+              <w:t>open|filtered</w:t>
+            </w:r>
           </w:p>
         </w:tc>
         <w:tc>
           <w:tcPr>
             <w:tcW w:w="2131" w:type="dxa"/>
-          </w:tcPr>
-          <w:p>
-            <w:pPr>
-              <w:numPr>
-                <w:ilvl w:val="0"/>
-                <w:numId w:val="0"/>
-              </w:numPr>
-              <w:rPr>
-                <w:rFonts w:hint="default" w:ascii="Times New Roman" w:hAnsi="Times New Roman" w:cs="Times New Roman"/>
-                <w:sz w:val="26"/>
-                <w:szCs w:val="26"/>
-                <w:vertAlign w:val="baseline"/>
-                <w:lang w:val="en-US"/>
-              </w:rPr>
-            </w:pPr>
+            <w:vAlign w:val="top"/>
+          </w:tcPr>
+          <w:p>
+            <w:pPr>
+              <w:spacing w:after="0" w:line="240" w:lineRule="auto"/>
+              <w:rPr>
+                <w:rFonts w:hint="default" w:ascii="Times New Roman" w:hAnsi="Times New Roman" w:cs="Times New Roman"/>
+                <w:sz w:val="26"/>
+                <w:szCs w:val="26"/>
+                <w:vertAlign w:val="baseline"/>
+                <w:lang w:val="en-US"/>
+              </w:rPr>
+            </w:pPr>
+            <w:r>
+              <w:rPr>
+                <w:rFonts w:hint="default" w:ascii="Times New Roman" w:hAnsi="Times New Roman" w:cs="Times New Roman"/>
+                <w:sz w:val="26"/>
+                <w:szCs w:val="26"/>
+              </w:rPr>
+              <w:t>nat-t-ike</w:t>
+            </w:r>
           </w:p>
         </w:tc>
         <w:tc>
           <w:tcPr>
             <w:tcW w:w="2131" w:type="dxa"/>
-          </w:tcPr>
-          <w:p>
-            <w:pPr>
-              <w:numPr>
-                <w:ilvl w:val="0"/>
-                <w:numId w:val="0"/>
-              </w:numPr>
-              <w:rPr>
-                <w:rFonts w:hint="default" w:ascii="Times New Roman" w:hAnsi="Times New Roman" w:cs="Times New Roman"/>
-                <w:sz w:val="26"/>
-                <w:szCs w:val="26"/>
-                <w:vertAlign w:val="baseline"/>
-                <w:lang w:val="en-US"/>
-              </w:rPr>
-            </w:pPr>
+            <w:vAlign w:val="top"/>
+          </w:tcPr>
+          <w:p>
+            <w:pPr>
+              <w:spacing w:after="0" w:line="240" w:lineRule="auto"/>
+              <w:rPr>
+                <w:rFonts w:hint="default" w:ascii="Times New Roman" w:hAnsi="Times New Roman" w:cs="Times New Roman"/>
+                <w:sz w:val="26"/>
+                <w:szCs w:val="26"/>
+                <w:vertAlign w:val="baseline"/>
+                <w:lang w:val="en-US"/>
+              </w:rPr>
+            </w:pPr>
+            <w:r>
+              <w:rPr>
+                <w:rFonts w:hint="default" w:ascii="Times New Roman" w:hAnsi="Times New Roman" w:cs="Times New Roman"/>
+                <w:sz w:val="26"/>
+                <w:szCs w:val="26"/>
+              </w:rPr>
+              <w:t>Không phân biệt được open hay filtered.</w:t>
+            </w:r>
           </w:p>
         </w:tc>
       </w:tr>
@@ -5435,81 +6202,105 @@
         <w:tc>
           <w:tcPr>
             <w:tcW w:w="2130" w:type="dxa"/>
-          </w:tcPr>
-          <w:p>
-            <w:pPr>
-              <w:numPr>
-                <w:ilvl w:val="0"/>
-                <w:numId w:val="0"/>
-              </w:numPr>
-              <w:rPr>
-                <w:rFonts w:hint="default" w:ascii="Times New Roman" w:hAnsi="Times New Roman" w:cs="Times New Roman"/>
-                <w:sz w:val="26"/>
-                <w:szCs w:val="26"/>
-                <w:vertAlign w:val="baseline"/>
-                <w:lang w:val="en-US"/>
-              </w:rPr>
-            </w:pPr>
+            <w:vAlign w:val="top"/>
+          </w:tcPr>
+          <w:p>
+            <w:pPr>
+              <w:spacing w:after="0" w:line="240" w:lineRule="auto"/>
+              <w:rPr>
+                <w:rFonts w:hint="default" w:ascii="Times New Roman" w:hAnsi="Times New Roman" w:cs="Times New Roman"/>
+                <w:sz w:val="26"/>
+                <w:szCs w:val="26"/>
+                <w:vertAlign w:val="baseline"/>
+                <w:lang w:val="en-US"/>
+              </w:rPr>
+            </w:pPr>
+            <w:r>
+              <w:rPr>
+                <w:rFonts w:hint="default" w:ascii="Times New Roman" w:hAnsi="Times New Roman" w:cs="Times New Roman"/>
+                <w:sz w:val="26"/>
+                <w:szCs w:val="26"/>
+              </w:rPr>
+              <w:t>49152/udp</w:t>
+            </w:r>
           </w:p>
         </w:tc>
         <w:tc>
           <w:tcPr>
             <w:tcW w:w="2130" w:type="dxa"/>
-          </w:tcPr>
-          <w:p>
-            <w:pPr>
-              <w:numPr>
-                <w:ilvl w:val="0"/>
-                <w:numId w:val="0"/>
-              </w:numPr>
-              <w:rPr>
-                <w:rFonts w:hint="default" w:ascii="Times New Roman" w:hAnsi="Times New Roman" w:cs="Times New Roman"/>
-                <w:sz w:val="26"/>
-                <w:szCs w:val="26"/>
-                <w:vertAlign w:val="baseline"/>
-                <w:lang w:val="en-US"/>
-              </w:rPr>
-            </w:pPr>
+            <w:vAlign w:val="top"/>
+          </w:tcPr>
+          <w:p>
+            <w:pPr>
+              <w:spacing w:after="0" w:line="240" w:lineRule="auto"/>
+              <w:rPr>
+                <w:rFonts w:hint="default" w:ascii="Times New Roman" w:hAnsi="Times New Roman" w:cs="Times New Roman"/>
+                <w:sz w:val="26"/>
+                <w:szCs w:val="26"/>
+                <w:vertAlign w:val="baseline"/>
+                <w:lang w:val="en-US"/>
+              </w:rPr>
+            </w:pPr>
+            <w:r>
+              <w:rPr>
+                <w:rFonts w:hint="default" w:ascii="Times New Roman" w:hAnsi="Times New Roman" w:cs="Times New Roman"/>
+                <w:sz w:val="26"/>
+                <w:szCs w:val="26"/>
+              </w:rPr>
+              <w:t>closed</w:t>
+            </w:r>
           </w:p>
         </w:tc>
         <w:tc>
           <w:tcPr>
             <w:tcW w:w="2131" w:type="dxa"/>
-          </w:tcPr>
-          <w:p>
-            <w:pPr>
-              <w:numPr>
-                <w:ilvl w:val="0"/>
-                <w:numId w:val="0"/>
-              </w:numPr>
-              <w:rPr>
-                <w:rFonts w:hint="default" w:ascii="Times New Roman" w:hAnsi="Times New Roman" w:cs="Times New Roman"/>
-                <w:sz w:val="26"/>
-                <w:szCs w:val="26"/>
-                <w:vertAlign w:val="baseline"/>
-                <w:lang w:val="en-US"/>
-              </w:rPr>
-            </w:pPr>
+            <w:vAlign w:val="top"/>
+          </w:tcPr>
+          <w:p>
+            <w:pPr>
+              <w:spacing w:after="0" w:line="240" w:lineRule="auto"/>
+              <w:rPr>
+                <w:rFonts w:hint="default" w:ascii="Times New Roman" w:hAnsi="Times New Roman" w:cs="Times New Roman"/>
+                <w:sz w:val="26"/>
+                <w:szCs w:val="26"/>
+                <w:vertAlign w:val="baseline"/>
+                <w:lang w:val="en-US"/>
+              </w:rPr>
+            </w:pPr>
+            <w:r>
+              <w:rPr>
+                <w:rFonts w:hint="default" w:ascii="Times New Roman" w:hAnsi="Times New Roman" w:cs="Times New Roman"/>
+                <w:sz w:val="26"/>
+                <w:szCs w:val="26"/>
+              </w:rPr>
+              <w:t>unknown</w:t>
+            </w:r>
           </w:p>
         </w:tc>
         <w:tc>
           <w:tcPr>
             <w:tcW w:w="2131" w:type="dxa"/>
-          </w:tcPr>
-          <w:p>
-            <w:pPr>
-              <w:numPr>
-                <w:ilvl w:val="0"/>
-                <w:numId w:val="0"/>
-              </w:numPr>
-              <w:rPr>
-                <w:rFonts w:hint="default" w:ascii="Times New Roman" w:hAnsi="Times New Roman" w:cs="Times New Roman"/>
-                <w:sz w:val="26"/>
-                <w:szCs w:val="26"/>
-                <w:vertAlign w:val="baseline"/>
-                <w:lang w:val="en-US"/>
-              </w:rPr>
-            </w:pPr>
+            <w:vAlign w:val="top"/>
+          </w:tcPr>
+          <w:p>
+            <w:pPr>
+              <w:spacing w:after="0" w:line="240" w:lineRule="auto"/>
+              <w:rPr>
+                <w:rFonts w:hint="default" w:ascii="Times New Roman" w:hAnsi="Times New Roman" w:cs="Times New Roman"/>
+                <w:sz w:val="26"/>
+                <w:szCs w:val="26"/>
+                <w:vertAlign w:val="baseline"/>
+                <w:lang w:val="en-US"/>
+              </w:rPr>
+            </w:pPr>
+            <w:r>
+              <w:rPr>
+                <w:rFonts w:hint="default" w:ascii="Times New Roman" w:hAnsi="Times New Roman" w:cs="Times New Roman"/>
+                <w:sz w:val="26"/>
+                <w:szCs w:val="26"/>
+              </w:rPr>
+              <w:t>Nmap không gán dịch vụ cụ thể; trạng thái closed.</w:t>
+            </w:r>
           </w:p>
         </w:tc>
       </w:tr>
@@ -5603,7 +6394,7 @@
                     </pic:cNvPicPr>
                   </pic:nvPicPr>
                   <pic:blipFill>
-                    <a:blip r:embed="rId17"/>
+                    <a:blip r:embed="rId18"/>
                     <a:stretch>
                       <a:fillRect/>
                     </a:stretch>
@@ -5648,11 +6439,11 @@
         </w:tblCellMar>
       </w:tblPr>
       <w:tblGrid>
-        <w:gridCol w:w="1704"/>
-        <w:gridCol w:w="1704"/>
-        <w:gridCol w:w="1704"/>
-        <w:gridCol w:w="1705"/>
-        <w:gridCol w:w="1705"/>
+        <w:gridCol w:w="1600"/>
+        <w:gridCol w:w="1639"/>
+        <w:gridCol w:w="1628"/>
+        <w:gridCol w:w="1979"/>
+        <w:gridCol w:w="1676"/>
       </w:tblGrid>
       <w:tr>
         <w:tblPrEx>
@@ -5923,39 +6714,53 @@
         <w:tc>
           <w:tcPr>
             <w:tcW w:w="1705" w:type="dxa"/>
-          </w:tcPr>
-          <w:p>
-            <w:pPr>
-              <w:numPr>
-                <w:numId w:val="0"/>
-              </w:numPr>
-              <w:rPr>
-                <w:rFonts w:hint="default" w:ascii="Times New Roman" w:hAnsi="Times New Roman" w:cs="Times New Roman"/>
-                <w:sz w:val="26"/>
-                <w:szCs w:val="26"/>
-                <w:vertAlign w:val="baseline"/>
-                <w:lang w:val="en-US"/>
-              </w:rPr>
-            </w:pPr>
+            <w:vAlign w:val="top"/>
+          </w:tcPr>
+          <w:p>
+            <w:pPr>
+              <w:spacing w:after="0" w:line="240" w:lineRule="auto"/>
+              <w:rPr>
+                <w:rFonts w:hint="default" w:ascii="Times New Roman" w:hAnsi="Times New Roman" w:cs="Times New Roman"/>
+                <w:sz w:val="26"/>
+                <w:szCs w:val="26"/>
+                <w:vertAlign w:val="baseline"/>
+                <w:lang w:val="en-US"/>
+              </w:rPr>
+            </w:pPr>
+            <w:r>
+              <w:rPr>
+                <w:rFonts w:hint="default" w:ascii="Times New Roman" w:hAnsi="Times New Roman" w:cs="Times New Roman"/>
+                <w:sz w:val="26"/>
+                <w:szCs w:val="26"/>
+              </w:rPr>
+              <w:t>vsftpd 2.3.4</w:t>
+            </w:r>
           </w:p>
         </w:tc>
         <w:tc>
           <w:tcPr>
             <w:tcW w:w="1705" w:type="dxa"/>
-          </w:tcPr>
-          <w:p>
-            <w:pPr>
-              <w:numPr>
-                <w:numId w:val="0"/>
-              </w:numPr>
-              <w:rPr>
-                <w:rFonts w:hint="default" w:ascii="Times New Roman" w:hAnsi="Times New Roman" w:cs="Times New Roman"/>
-                <w:sz w:val="26"/>
-                <w:szCs w:val="26"/>
-                <w:vertAlign w:val="baseline"/>
-                <w:lang w:val="en-US"/>
-              </w:rPr>
-            </w:pPr>
+            <w:vAlign w:val="top"/>
+          </w:tcPr>
+          <w:p>
+            <w:pPr>
+              <w:spacing w:after="0" w:line="240" w:lineRule="auto"/>
+              <w:rPr>
+                <w:rFonts w:hint="default" w:ascii="Times New Roman" w:hAnsi="Times New Roman" w:cs="Times New Roman"/>
+                <w:sz w:val="26"/>
+                <w:szCs w:val="26"/>
+                <w:vertAlign w:val="baseline"/>
+                <w:lang w:val="en-US"/>
+              </w:rPr>
+            </w:pPr>
+            <w:r>
+              <w:rPr>
+                <w:rFonts w:hint="default" w:ascii="Times New Roman" w:hAnsi="Times New Roman" w:cs="Times New Roman"/>
+                <w:sz w:val="26"/>
+                <w:szCs w:val="26"/>
+              </w:rPr>
+              <w:t>Phiên bản cũ; cần đối chiếu CVE và hạn chế FTP nếu không cần.</w:t>
+            </w:r>
           </w:p>
         </w:tc>
       </w:tr>
@@ -6068,39 +6873,53 @@
         <w:tc>
           <w:tcPr>
             <w:tcW w:w="1705" w:type="dxa"/>
-          </w:tcPr>
-          <w:p>
-            <w:pPr>
-              <w:numPr>
-                <w:numId w:val="0"/>
-              </w:numPr>
-              <w:rPr>
-                <w:rFonts w:hint="default" w:ascii="Times New Roman" w:hAnsi="Times New Roman" w:cs="Times New Roman"/>
-                <w:sz w:val="26"/>
-                <w:szCs w:val="26"/>
-                <w:vertAlign w:val="baseline"/>
-                <w:lang w:val="en-US"/>
-              </w:rPr>
-            </w:pPr>
+            <w:vAlign w:val="top"/>
+          </w:tcPr>
+          <w:p>
+            <w:pPr>
+              <w:spacing w:after="0" w:line="240" w:lineRule="auto"/>
+              <w:rPr>
+                <w:rFonts w:hint="default" w:ascii="Times New Roman" w:hAnsi="Times New Roman" w:cs="Times New Roman"/>
+                <w:sz w:val="26"/>
+                <w:szCs w:val="26"/>
+                <w:vertAlign w:val="baseline"/>
+                <w:lang w:val="en-US"/>
+              </w:rPr>
+            </w:pPr>
+            <w:r>
+              <w:rPr>
+                <w:rFonts w:hint="default" w:ascii="Times New Roman" w:hAnsi="Times New Roman" w:cs="Times New Roman"/>
+                <w:sz w:val="26"/>
+                <w:szCs w:val="26"/>
+              </w:rPr>
+              <w:t>OpenSSH 4.7p1 Debian 8ubuntu1 (protocol 2.0)</w:t>
+            </w:r>
           </w:p>
         </w:tc>
         <w:tc>
           <w:tcPr>
             <w:tcW w:w="1705" w:type="dxa"/>
-          </w:tcPr>
-          <w:p>
-            <w:pPr>
-              <w:numPr>
-                <w:numId w:val="0"/>
-              </w:numPr>
-              <w:rPr>
-                <w:rFonts w:hint="default" w:ascii="Times New Roman" w:hAnsi="Times New Roman" w:cs="Times New Roman"/>
-                <w:sz w:val="26"/>
-                <w:szCs w:val="26"/>
-                <w:vertAlign w:val="baseline"/>
-                <w:lang w:val="en-US"/>
-              </w:rPr>
-            </w:pPr>
+            <w:vAlign w:val="top"/>
+          </w:tcPr>
+          <w:p>
+            <w:pPr>
+              <w:spacing w:after="0" w:line="240" w:lineRule="auto"/>
+              <w:rPr>
+                <w:rFonts w:hint="default" w:ascii="Times New Roman" w:hAnsi="Times New Roman" w:cs="Times New Roman"/>
+                <w:sz w:val="26"/>
+                <w:szCs w:val="26"/>
+                <w:vertAlign w:val="baseline"/>
+                <w:lang w:val="en-US"/>
+              </w:rPr>
+            </w:pPr>
+            <w:r>
+              <w:rPr>
+                <w:rFonts w:hint="default" w:ascii="Times New Roman" w:hAnsi="Times New Roman" w:cs="Times New Roman"/>
+                <w:sz w:val="26"/>
+                <w:szCs w:val="26"/>
+              </w:rPr>
+              <w:t>Phiên bản cũ; cần cập nhật và cấu hình SSH an toàn.</w:t>
+            </w:r>
           </w:p>
         </w:tc>
       </w:tr>
@@ -6212,39 +7031,53 @@
         <w:tc>
           <w:tcPr>
             <w:tcW w:w="1705" w:type="dxa"/>
-          </w:tcPr>
-          <w:p>
-            <w:pPr>
-              <w:numPr>
-                <w:numId w:val="0"/>
-              </w:numPr>
-              <w:rPr>
-                <w:rFonts w:hint="default" w:ascii="Times New Roman" w:hAnsi="Times New Roman" w:cs="Times New Roman"/>
-                <w:sz w:val="26"/>
-                <w:szCs w:val="26"/>
-                <w:vertAlign w:val="baseline"/>
-                <w:lang w:val="en-US"/>
-              </w:rPr>
-            </w:pPr>
+            <w:vAlign w:val="top"/>
+          </w:tcPr>
+          <w:p>
+            <w:pPr>
+              <w:spacing w:after="0" w:line="240" w:lineRule="auto"/>
+              <w:rPr>
+                <w:rFonts w:hint="default" w:ascii="Times New Roman" w:hAnsi="Times New Roman" w:cs="Times New Roman"/>
+                <w:sz w:val="26"/>
+                <w:szCs w:val="26"/>
+                <w:vertAlign w:val="baseline"/>
+                <w:lang w:val="en-US"/>
+              </w:rPr>
+            </w:pPr>
+            <w:r>
+              <w:rPr>
+                <w:rFonts w:hint="default" w:ascii="Times New Roman" w:hAnsi="Times New Roman" w:cs="Times New Roman"/>
+                <w:sz w:val="26"/>
+                <w:szCs w:val="26"/>
+              </w:rPr>
+              <w:t>Apache httpd 2.2.8 ((Ubuntu) DAV/2)</w:t>
+            </w:r>
           </w:p>
         </w:tc>
         <w:tc>
           <w:tcPr>
             <w:tcW w:w="1705" w:type="dxa"/>
-          </w:tcPr>
-          <w:p>
-            <w:pPr>
-              <w:numPr>
-                <w:numId w:val="0"/>
-              </w:numPr>
-              <w:rPr>
-                <w:rFonts w:hint="default" w:ascii="Times New Roman" w:hAnsi="Times New Roman" w:cs="Times New Roman"/>
-                <w:sz w:val="26"/>
-                <w:szCs w:val="26"/>
-                <w:vertAlign w:val="baseline"/>
-                <w:lang w:val="en-US"/>
-              </w:rPr>
-            </w:pPr>
+            <w:vAlign w:val="top"/>
+          </w:tcPr>
+          <w:p>
+            <w:pPr>
+              <w:spacing w:after="0" w:line="240" w:lineRule="auto"/>
+              <w:rPr>
+                <w:rFonts w:hint="default" w:ascii="Times New Roman" w:hAnsi="Times New Roman" w:cs="Times New Roman"/>
+                <w:sz w:val="26"/>
+                <w:szCs w:val="26"/>
+                <w:vertAlign w:val="baseline"/>
+                <w:lang w:val="en-US"/>
+              </w:rPr>
+            </w:pPr>
+            <w:r>
+              <w:rPr>
+                <w:rFonts w:hint="default" w:ascii="Times New Roman" w:hAnsi="Times New Roman" w:cs="Times New Roman"/>
+                <w:sz w:val="26"/>
+                <w:szCs w:val="26"/>
+              </w:rPr>
+              <w:t>Web server cũ; cần cập nhật và kiểm tra module/cấu hình.</w:t>
+            </w:r>
           </w:p>
         </w:tc>
       </w:tr>
@@ -6356,39 +7189,53 @@
         <w:tc>
           <w:tcPr>
             <w:tcW w:w="1705" w:type="dxa"/>
-          </w:tcPr>
-          <w:p>
-            <w:pPr>
-              <w:numPr>
-                <w:numId w:val="0"/>
-              </w:numPr>
-              <w:rPr>
-                <w:rFonts w:hint="default" w:ascii="Times New Roman" w:hAnsi="Times New Roman" w:cs="Times New Roman"/>
-                <w:sz w:val="26"/>
-                <w:szCs w:val="26"/>
-                <w:vertAlign w:val="baseline"/>
-                <w:lang w:val="en-US"/>
-              </w:rPr>
-            </w:pPr>
+            <w:vAlign w:val="top"/>
+          </w:tcPr>
+          <w:p>
+            <w:pPr>
+              <w:spacing w:after="0" w:line="240" w:lineRule="auto"/>
+              <w:rPr>
+                <w:rFonts w:hint="default" w:ascii="Times New Roman" w:hAnsi="Times New Roman" w:cs="Times New Roman"/>
+                <w:sz w:val="26"/>
+                <w:szCs w:val="26"/>
+                <w:vertAlign w:val="baseline"/>
+                <w:lang w:val="en-US"/>
+              </w:rPr>
+            </w:pPr>
+            <w:r>
+              <w:rPr>
+                <w:rFonts w:hint="default" w:ascii="Times New Roman" w:hAnsi="Times New Roman" w:cs="Times New Roman"/>
+                <w:sz w:val="26"/>
+                <w:szCs w:val="26"/>
+              </w:rPr>
+              <w:t>Samba smbd 3.X - 4.X (workgroup: WORKGROUP)</w:t>
+            </w:r>
           </w:p>
         </w:tc>
         <w:tc>
           <w:tcPr>
             <w:tcW w:w="1705" w:type="dxa"/>
-          </w:tcPr>
-          <w:p>
-            <w:pPr>
-              <w:numPr>
-                <w:numId w:val="0"/>
-              </w:numPr>
-              <w:rPr>
-                <w:rFonts w:hint="default" w:ascii="Times New Roman" w:hAnsi="Times New Roman" w:cs="Times New Roman"/>
-                <w:sz w:val="26"/>
-                <w:szCs w:val="26"/>
-                <w:vertAlign w:val="baseline"/>
-                <w:lang w:val="en-US"/>
-              </w:rPr>
-            </w:pPr>
+            <w:vAlign w:val="top"/>
+          </w:tcPr>
+          <w:p>
+            <w:pPr>
+              <w:spacing w:after="0" w:line="240" w:lineRule="auto"/>
+              <w:rPr>
+                <w:rFonts w:hint="default" w:ascii="Times New Roman" w:hAnsi="Times New Roman" w:cs="Times New Roman"/>
+                <w:sz w:val="26"/>
+                <w:szCs w:val="26"/>
+                <w:vertAlign w:val="baseline"/>
+                <w:lang w:val="en-US"/>
+              </w:rPr>
+            </w:pPr>
+            <w:r>
+              <w:rPr>
+                <w:rFonts w:hint="default" w:ascii="Times New Roman" w:hAnsi="Times New Roman" w:cs="Times New Roman"/>
+                <w:sz w:val="26"/>
+                <w:szCs w:val="26"/>
+              </w:rPr>
+              <w:t>SMB cần giới hạn truy cập và cập nhật/vá.</w:t>
+            </w:r>
           </w:p>
         </w:tc>
       </w:tr>
@@ -6500,39 +7347,53 @@
         <w:tc>
           <w:tcPr>
             <w:tcW w:w="1705" w:type="dxa"/>
-          </w:tcPr>
-          <w:p>
-            <w:pPr>
-              <w:numPr>
-                <w:numId w:val="0"/>
-              </w:numPr>
-              <w:rPr>
-                <w:rFonts w:hint="default" w:ascii="Times New Roman" w:hAnsi="Times New Roman" w:cs="Times New Roman"/>
-                <w:sz w:val="26"/>
-                <w:szCs w:val="26"/>
-                <w:vertAlign w:val="baseline"/>
-                <w:lang w:val="en-US"/>
-              </w:rPr>
-            </w:pPr>
+            <w:vAlign w:val="top"/>
+          </w:tcPr>
+          <w:p>
+            <w:pPr>
+              <w:spacing w:after="0" w:line="240" w:lineRule="auto"/>
+              <w:rPr>
+                <w:rFonts w:hint="default" w:ascii="Times New Roman" w:hAnsi="Times New Roman" w:cs="Times New Roman"/>
+                <w:sz w:val="26"/>
+                <w:szCs w:val="26"/>
+                <w:vertAlign w:val="baseline"/>
+                <w:lang w:val="en-US"/>
+              </w:rPr>
+            </w:pPr>
+            <w:r>
+              <w:rPr>
+                <w:rFonts w:hint="default" w:ascii="Times New Roman" w:hAnsi="Times New Roman" w:cs="Times New Roman"/>
+                <w:sz w:val="26"/>
+                <w:szCs w:val="26"/>
+              </w:rPr>
+              <w:t>MySQL 5.0.51a-3ubuntu5</w:t>
+            </w:r>
           </w:p>
         </w:tc>
         <w:tc>
           <w:tcPr>
             <w:tcW w:w="1705" w:type="dxa"/>
-          </w:tcPr>
-          <w:p>
-            <w:pPr>
-              <w:numPr>
-                <w:numId w:val="0"/>
-              </w:numPr>
-              <w:rPr>
-                <w:rFonts w:hint="default" w:ascii="Times New Roman" w:hAnsi="Times New Roman" w:cs="Times New Roman"/>
-                <w:sz w:val="26"/>
-                <w:szCs w:val="26"/>
-                <w:vertAlign w:val="baseline"/>
-                <w:lang w:val="en-US"/>
-              </w:rPr>
-            </w:pPr>
+            <w:vAlign w:val="top"/>
+          </w:tcPr>
+          <w:p>
+            <w:pPr>
+              <w:spacing w:after="0" w:line="240" w:lineRule="auto"/>
+              <w:rPr>
+                <w:rFonts w:hint="default" w:ascii="Times New Roman" w:hAnsi="Times New Roman" w:cs="Times New Roman"/>
+                <w:sz w:val="26"/>
+                <w:szCs w:val="26"/>
+                <w:vertAlign w:val="baseline"/>
+                <w:lang w:val="en-US"/>
+              </w:rPr>
+            </w:pPr>
+            <w:r>
+              <w:rPr>
+                <w:rFonts w:hint="default" w:ascii="Times New Roman" w:hAnsi="Times New Roman" w:cs="Times New Roman"/>
+                <w:sz w:val="26"/>
+                <w:szCs w:val="26"/>
+              </w:rPr>
+              <w:t>Phiên bản cũ; không nên mở ra các mạng không cần thiết.</w:t>
+            </w:r>
           </w:p>
         </w:tc>
       </w:tr>
@@ -6580,12 +7441,6 @@
           <w:numId w:val="0"/>
         </w:numPr>
         <w:ind w:leftChars="0"/>
-        <w:rPr>
-          <w:rFonts w:hint="default" w:ascii="Times New Roman" w:hAnsi="Times New Roman" w:cs="Times New Roman"/>
-          <w:sz w:val="26"/>
-          <w:szCs w:val="26"/>
-          <w:lang w:val="en-US"/>
-        </w:rPr>
       </w:pPr>
       <w:r>
         <w:drawing>
@@ -6606,7 +7461,7 @@
                     </pic:cNvPicPr>
                   </pic:nvPicPr>
                   <pic:blipFill>
-                    <a:blip r:embed="rId18"/>
+                    <a:blip r:embed="rId19"/>
                     <a:stretch>
                       <a:fillRect/>
                     </a:stretch>
@@ -6637,6 +7492,50 @@
           <w:numId w:val="0"/>
         </w:numPr>
         <w:ind w:leftChars="0"/>
+      </w:pPr>
+    </w:p>
+    <w:p>
+      <w:pPr>
+        <w:rPr>
+          <w:rFonts w:hint="default" w:ascii="Times New Roman" w:hAnsi="Times New Roman" w:cs="Times New Roman"/>
+          <w:sz w:val="26"/>
+          <w:szCs w:val="26"/>
+        </w:rPr>
+      </w:pPr>
+      <w:r>
+        <w:rPr>
+          <w:rFonts w:hint="default"/>
+          <w:lang w:val="en-US"/>
+        </w:rPr>
+        <w:t xml:space="preserve">=&gt; </w:t>
+      </w:r>
+      <w:r>
+        <w:rPr>
+          <w:rFonts w:hint="default" w:ascii="Times New Roman" w:hAnsi="Times New Roman" w:cs="Times New Roman"/>
+          <w:sz w:val="26"/>
+          <w:szCs w:val="26"/>
+        </w:rPr>
+        <w:t>OS Detection nhận diện thiết bị là Linux, với OS details trong khoảng Linux 2.6.9–2.6.33. Kết quả fingerprinting chỉ là suy đoán dựa trên phản ứng mạng, không nên coi là tuyệt đối.</w:t>
+      </w:r>
+    </w:p>
+    <w:p>
+      <w:pPr>
+        <w:numPr>
+          <w:numId w:val="0"/>
+        </w:numPr>
+        <w:ind w:leftChars="0"/>
+        <w:rPr>
+          <w:rFonts w:hint="default"/>
+          <w:lang w:val="en-US"/>
+        </w:rPr>
+      </w:pPr>
+    </w:p>
+    <w:p>
+      <w:pPr>
+        <w:numPr>
+          <w:numId w:val="0"/>
+        </w:numPr>
+        <w:ind w:leftChars="0"/>
         <w:rPr>
           <w:rFonts w:hint="default" w:ascii="Times New Roman" w:hAnsi="Times New Roman" w:cs="Times New Roman"/>
           <w:sz w:val="26"/>
@@ -6680,7 +7579,7 @@
                     </pic:cNvPicPr>
                   </pic:nvPicPr>
                   <pic:blipFill>
-                    <a:blip r:embed="rId19"/>
+                    <a:blip r:embed="rId20"/>
                     <a:stretch>
                       <a:fillRect/>
                     </a:stretch>
@@ -6712,6 +7611,14 @@
         </w:numPr>
         <w:ind w:leftChars="0"/>
       </w:pPr>
+    </w:p>
+    <w:p>
+      <w:pPr>
+        <w:numPr>
+          <w:numId w:val="0"/>
+        </w:numPr>
+        <w:ind w:leftChars="0"/>
+      </w:pPr>
       <w:r>
         <w:drawing>
           <wp:inline distT="0" distB="0" distL="114300" distR="114300">
@@ -6731,7 +7638,7 @@
                     </pic:cNvPicPr>
                   </pic:nvPicPr>
                   <pic:blipFill>
-                    <a:blip r:embed="rId20"/>
+                    <a:blip r:embed="rId21"/>
                     <a:stretch>
                       <a:fillRect/>
                     </a:stretch>
@@ -6782,7 +7689,7 @@
                     </pic:cNvPicPr>
                   </pic:nvPicPr>
                   <pic:blipFill>
-                    <a:blip r:embed="rId21"/>
+                    <a:blip r:embed="rId22"/>
                     <a:stretch>
                       <a:fillRect/>
                     </a:stretch>
@@ -6817,6 +7724,42 @@
     </w:p>
     <w:p>
       <w:pPr>
+        <w:rPr>
+          <w:rFonts w:hint="default" w:ascii="Times New Roman" w:hAnsi="Times New Roman" w:cs="Times New Roman"/>
+          <w:sz w:val="26"/>
+          <w:szCs w:val="26"/>
+        </w:rPr>
+      </w:pPr>
+      <w:r>
+        <w:rPr>
+          <w:rFonts w:hint="default"/>
+          <w:lang w:val="en-US"/>
+        </w:rPr>
+        <w:t xml:space="preserve">=&gt; </w:t>
+      </w:r>
+      <w:r>
+        <w:rPr>
+          <w:rFonts w:hint="default" w:ascii="Times New Roman" w:hAnsi="Times New Roman" w:cs="Times New Roman"/>
+          <w:sz w:val="26"/>
+          <w:szCs w:val="26"/>
+        </w:rPr>
+        <w:t>Aggressive scan (-A) cung cấp nhiều thông tin hơn vì kết hợp version detection, OS detection, default NSE scripts và traceroute. Đổi lại, scan tạo nhiều lưu lượng hơn, output dài hơn và dễ bị hệ thống giám sát phát hiện hơn.</w:t>
+      </w:r>
+    </w:p>
+    <w:p>
+      <w:pPr>
+        <w:numPr>
+          <w:numId w:val="0"/>
+        </w:numPr>
+        <w:ind w:leftChars="0"/>
+        <w:rPr>
+          <w:rFonts w:hint="default"/>
+          <w:lang w:val="en-US"/>
+        </w:rPr>
+      </w:pPr>
+    </w:p>
+    <w:p>
+      <w:pPr>
         <w:numPr>
           <w:numId w:val="0"/>
         </w:numPr>
@@ -6904,7 +7847,7 @@
                     </pic:cNvPicPr>
                   </pic:nvPicPr>
                   <pic:blipFill>
-                    <a:blip r:embed="rId22"/>
+                    <a:blip r:embed="rId23"/>
                     <a:stretch>
                       <a:fillRect/>
                     </a:stretch>
@@ -6979,7 +7922,7 @@
                     </pic:cNvPicPr>
                   </pic:nvPicPr>
                   <pic:blipFill>
-                    <a:blip r:embed="rId23"/>
+                    <a:blip r:embed="rId24"/>
                     <a:stretch>
                       <a:fillRect/>
                     </a:stretch>
@@ -7059,7 +8002,7 @@
                     </pic:cNvPicPr>
                   </pic:nvPicPr>
                   <pic:blipFill>
-                    <a:blip r:embed="rId24"/>
+                    <a:blip r:embed="rId25"/>
                     <a:stretch>
                       <a:fillRect/>
                     </a:stretch>
@@ -7105,10 +8048,10 @@
       </w:tblPr>
       <w:tblGrid>
         <w:gridCol w:w="1762"/>
-        <w:gridCol w:w="1692"/>
-        <w:gridCol w:w="1689"/>
-        <w:gridCol w:w="1688"/>
-        <w:gridCol w:w="1691"/>
+        <w:gridCol w:w="1579"/>
+        <w:gridCol w:w="1950"/>
+        <w:gridCol w:w="1613"/>
+        <w:gridCol w:w="1618"/>
       </w:tblGrid>
       <w:tr>
         <w:tblPrEx>
@@ -7120,10 +8063,6 @@
             <w:insideH w:val="single" w:color="auto" w:sz="4" w:space="0"/>
             <w:insideV w:val="single" w:color="auto" w:sz="4" w:space="0"/>
           </w:tblBorders>
-          <w:tblCellMar>
-            <w:left w:w="108" w:type="dxa"/>
-            <w:right w:w="108" w:type="dxa"/>
-          </w:tblCellMar>
         </w:tblPrEx>
         <w:tc>
           <w:tcPr>
@@ -7324,81 +8263,105 @@
         <w:tc>
           <w:tcPr>
             <w:tcW w:w="1704" w:type="dxa"/>
-          </w:tcPr>
-          <w:p>
-            <w:pPr>
-              <w:numPr>
-                <w:ilvl w:val="0"/>
-                <w:numId w:val="0"/>
-              </w:numPr>
-              <w:rPr>
-                <w:rFonts w:hint="default" w:ascii="Times New Roman" w:hAnsi="Times New Roman" w:cs="Times New Roman"/>
-                <w:sz w:val="26"/>
-                <w:szCs w:val="26"/>
-                <w:vertAlign w:val="baseline"/>
-                <w:lang w:val="en-US"/>
-              </w:rPr>
-            </w:pPr>
+            <w:vAlign w:val="top"/>
+          </w:tcPr>
+          <w:p>
+            <w:pPr>
+              <w:spacing w:after="0" w:line="240" w:lineRule="auto"/>
+              <w:rPr>
+                <w:rFonts w:hint="default" w:ascii="Times New Roman" w:hAnsi="Times New Roman" w:cs="Times New Roman"/>
+                <w:sz w:val="26"/>
+                <w:szCs w:val="26"/>
+                <w:vertAlign w:val="baseline"/>
+                <w:lang w:val="en-US"/>
+              </w:rPr>
+            </w:pPr>
+            <w:r>
+              <w:rPr>
+                <w:rFonts w:hint="default" w:ascii="Times New Roman" w:hAnsi="Times New Roman" w:cs="Times New Roman"/>
+                <w:sz w:val="26"/>
+                <w:szCs w:val="26"/>
+              </w:rPr>
+              <w:t>open</w:t>
+            </w:r>
           </w:p>
         </w:tc>
         <w:tc>
           <w:tcPr>
             <w:tcW w:w="1704" w:type="dxa"/>
-          </w:tcPr>
-          <w:p>
-            <w:pPr>
-              <w:numPr>
-                <w:ilvl w:val="0"/>
-                <w:numId w:val="0"/>
-              </w:numPr>
-              <w:rPr>
-                <w:rFonts w:hint="default" w:ascii="Times New Roman" w:hAnsi="Times New Roman" w:cs="Times New Roman"/>
-                <w:sz w:val="26"/>
-                <w:szCs w:val="26"/>
-                <w:vertAlign w:val="baseline"/>
-                <w:lang w:val="en-US"/>
-              </w:rPr>
-            </w:pPr>
+            <w:vAlign w:val="top"/>
+          </w:tcPr>
+          <w:p>
+            <w:pPr>
+              <w:spacing w:after="0" w:line="240" w:lineRule="auto"/>
+              <w:rPr>
+                <w:rFonts w:hint="default" w:ascii="Times New Roman" w:hAnsi="Times New Roman" w:cs="Times New Roman"/>
+                <w:sz w:val="26"/>
+                <w:szCs w:val="26"/>
+                <w:vertAlign w:val="baseline"/>
+                <w:lang w:val="en-US"/>
+              </w:rPr>
+            </w:pPr>
+            <w:r>
+              <w:rPr>
+                <w:rFonts w:hint="default" w:ascii="Times New Roman" w:hAnsi="Times New Roman" w:cs="Times New Roman"/>
+                <w:sz w:val="26"/>
+                <w:szCs w:val="26"/>
+              </w:rPr>
+              <w:t>Script smb-vuln-ms17-010 không hiển thị VULNERABLE trong ảnh hiện có.</w:t>
+            </w:r>
           </w:p>
         </w:tc>
         <w:tc>
           <w:tcPr>
             <w:tcW w:w="1705" w:type="dxa"/>
-          </w:tcPr>
-          <w:p>
-            <w:pPr>
-              <w:numPr>
-                <w:ilvl w:val="0"/>
-                <w:numId w:val="0"/>
-              </w:numPr>
-              <w:rPr>
-                <w:rFonts w:hint="default" w:ascii="Times New Roman" w:hAnsi="Times New Roman" w:cs="Times New Roman"/>
-                <w:sz w:val="26"/>
-                <w:szCs w:val="26"/>
-                <w:vertAlign w:val="baseline"/>
-                <w:lang w:val="en-US"/>
-              </w:rPr>
-            </w:pPr>
+            <w:vAlign w:val="top"/>
+          </w:tcPr>
+          <w:p>
+            <w:pPr>
+              <w:spacing w:after="0" w:line="240" w:lineRule="auto"/>
+              <w:rPr>
+                <w:rFonts w:hint="default" w:ascii="Times New Roman" w:hAnsi="Times New Roman" w:cs="Times New Roman"/>
+                <w:sz w:val="26"/>
+                <w:szCs w:val="26"/>
+                <w:vertAlign w:val="baseline"/>
+                <w:lang w:val="en-US"/>
+              </w:rPr>
+            </w:pPr>
+            <w:r>
+              <w:rPr>
+                <w:rFonts w:hint="default" w:ascii="Times New Roman" w:hAnsi="Times New Roman" w:cs="Times New Roman"/>
+                <w:sz w:val="26"/>
+                <w:szCs w:val="26"/>
+              </w:rPr>
+              <w:t>Không đủ bằng chứng để kết luận MS17-010; không được suy diễn là đã vá.</w:t>
+            </w:r>
           </w:p>
         </w:tc>
         <w:tc>
           <w:tcPr>
             <w:tcW w:w="1705" w:type="dxa"/>
-          </w:tcPr>
-          <w:p>
-            <w:pPr>
-              <w:numPr>
-                <w:ilvl w:val="0"/>
-                <w:numId w:val="0"/>
-              </w:numPr>
-              <w:rPr>
-                <w:rFonts w:hint="default" w:ascii="Times New Roman" w:hAnsi="Times New Roman" w:cs="Times New Roman"/>
-                <w:sz w:val="26"/>
-                <w:szCs w:val="26"/>
-                <w:vertAlign w:val="baseline"/>
-                <w:lang w:val="en-US"/>
-              </w:rPr>
-            </w:pPr>
+            <w:vAlign w:val="top"/>
+          </w:tcPr>
+          <w:p>
+            <w:pPr>
+              <w:spacing w:after="0" w:line="240" w:lineRule="auto"/>
+              <w:rPr>
+                <w:rFonts w:hint="default" w:ascii="Times New Roman" w:hAnsi="Times New Roman" w:cs="Times New Roman"/>
+                <w:sz w:val="26"/>
+                <w:szCs w:val="26"/>
+                <w:vertAlign w:val="baseline"/>
+                <w:lang w:val="en-US"/>
+              </w:rPr>
+            </w:pPr>
+            <w:r>
+              <w:rPr>
+                <w:rFonts w:hint="default" w:ascii="Times New Roman" w:hAnsi="Times New Roman" w:cs="Times New Roman"/>
+                <w:sz w:val="26"/>
+                <w:szCs w:val="26"/>
+              </w:rPr>
+              <w:t>Cập nhật/vá SMB, giới hạn cổng 445 bằng firewall, chỉ cho phép các máy cần thiết truy cập.</w:t>
+            </w:r>
           </w:p>
         </w:tc>
       </w:tr>
@@ -7450,81 +8413,105 @@
         <w:tc>
           <w:tcPr>
             <w:tcW w:w="1704" w:type="dxa"/>
-          </w:tcPr>
-          <w:p>
-            <w:pPr>
-              <w:numPr>
-                <w:ilvl w:val="0"/>
-                <w:numId w:val="0"/>
-              </w:numPr>
-              <w:rPr>
-                <w:rFonts w:hint="default" w:ascii="Times New Roman" w:hAnsi="Times New Roman" w:cs="Times New Roman"/>
-                <w:sz w:val="26"/>
-                <w:szCs w:val="26"/>
-                <w:vertAlign w:val="baseline"/>
-                <w:lang w:val="en-US"/>
-              </w:rPr>
-            </w:pPr>
+            <w:vAlign w:val="top"/>
+          </w:tcPr>
+          <w:p>
+            <w:pPr>
+              <w:spacing w:after="0" w:line="240" w:lineRule="auto"/>
+              <w:rPr>
+                <w:rFonts w:hint="default" w:ascii="Times New Roman" w:hAnsi="Times New Roman" w:cs="Times New Roman"/>
+                <w:sz w:val="26"/>
+                <w:szCs w:val="26"/>
+                <w:vertAlign w:val="baseline"/>
+                <w:lang w:val="en-US"/>
+              </w:rPr>
+            </w:pPr>
+            <w:r>
+              <w:rPr>
+                <w:rFonts w:hint="default" w:ascii="Times New Roman" w:hAnsi="Times New Roman" w:cs="Times New Roman"/>
+                <w:sz w:val="26"/>
+                <w:szCs w:val="26"/>
+              </w:rPr>
+              <w:t>filtered</w:t>
+            </w:r>
           </w:p>
         </w:tc>
         <w:tc>
           <w:tcPr>
             <w:tcW w:w="1704" w:type="dxa"/>
-          </w:tcPr>
-          <w:p>
-            <w:pPr>
-              <w:numPr>
-                <w:ilvl w:val="0"/>
-                <w:numId w:val="0"/>
-              </w:numPr>
-              <w:rPr>
-                <w:rFonts w:hint="default" w:ascii="Times New Roman" w:hAnsi="Times New Roman" w:cs="Times New Roman"/>
-                <w:sz w:val="26"/>
-                <w:szCs w:val="26"/>
-                <w:vertAlign w:val="baseline"/>
-                <w:lang w:val="en-US"/>
-              </w:rPr>
-            </w:pPr>
+            <w:vAlign w:val="top"/>
+          </w:tcPr>
+          <w:p>
+            <w:pPr>
+              <w:spacing w:after="0" w:line="240" w:lineRule="auto"/>
+              <w:rPr>
+                <w:rFonts w:hint="default" w:ascii="Times New Roman" w:hAnsi="Times New Roman" w:cs="Times New Roman"/>
+                <w:sz w:val="26"/>
+                <w:szCs w:val="26"/>
+                <w:vertAlign w:val="baseline"/>
+                <w:lang w:val="en-US"/>
+              </w:rPr>
+            </w:pPr>
+            <w:r>
+              <w:rPr>
+                <w:rFonts w:hint="default" w:ascii="Times New Roman" w:hAnsi="Times New Roman" w:cs="Times New Roman"/>
+                <w:sz w:val="26"/>
+                <w:szCs w:val="26"/>
+              </w:rPr>
+              <w:t>Script không thu được kết quả lỗ hổng vì 445/tcp bị filtered.</w:t>
+            </w:r>
           </w:p>
         </w:tc>
         <w:tc>
           <w:tcPr>
             <w:tcW w:w="1705" w:type="dxa"/>
-          </w:tcPr>
-          <w:p>
-            <w:pPr>
-              <w:numPr>
-                <w:ilvl w:val="0"/>
-                <w:numId w:val="0"/>
-              </w:numPr>
-              <w:rPr>
-                <w:rFonts w:hint="default" w:ascii="Times New Roman" w:hAnsi="Times New Roman" w:cs="Times New Roman"/>
-                <w:sz w:val="26"/>
-                <w:szCs w:val="26"/>
-                <w:vertAlign w:val="baseline"/>
-                <w:lang w:val="en-US"/>
-              </w:rPr>
-            </w:pPr>
+            <w:vAlign w:val="top"/>
+          </w:tcPr>
+          <w:p>
+            <w:pPr>
+              <w:spacing w:after="0" w:line="240" w:lineRule="auto"/>
+              <w:rPr>
+                <w:rFonts w:hint="default" w:ascii="Times New Roman" w:hAnsi="Times New Roman" w:cs="Times New Roman"/>
+                <w:sz w:val="26"/>
+                <w:szCs w:val="26"/>
+                <w:vertAlign w:val="baseline"/>
+                <w:lang w:val="en-US"/>
+              </w:rPr>
+            </w:pPr>
+            <w:r>
+              <w:rPr>
+                <w:rFonts w:hint="default" w:ascii="Times New Roman" w:hAnsi="Times New Roman" w:cs="Times New Roman"/>
+                <w:sz w:val="26"/>
+                <w:szCs w:val="26"/>
+              </w:rPr>
+              <w:t>Không thể kết luận có/không có MS17-010 chỉ từ lần kiểm tra này.</w:t>
+            </w:r>
           </w:p>
         </w:tc>
         <w:tc>
           <w:tcPr>
             <w:tcW w:w="1705" w:type="dxa"/>
-          </w:tcPr>
-          <w:p>
-            <w:pPr>
-              <w:numPr>
-                <w:ilvl w:val="0"/>
-                <w:numId w:val="0"/>
-              </w:numPr>
-              <w:rPr>
-                <w:rFonts w:hint="default" w:ascii="Times New Roman" w:hAnsi="Times New Roman" w:cs="Times New Roman"/>
-                <w:sz w:val="26"/>
-                <w:szCs w:val="26"/>
-                <w:vertAlign w:val="baseline"/>
-                <w:lang w:val="en-US"/>
-              </w:rPr>
-            </w:pPr>
+            <w:vAlign w:val="top"/>
+          </w:tcPr>
+          <w:p>
+            <w:pPr>
+              <w:spacing w:after="0" w:line="240" w:lineRule="auto"/>
+              <w:rPr>
+                <w:rFonts w:hint="default" w:ascii="Times New Roman" w:hAnsi="Times New Roman" w:cs="Times New Roman"/>
+                <w:sz w:val="26"/>
+                <w:szCs w:val="26"/>
+                <w:vertAlign w:val="baseline"/>
+                <w:lang w:val="en-US"/>
+              </w:rPr>
+            </w:pPr>
+            <w:r>
+              <w:rPr>
+                <w:rFonts w:hint="default" w:ascii="Times New Roman" w:hAnsi="Times New Roman" w:cs="Times New Roman"/>
+                <w:sz w:val="26"/>
+                <w:szCs w:val="26"/>
+              </w:rPr>
+              <w:t>Giữ Windows Update, firewall và hạn chế SMB; tắt SMB không cần thiết.</w:t>
+            </w:r>
           </w:p>
         </w:tc>
       </w:tr>
@@ -7613,7 +8600,7 @@
                     </pic:cNvPicPr>
                   </pic:nvPicPr>
                   <pic:blipFill>
-                    <a:blip r:embed="rId25"/>
+                    <a:blip r:embed="rId26"/>
                     <a:stretch>
                       <a:fillRect/>
                     </a:stretch>
@@ -7697,7 +8684,7 @@
                     </pic:cNvPicPr>
                   </pic:nvPicPr>
                   <pic:blipFill>
-                    <a:blip r:embed="rId26"/>
+                    <a:blip r:embed="rId27"/>
                     <a:stretch>
                       <a:fillRect/>
                     </a:stretch>
@@ -7779,7 +8766,7 @@
                     </pic:cNvPicPr>
                   </pic:nvPicPr>
                   <pic:blipFill>
-                    <a:blip r:embed="rId27"/>
+                    <a:blip r:embed="rId28"/>
                     <a:stretch>
                       <a:fillRect/>
                     </a:stretch>
@@ -7823,6 +8810,135 @@
           <w:lang w:val="en-US"/>
         </w:rPr>
       </w:pPr>
+      <w:r>
+        <w:rPr>
+          <w:rFonts w:hint="default"/>
+          <w:lang w:val="en-US"/>
+        </w:rPr>
+        <w:t>+ Chuyển XML thành HTML:</w:t>
+      </w:r>
+    </w:p>
+    <w:p>
+      <w:pPr>
+        <w:numPr>
+          <w:numId w:val="0"/>
+        </w:numPr>
+        <w:ind w:leftChars="0"/>
+        <w:rPr>
+          <w:rFonts w:hint="default"/>
+          <w:lang w:val="en-US"/>
+        </w:rPr>
+      </w:pPr>
+      <w:r>
+        <w:drawing>
+          <wp:inline distT="0" distB="0" distL="114300" distR="114300">
+            <wp:extent cx="2438400" cy="304800"/>
+            <wp:effectExtent l="0" t="0" r="0" b="0"/>
+            <wp:docPr id="33" name="Picture 33"/>
+            <wp:cNvGraphicFramePr>
+              <a:graphicFrameLocks xmlns:a="http://schemas.openxmlformats.org/drawingml/2006/main" noChangeAspect="1"/>
+            </wp:cNvGraphicFramePr>
+            <a:graphic xmlns:a="http://schemas.openxmlformats.org/drawingml/2006/main">
+              <a:graphicData uri="http://schemas.openxmlformats.org/drawingml/2006/picture">
+                <pic:pic xmlns:pic="http://schemas.openxmlformats.org/drawingml/2006/picture">
+                  <pic:nvPicPr>
+                    <pic:cNvPr id="33" name="Picture 33"/>
+                    <pic:cNvPicPr>
+                      <a:picLocks noChangeAspect="1"/>
+                    </pic:cNvPicPr>
+                  </pic:nvPicPr>
+                  <pic:blipFill>
+                    <a:blip r:embed="rId29"/>
+                    <a:stretch>
+                      <a:fillRect/>
+                    </a:stretch>
+                  </pic:blipFill>
+                  <pic:spPr>
+                    <a:xfrm>
+                      <a:off x="0" y="0"/>
+                      <a:ext cx="2438400" cy="304800"/>
+                    </a:xfrm>
+                    <a:prstGeom prst="rect">
+                      <a:avLst/>
+                    </a:prstGeom>
+                    <a:noFill/>
+                    <a:ln>
+                      <a:noFill/>
+                    </a:ln>
+                  </pic:spPr>
+                </pic:pic>
+              </a:graphicData>
+            </a:graphic>
+          </wp:inline>
+        </w:drawing>
+      </w:r>
+    </w:p>
+    <w:p>
+      <w:pPr>
+        <w:numPr>
+          <w:numId w:val="0"/>
+        </w:numPr>
+        <w:ind w:leftChars="0"/>
+        <w:rPr>
+          <w:rFonts w:hint="default"/>
+          <w:lang w:val="en-US"/>
+        </w:rPr>
+      </w:pPr>
+      <w:r>
+        <w:drawing>
+          <wp:inline distT="0" distB="0" distL="114300" distR="114300">
+            <wp:extent cx="5267960" cy="2524125"/>
+            <wp:effectExtent l="0" t="0" r="2540" b="3175"/>
+            <wp:docPr id="32" name="Picture 32"/>
+            <wp:cNvGraphicFramePr>
+              <a:graphicFrameLocks xmlns:a="http://schemas.openxmlformats.org/drawingml/2006/main" noChangeAspect="1"/>
+            </wp:cNvGraphicFramePr>
+            <a:graphic xmlns:a="http://schemas.openxmlformats.org/drawingml/2006/main">
+              <a:graphicData uri="http://schemas.openxmlformats.org/drawingml/2006/picture">
+                <pic:pic xmlns:pic="http://schemas.openxmlformats.org/drawingml/2006/picture">
+                  <pic:nvPicPr>
+                    <pic:cNvPr id="32" name="Picture 32"/>
+                    <pic:cNvPicPr>
+                      <a:picLocks noChangeAspect="1"/>
+                    </pic:cNvPicPr>
+                  </pic:nvPicPr>
+                  <pic:blipFill>
+                    <a:blip r:embed="rId30"/>
+                    <a:stretch>
+                      <a:fillRect/>
+                    </a:stretch>
+                  </pic:blipFill>
+                  <pic:spPr>
+                    <a:xfrm>
+                      <a:off x="0" y="0"/>
+                      <a:ext cx="5267960" cy="2524125"/>
+                    </a:xfrm>
+                    <a:prstGeom prst="rect">
+                      <a:avLst/>
+                    </a:prstGeom>
+                    <a:noFill/>
+                    <a:ln>
+                      <a:noFill/>
+                    </a:ln>
+                  </pic:spPr>
+                </pic:pic>
+              </a:graphicData>
+            </a:graphic>
+          </wp:inline>
+        </w:drawing>
+      </w:r>
+    </w:p>
+    <w:p>
+      <w:pPr>
+        <w:numPr>
+          <w:numId w:val="0"/>
+        </w:numPr>
+        <w:ind w:leftChars="0"/>
+        <w:rPr>
+          <w:rFonts w:hint="default"/>
+          <w:lang w:val="en-US"/>
+        </w:rPr>
+      </w:pPr>
     </w:p>
     <w:p>
       <w:pPr>
@@ -7876,7 +8992,7 @@
                     </pic:cNvPicPr>
                   </pic:nvPicPr>
                   <pic:blipFill>
-                    <a:blip r:embed="rId28"/>
+                    <a:blip r:embed="rId31"/>
                     <a:stretch>
                       <a:fillRect/>
                     </a:stretch>
@@ -7931,7 +9047,7 @@
                     </pic:cNvPicPr>
                   </pic:nvPicPr>
                   <pic:blipFill>
-                    <a:blip r:embed="rId29"/>
+                    <a:blip r:embed="rId32"/>
                     <a:stretch>
                       <a:fillRect/>
                     </a:stretch>
@@ -7986,7 +9102,7 @@
                     </pic:cNvPicPr>
                   </pic:nvPicPr>
                   <pic:blipFill>
-                    <a:blip r:embed="rId30"/>
+                    <a:blip r:embed="rId33"/>
                     <a:stretch>
                       <a:fillRect/>
                     </a:stretch>
@@ -8704,6 +9820,480 @@
         </w:tc>
       </w:tr>
     </w:tbl>
+    <w:p>
+      <w:pPr>
+        <w:numPr>
+          <w:numId w:val="0"/>
+        </w:numPr>
+        <w:ind w:leftChars="0"/>
+        <w:rPr>
+          <w:rFonts w:hint="default" w:ascii="Times New Roman" w:hAnsi="Times New Roman" w:cs="Times New Roman"/>
+          <w:b/>
+          <w:bCs/>
+          <w:sz w:val="26"/>
+          <w:szCs w:val="26"/>
+          <w:lang w:val="en-US"/>
+        </w:rPr>
+      </w:pPr>
+    </w:p>
+    <w:p>
+      <w:pPr>
+        <w:rPr>
+          <w:rFonts w:hint="default" w:ascii="Times New Roman" w:hAnsi="Times New Roman" w:cs="Times New Roman"/>
+          <w:sz w:val="26"/>
+          <w:szCs w:val="26"/>
+        </w:rPr>
+      </w:pPr>
+      <w:r>
+        <w:rPr>
+          <w:rFonts w:hint="default" w:ascii="Times New Roman" w:hAnsi="Times New Roman" w:cs="Times New Roman"/>
+          <w:b/>
+          <w:bCs/>
+          <w:sz w:val="26"/>
+          <w:szCs w:val="26"/>
+          <w:lang w:val="en-US"/>
+        </w:rPr>
+        <w:t>* Câu hỏi phân tích:</w:t>
+      </w:r>
+      <w:r>
+        <w:rPr>
+          <w:rFonts w:hint="default"/>
+          <w:lang w:val="en-US"/>
+        </w:rPr>
+        <w:br w:type="textWrapping"/>
+      </w:r>
+      <w:r>
+        <w:rPr>
+          <w:rFonts w:hint="default" w:ascii="Times New Roman" w:hAnsi="Times New Roman" w:cs="Times New Roman"/>
+          <w:b/>
+          <w:sz w:val="26"/>
+          <w:szCs w:val="26"/>
+        </w:rPr>
+        <w:t>1. Sự khác nhau giữa open, closed và filtered là gì?</w:t>
+      </w:r>
+    </w:p>
+    <w:p>
+      <w:pPr>
+        <w:rPr>
+          <w:rFonts w:hint="default" w:ascii="Times New Roman" w:hAnsi="Times New Roman" w:cs="Times New Roman"/>
+          <w:sz w:val="26"/>
+          <w:szCs w:val="26"/>
+        </w:rPr>
+      </w:pPr>
+      <w:r>
+        <w:rPr>
+          <w:rFonts w:hint="default" w:ascii="Times New Roman" w:hAnsi="Times New Roman" w:cs="Times New Roman"/>
+          <w:sz w:val="26"/>
+          <w:szCs w:val="26"/>
+          <w:lang w:val="en-US"/>
+        </w:rPr>
+        <w:t>=&gt;</w:t>
+      </w:r>
+      <w:r>
+        <w:rPr>
+          <w:rFonts w:hint="default" w:ascii="Times New Roman" w:hAnsi="Times New Roman" w:cs="Times New Roman"/>
+          <w:sz w:val="26"/>
+          <w:szCs w:val="26"/>
+        </w:rPr>
+        <w:t xml:space="preserve"> open: có dịch vụ đang lắng nghe và Nmap xác định cổng chấp nhận kết nối. closed: host truy cập được nhưng không có dịch vụ lắng nghe trên cổng. filtered: Nmap không xác định được open/closed vì firewall hoặc bộ lọc ngăn phản hồi.</w:t>
+      </w:r>
+    </w:p>
+    <w:p>
+      <w:pPr>
+        <w:rPr>
+          <w:rFonts w:hint="default" w:ascii="Times New Roman" w:hAnsi="Times New Roman" w:cs="Times New Roman"/>
+          <w:sz w:val="26"/>
+          <w:szCs w:val="26"/>
+        </w:rPr>
+      </w:pPr>
+      <w:r>
+        <w:rPr>
+          <w:rFonts w:hint="default" w:ascii="Times New Roman" w:hAnsi="Times New Roman" w:cs="Times New Roman"/>
+          <w:b/>
+          <w:sz w:val="26"/>
+          <w:szCs w:val="26"/>
+        </w:rPr>
+        <w:t>2. Tại sao -sS thường cần quyền cao hơn -sT?</w:t>
+      </w:r>
+    </w:p>
+    <w:p>
+      <w:pPr>
+        <w:rPr>
+          <w:rFonts w:hint="default" w:ascii="Times New Roman" w:hAnsi="Times New Roman" w:cs="Times New Roman"/>
+          <w:sz w:val="26"/>
+          <w:szCs w:val="26"/>
+        </w:rPr>
+      </w:pPr>
+      <w:r>
+        <w:rPr>
+          <w:rFonts w:hint="default" w:ascii="Times New Roman" w:hAnsi="Times New Roman" w:cs="Times New Roman"/>
+          <w:sz w:val="26"/>
+          <w:szCs w:val="26"/>
+          <w:lang w:val="en-US"/>
+        </w:rPr>
+        <w:t>=&gt;</w:t>
+      </w:r>
+      <w:r>
+        <w:rPr>
+          <w:rFonts w:hint="default" w:ascii="Times New Roman" w:hAnsi="Times New Roman" w:cs="Times New Roman"/>
+          <w:sz w:val="26"/>
+          <w:szCs w:val="26"/>
+        </w:rPr>
+        <w:t xml:space="preserve"> -sT sử dụng lời gọi kết nối TCP của hệ điều hành và hoàn thành kết nối TCP thông thường. -sS tạo/xử lý gói SYN ở mức thấp hơn nên thông thường cần quyền raw packet/root hoặc quyền tương đương.</w:t>
+      </w:r>
+    </w:p>
+    <w:p>
+      <w:pPr>
+        <w:rPr>
+          <w:rFonts w:hint="default" w:ascii="Times New Roman" w:hAnsi="Times New Roman" w:cs="Times New Roman"/>
+          <w:sz w:val="26"/>
+          <w:szCs w:val="26"/>
+        </w:rPr>
+      </w:pPr>
+      <w:r>
+        <w:rPr>
+          <w:rFonts w:hint="default" w:ascii="Times New Roman" w:hAnsi="Times New Roman" w:cs="Times New Roman"/>
+          <w:b/>
+          <w:sz w:val="26"/>
+          <w:szCs w:val="26"/>
+        </w:rPr>
+        <w:t>3. Vì sao FIN/Xmas/NULL khó diễn giải?</w:t>
+      </w:r>
+    </w:p>
+    <w:p>
+      <w:pPr>
+        <w:rPr>
+          <w:rFonts w:hint="default" w:ascii="Times New Roman" w:hAnsi="Times New Roman" w:cs="Times New Roman"/>
+          <w:sz w:val="26"/>
+          <w:szCs w:val="26"/>
+        </w:rPr>
+      </w:pPr>
+      <w:r>
+        <w:rPr>
+          <w:rFonts w:hint="default" w:ascii="Times New Roman" w:hAnsi="Times New Roman" w:cs="Times New Roman"/>
+          <w:sz w:val="26"/>
+          <w:szCs w:val="26"/>
+          <w:lang w:val="en-US"/>
+        </w:rPr>
+        <w:t>=&gt;</w:t>
+      </w:r>
+      <w:r>
+        <w:rPr>
+          <w:rFonts w:hint="default" w:ascii="Times New Roman" w:hAnsi="Times New Roman" w:cs="Times New Roman"/>
+          <w:sz w:val="26"/>
+          <w:szCs w:val="26"/>
+        </w:rPr>
+        <w:t xml:space="preserve"> Các hệ điều hành và firewall xử lý các tổ hợp cờ TCP bất thường khác nhau. Việc không nhận phản hồi có thể do cổng mở hoặc do bộ lọc, vì vậy Nmap thường trả về open|filtered.</w:t>
+      </w:r>
+    </w:p>
+    <w:p>
+      <w:pPr>
+        <w:rPr>
+          <w:rFonts w:hint="default" w:ascii="Times New Roman" w:hAnsi="Times New Roman" w:cs="Times New Roman"/>
+          <w:sz w:val="26"/>
+          <w:szCs w:val="26"/>
+        </w:rPr>
+      </w:pPr>
+      <w:r>
+        <w:rPr>
+          <w:rFonts w:hint="default" w:ascii="Times New Roman" w:hAnsi="Times New Roman" w:cs="Times New Roman"/>
+          <w:b/>
+          <w:sz w:val="26"/>
+          <w:szCs w:val="26"/>
+        </w:rPr>
+        <w:t>4. ACK scan trả lời câu hỏi gì khác SYN scan?</w:t>
+      </w:r>
+    </w:p>
+    <w:p>
+      <w:pPr>
+        <w:rPr>
+          <w:rFonts w:hint="default" w:ascii="Times New Roman" w:hAnsi="Times New Roman" w:cs="Times New Roman"/>
+          <w:sz w:val="26"/>
+          <w:szCs w:val="26"/>
+        </w:rPr>
+      </w:pPr>
+      <w:r>
+        <w:rPr>
+          <w:rFonts w:hint="default" w:ascii="Times New Roman" w:hAnsi="Times New Roman" w:cs="Times New Roman"/>
+          <w:sz w:val="26"/>
+          <w:szCs w:val="26"/>
+          <w:lang w:val="en-US"/>
+        </w:rPr>
+        <w:t>=&gt;</w:t>
+      </w:r>
+      <w:r>
+        <w:rPr>
+          <w:rFonts w:hint="default" w:ascii="Times New Roman" w:hAnsi="Times New Roman" w:cs="Times New Roman"/>
+          <w:sz w:val="26"/>
+          <w:szCs w:val="26"/>
+        </w:rPr>
+        <w:t xml:space="preserve"> SYN scan chủ yếu khảo sát trạng thái cổng. ACK scan chủ yếu khảo sát chính sách lọc và phân biệt filtered/unfiltered; unfiltered không có nghĩa là open.</w:t>
+      </w:r>
+    </w:p>
+    <w:p>
+      <w:pPr>
+        <w:rPr>
+          <w:rFonts w:hint="default" w:ascii="Times New Roman" w:hAnsi="Times New Roman" w:cs="Times New Roman"/>
+          <w:sz w:val="26"/>
+          <w:szCs w:val="26"/>
+        </w:rPr>
+      </w:pPr>
+      <w:r>
+        <w:rPr>
+          <w:rFonts w:hint="default" w:ascii="Times New Roman" w:hAnsi="Times New Roman" w:cs="Times New Roman"/>
+          <w:b/>
+          <w:sz w:val="26"/>
+          <w:szCs w:val="26"/>
+        </w:rPr>
+        <w:t>5. Vì sao UDP scan thường chậm và dễ xuất hiện open|filtered?</w:t>
+      </w:r>
+    </w:p>
+    <w:p>
+      <w:pPr>
+        <w:rPr>
+          <w:rFonts w:hint="default" w:ascii="Times New Roman" w:hAnsi="Times New Roman" w:cs="Times New Roman"/>
+          <w:sz w:val="26"/>
+          <w:szCs w:val="26"/>
+        </w:rPr>
+      </w:pPr>
+      <w:r>
+        <w:rPr>
+          <w:rFonts w:hint="default" w:ascii="Times New Roman" w:hAnsi="Times New Roman" w:cs="Times New Roman"/>
+          <w:sz w:val="26"/>
+          <w:szCs w:val="26"/>
+          <w:lang w:val="en-US"/>
+        </w:rPr>
+        <w:t>=&gt;</w:t>
+      </w:r>
+      <w:r>
+        <w:rPr>
+          <w:rFonts w:hint="default" w:ascii="Times New Roman" w:hAnsi="Times New Roman" w:cs="Times New Roman"/>
+          <w:sz w:val="26"/>
+          <w:szCs w:val="26"/>
+        </w:rPr>
+        <w:t xml:space="preserve"> UDP không có bắt tay như TCP và cổng mở có thể không phản hồi. Nmap phải chờ timeout; sự im lặng cũng có thể do firewall nên khó phân biệt open với filtered.</w:t>
+      </w:r>
+    </w:p>
+    <w:p>
+      <w:pPr>
+        <w:rPr>
+          <w:rFonts w:hint="default" w:ascii="Times New Roman" w:hAnsi="Times New Roman" w:cs="Times New Roman"/>
+          <w:sz w:val="26"/>
+          <w:szCs w:val="26"/>
+        </w:rPr>
+      </w:pPr>
+      <w:r>
+        <w:rPr>
+          <w:rFonts w:hint="default" w:ascii="Times New Roman" w:hAnsi="Times New Roman" w:cs="Times New Roman"/>
+          <w:b/>
+          <w:sz w:val="26"/>
+          <w:szCs w:val="26"/>
+        </w:rPr>
+        <w:t>6. -sV đóng vai trò gì trong quản lý lỗ hổng?</w:t>
+      </w:r>
+    </w:p>
+    <w:p>
+      <w:pPr>
+        <w:rPr>
+          <w:rFonts w:hint="default" w:ascii="Times New Roman" w:hAnsi="Times New Roman" w:cs="Times New Roman"/>
+          <w:sz w:val="26"/>
+          <w:szCs w:val="26"/>
+        </w:rPr>
+      </w:pPr>
+      <w:r>
+        <w:rPr>
+          <w:rFonts w:hint="default" w:ascii="Times New Roman" w:hAnsi="Times New Roman" w:cs="Times New Roman"/>
+          <w:sz w:val="26"/>
+          <w:szCs w:val="26"/>
+          <w:lang w:val="en-US"/>
+        </w:rPr>
+        <w:t>=&gt;</w:t>
+      </w:r>
+      <w:r>
+        <w:rPr>
+          <w:rFonts w:hint="default" w:ascii="Times New Roman" w:hAnsi="Times New Roman" w:cs="Times New Roman"/>
+          <w:sz w:val="26"/>
+          <w:szCs w:val="26"/>
+        </w:rPr>
+        <w:t xml:space="preserve"> -sV xác định dịch vụ và phiên bản phần mềm. Chỉ biết port 80 open chưa đủ vì cần biết web server/phần mềm và phiên bản để đối chiếu cấu hình, bản vá và CVE phù hợp.</w:t>
+      </w:r>
+    </w:p>
+    <w:p>
+      <w:pPr>
+        <w:rPr>
+          <w:rFonts w:hint="default" w:ascii="Times New Roman" w:hAnsi="Times New Roman" w:cs="Times New Roman"/>
+          <w:sz w:val="26"/>
+          <w:szCs w:val="26"/>
+        </w:rPr>
+      </w:pPr>
+      <w:r>
+        <w:rPr>
+          <w:rFonts w:hint="default" w:ascii="Times New Roman" w:hAnsi="Times New Roman" w:cs="Times New Roman"/>
+          <w:b/>
+          <w:sz w:val="26"/>
+          <w:szCs w:val="26"/>
+        </w:rPr>
+        <w:t>7. Giới hạn của OS fingerprinting?</w:t>
+      </w:r>
+    </w:p>
+    <w:p>
+      <w:pPr>
+        <w:rPr>
+          <w:rFonts w:hint="default" w:ascii="Times New Roman" w:hAnsi="Times New Roman" w:cs="Times New Roman"/>
+          <w:sz w:val="26"/>
+          <w:szCs w:val="26"/>
+        </w:rPr>
+      </w:pPr>
+      <w:r>
+        <w:rPr>
+          <w:rFonts w:hint="default" w:ascii="Times New Roman" w:hAnsi="Times New Roman" w:cs="Times New Roman"/>
+          <w:sz w:val="26"/>
+          <w:szCs w:val="26"/>
+          <w:lang w:val="en-US"/>
+        </w:rPr>
+        <w:t>=&gt;</w:t>
+      </w:r>
+      <w:r>
+        <w:rPr>
+          <w:rFonts w:hint="default" w:ascii="Times New Roman" w:hAnsi="Times New Roman" w:cs="Times New Roman"/>
+          <w:sz w:val="26"/>
+          <w:szCs w:val="26"/>
+        </w:rPr>
+        <w:t xml:space="preserve"> Firewall, NAT, thiết bị trung gian và số lượng cổng open/closed có thể ảnh hưởng fingerprint. Vì vậy kết quả -O là suy đoán dựa trên dấu vết mạng chứ không phải bằng chứng tuyệt đối.</w:t>
+      </w:r>
+    </w:p>
+    <w:p>
+      <w:pPr>
+        <w:rPr>
+          <w:rFonts w:hint="default" w:ascii="Times New Roman" w:hAnsi="Times New Roman" w:cs="Times New Roman"/>
+          <w:sz w:val="26"/>
+          <w:szCs w:val="26"/>
+        </w:rPr>
+      </w:pPr>
+      <w:r>
+        <w:rPr>
+          <w:rFonts w:hint="default" w:ascii="Times New Roman" w:hAnsi="Times New Roman" w:cs="Times New Roman"/>
+          <w:b/>
+          <w:sz w:val="26"/>
+          <w:szCs w:val="26"/>
+        </w:rPr>
+        <w:t>8. NSE timeout có đồng nghĩa không có lỗ hổng không?</w:t>
+      </w:r>
+    </w:p>
+    <w:p>
+      <w:pPr>
+        <w:rPr>
+          <w:rFonts w:hint="default" w:ascii="Times New Roman" w:hAnsi="Times New Roman" w:cs="Times New Roman"/>
+          <w:sz w:val="26"/>
+          <w:szCs w:val="26"/>
+        </w:rPr>
+      </w:pPr>
+      <w:r>
+        <w:rPr>
+          <w:rFonts w:hint="default" w:ascii="Times New Roman" w:hAnsi="Times New Roman" w:cs="Times New Roman"/>
+          <w:sz w:val="26"/>
+          <w:szCs w:val="26"/>
+          <w:lang w:val="en-US"/>
+        </w:rPr>
+        <w:t>=&gt;</w:t>
+      </w:r>
+      <w:r>
+        <w:rPr>
+          <w:rFonts w:hint="default" w:ascii="Times New Roman" w:hAnsi="Times New Roman" w:cs="Times New Roman"/>
+          <w:sz w:val="26"/>
+          <w:szCs w:val="26"/>
+        </w:rPr>
+        <w:t xml:space="preserve"> Không. Timeout chỉ cho biết script không nhận được kết quả trong điều kiện kiểm tra. Có thể do firewall, mất gói, dịch vụ không phản hồi hoặc điều kiện script không thỏa mãn.</w:t>
+      </w:r>
+    </w:p>
+    <w:p>
+      <w:pPr>
+        <w:rPr>
+          <w:rFonts w:hint="default" w:ascii="Times New Roman" w:hAnsi="Times New Roman" w:cs="Times New Roman"/>
+          <w:sz w:val="26"/>
+          <w:szCs w:val="26"/>
+        </w:rPr>
+      </w:pPr>
+      <w:r>
+        <w:rPr>
+          <w:rFonts w:hint="default" w:ascii="Times New Roman" w:hAnsi="Times New Roman" w:cs="Times New Roman"/>
+          <w:b/>
+          <w:sz w:val="26"/>
+          <w:szCs w:val="26"/>
+        </w:rPr>
+        <w:t>9. Before/After hardening chứng minh điều gì?</w:t>
+      </w:r>
+    </w:p>
+    <w:p>
+      <w:pPr>
+        <w:rPr>
+          <w:rFonts w:hint="default" w:ascii="Times New Roman" w:hAnsi="Times New Roman" w:cs="Times New Roman"/>
+          <w:sz w:val="26"/>
+          <w:szCs w:val="26"/>
+        </w:rPr>
+      </w:pPr>
+      <w:r>
+        <w:rPr>
+          <w:rFonts w:hint="default" w:ascii="Times New Roman" w:hAnsi="Times New Roman" w:cs="Times New Roman"/>
+          <w:sz w:val="26"/>
+          <w:szCs w:val="26"/>
+          <w:lang w:val="en-US"/>
+        </w:rPr>
+        <w:t>=&gt;</w:t>
+      </w:r>
+      <w:r>
+        <w:rPr>
+          <w:rFonts w:hint="default" w:ascii="Times New Roman" w:hAnsi="Times New Roman" w:cs="Times New Roman"/>
+          <w:sz w:val="26"/>
+          <w:szCs w:val="26"/>
+        </w:rPr>
+        <w:t xml:space="preserve"> Trong bài này 8000/tcp chuyển từ open sang filtered sau khi thêm inbound firewall rule. Điều đó chứng minh truy cập từ Kali đến dịch vụ đã bị firewall lọc.</w:t>
+      </w:r>
+    </w:p>
+    <w:p>
+      <w:pPr>
+        <w:rPr>
+          <w:rFonts w:hint="default" w:ascii="Times New Roman" w:hAnsi="Times New Roman" w:cs="Times New Roman"/>
+          <w:sz w:val="26"/>
+          <w:szCs w:val="26"/>
+        </w:rPr>
+      </w:pPr>
+      <w:r>
+        <w:rPr>
+          <w:rFonts w:hint="default" w:ascii="Times New Roman" w:hAnsi="Times New Roman" w:cs="Times New Roman"/>
+          <w:b/>
+          <w:sz w:val="26"/>
+          <w:szCs w:val="26"/>
+        </w:rPr>
+        <w:t>10. Ba cấu hình giảm bề mặt tấn công?</w:t>
+      </w:r>
+    </w:p>
+    <w:p>
+      <w:pPr>
+        <w:rPr>
+          <w:rFonts w:hint="default" w:ascii="Times New Roman" w:hAnsi="Times New Roman" w:cs="Times New Roman"/>
+          <w:sz w:val="26"/>
+          <w:szCs w:val="26"/>
+        </w:rPr>
+      </w:pPr>
+      <w:r>
+        <w:rPr>
+          <w:rFonts w:hint="default" w:ascii="Times New Roman" w:hAnsi="Times New Roman" w:cs="Times New Roman"/>
+          <w:sz w:val="26"/>
+          <w:szCs w:val="26"/>
+          <w:lang w:val="en-US"/>
+        </w:rPr>
+        <w:t>=&gt;</w:t>
+      </w:r>
+      <w:r>
+        <w:rPr>
+          <w:rFonts w:hint="default" w:ascii="Times New Roman" w:hAnsi="Times New Roman" w:cs="Times New Roman"/>
+          <w:sz w:val="26"/>
+          <w:szCs w:val="26"/>
+        </w:rPr>
+        <w:t xml:space="preserve"> Tắt/gỡ dịch vụ không cần thiết; dùng firewall chỉ cho phép cổng và nguồn cần thiết; cập nhật hệ điều hành/dịch vụ và vá lỗ hổng thường xuyên.</w:t>
+      </w:r>
+    </w:p>
     <w:p>
       <w:pPr>
         <w:numPr>
